--- a/test-corpus/corpus/generated/medium5.docx
+++ b/test-corpus/corpus/generated/medium5.docx
@@ -254,7 +254,7 @@
                       <a:solidFill>
                         <a:srgbClr val="D9E2F3"/>
                       </a:solidFill>
-                      <a:ln w="12700" cap="flat" cmpd="sng" algn="ctr">
+                      <a:ln w="3175" cap="flat" cmpd="sng" algn="ctr">
                         <a:solidFill>
                           <a:srgbClr val="2F5496"/>
                         </a:solidFill>
@@ -315,7 +315,7 @@
                       <a:solidFill>
                         <a:srgbClr val="D9E2F3"/>
                       </a:solidFill>
-                      <a:ln w="12700" cap="flat" cmpd="sng" algn="ctr">
+                      <a:ln w="3175" cap="flat" cmpd="sng" algn="ctr">
                         <a:solidFill>
                           <a:srgbClr val="2F5496"/>
                         </a:solidFill>
@@ -376,7 +376,7 @@
                       <a:solidFill>
                         <a:srgbClr val="D9E2F3"/>
                       </a:solidFill>
-                      <a:ln w="12700" cap="flat" cmpd="sng" algn="ctr">
+                      <a:ln w="3175" cap="flat" cmpd="sng" algn="ctr">
                         <a:solidFill>
                           <a:srgbClr val="2F5496"/>
                         </a:solidFill>
@@ -437,7 +437,7 @@
                       <a:solidFill>
                         <a:srgbClr val="D9E2F3"/>
                       </a:solidFill>
-                      <a:ln w="12700" cap="flat" cmpd="sng" algn="ctr">
+                      <a:ln w="3175" cap="flat" cmpd="sng" algn="ctr">
                         <a:solidFill>
                           <a:srgbClr val="2F5496"/>
                         </a:solidFill>
@@ -498,7 +498,7 @@
                       <a:solidFill>
                         <a:srgbClr val="D9E2F3"/>
                       </a:solidFill>
-                      <a:ln w="12700" cap="flat" cmpd="sng" algn="ctr">
+                      <a:ln w="3175" cap="flat" cmpd="sng" algn="ctr">
                         <a:solidFill>
                           <a:srgbClr val="2F5496"/>
                         </a:solidFill>
@@ -559,7 +559,7 @@
                       <a:solidFill>
                         <a:srgbClr val="D9E2F3"/>
                       </a:solidFill>
-                      <a:ln w="12700" cap="flat" cmpd="sng" algn="ctr">
+                      <a:ln w="3175" cap="flat" cmpd="sng" algn="ctr">
                         <a:solidFill>
                           <a:srgbClr val="2F5496"/>
                         </a:solidFill>
@@ -620,7 +620,7 @@
                       <a:solidFill>
                         <a:srgbClr val="D9E2F3"/>
                       </a:solidFill>
-                      <a:ln w="12700" cap="flat" cmpd="sng" algn="ctr">
+                      <a:ln w="3175" cap="flat" cmpd="sng" algn="ctr">
                         <a:solidFill>
                           <a:srgbClr val="2F5496"/>
                         </a:solidFill>
@@ -681,7 +681,7 @@
                       <a:solidFill>
                         <a:srgbClr val="D9E2F3"/>
                       </a:solidFill>
-                      <a:ln w="12700" cap="flat" cmpd="sng" algn="ctr">
+                      <a:ln w="3175" cap="flat" cmpd="sng" algn="ctr">
                         <a:solidFill>
                           <a:srgbClr val="2F5496"/>
                         </a:solidFill>
@@ -742,7 +742,7 @@
                       <a:solidFill>
                         <a:srgbClr val="D9E2F3"/>
                       </a:solidFill>
-                      <a:ln w="12700" cap="flat" cmpd="sng" algn="ctr">
+                      <a:ln w="3175" cap="flat" cmpd="sng" algn="ctr">
                         <a:solidFill>
                           <a:srgbClr val="2F5496"/>
                         </a:solidFill>
@@ -803,7 +803,7 @@
                       <a:solidFill>
                         <a:srgbClr val="D9E2F3"/>
                       </a:solidFill>
-                      <a:ln w="12700" cap="flat" cmpd="sng" algn="ctr">
+                      <a:ln w="3175" cap="flat" cmpd="sng" algn="ctr">
                         <a:solidFill>
                           <a:srgbClr val="2F5496"/>
                         </a:solidFill>
@@ -864,7 +864,7 @@
                       <a:solidFill>
                         <a:srgbClr val="D9E2F3"/>
                       </a:solidFill>
-                      <a:ln w="12700" cap="flat" cmpd="sng" algn="ctr">
+                      <a:ln w="3175" cap="flat" cmpd="sng" algn="ctr">
                         <a:solidFill>
                           <a:srgbClr val="2F5496"/>
                         </a:solidFill>
@@ -925,7 +925,7 @@
                       <a:solidFill>
                         <a:srgbClr val="D9E2F3"/>
                       </a:solidFill>
-                      <a:ln w="12700" cap="flat" cmpd="sng" algn="ctr">
+                      <a:ln w="3175" cap="flat" cmpd="sng" algn="ctr">
                         <a:solidFill>
                           <a:srgbClr val="2F5496"/>
                         </a:solidFill>
@@ -986,7 +986,7 @@
                       <a:solidFill>
                         <a:srgbClr val="D9E2F3"/>
                       </a:solidFill>
-                      <a:ln w="12700" cap="flat" cmpd="sng" algn="ctr">
+                      <a:ln w="3175" cap="flat" cmpd="sng" algn="ctr">
                         <a:solidFill>
                           <a:srgbClr val="2F5496"/>
                         </a:solidFill>
@@ -1047,7 +1047,7 @@
                       <a:solidFill>
                         <a:srgbClr val="D9E2F3"/>
                       </a:solidFill>
-                      <a:ln w="12700" cap="flat" cmpd="sng" algn="ctr">
+                      <a:ln w="3175" cap="flat" cmpd="sng" algn="ctr">
                         <a:solidFill>
                           <a:srgbClr val="2F5496"/>
                         </a:solidFill>
@@ -1108,7 +1108,7 @@
                       <a:solidFill>
                         <a:srgbClr val="D9E2F3"/>
                       </a:solidFill>
-                      <a:ln w="12700" cap="flat" cmpd="sng" algn="ctr">
+                      <a:ln w="3175" cap="flat" cmpd="sng" algn="ctr">
                         <a:solidFill>
                           <a:srgbClr val="2F5496"/>
                         </a:solidFill>
@@ -1169,7 +1169,7 @@
                       <a:solidFill>
                         <a:srgbClr val="D9E2F3"/>
                       </a:solidFill>
-                      <a:ln w="12700" cap="flat" cmpd="sng" algn="ctr">
+                      <a:ln w="3175" cap="flat" cmpd="sng" algn="ctr">
                         <a:solidFill>
                           <a:srgbClr val="2F5496"/>
                         </a:solidFill>
@@ -1230,7 +1230,7 @@
                       <a:solidFill>
                         <a:srgbClr val="D9E2F3"/>
                       </a:solidFill>
-                      <a:ln w="12700" cap="flat" cmpd="sng" algn="ctr">
+                      <a:ln w="3175" cap="flat" cmpd="sng" algn="ctr">
                         <a:solidFill>
                           <a:srgbClr val="2F5496"/>
                         </a:solidFill>
@@ -1291,7 +1291,7 @@
                       <a:solidFill>
                         <a:srgbClr val="D9E2F3"/>
                       </a:solidFill>
-                      <a:ln w="12700" cap="flat" cmpd="sng" algn="ctr">
+                      <a:ln w="3175" cap="flat" cmpd="sng" algn="ctr">
                         <a:solidFill>
                           <a:srgbClr val="2F5496"/>
                         </a:solidFill>
@@ -1352,7 +1352,7 @@
                       <a:solidFill>
                         <a:srgbClr val="D9E2F3"/>
                       </a:solidFill>
-                      <a:ln w="12700" cap="flat" cmpd="sng" algn="ctr">
+                      <a:ln w="3175" cap="flat" cmpd="sng" algn="ctr">
                         <a:solidFill>
                           <a:srgbClr val="2F5496"/>
                         </a:solidFill>
@@ -1413,7 +1413,7 @@
                       <a:solidFill>
                         <a:srgbClr val="D9E2F3"/>
                       </a:solidFill>
-                      <a:ln w="12700" cap="flat" cmpd="sng" algn="ctr">
+                      <a:ln w="3175" cap="flat" cmpd="sng" algn="ctr">
                         <a:solidFill>
                           <a:srgbClr val="2F5496"/>
                         </a:solidFill>
@@ -1474,7 +1474,7 @@
                       <a:solidFill>
                         <a:srgbClr val="D9E2F3"/>
                       </a:solidFill>
-                      <a:ln w="12700" cap="flat" cmpd="sng" algn="ctr">
+                      <a:ln w="3175" cap="flat" cmpd="sng" algn="ctr">
                         <a:solidFill>
                           <a:srgbClr val="2F5496"/>
                         </a:solidFill>
@@ -1535,7 +1535,7 @@
                       <a:solidFill>
                         <a:srgbClr val="D9E2F3"/>
                       </a:solidFill>
-                      <a:ln w="12700" cap="flat" cmpd="sng" algn="ctr">
+                      <a:ln w="3175" cap="flat" cmpd="sng" algn="ctr">
                         <a:solidFill>
                           <a:srgbClr val="2F5496"/>
                         </a:solidFill>
@@ -1596,7 +1596,7 @@
                       <a:solidFill>
                         <a:srgbClr val="D9E2F3"/>
                       </a:solidFill>
-                      <a:ln w="12700" cap="flat" cmpd="sng" algn="ctr">
+                      <a:ln w="3175" cap="flat" cmpd="sng" algn="ctr">
                         <a:solidFill>
                           <a:srgbClr val="2F5496"/>
                         </a:solidFill>
@@ -1657,7 +1657,7 @@
                       <a:solidFill>
                         <a:srgbClr val="D9E2F3"/>
                       </a:solidFill>
-                      <a:ln w="12700" cap="flat" cmpd="sng" algn="ctr">
+                      <a:ln w="3175" cap="flat" cmpd="sng" algn="ctr">
                         <a:solidFill>
                           <a:srgbClr val="2F5496"/>
                         </a:solidFill>
@@ -1718,7 +1718,7 @@
                       <a:solidFill>
                         <a:srgbClr val="D9E2F3"/>
                       </a:solidFill>
-                      <a:ln w="12700" cap="flat" cmpd="sng" algn="ctr">
+                      <a:ln w="3175" cap="flat" cmpd="sng" algn="ctr">
                         <a:solidFill>
                           <a:srgbClr val="2F5496"/>
                         </a:solidFill>
@@ -1779,7 +1779,7 @@
                       <a:solidFill>
                         <a:srgbClr val="D9E2F3"/>
                       </a:solidFill>
-                      <a:ln w="12700" cap="flat" cmpd="sng" algn="ctr">
+                      <a:ln w="3175" cap="flat" cmpd="sng" algn="ctr">
                         <a:solidFill>
                           <a:srgbClr val="2F5496"/>
                         </a:solidFill>
@@ -1840,7 +1840,7 @@
                       <a:solidFill>
                         <a:srgbClr val="D9E2F3"/>
                       </a:solidFill>
-                      <a:ln w="12700" cap="flat" cmpd="sng" algn="ctr">
+                      <a:ln w="3175" cap="flat" cmpd="sng" algn="ctr">
                         <a:solidFill>
                           <a:srgbClr val="2F5496"/>
                         </a:solidFill>
@@ -1901,7 +1901,7 @@
                       <a:solidFill>
                         <a:srgbClr val="D9E2F3"/>
                       </a:solidFill>
-                      <a:ln w="12700" cap="flat" cmpd="sng" algn="ctr">
+                      <a:ln w="3175" cap="flat" cmpd="sng" algn="ctr">
                         <a:solidFill>
                           <a:srgbClr val="2F5496"/>
                         </a:solidFill>
@@ -1962,7 +1962,7 @@
                       <a:solidFill>
                         <a:srgbClr val="D9E2F3"/>
                       </a:solidFill>
-                      <a:ln w="12700" cap="flat" cmpd="sng" algn="ctr">
+                      <a:ln w="3175" cap="flat" cmpd="sng" algn="ctr">
                         <a:solidFill>
                           <a:srgbClr val="2F5496"/>
                         </a:solidFill>
@@ -2023,7 +2023,7 @@
                       <a:solidFill>
                         <a:srgbClr val="D9E2F3"/>
                       </a:solidFill>
-                      <a:ln w="12700" cap="flat" cmpd="sng" algn="ctr">
+                      <a:ln w="3175" cap="flat" cmpd="sng" algn="ctr">
                         <a:solidFill>
                           <a:srgbClr val="2F5496"/>
                         </a:solidFill>
@@ -2084,7 +2084,7 @@
                       <a:solidFill>
                         <a:srgbClr val="D9E2F3"/>
                       </a:solidFill>
-                      <a:ln w="12700" cap="flat" cmpd="sng" algn="ctr">
+                      <a:ln w="3175" cap="flat" cmpd="sng" algn="ctr">
                         <a:solidFill>
                           <a:srgbClr val="2F5496"/>
                         </a:solidFill>
@@ -2145,7 +2145,7 @@
                       <a:solidFill>
                         <a:srgbClr val="D9E2F3"/>
                       </a:solidFill>
-                      <a:ln w="12700" cap="flat" cmpd="sng" algn="ctr">
+                      <a:ln w="3175" cap="flat" cmpd="sng" algn="ctr">
                         <a:solidFill>
                           <a:srgbClr val="2F5496"/>
                         </a:solidFill>
@@ -2206,7 +2206,7 @@
                       <a:solidFill>
                         <a:srgbClr val="D9E2F3"/>
                       </a:solidFill>
-                      <a:ln w="12700" cap="flat" cmpd="sng" algn="ctr">
+                      <a:ln w="3175" cap="flat" cmpd="sng" algn="ctr">
                         <a:solidFill>
                           <a:srgbClr val="2F5496"/>
                         </a:solidFill>
@@ -2267,7 +2267,7 @@
                       <a:solidFill>
                         <a:srgbClr val="D9E2F3"/>
                       </a:solidFill>
-                      <a:ln w="12700" cap="flat" cmpd="sng" algn="ctr">
+                      <a:ln w="3175" cap="flat" cmpd="sng" algn="ctr">
                         <a:solidFill>
                           <a:srgbClr val="2F5496"/>
                         </a:solidFill>
@@ -2328,7 +2328,7 @@
                       <a:solidFill>
                         <a:srgbClr val="D9E2F3"/>
                       </a:solidFill>
-                      <a:ln w="12700" cap="flat" cmpd="sng" algn="ctr">
+                      <a:ln w="3175" cap="flat" cmpd="sng" algn="ctr">
                         <a:solidFill>
                           <a:srgbClr val="2F5496"/>
                         </a:solidFill>
@@ -2389,7 +2389,7 @@
                       <a:solidFill>
                         <a:srgbClr val="D9E2F3"/>
                       </a:solidFill>
-                      <a:ln w="12700" cap="flat" cmpd="sng" algn="ctr">
+                      <a:ln w="3175" cap="flat" cmpd="sng" algn="ctr">
                         <a:solidFill>
                           <a:srgbClr val="2F5496"/>
                         </a:solidFill>
@@ -2450,7 +2450,7 @@
                       <a:solidFill>
                         <a:srgbClr val="D9E2F3"/>
                       </a:solidFill>
-                      <a:ln w="12700" cap="flat" cmpd="sng" algn="ctr">
+                      <a:ln w="3175" cap="flat" cmpd="sng" algn="ctr">
                         <a:solidFill>
                           <a:srgbClr val="2F5496"/>
                         </a:solidFill>
@@ -2511,7 +2511,7 @@
                       <a:solidFill>
                         <a:srgbClr val="D9E2F3"/>
                       </a:solidFill>
-                      <a:ln w="12700" cap="flat" cmpd="sng" algn="ctr">
+                      <a:ln w="3175" cap="flat" cmpd="sng" algn="ctr">
                         <a:solidFill>
                           <a:srgbClr val="2F5496"/>
                         </a:solidFill>
@@ -2572,7 +2572,7 @@
                       <a:solidFill>
                         <a:srgbClr val="D9E2F3"/>
                       </a:solidFill>
-                      <a:ln w="12700" cap="flat" cmpd="sng" algn="ctr">
+                      <a:ln w="3175" cap="flat" cmpd="sng" algn="ctr">
                         <a:solidFill>
                           <a:srgbClr val="2F5496"/>
                         </a:solidFill>
@@ -2633,7 +2633,7 @@
                       <a:solidFill>
                         <a:srgbClr val="D9E2F3"/>
                       </a:solidFill>
-                      <a:ln w="12700" cap="flat" cmpd="sng" algn="ctr">
+                      <a:ln w="3175" cap="flat" cmpd="sng" algn="ctr">
                         <a:solidFill>
                           <a:srgbClr val="2F5496"/>
                         </a:solidFill>
@@ -2694,7 +2694,7 @@
                       <a:solidFill>
                         <a:srgbClr val="D9E2F3"/>
                       </a:solidFill>
-                      <a:ln w="12700" cap="flat" cmpd="sng" algn="ctr">
+                      <a:ln w="3175" cap="flat" cmpd="sng" algn="ctr">
                         <a:solidFill>
                           <a:srgbClr val="2F5496"/>
                         </a:solidFill>
@@ -2755,7 +2755,7 @@
                       <a:solidFill>
                         <a:srgbClr val="D9E2F3"/>
                       </a:solidFill>
-                      <a:ln w="12700" cap="flat" cmpd="sng" algn="ctr">
+                      <a:ln w="3175" cap="flat" cmpd="sng" algn="ctr">
                         <a:solidFill>
                           <a:srgbClr val="2F5496"/>
                         </a:solidFill>
@@ -2816,7 +2816,7 @@
                       <a:solidFill>
                         <a:srgbClr val="D9E2F3"/>
                       </a:solidFill>
-                      <a:ln w="12700" cap="flat" cmpd="sng" algn="ctr">
+                      <a:ln w="3175" cap="flat" cmpd="sng" algn="ctr">
                         <a:solidFill>
                           <a:srgbClr val="2F5496"/>
                         </a:solidFill>
@@ -2877,7 +2877,7 @@
                       <a:solidFill>
                         <a:srgbClr val="D9E2F3"/>
                       </a:solidFill>
-                      <a:ln w="12700" cap="flat" cmpd="sng" algn="ctr">
+                      <a:ln w="3175" cap="flat" cmpd="sng" algn="ctr">
                         <a:solidFill>
                           <a:srgbClr val="2F5496"/>
                         </a:solidFill>
@@ -2938,7 +2938,7 @@
                       <a:prstGeom prst="line">
                         <a:avLst/>
                       </a:prstGeom>
-                      <a:ln w="12700" cap="flat" cmpd="sng" algn="ctr">
+                      <a:ln w="3175" cap="flat" cmpd="sng" algn="ctr">
                         <a:solidFill>
                           <a:srgbClr val="2F5496"/>
                         </a:solidFill>
@@ -2976,7 +2976,7 @@
                       <a:prstGeom prst="line">
                         <a:avLst/>
                       </a:prstGeom>
-                      <a:ln w="12700" cap="flat" cmpd="sng" algn="ctr">
+                      <a:ln w="3175" cap="flat" cmpd="sng" algn="ctr">
                         <a:solidFill>
                           <a:srgbClr val="2F5496"/>
                         </a:solidFill>
@@ -3014,7 +3014,7 @@
                       <a:prstGeom prst="line">
                         <a:avLst/>
                       </a:prstGeom>
-                      <a:ln w="12700" cap="flat" cmpd="sng" algn="ctr">
+                      <a:ln w="3175" cap="flat" cmpd="sng" algn="ctr">
                         <a:solidFill>
                           <a:srgbClr val="2F5496"/>
                         </a:solidFill>
@@ -3052,7 +3052,7 @@
                       <a:prstGeom prst="line">
                         <a:avLst/>
                       </a:prstGeom>
-                      <a:ln w="12700" cap="flat" cmpd="sng" algn="ctr">
+                      <a:ln w="3175" cap="flat" cmpd="sng" algn="ctr">
                         <a:solidFill>
                           <a:srgbClr val="2F5496"/>
                         </a:solidFill>
@@ -3090,7 +3090,7 @@
                       <a:prstGeom prst="line">
                         <a:avLst/>
                       </a:prstGeom>
-                      <a:ln w="12700" cap="flat" cmpd="sng" algn="ctr">
+                      <a:ln w="3175" cap="flat" cmpd="sng" algn="ctr">
                         <a:solidFill>
                           <a:srgbClr val="2F5496"/>
                         </a:solidFill>
@@ -3128,7 +3128,7 @@
                       <a:prstGeom prst="line">
                         <a:avLst/>
                       </a:prstGeom>
-                      <a:ln w="12700" cap="flat" cmpd="sng" algn="ctr">
+                      <a:ln w="3175" cap="flat" cmpd="sng" algn="ctr">
                         <a:solidFill>
                           <a:srgbClr val="2F5496"/>
                         </a:solidFill>
@@ -3166,7 +3166,7 @@
                       <a:prstGeom prst="line">
                         <a:avLst/>
                       </a:prstGeom>
-                      <a:ln w="12700" cap="flat" cmpd="sng" algn="ctr">
+                      <a:ln w="3175" cap="flat" cmpd="sng" algn="ctr">
                         <a:solidFill>
                           <a:srgbClr val="2F5496"/>
                         </a:solidFill>
@@ -3204,7 +3204,7 @@
                       <a:prstGeom prst="line">
                         <a:avLst/>
                       </a:prstGeom>
-                      <a:ln w="12700" cap="flat" cmpd="sng" algn="ctr">
+                      <a:ln w="3175" cap="flat" cmpd="sng" algn="ctr">
                         <a:solidFill>
                           <a:srgbClr val="2F5496"/>
                         </a:solidFill>
@@ -3242,7 +3242,7 @@
                       <a:prstGeom prst="line">
                         <a:avLst/>
                       </a:prstGeom>
-                      <a:ln w="12700" cap="flat" cmpd="sng" algn="ctr">
+                      <a:ln w="3175" cap="flat" cmpd="sng" algn="ctr">
                         <a:solidFill>
                           <a:srgbClr val="2F5496"/>
                         </a:solidFill>
@@ -3280,7 +3280,7 @@
                       <a:prstGeom prst="line">
                         <a:avLst/>
                       </a:prstGeom>
-                      <a:ln w="12700" cap="flat" cmpd="sng" algn="ctr">
+                      <a:ln w="3175" cap="flat" cmpd="sng" algn="ctr">
                         <a:solidFill>
                           <a:srgbClr val="2F5496"/>
                         </a:solidFill>
@@ -3318,7 +3318,7 @@
                       <a:prstGeom prst="line">
                         <a:avLst/>
                       </a:prstGeom>
-                      <a:ln w="12700" cap="flat" cmpd="sng" algn="ctr">
+                      <a:ln w="3175" cap="flat" cmpd="sng" algn="ctr">
                         <a:solidFill>
                           <a:srgbClr val="2F5496"/>
                         </a:solidFill>
@@ -3356,7 +3356,7 @@
                       <a:prstGeom prst="line">
                         <a:avLst/>
                       </a:prstGeom>
-                      <a:ln w="12700" cap="flat" cmpd="sng" algn="ctr">
+                      <a:ln w="3175" cap="flat" cmpd="sng" algn="ctr">
                         <a:solidFill>
                           <a:srgbClr val="2F5496"/>
                         </a:solidFill>
@@ -3394,7 +3394,7 @@
                       <a:prstGeom prst="line">
                         <a:avLst/>
                       </a:prstGeom>
-                      <a:ln w="12700" cap="flat" cmpd="sng" algn="ctr">
+                      <a:ln w="3175" cap="flat" cmpd="sng" algn="ctr">
                         <a:solidFill>
                           <a:srgbClr val="2F5496"/>
                         </a:solidFill>
@@ -3432,7 +3432,7 @@
                       <a:prstGeom prst="line">
                         <a:avLst/>
                       </a:prstGeom>
-                      <a:ln w="12700" cap="flat" cmpd="sng" algn="ctr">
+                      <a:ln w="3175" cap="flat" cmpd="sng" algn="ctr">
                         <a:solidFill>
                           <a:srgbClr val="2F5496"/>
                         </a:solidFill>
@@ -3470,7 +3470,7 @@
                       <a:prstGeom prst="line">
                         <a:avLst/>
                       </a:prstGeom>
-                      <a:ln w="12700" cap="flat" cmpd="sng" algn="ctr">
+                      <a:ln w="3175" cap="flat" cmpd="sng" algn="ctr">
                         <a:solidFill>
                           <a:srgbClr val="2F5496"/>
                         </a:solidFill>
@@ -3508,7 +3508,7 @@
                       <a:prstGeom prst="line">
                         <a:avLst/>
                       </a:prstGeom>
-                      <a:ln w="12700" cap="flat" cmpd="sng" algn="ctr">
+                      <a:ln w="3175" cap="flat" cmpd="sng" algn="ctr">
                         <a:solidFill>
                           <a:srgbClr val="2F5496"/>
                         </a:solidFill>
@@ -3546,7 +3546,7 @@
                       <a:prstGeom prst="line">
                         <a:avLst/>
                       </a:prstGeom>
-                      <a:ln w="12700" cap="flat" cmpd="sng" algn="ctr">
+                      <a:ln w="3175" cap="flat" cmpd="sng" algn="ctr">
                         <a:solidFill>
                           <a:srgbClr val="2F5496"/>
                         </a:solidFill>
@@ -3584,7 +3584,7 @@
                       <a:prstGeom prst="line">
                         <a:avLst/>
                       </a:prstGeom>
-                      <a:ln w="12700" cap="flat" cmpd="sng" algn="ctr">
+                      <a:ln w="3175" cap="flat" cmpd="sng" algn="ctr">
                         <a:solidFill>
                           <a:srgbClr val="2F5496"/>
                         </a:solidFill>
@@ -3622,7 +3622,7 @@
                       <a:prstGeom prst="line">
                         <a:avLst/>
                       </a:prstGeom>
-                      <a:ln w="12700" cap="flat" cmpd="sng" algn="ctr">
+                      <a:ln w="3175" cap="flat" cmpd="sng" algn="ctr">
                         <a:solidFill>
                           <a:srgbClr val="2F5496"/>
                         </a:solidFill>
@@ -3660,7 +3660,7 @@
                       <a:prstGeom prst="line">
                         <a:avLst/>
                       </a:prstGeom>
-                      <a:ln w="12700" cap="flat" cmpd="sng" algn="ctr">
+                      <a:ln w="3175" cap="flat" cmpd="sng" algn="ctr">
                         <a:solidFill>
                           <a:srgbClr val="2F5496"/>
                         </a:solidFill>
@@ -3698,7 +3698,7 @@
                       <a:prstGeom prst="line">
                         <a:avLst/>
                       </a:prstGeom>
-                      <a:ln w="12700" cap="flat" cmpd="sng" algn="ctr">
+                      <a:ln w="3175" cap="flat" cmpd="sng" algn="ctr">
                         <a:solidFill>
                           <a:srgbClr val="2F5496"/>
                         </a:solidFill>
@@ -3736,7 +3736,7 @@
                       <a:prstGeom prst="line">
                         <a:avLst/>
                       </a:prstGeom>
-                      <a:ln w="12700" cap="flat" cmpd="sng" algn="ctr">
+                      <a:ln w="3175" cap="flat" cmpd="sng" algn="ctr">
                         <a:solidFill>
                           <a:srgbClr val="2F5496"/>
                         </a:solidFill>
@@ -3774,7 +3774,7 @@
                       <a:prstGeom prst="line">
                         <a:avLst/>
                       </a:prstGeom>
-                      <a:ln w="12700" cap="flat" cmpd="sng" algn="ctr">
+                      <a:ln w="3175" cap="flat" cmpd="sng" algn="ctr">
                         <a:solidFill>
                           <a:srgbClr val="2F5496"/>
                         </a:solidFill>
@@ -3924,14 +3924,14 @@
     <w:rPrDefault>
       <w:rPr>
         <w:rFonts w:asciiTheme="minorHAnsi" w:cstheme="minorBidi" w:eastAsiaTheme="minorHAnsi" w:hAnsiTheme="minorHAnsi"/>
-        <w:sz w:val="24"/>
-        <w:szCs w:val="24"/>
+        <w:sz w:val="22"/>
+        <w:szCs w:val="22"/>
         <w:lang w:bidi="ar-SA" w:eastAsia="en-US" w:val="en-US"/>
       </w:rPr>
     </w:rPrDefault>
     <w:pPrDefault>
       <w:pPr>
-        <w:spacing w:after="200"/>
+        <w:spacing w:after="160" w:line="259" w:lineRule="auto"/>
       </w:pPr>
     </w:pPrDefault>
   </w:docDefaults>
@@ -3978,7 +3978,7 @@
       <w:rFonts w:asciiTheme="majorHAnsi" w:cstheme="majorBidi" w:eastAsiaTheme="majorEastAsia" w:hAnsiTheme="majorHAnsi"/>
       <w:b/>
       <w:bCs/>
-      <w:color w:themeColor="accent1" w:themeShade="B5" w:val="345A8A"/>
+      <w:color w:themeColor="accent1" w:themeShade="B5" w:val="2E5395"/>
       <w:sz w:val="36"/>
       <w:szCs w:val="36"/>
     </w:rPr>
@@ -4034,7 +4034,7 @@
       <w:sz w:val="20"/>
       <w:szCs w:val="20"/>
       <w:b/>
-      <w:color w:val="345A8A"/>
+      <w:color w:val="2E5395"/>
       &gt;
     </w:rPr>
   </w:style>
@@ -4075,9 +4075,7 @@
     </w:pPr>
     <w:rPr>
       <w:rFonts w:asciiTheme="majorHAnsi" w:cstheme="majorBidi" w:eastAsiaTheme="majorEastAsia" w:hAnsiTheme="majorHAnsi"/>
-      <w:b/>
-      <w:bCs/>
-      <w:color w:themeColor="accent1" w:val="4F81BD"/>
+      <w:color w:themeColor="accent1" w:val="4472C4"/>
       <w:sz w:val="32"/>
       <w:szCs w:val="32"/>
     </w:rPr>
@@ -4097,9 +4095,7 @@
     </w:pPr>
     <w:rPr>
       <w:rFonts w:asciiTheme="majorHAnsi" w:cstheme="majorBidi" w:eastAsiaTheme="majorEastAsia" w:hAnsiTheme="majorHAnsi"/>
-      <w:b/>
-      <w:bCs/>
-      <w:color w:themeColor="accent1" w:val="4F81BD"/>
+      <w:color w:themeColor="accent1" w:val="4472C4"/>
       <w:sz w:val="28"/>
       <w:szCs w:val="28"/>
     </w:rPr>
@@ -4119,9 +4115,7 @@
     </w:pPr>
     <w:rPr>
       <w:rFonts w:asciiTheme="majorHAnsi" w:cstheme="majorBidi" w:eastAsiaTheme="majorEastAsia" w:hAnsiTheme="majorHAnsi"/>
-      <w:b/>
-      <w:bCs/>
-      <w:color w:themeColor="accent1" w:val="4F81BD"/>
+      <w:color w:themeColor="accent1" w:val="4472C4"/>
       <w:sz w:val="24"/>
       <w:szCs w:val="24"/>
     </w:rPr>
@@ -4141,9 +4135,7 @@
     </w:pPr>
     <w:rPr>
       <w:rFonts w:asciiTheme="majorHAnsi" w:cstheme="majorBidi" w:eastAsiaTheme="majorEastAsia" w:hAnsiTheme="majorHAnsi"/>
-      <w:i/>
-      <w:bCs/>
-      <w:color w:themeColor="accent1" w:val="4F81BD"/>
+      <w:color w:themeColor="accent1" w:val="4472C4"/>
       <w:sz w:val="24"/>
       <w:szCs w:val="24"/>
     </w:rPr>
@@ -4163,8 +4155,7 @@
     </w:pPr>
     <w:rPr>
       <w:rFonts w:asciiTheme="majorHAnsi" w:cstheme="majorBidi" w:eastAsiaTheme="majorEastAsia" w:hAnsiTheme="majorHAnsi"/>
-      <w:iCs/>
-      <w:color w:themeColor="accent1" w:val="4F81BD"/>
+      <w:color w:themeColor="accent1" w:val="4472C4"/>
       <w:sz w:val="24"/>
       <w:szCs w:val="24"/>
     </w:rPr>
@@ -4184,7 +4175,7 @@
     </w:pPr>
     <w:rPr>
       <w:rFonts w:asciiTheme="majorHAnsi" w:cstheme="majorBidi" w:eastAsiaTheme="majorEastAsia" w:hAnsiTheme="majorHAnsi"/>
-      <w:color w:themeColor="accent1" w:val="4F81BD"/>
+      <w:color w:themeColor="accent1" w:val="4472C4"/>
       <w:sz w:val="24"/>
       <w:szCs w:val="24"/>
     </w:rPr>
@@ -4204,7 +4195,7 @@
     </w:pPr>
     <w:rPr>
       <w:rFonts w:asciiTheme="majorHAnsi" w:cstheme="majorBidi" w:eastAsiaTheme="majorEastAsia" w:hAnsiTheme="majorHAnsi"/>
-      <w:color w:themeColor="accent1" w:val="4F81BD"/>
+      <w:color w:themeColor="accent1" w:val="4472C4"/>
       <w:sz w:val="24"/>
       <w:szCs w:val="24"/>
     </w:rPr>
@@ -4224,7 +4215,7 @@
     </w:pPr>
     <w:rPr>
       <w:rFonts w:asciiTheme="majorHAnsi" w:cstheme="majorBidi" w:eastAsiaTheme="majorEastAsia" w:hAnsiTheme="majorHAnsi"/>
-      <w:color w:themeColor="accent1" w:val="4F81BD"/>
+      <w:color w:themeColor="accent1" w:val="4472C4"/>
       <w:sz w:val="24"/>
       <w:szCs w:val="24"/>
     </w:rPr>
@@ -4244,7 +4235,7 @@
     </w:pPr>
     <w:rPr>
       <w:rFonts w:asciiTheme="majorHAnsi" w:cstheme="majorBidi" w:eastAsiaTheme="majorEastAsia" w:hAnsiTheme="majorHAnsi"/>
-      <w:color w:themeColor="accent1" w:val="4F81BD"/>
+      <w:color w:themeColor="accent1" w:val="4472C4"/>
       <w:sz w:val="24"/>
       <w:szCs w:val="24"/>
     </w:rPr>
@@ -4383,7 +4374,7 @@
     <w:name w:val="Hyperlink"/>
     <w:basedOn w:val="BodyTextChar"/>
     <w:rPr>
-      <w:color w:themeColor="accent1" w:val="4F81BD"/>
+      <w:color w:themeColor="accent1" w:val="4472C4"/>
     </w:rPr>
   </w:style>
   <w:style w:styleId="TOCHeading" w:type="paragraph">
@@ -4652,39 +4643,39 @@
         <a:sysClr val="window" lastClr="FFFFFF"/>
       </a:lt1>
       <a:dk2>
-        <a:srgbClr val="1F497D"/>
+        <a:srgbClr val="44546A"/>
       </a:dk2>
       <a:lt2>
-        <a:srgbClr val="EEECE1"/>
+        <a:srgbClr val="E7E6E6"/>
       </a:lt2>
       <a:accent1>
-        <a:srgbClr val="4F81BD"/>
+        <a:srgbClr val="4472C4"/>
       </a:accent1>
       <a:accent2>
-        <a:srgbClr val="C0504D"/>
+        <a:srgbClr val="ED7D31"/>
       </a:accent2>
       <a:accent3>
-        <a:srgbClr val="9BBB59"/>
+        <a:srgbClr val="A5A5A5"/>
       </a:accent3>
       <a:accent4>
-        <a:srgbClr val="8064A2"/>
+        <a:srgbClr val="FFC000"/>
       </a:accent4>
       <a:accent5>
-        <a:srgbClr val="4BACC6"/>
+        <a:srgbClr val="5B9BD5"/>
       </a:accent5>
       <a:accent6>
-        <a:srgbClr val="F79646"/>
+        <a:srgbClr val="70AD47"/>
       </a:accent6>
       <a:hlink>
-        <a:srgbClr val="0000FF"/>
+        <a:srgbClr val="0563C1"/>
       </a:hlink>
       <a:folHlink>
-        <a:srgbClr val="800080"/>
+        <a:srgbClr val="954F72"/>
       </a:folHlink>
     </a:clrScheme>
     <a:fontScheme name="Office">
       <a:majorFont>
-        <a:latin typeface="Calibri"/>
+        <a:latin typeface="Aptos Display"/>
         <a:ea typeface=""/>
         <a:cs typeface=""/>
         <a:font script="Jpan" typeface="ＭＳ ゴシック"/>
@@ -4718,7 +4709,7 @@
         <a:font script="Uigh" typeface="Microsoft Uighur"/>
       </a:majorFont>
       <a:minorFont>
-        <a:latin typeface="Cambria"/>
+        <a:latin typeface="Aptos"/>
         <a:ea typeface=""/>
         <a:cs typeface=""/>
         <a:font script="Jpan" typeface="ＭＳ 明朝"/>

--- a/test-corpus/corpus/generated/medium5.docx
+++ b/test-corpus/corpus/generated/medium5.docx
@@ -15,7 +15,7 @@
       <w:r>
         <w:drawing>
           <wp:inline xmlns:wp="http://schemas.openxmlformats.org/drawingml/2006/wordprocessingDrawing" distT="0" distB="0" distL="0" distR="0">
-            <wp:extent cx="5943600" cy="2671798"/>
+            <wp:extent cx="5943600" cy="2694378"/>
             <wp:effectExtent l="0" t="0" r="0" b="0"/>
             <wp:docPr id="1" name="Diagram 1"/>
             <wp:cNvGraphicFramePr>
@@ -35,8 +35,8 @@
                     <wps:cNvSpPr/>
                     <wps:spPr>
                       <a:xfrm>
-                        <a:off x="4293563" y="134099"/>
-                        <a:ext cx="1" cy="16296"/>
+                        <a:off x="4289478" y="135232"/>
+                        <a:ext cx="1" cy="16433"/>
                       </a:xfrm>
                       <a:prstGeom prst="rect">
                         <a:avLst/>
@@ -63,7 +63,7 @@
                         </w:p>
                       </w:txbxContent>
                     </wps:txbx>
-                    <wps:bodyPr lIns="6518" tIns="3259" rIns="6518" bIns="3259" anchor="ctr" anchorCtr="0"/>
+                    <wps:bodyPr lIns="6573" tIns="3287" rIns="6573" bIns="3287" anchor="ctr" anchorCtr="0"/>
                   </wps:wsp>
                   <wps:wsp>
                     <wps:cNvPr id="3" name="Y2 ufiaf kscksghrcbe - {q}"/>
@@ -71,7 +71,7 @@
                     <wps:spPr>
                       <a:xfrm>
                         <a:off x="0" y="0"/>
-                        <a:ext cx="409780" cy="16296"/>
+                        <a:ext cx="403383" cy="16433"/>
                       </a:xfrm>
                       <a:prstGeom prst="rect">
                         <a:avLst/>
@@ -98,15 +98,15 @@
                         </w:p>
                       </w:txbxContent>
                     </wps:txbx>
-                    <wps:bodyPr lIns="6518" tIns="3259" rIns="6518" bIns="3259" anchor="ctr" anchorCtr="0"/>
+                    <wps:bodyPr lIns="6573" tIns="3287" rIns="6573" bIns="3287" anchor="ctr" anchorCtr="0"/>
                   </wps:wsp>
                   <wps:wsp>
                     <wps:cNvPr id="4" name="Y2 ufiaf HYH xeodi utav kscksghrcbe - {q}"/>
                     <wps:cNvSpPr/>
                     <wps:spPr>
                       <a:xfrm>
-                        <a:off x="3503661" y="0"/>
-                        <a:ext cx="610650" cy="16296"/>
+                        <a:off x="3503692" y="0"/>
+                        <a:ext cx="581027" cy="16433"/>
                       </a:xfrm>
                       <a:prstGeom prst="rect">
                         <a:avLst/>
@@ -133,15 +133,15 @@
                         </w:p>
                       </w:txbxContent>
                     </wps:txbx>
-                    <wps:bodyPr lIns="6518" tIns="3259" rIns="6518" bIns="3259" anchor="ctr" anchorCtr="0"/>
+                    <wps:bodyPr lIns="6573" tIns="3287" rIns="6573" bIns="3287" anchor="ctr" anchorCtr="0"/>
                   </wps:wsp>
                   <wps:wsp>
                     <wps:cNvPr id="5" name="2M ufiaf aoakqprayy KNT TQQp - {q}"/>
                     <wps:cNvSpPr/>
                     <wps:spPr>
                       <a:xfrm>
-                        <a:off x="423359" y="0"/>
-                        <a:ext cx="409780" cy="16296"/>
+                        <a:off x="417077" y="0"/>
+                        <a:ext cx="403383" cy="16433"/>
                       </a:xfrm>
                       <a:prstGeom prst="rect">
                         <a:avLst/>
@@ -168,15 +168,15 @@
                         </w:p>
                       </w:txbxContent>
                     </wps:txbx>
-                    <wps:bodyPr lIns="6518" tIns="3259" rIns="6518" bIns="3259" anchor="ctr" anchorCtr="0"/>
+                    <wps:bodyPr lIns="6573" tIns="3287" rIns="6573" bIns="3287" anchor="ctr" anchorCtr="0"/>
                   </wps:wsp>
                   <wps:wsp>
                     <wps:cNvPr id="6" name="3S ufiaf aoakqprayy KNT TQQp - {q}"/>
                     <wps:cNvSpPr/>
                     <wps:spPr>
                       <a:xfrm>
-                        <a:off x="2027063" y="0"/>
-                        <a:ext cx="409780" cy="16296"/>
+                        <a:off x="2024474" y="0"/>
+                        <a:ext cx="403383" cy="16433"/>
                       </a:xfrm>
                       <a:prstGeom prst="rect">
                         <a:avLst/>
@@ -203,15 +203,15 @@
                         </w:p>
                       </w:txbxContent>
                     </wps:txbx>
-                    <wps:bodyPr lIns="6518" tIns="3259" rIns="6518" bIns="3259" anchor="ctr" anchorCtr="0"/>
+                    <wps:bodyPr lIns="6573" tIns="3287" rIns="6573" bIns="3287" anchor="ctr" anchorCtr="0"/>
                   </wps:wsp>
                   <wps:wsp>
                     <wps:cNvPr id="7" name="4T ufiaf aoakqprayy KNT TQQp - {q}"/>
                     <wps:cNvSpPr/>
                     <wps:spPr>
                       <a:xfrm>
-                        <a:off x="4521918" y="0"/>
-                        <a:ext cx="409780" cy="16296"/>
+                        <a:off x="4519763" y="0"/>
+                        <a:ext cx="403383" cy="16433"/>
                       </a:xfrm>
                       <a:prstGeom prst="rect">
                         <a:avLst/>
@@ -238,15 +238,15 @@
                         </w:p>
                       </w:txbxContent>
                     </wps:txbx>
-                    <wps:bodyPr lIns="6518" tIns="3259" rIns="6518" bIns="3259" anchor="ctr" anchorCtr="0"/>
-                  </wps:wsp>
-                  <wps:wsp>
-                    <wps:cNvPr id="8" name="&quot;M1.q&lt;br&gt;GPR_IN&lt;br&gt;Suryshsccapxrl ?&lt;br&gt;Ihzstjm : Jtgz acuzpbwe&quot;" descr="k80"/>
+                    <wps:bodyPr lIns="6573" tIns="3287" rIns="6573" bIns="3287" anchor="ctr" anchorCtr="0"/>
+                  </wps:wsp>
+                  <wps:wsp>
+                    <wps:cNvPr id="8" name="M1.q&lt;br&gt;GPR_IN&lt;br&gt;Suryshsccapxrl ?&lt;br&gt;Ihzstjm : Jtgz acuzpbwe" descr="k80"/>
                     <wps:cNvSpPr/>
                     <wps:spPr>
                       <a:xfrm>
-                        <a:off x="27159" y="94379"/>
-                        <a:ext cx="355461" cy="112032"/>
+                        <a:off x="27389" y="95176"/>
+                        <a:ext cx="348605" cy="112979"/>
                       </a:xfrm>
                       <a:prstGeom prst="rect">
                         <a:avLst/>
@@ -289,12 +289,12 @@
                               <w:color w:val="000000"/>
                               <w:sz w:val="4"/>
                             </w:rPr>
-                            <w:t xml:space="preserve">"M1.q&lt;br&gt;GPR_IN&lt;br&gt;Suryshsccapxrl ?&lt;br&gt;Ihzstjm : Jtgz acuzpbwe"</w:t>
+                            <w:t xml:space="preserve">M1.q&lt;br&gt;GPR_IN&lt;br&gt;Suryshsccapxrl ?&lt;br&gt;Ihzstjm : Jtgz acuzpbwe</w:t>
                           </w:r>
                         </w:p>
                       </w:txbxContent>
                     </wps:txbx>
-                    <wps:bodyPr rot="0" spcFirstLastPara="0" vertOverflow="overflow" horzOverflow="overflow" vert="horz" wrap="square" lIns="6518" tIns="3259" rIns="6518" bIns="3259" numCol="1" spcCol="0" rtlCol="0" fromWordArt="0" anchor="ctr" anchorCtr="0" forceAA="0" compatLnSpc="1">
+                    <wps:bodyPr rot="0" spcFirstLastPara="0" vertOverflow="overflow" horzOverflow="overflow" vert="horz" wrap="square" lIns="6573" tIns="3287" rIns="6573" bIns="3287" numCol="1" spcCol="0" rtlCol="0" fromWordArt="0" anchor="ctr" anchorCtr="0" forceAA="0" compatLnSpc="1">
                       <a:prstTxWarp prst="textNoShape">
                         <a:avLst/>
                       </a:prstTxWarp>
@@ -302,12 +302,12 @@
                     </wps:bodyPr>
                   </wps:wsp>
                   <wps:wsp>
-                    <wps:cNvPr id="9" name="&quot;UKO&quot;" descr="d81"/>
+                    <wps:cNvPr id="9" name="UKO" descr="d81"/>
                     <wps:cNvSpPr/>
                     <wps:spPr>
                       <a:xfrm>
-                        <a:off x="167138" y="664724"/>
-                        <a:ext cx="75503" cy="50924"/>
+                        <a:off x="173481" y="670342"/>
+                        <a:ext cx="56421" cy="51354"/>
                       </a:xfrm>
                       <a:prstGeom prst="roundRect">
                         <a:avLst/>
@@ -350,12 +350,12 @@
                               <w:color w:val="000000"/>
                               <w:sz w:val="4"/>
                             </w:rPr>
-                            <w:t xml:space="preserve">"UKO"</w:t>
+                            <w:t xml:space="preserve">UKO</w:t>
                           </w:r>
                         </w:p>
                       </w:txbxContent>
                     </wps:txbx>
-                    <wps:bodyPr rot="0" spcFirstLastPara="0" vertOverflow="overflow" horzOverflow="overflow" vert="horz" wrap="square" lIns="6518" tIns="3259" rIns="6518" bIns="3259" numCol="1" spcCol="0" rtlCol="0" fromWordArt="0" anchor="ctr" anchorCtr="0" forceAA="0" compatLnSpc="1">
+                    <wps:bodyPr rot="0" spcFirstLastPara="0" vertOverflow="overflow" horzOverflow="overflow" vert="horz" wrap="square" lIns="6573" tIns="3287" rIns="6573" bIns="3287" numCol="1" spcCol="0" rtlCol="0" fromWordArt="0" anchor="ctr" anchorCtr="0" forceAA="0" compatLnSpc="1">
                       <a:prstTxWarp prst="textNoShape">
                         <a:avLst/>
                       </a:prstTxWarp>
@@ -363,12 +363,12 @@
                     </wps:bodyPr>
                   </wps:wsp>
                   <wps:wsp>
-                    <wps:cNvPr id="10" name="&quot;L2.q &lt;br&gt;QETE_TT_QSCPH_OYJ&lt;br&gt;E790Y udlfuvn?&quot;" descr="c65"/>
+                    <wps:cNvPr id="10" name="L2.q &lt;br&gt;QETE_TT_QSCPH_OYJ&lt;br&gt;E790Y udlfuvn?" descr="c65"/>
                     <wps:cNvSpPr/>
                     <wps:spPr>
                       <a:xfrm>
-                        <a:off x="3530820" y="104563"/>
-                        <a:ext cx="340143" cy="91663"/>
+                        <a:off x="3531080" y="105447"/>
+                        <a:ext cx="343018" cy="92437"/>
                       </a:xfrm>
                       <a:prstGeom prst="rect">
                         <a:avLst/>
@@ -411,12 +411,12 @@
                               <w:color w:val="000000"/>
                               <w:sz w:val="4"/>
                             </w:rPr>
-                            <w:t xml:space="preserve">"L2.q &lt;br&gt;QETE_TT_QSCPH_OYJ&lt;br&gt;E790Y udlfuvn?"</w:t>
+                            <w:t xml:space="preserve">L2.q &lt;br&gt;QETE_TT_QSCPH_OYJ&lt;br&gt;E790Y udlfuvn?</w:t>
                           </w:r>
                         </w:p>
                       </w:txbxContent>
                     </wps:txbx>
-                    <wps:bodyPr rot="0" spcFirstLastPara="0" vertOverflow="overflow" horzOverflow="overflow" vert="horz" wrap="square" lIns="6518" tIns="3259" rIns="6518" bIns="3259" numCol="1" spcCol="0" rtlCol="0" fromWordArt="0" anchor="ctr" anchorCtr="0" forceAA="0" compatLnSpc="1">
+                    <wps:bodyPr rot="0" spcFirstLastPara="0" vertOverflow="overflow" horzOverflow="overflow" vert="horz" wrap="square" lIns="6573" tIns="3287" rIns="6573" bIns="3287" numCol="1" spcCol="0" rtlCol="0" fromWordArt="0" anchor="ctr" anchorCtr="0" forceAA="0" compatLnSpc="1">
                       <a:prstTxWarp prst="textNoShape">
                         <a:avLst/>
                       </a:prstTxWarp>
@@ -424,12 +424,12 @@
                     </wps:bodyPr>
                   </wps:wsp>
                   <wps:wsp>
-                    <wps:cNvPr id="11" name="&quot;Iye&quot;" descr="t66"/>
+                    <wps:cNvPr id="11" name="Iye" descr="t66"/>
                     <wps:cNvSpPr/>
                     <wps:spPr>
                       <a:xfrm>
-                        <a:off x="3911703" y="124933"/>
-                        <a:ext cx="72244" cy="50924"/>
+                        <a:off x="3915182" y="125989"/>
+                        <a:ext cx="53134" cy="51354"/>
                       </a:xfrm>
                       <a:prstGeom prst="roundRect">
                         <a:avLst/>
@@ -472,12 +472,12 @@
                               <w:color w:val="000000"/>
                               <w:sz w:val="4"/>
                             </w:rPr>
-                            <w:t xml:space="preserve">"Iye"</w:t>
+                            <w:t xml:space="preserve">Iye</w:t>
                           </w:r>
                         </w:p>
                       </w:txbxContent>
                     </wps:txbx>
-                    <wps:bodyPr rot="0" spcFirstLastPara="0" vertOverflow="overflow" horzOverflow="overflow" vert="horz" wrap="square" lIns="6518" tIns="3259" rIns="6518" bIns="3259" numCol="1" spcCol="0" rtlCol="0" fromWordArt="0" anchor="ctr" anchorCtr="0" forceAA="0" compatLnSpc="1">
+                    <wps:bodyPr rot="0" spcFirstLastPara="0" vertOverflow="overflow" horzOverflow="overflow" vert="horz" wrap="square" lIns="6573" tIns="3287" rIns="6573" bIns="3287" numCol="1" spcCol="0" rtlCol="0" fromWordArt="0" anchor="ctr" anchorCtr="0" forceAA="0" compatLnSpc="1">
                       <a:prstTxWarp prst="textNoShape">
                         <a:avLst/>
                       </a:prstTxWarp>
@@ -485,12 +485,12 @@
                     </wps:bodyPr>
                   </wps:wsp>
                   <wps:wsp>
-                    <wps:cNvPr id="12" name="&quot;Lm&quot;" descr="m67"/>
+                    <wps:cNvPr id="12" name="Lm" descr="m67"/>
                     <wps:cNvSpPr/>
                     <wps:spPr>
                       <a:xfrm>
-                        <a:off x="4024685" y="124933"/>
-                        <a:ext cx="62466" cy="50924"/>
+                        <a:off x="4009399" y="125989"/>
+                        <a:ext cx="47930" cy="51354"/>
                       </a:xfrm>
                       <a:prstGeom prst="roundRect">
                         <a:avLst/>
@@ -533,12 +533,12 @@
                               <w:color w:val="000000"/>
                               <w:sz w:val="4"/>
                             </w:rPr>
-                            <w:t xml:space="preserve">"Lm"</w:t>
+                            <w:t xml:space="preserve">Lm</w:t>
                           </w:r>
                         </w:p>
                       </w:txbxContent>
                     </wps:txbx>
-                    <wps:bodyPr rot="0" spcFirstLastPara="0" vertOverflow="overflow" horzOverflow="overflow" vert="horz" wrap="square" lIns="6518" tIns="3259" rIns="6518" bIns="3259" numCol="1" spcCol="0" rtlCol="0" fromWordArt="0" anchor="ctr" anchorCtr="0" forceAA="0" compatLnSpc="1">
+                    <wps:bodyPr rot="0" spcFirstLastPara="0" vertOverflow="overflow" horzOverflow="overflow" vert="horz" wrap="square" lIns="6573" tIns="3287" rIns="6573" bIns="3287" numCol="1" spcCol="0" rtlCol="0" fromWordArt="0" anchor="ctr" anchorCtr="0" forceAA="0" compatLnSpc="1">
                       <a:prstTxWarp prst="textNoShape">
                         <a:avLst/>
                       </a:prstTxWarp>
@@ -546,12 +546,12 @@
                     </wps:bodyPr>
                   </wps:wsp>
                   <wps:wsp>
-                    <wps:cNvPr id="13" name="&quot;I3.q&lt;br&gt;GPR_IN&lt;br&gt;Suryshsccapxrl ?&lt;br&gt;Ihzstjm : Jtgz acuzpbwe&quot;" descr="h258"/>
+                    <wps:cNvPr id="13" name="I3.q&lt;br&gt;GPR_IN&lt;br&gt;Suryshsccapxrl ?&lt;br&gt;Ihzstjm : Jtgz acuzpbwe" descr="h258"/>
                     <wps:cNvSpPr/>
                     <wps:spPr>
                       <a:xfrm>
-                        <a:off x="450519" y="94379"/>
-                        <a:ext cx="355461" cy="112032"/>
+                        <a:off x="444466" y="95176"/>
+                        <a:ext cx="348605" cy="112979"/>
                       </a:xfrm>
                       <a:prstGeom prst="rect">
                         <a:avLst/>
@@ -594,12 +594,12 @@
                               <w:color w:val="000000"/>
                               <w:sz w:val="4"/>
                             </w:rPr>
-                            <w:t xml:space="preserve">"I3.q&lt;br&gt;GPR_IN&lt;br&gt;Suryshsccapxrl ?&lt;br&gt;Ihzstjm : Jtgz acuzpbwe"</w:t>
+                            <w:t xml:space="preserve">I3.q&lt;br&gt;GPR_IN&lt;br&gt;Suryshsccapxrl ?&lt;br&gt;Ihzstjm : Jtgz acuzpbwe</w:t>
                           </w:r>
                         </w:p>
                       </w:txbxContent>
                     </wps:txbx>
-                    <wps:bodyPr rot="0" spcFirstLastPara="0" vertOverflow="overflow" horzOverflow="overflow" vert="horz" wrap="square" lIns="6518" tIns="3259" rIns="6518" bIns="3259" numCol="1" spcCol="0" rtlCol="0" fromWordArt="0" anchor="ctr" anchorCtr="0" forceAA="0" compatLnSpc="1">
+                    <wps:bodyPr rot="0" spcFirstLastPara="0" vertOverflow="overflow" horzOverflow="overflow" vert="horz" wrap="square" lIns="6573" tIns="3287" rIns="6573" bIns="3287" numCol="1" spcCol="0" rtlCol="0" fromWordArt="0" anchor="ctr" anchorCtr="0" forceAA="0" compatLnSpc="1">
                       <a:prstTxWarp prst="textNoShape">
                         <a:avLst/>
                       </a:prstTxWarp>
@@ -607,12 +607,12 @@
                     </wps:bodyPr>
                   </wps:wsp>
                   <wps:wsp>
-                    <wps:cNvPr id="14" name="&quot;UKO&quot;" descr="e259"/>
+                    <wps:cNvPr id="14" name="UKO" descr="e259"/>
                     <wps:cNvSpPr/>
                     <wps:spPr>
                       <a:xfrm>
-                        <a:off x="590498" y="664724"/>
-                        <a:ext cx="75503" cy="50924"/>
+                        <a:off x="590558" y="670342"/>
+                        <a:ext cx="56421" cy="51354"/>
                       </a:xfrm>
                       <a:prstGeom prst="roundRect">
                         <a:avLst/>
@@ -655,12 +655,12 @@
                               <w:color w:val="000000"/>
                               <w:sz w:val="4"/>
                             </w:rPr>
-                            <w:t xml:space="preserve">"UKO"</w:t>
+                            <w:t xml:space="preserve">UKO</w:t>
                           </w:r>
                         </w:p>
                       </w:txbxContent>
                     </wps:txbx>
-                    <wps:bodyPr rot="0" spcFirstLastPara="0" vertOverflow="overflow" horzOverflow="overflow" vert="horz" wrap="square" lIns="6518" tIns="3259" rIns="6518" bIns="3259" numCol="1" spcCol="0" rtlCol="0" fromWordArt="0" anchor="ctr" anchorCtr="0" forceAA="0" compatLnSpc="1">
+                    <wps:bodyPr rot="0" spcFirstLastPara="0" vertOverflow="overflow" horzOverflow="overflow" vert="horz" wrap="square" lIns="6573" tIns="3287" rIns="6573" bIns="3287" numCol="1" spcCol="0" rtlCol="0" fromWordArt="0" anchor="ctr" anchorCtr="0" forceAA="0" compatLnSpc="1">
                       <a:prstTxWarp prst="textNoShape">
                         <a:avLst/>
                       </a:prstTxWarp>
@@ -668,12 +668,12 @@
                     </wps:bodyPr>
                   </wps:wsp>
                   <wps:wsp>
-                    <wps:cNvPr id="15" name="&quot;D4.q&lt;br&gt;GPR_IN&lt;br&gt;Suryshsccapxrl ?&lt;br&gt;Ihzstjm : Jtgz acuzpbwe&quot;" descr="t262"/>
+                    <wps:cNvPr id="15" name="D4.q&lt;br&gt;GPR_IN&lt;br&gt;Suryshsccapxrl ?&lt;br&gt;Ihzstjm : Jtgz acuzpbwe" descr="t262"/>
                     <wps:cNvSpPr/>
                     <wps:spPr>
                       <a:xfrm>
-                        <a:off x="2054222" y="94379"/>
-                        <a:ext cx="355461" cy="112032"/>
+                        <a:off x="2051863" y="95176"/>
+                        <a:ext cx="348605" cy="112979"/>
                       </a:xfrm>
                       <a:prstGeom prst="rect">
                         <a:avLst/>
@@ -716,12 +716,12 @@
                               <w:color w:val="000000"/>
                               <w:sz w:val="4"/>
                             </w:rPr>
-                            <w:t xml:space="preserve">"D4.q&lt;br&gt;GPR_IN&lt;br&gt;Suryshsccapxrl ?&lt;br&gt;Ihzstjm : Jtgz acuzpbwe"</w:t>
+                            <w:t xml:space="preserve">D4.q&lt;br&gt;GPR_IN&lt;br&gt;Suryshsccapxrl ?&lt;br&gt;Ihzstjm : Jtgz acuzpbwe</w:t>
                           </w:r>
                         </w:p>
                       </w:txbxContent>
                     </wps:txbx>
-                    <wps:bodyPr rot="0" spcFirstLastPara="0" vertOverflow="overflow" horzOverflow="overflow" vert="horz" wrap="square" lIns="6518" tIns="3259" rIns="6518" bIns="3259" numCol="1" spcCol="0" rtlCol="0" fromWordArt="0" anchor="ctr" anchorCtr="0" forceAA="0" compatLnSpc="1">
+                    <wps:bodyPr rot="0" spcFirstLastPara="0" vertOverflow="overflow" horzOverflow="overflow" vert="horz" wrap="square" lIns="6573" tIns="3287" rIns="6573" bIns="3287" numCol="1" spcCol="0" rtlCol="0" fromWordArt="0" anchor="ctr" anchorCtr="0" forceAA="0" compatLnSpc="1">
                       <a:prstTxWarp prst="textNoShape">
                         <a:avLst/>
                       </a:prstTxWarp>
@@ -729,12 +729,12 @@
                     </wps:bodyPr>
                   </wps:wsp>
                   <wps:wsp>
-                    <wps:cNvPr id="16" name="&quot;UKO&quot;" descr="p263"/>
+                    <wps:cNvPr id="16" name="UKO" descr="p263"/>
                     <wps:cNvSpPr/>
                     <wps:spPr>
                       <a:xfrm>
-                        <a:off x="2194201" y="664724"/>
-                        <a:ext cx="75503" cy="50924"/>
+                        <a:off x="2197955" y="670342"/>
+                        <a:ext cx="56421" cy="51354"/>
                       </a:xfrm>
                       <a:prstGeom prst="roundRect">
                         <a:avLst/>
@@ -777,12 +777,12 @@
                               <w:color w:val="000000"/>
                               <w:sz w:val="4"/>
                             </w:rPr>
-                            <w:t xml:space="preserve">"UKO"</w:t>
+                            <w:t xml:space="preserve">UKO</w:t>
                           </w:r>
                         </w:p>
                       </w:txbxContent>
                     </wps:txbx>
-                    <wps:bodyPr rot="0" spcFirstLastPara="0" vertOverflow="overflow" horzOverflow="overflow" vert="horz" wrap="square" lIns="6518" tIns="3259" rIns="6518" bIns="3259" numCol="1" spcCol="0" rtlCol="0" fromWordArt="0" anchor="ctr" anchorCtr="0" forceAA="0" compatLnSpc="1">
+                    <wps:bodyPr rot="0" spcFirstLastPara="0" vertOverflow="overflow" horzOverflow="overflow" vert="horz" wrap="square" lIns="6573" tIns="3287" rIns="6573" bIns="3287" numCol="1" spcCol="0" rtlCol="0" fromWordArt="0" anchor="ctr" anchorCtr="0" forceAA="0" compatLnSpc="1">
                       <a:prstTxWarp prst="textNoShape">
                         <a:avLst/>
                       </a:prstTxWarp>
@@ -790,12 +790,12 @@
                     </wps:bodyPr>
                   </wps:wsp>
                   <wps:wsp>
-                    <wps:cNvPr id="17" name="&quot;V5.q&lt;br&gt;GPR_IN&lt;br&gt;Suryshsccapxrl ?&lt;br&gt;Ihzstjm : Jtgz acuzpbwe&quot;" descr="u266"/>
+                    <wps:cNvPr id="17" name="V5.q&lt;br&gt;GPR_IN&lt;br&gt;Suryshsccapxrl ?&lt;br&gt;Ihzstjm : Jtgz acuzpbwe" descr="u266"/>
                     <wps:cNvSpPr/>
                     <wps:spPr>
                       <a:xfrm>
-                        <a:off x="4549078" y="94379"/>
-                        <a:ext cx="355461" cy="112032"/>
+                        <a:off x="4547152" y="95176"/>
+                        <a:ext cx="348605" cy="112979"/>
                       </a:xfrm>
                       <a:prstGeom prst="rect">
                         <a:avLst/>
@@ -838,12 +838,12 @@
                               <w:color w:val="000000"/>
                               <w:sz w:val="4"/>
                             </w:rPr>
-                            <w:t xml:space="preserve">"V5.q&lt;br&gt;GPR_IN&lt;br&gt;Suryshsccapxrl ?&lt;br&gt;Ihzstjm : Jtgz acuzpbwe"</w:t>
+                            <w:t xml:space="preserve">V5.q&lt;br&gt;GPR_IN&lt;br&gt;Suryshsccapxrl ?&lt;br&gt;Ihzstjm : Jtgz acuzpbwe</w:t>
                           </w:r>
                         </w:p>
                       </w:txbxContent>
                     </wps:txbx>
-                    <wps:bodyPr rot="0" spcFirstLastPara="0" vertOverflow="overflow" horzOverflow="overflow" vert="horz" wrap="square" lIns="6518" tIns="3259" rIns="6518" bIns="3259" numCol="1" spcCol="0" rtlCol="0" fromWordArt="0" anchor="ctr" anchorCtr="0" forceAA="0" compatLnSpc="1">
+                    <wps:bodyPr rot="0" spcFirstLastPara="0" vertOverflow="overflow" horzOverflow="overflow" vert="horz" wrap="square" lIns="6573" tIns="3287" rIns="6573" bIns="3287" numCol="1" spcCol="0" rtlCol="0" fromWordArt="0" anchor="ctr" anchorCtr="0" forceAA="0" compatLnSpc="1">
                       <a:prstTxWarp prst="textNoShape">
                         <a:avLst/>
                       </a:prstTxWarp>
@@ -851,12 +851,12 @@
                     </wps:bodyPr>
                   </wps:wsp>
                   <wps:wsp>
-                    <wps:cNvPr id="18" name="&quot;UKO&quot;" descr="w267"/>
+                    <wps:cNvPr id="18" name="UKO" descr="w267"/>
                     <wps:cNvSpPr/>
                     <wps:spPr>
                       <a:xfrm>
-                        <a:off x="4689057" y="664724"/>
-                        <a:ext cx="75503" cy="50924"/>
+                        <a:off x="4693244" y="670342"/>
+                        <a:ext cx="56421" cy="51354"/>
                       </a:xfrm>
                       <a:prstGeom prst="roundRect">
                         <a:avLst/>
@@ -899,12 +899,12 @@
                               <w:color w:val="000000"/>
                               <w:sz w:val="4"/>
                             </w:rPr>
-                            <w:t xml:space="preserve">"UKO"</w:t>
+                            <w:t xml:space="preserve">UKO</w:t>
                           </w:r>
                         </w:p>
                       </w:txbxContent>
                     </wps:txbx>
-                    <wps:bodyPr rot="0" spcFirstLastPara="0" vertOverflow="overflow" horzOverflow="overflow" vert="horz" wrap="square" lIns="6518" tIns="3259" rIns="6518" bIns="3259" numCol="1" spcCol="0" rtlCol="0" fromWordArt="0" anchor="ctr" anchorCtr="0" forceAA="0" compatLnSpc="1">
+                    <wps:bodyPr rot="0" spcFirstLastPara="0" vertOverflow="overflow" horzOverflow="overflow" vert="horz" wrap="square" lIns="6573" tIns="3287" rIns="6573" bIns="3287" numCol="1" spcCol="0" rtlCol="0" fromWordArt="0" anchor="ctr" anchorCtr="0" forceAA="0" compatLnSpc="1">
                       <a:prstTxWarp prst="textNoShape">
                         <a:avLst/>
                       </a:prstTxWarp>
@@ -912,12 +912,12 @@
                     </wps:bodyPr>
                   </wps:wsp>
                   <wps:wsp>
-                    <wps:cNvPr id="19" name="&quot;D4.1 &lt;br&gt;CBRQ_NE_FEPWA_BUX&lt;br&gt;Lfkpurmomg&lt;br&gt;Sytwhb : cuqamcqgtq DLTLC&quot;" descr="I3"/>
+                    <wps:cNvPr id="19" name="D4.1 &lt;br&gt;CBRQ_NE_FEPWA_BUX&lt;br&gt;Lfkpurmomg&lt;br&gt;Sytwhb : cuqamcqgtq DLTLC" descr="I3"/>
                     <wps:cNvSpPr/>
                     <wps:spPr>
                       <a:xfrm>
-                        <a:off x="4958857" y="78083"/>
-                        <a:ext cx="487781" cy="112032"/>
+                        <a:off x="4950535" y="78743"/>
+                        <a:ext cx="491904" cy="112979"/>
                       </a:xfrm>
                       <a:prstGeom prst="rect">
                         <a:avLst/>
@@ -960,12 +960,12 @@
                               <w:color w:val="000000"/>
                               <w:sz w:val="4"/>
                             </w:rPr>
-                            <w:t xml:space="preserve">"D4.1 &lt;br&gt;CBRQ_NE_FEPWA_BUX&lt;br&gt;Lfkpurmomg&lt;br&gt;Sytwhb : cuqamcqgtq DLTLC"</w:t>
+                            <w:t xml:space="preserve">D4.1 &lt;br&gt;CBRQ_NE_FEPWA_BUX&lt;br&gt;Lfkpurmomg&lt;br&gt;Sytwhb : cuqamcqgtq DLTLC</w:t>
                           </w:r>
                         </w:p>
                       </w:txbxContent>
                     </wps:txbx>
-                    <wps:bodyPr rot="0" spcFirstLastPara="0" vertOverflow="overflow" horzOverflow="overflow" vert="horz" wrap="square" lIns="6518" tIns="3259" rIns="6518" bIns="3259" numCol="1" spcCol="0" rtlCol="0" fromWordArt="0" anchor="ctr" anchorCtr="0" forceAA="0" compatLnSpc="1">
+                    <wps:bodyPr rot="0" spcFirstLastPara="0" vertOverflow="overflow" horzOverflow="overflow" vert="horz" wrap="square" lIns="6573" tIns="3287" rIns="6573" bIns="3287" numCol="1" spcCol="0" rtlCol="0" fromWordArt="0" anchor="ctr" anchorCtr="0" forceAA="0" compatLnSpc="1">
                       <a:prstTxWarp prst="textNoShape">
                         <a:avLst/>
                       </a:prstTxWarp>
@@ -973,12 +973,12 @@
                     </wps:bodyPr>
                   </wps:wsp>
                   <wps:wsp>
-                    <wps:cNvPr id="20" name="&quot;WST1&quot;]) &amp; nfxbzmj_ewar([&quot;MWQA-V600&quot;]) &amp; yzpcgbl_gjcl_baak19([&quot;Mlvt 19 wbecxlzj&quot;]) &amp; jyhgnuz_gdkl_t858g([&quot;R858G&quot;]) &amp; zgyppbd_dwmg_nkvhycjb([&quot;RVKI gjtejrpf xvyfpmku&quot;]) &amp; m7([&quot;RVKI E790Y&quot;]) &amp; yfjflfo_uahf_oxrr20([&quot;Mlvt 20 Gkuuxoldy&quot;]) &amp; t201([&quot;KPB2&quot;]) &amp; a221([&quot;KNT vhhkuqqdquuen&quot;" descr="D4"/>
+                    <wps:cNvPr id="20" name="WST1&quot;]) &amp; nfxbzmj_ewar([&quot;MWQA-V600&quot;]) &amp; yzpcgbl_gjcl_baak19([&quot;Mlvt 19 wbecxlzj&quot;]) &amp; jyhgnuz_gdkl_t858g([&quot;R858G&quot;]) &amp; zgyppbd_dwmg_nkvhycjb([&quot;RVKI gjtejrpf xvyfpmku&quot;]) &amp; m7([&quot;RVKI E790Y&quot;]) &amp; yfjflfo_uahf_oxrr20([&quot;Mlvt 20 Gkuuxoldy&quot;]) &amp; t201([&quot;KPB2&quot;]) &amp; a221([&quot;KNT vhhkuqqdquuen" descr="D4"/>
                     <wps:cNvSpPr/>
                     <wps:spPr>
                       <a:xfrm>
-                        <a:off x="5049461" y="454919"/>
-                        <a:ext cx="306574" cy="437944"/>
+                        <a:off x="5041904" y="458763"/>
+                        <a:ext cx="309165" cy="441645"/>
                       </a:xfrm>
                       <a:prstGeom prst="roundRect">
                         <a:avLst/>
@@ -1021,12 +1021,12 @@
                               <w:color w:val="000000"/>
                               <w:sz w:val="4"/>
                             </w:rPr>
-                            <w:t xml:space="preserve">"WST1"]) &amp; nfxbzmj_ewar(["MWQA-V600"]) &amp; yzpcgbl_gjcl_baak19(["Mlvt 19 wbecxlzj"]) &amp; jyhgnuz_gdkl_t858g(["R858G"]) &amp; zgyppbd_dwmg_nkvhycjb(["RVKI gjtejrpf xvyfpmku"]) &amp; m7(["RVKI E790Y"]) &amp; yfjflfo_uahf_oxrr20(["Mlvt 20 Gkuuxoldy"]) &amp; t201(["KPB2"]) &amp; a221(["KNT vhhkuqqdquuen"</w:t>
+                            <w:t xml:space="preserve">WST1"]) &amp; nfxbzmj_ewar(["MWQA-V600"]) &amp; yzpcgbl_gjcl_baak19(["Mlvt 19 wbecxlzj"]) &amp; jyhgnuz_gdkl_t858g(["R858G"]) &amp; zgyppbd_dwmg_nkvhycjb(["RVKI gjtejrpf xvyfpmku"]) &amp; m7(["RVKI E790Y"]) &amp; yfjflfo_uahf_oxrr20(["Mlvt 20 Gkuuxoldy"]) &amp; t201(["KPB2"]) &amp; a221(["KNT vhhkuqqdquuen</w:t>
                           </w:r>
                         </w:p>
                       </w:txbxContent>
                     </wps:txbx>
-                    <wps:bodyPr rot="0" spcFirstLastPara="0" vertOverflow="overflow" horzOverflow="overflow" vert="horz" wrap="square" lIns="6518" tIns="3259" rIns="6518" bIns="3259" numCol="1" spcCol="0" rtlCol="0" fromWordArt="0" anchor="ctr" anchorCtr="0" forceAA="0" compatLnSpc="1">
+                    <wps:bodyPr rot="0" spcFirstLastPara="0" vertOverflow="overflow" horzOverflow="overflow" vert="horz" wrap="square" lIns="6573" tIns="3287" rIns="6573" bIns="3287" numCol="1" spcCol="0" rtlCol="0" fromWordArt="0" anchor="ctr" anchorCtr="0" forceAA="0" compatLnSpc="1">
                       <a:prstTxWarp prst="textNoShape">
                         <a:avLst/>
                       </a:prstTxWarp>
@@ -1034,12 +1034,12 @@
                     </wps:bodyPr>
                   </wps:wsp>
                   <wps:wsp>
-                    <wps:cNvPr id="21" name="&quot;IG : U7&lt;br&gt;Uxwm : 1&lt;br&gt;Khmckwsjr : Ytgeshgypln&lt;br&gt;Ihzstjm : Wcqozabec&lt;br&gt;Sytwhb : , WST1-btjblhqa&quot;] &amp; C8[&quot;IG : C8&lt;br&gt;Uxwm : 1&lt;br&gt;Khmckwsjr : Tissqsfote&lt;br&gt;Sytwhb : , WST1-btjblhqa&quot;" descr="U7"/>
+                    <wps:cNvPr id="21" name="IG : U7&lt;br&gt;Uxwm : 1&lt;br&gt;Khmckwsjr : Ytgeshgypln&lt;br&gt;Ihzstjm : Wcqozabec&lt;br&gt;Sytwhb : , WST1-btjblhqa&quot;] &amp; C8[&quot;IG : C8&lt;br&gt;Uxwm : 1&lt;br&gt;Khmckwsjr : Tissqsfote&lt;br&gt;Sytwhb : , WST1-btjblhqa" descr="U7"/>
                     <wps:cNvSpPr/>
                     <wps:spPr>
                       <a:xfrm>
-                        <a:off x="5082704" y="1208590"/>
-                        <a:ext cx="240088" cy="356466"/>
+                        <a:off x="5075428" y="1218804"/>
+                        <a:ext cx="242117" cy="359479"/>
                       </a:xfrm>
                       <a:prstGeom prst="rect">
                         <a:avLst/>
@@ -1082,12 +1082,12 @@
                               <w:color w:val="000000"/>
                               <w:sz w:val="4"/>
                             </w:rPr>
-                            <w:t xml:space="preserve">"IG : U7&lt;br&gt;Uxwm : 1&lt;br&gt;Khmckwsjr : Ytgeshgypln&lt;br&gt;Ihzstjm : Wcqozabec&lt;br&gt;Sytwhb : , WST1-btjblhqa"] &amp; C8["IG : C8&lt;br&gt;Uxwm : 1&lt;br&gt;Khmckwsjr : Tissqsfote&lt;br&gt;Sytwhb : , WST1-btjblhqa"</w:t>
+                            <w:t xml:space="preserve">IG : U7&lt;br&gt;Uxwm : 1&lt;br&gt;Khmckwsjr : Ytgeshgypln&lt;br&gt;Ihzstjm : Wcqozabec&lt;br&gt;Sytwhb : , WST1-btjblhqa"] &amp; C8["IG : C8&lt;br&gt;Uxwm : 1&lt;br&gt;Khmckwsjr : Tissqsfote&lt;br&gt;Sytwhb : , WST1-btjblhqa</w:t>
                           </w:r>
                         </w:p>
                       </w:txbxContent>
                     </wps:txbx>
-                    <wps:bodyPr rot="0" spcFirstLastPara="0" vertOverflow="overflow" horzOverflow="overflow" vert="horz" wrap="square" lIns="6518" tIns="3259" rIns="6518" bIns="3259" numCol="1" spcCol="0" rtlCol="0" fromWordArt="0" anchor="ctr" anchorCtr="0" forceAA="0" compatLnSpc="1">
+                    <wps:bodyPr rot="0" spcFirstLastPara="0" vertOverflow="overflow" horzOverflow="overflow" vert="horz" wrap="square" lIns="6573" tIns="3287" rIns="6573" bIns="3287" numCol="1" spcCol="0" rtlCol="0" fromWordArt="0" anchor="ctr" anchorCtr="0" forceAA="0" compatLnSpc="1">
                       <a:prstTxWarp prst="textNoShape">
                         <a:avLst/>
                       </a:prstTxWarp>
@@ -1095,12 +1095,12 @@
                     </wps:bodyPr>
                   </wps:wsp>
                   <wps:wsp>
-                    <wps:cNvPr id="22" name="&quot;IG : U7.1&lt;br&gt;Uxwm : 2&lt;br&gt;Khmckwsjr : Wbreqnctaugiq&lt;br&gt;Ihzstjm : Jamvp yrpfctplr ezyyp pogfj&lt;br&gt;Sytwhb : , qswrbxahsp eyrospp uayb HYH&quot;" descr="N10"/>
+                    <wps:cNvPr id="22" name="IG : U7.1&lt;br&gt;Uxwm : 2&lt;br&gt;Khmckwsjr : Wbreqnctaugiq&lt;br&gt;Ihzstjm : Jamvp yrpfctplr ezyyp pogfj&lt;br&gt;Sytwhb : , qswrbxahsp eyrospp uayb HYH" descr="N10"/>
                     <wps:cNvSpPr/>
                     <wps:spPr>
                       <a:xfrm>
-                        <a:off x="5072927" y="1721222"/>
-                        <a:ext cx="259643" cy="295358"/>
+                        <a:off x="5065568" y="1735768"/>
+                        <a:ext cx="261837" cy="297854"/>
                       </a:xfrm>
                       <a:prstGeom prst="rect">
                         <a:avLst/>
@@ -1143,12 +1143,12 @@
                               <w:color w:val="000000"/>
                               <w:sz w:val="4"/>
                             </w:rPr>
-                            <w:t xml:space="preserve">"IG : U7.1&lt;br&gt;Uxwm : 2&lt;br&gt;Khmckwsjr : Wbreqnctaugiq&lt;br&gt;Ihzstjm : Jamvp yrpfctplr ezyyp pogfj&lt;br&gt;Sytwhb : , qswrbxahsp eyrospp uayb HYH"</w:t>
+                            <w:t xml:space="preserve">IG : U7.1&lt;br&gt;Uxwm : 2&lt;br&gt;Khmckwsjr : Wbreqnctaugiq&lt;br&gt;Ihzstjm : Jamvp yrpfctplr ezyyp pogfj&lt;br&gt;Sytwhb : , qswrbxahsp eyrospp uayb HYH</w:t>
                           </w:r>
                         </w:p>
                       </w:txbxContent>
                     </wps:txbx>
-                    <wps:bodyPr rot="0" spcFirstLastPara="0" vertOverflow="overflow" horzOverflow="overflow" vert="horz" wrap="square" lIns="6518" tIns="3259" rIns="6518" bIns="3259" numCol="1" spcCol="0" rtlCol="0" fromWordArt="0" anchor="ctr" anchorCtr="0" forceAA="0" compatLnSpc="1">
+                    <wps:bodyPr rot="0" spcFirstLastPara="0" vertOverflow="overflow" horzOverflow="overflow" vert="horz" wrap="square" lIns="6573" tIns="3287" rIns="6573" bIns="3287" numCol="1" spcCol="0" rtlCol="0" fromWordArt="0" anchor="ctr" anchorCtr="0" forceAA="0" compatLnSpc="1">
                       <a:prstTxWarp prst="textNoShape">
                         <a:avLst/>
                       </a:prstTxWarp>
@@ -1156,12 +1156,12 @@
                     </wps:bodyPr>
                   </wps:wsp>
                   <wps:wsp>
-                    <wps:cNvPr id="23" name="&quot;IG : U7.1.1&lt;br&gt;Uxwm : 3&lt;br&gt;Khmckwsjr : Gmeaboui esdroqcowngo + Fplkmneorhvlm&lt;br&gt;Ihzstjm : Jamvp aoakqprayy HYH alwnkfavv tovfcbt&lt;br&gt;Sytwhb : yd xpxph ktp efhzpu xbww alwnkfavv&quot;] &amp; U61[&quot;IG : U7.1.2&lt;br&gt;Uxwm : 3&lt;br&gt;Khmckwsjr : Gmeaboui esdroqcowngo&lt;br&gt;Ihzstjm : Jamvp aoakqprayy HYH alwnkfavv tovfcbt&lt;br&gt;Sytwhb : yd xpxph ktp efhzpu xbww alwnkfavv&quot;" descr="P60"/>
+                    <wps:cNvPr id="23" name="IG : U7.1.1&lt;br&gt;Uxwm : 3&lt;br&gt;Khmckwsjr : Gmeaboui esdroqcowngo + Fplkmneorhvlm&lt;br&gt;Ihzstjm : Jamvp aoakqprayy HYH alwnkfavv tovfcbt&lt;br&gt;Sytwhb : yd xpxph ktp efhzpu xbww alwnkfavv&quot;] &amp; U61[&quot;IG : U7.1.2&lt;br&gt;Uxwm : 3&lt;br&gt;Khmckwsjr : Gmeaboui esdroqcowngo&lt;br&gt;Ihzstjm : Jamvp aoakqprayy HYH alwnkfavv tovfcbt&lt;br&gt;Sytwhb : yd xpxph ktp efhzpu xbww alwnkfavv" descr="P60"/>
                     <wps:cNvSpPr/>
                     <wps:spPr>
                       <a:xfrm>
-                        <a:off x="5072927" y="2070898"/>
-                        <a:ext cx="259643" cy="600900"/>
+                        <a:off x="5065568" y="2088400"/>
+                        <a:ext cx="261837" cy="605978"/>
                       </a:xfrm>
                       <a:prstGeom prst="rect">
                         <a:avLst/>
@@ -1204,12 +1204,12 @@
                               <w:color w:val="000000"/>
                               <w:sz w:val="4"/>
                             </w:rPr>
-                            <w:t xml:space="preserve">"IG : U7.1.1&lt;br&gt;Uxwm : 3&lt;br&gt;Khmckwsjr : Gmeaboui esdroqcowngo + Fplkmneorhvlm&lt;br&gt;Ihzstjm : Jamvp aoakqprayy HYH alwnkfavv tovfcbt&lt;br&gt;Sytwhb : yd xpxph ktp efhzpu xbww alwnkfavv"] &amp; U61["IG : U7.1.2&lt;br&gt;Uxwm : 3&lt;br&gt;Khmckwsjr : Gmeaboui esdroqcowngo&lt;br&gt;Ihzstjm : Jamvp aoakqprayy HYH alwnkfavv tovfcbt&lt;br&gt;Sytwhb : yd xpxph ktp efhzpu xbww alwnkfavv"</w:t>
+                            <w:t xml:space="preserve">IG : U7.1.1&lt;br&gt;Uxwm : 3&lt;br&gt;Khmckwsjr : Gmeaboui esdroqcowngo + Fplkmneorhvlm&lt;br&gt;Ihzstjm : Jamvp aoakqprayy HYH alwnkfavv tovfcbt&lt;br&gt;Sytwhb : yd xpxph ktp efhzpu xbww alwnkfavv"] &amp; U61["IG : U7.1.2&lt;br&gt;Uxwm : 3&lt;br&gt;Khmckwsjr : Gmeaboui esdroqcowngo&lt;br&gt;Ihzstjm : Jamvp aoakqprayy HYH alwnkfavv tovfcbt&lt;br&gt;Sytwhb : yd xpxph ktp efhzpu xbww alwnkfavv</w:t>
                           </w:r>
                         </w:p>
                       </w:txbxContent>
                     </wps:txbx>
-                    <wps:bodyPr rot="0" spcFirstLastPara="0" vertOverflow="overflow" horzOverflow="overflow" vert="horz" wrap="square" lIns="6518" tIns="3259" rIns="6518" bIns="3259" numCol="1" spcCol="0" rtlCol="0" fromWordArt="0" anchor="ctr" anchorCtr="0" forceAA="0" compatLnSpc="1">
+                    <wps:bodyPr rot="0" spcFirstLastPara="0" vertOverflow="overflow" horzOverflow="overflow" vert="horz" wrap="square" lIns="6573" tIns="3287" rIns="6573" bIns="3287" numCol="1" spcCol="0" rtlCol="0" fromWordArt="0" anchor="ctr" anchorCtr="0" forceAA="0" compatLnSpc="1">
                       <a:prstTxWarp prst="textNoShape">
                         <a:avLst/>
                       </a:prstTxWarp>
@@ -1221,8 +1221,8 @@
                     <wps:cNvSpPr/>
                     <wps:spPr>
                       <a:xfrm>
-                        <a:off x="914889" y="108637"/>
-                        <a:ext cx="139056" cy="50924"/>
+                        <a:off x="902901" y="109555"/>
+                        <a:ext cx="140231" cy="51354"/>
                       </a:xfrm>
                       <a:prstGeom prst="rect">
                         <a:avLst/>
@@ -1270,7 +1270,7 @@
                         </w:p>
                       </w:txbxContent>
                     </wps:txbx>
-                    <wps:bodyPr rot="0" spcFirstLastPara="0" vertOverflow="overflow" horzOverflow="overflow" vert="horz" wrap="square" lIns="6518" tIns="3259" rIns="6518" bIns="3259" numCol="1" spcCol="0" rtlCol="0" fromWordArt="0" anchor="ctr" anchorCtr="0" forceAA="0" compatLnSpc="1">
+                    <wps:bodyPr rot="0" spcFirstLastPara="0" vertOverflow="overflow" horzOverflow="overflow" vert="horz" wrap="square" lIns="6573" tIns="3287" rIns="6573" bIns="3287" numCol="1" spcCol="0" rtlCol="0" fromWordArt="0" anchor="ctr" anchorCtr="0" forceAA="0" compatLnSpc="1">
                       <a:prstTxWarp prst="textNoShape">
                         <a:avLst/>
                       </a:prstTxWarp>
@@ -1278,12 +1278,12 @@
                     </wps:bodyPr>
                   </wps:wsp>
                   <wps:wsp>
-                    <wps:cNvPr id="25" name="&quot;IG : J13&lt;br&gt;Uxwm : 1&lt;br&gt;Khmckwsjr : Yyjuxeirhr + Ebqmywsnqv&lt;br&gt;Sytwhb : , MWQA-V600 btjblhqa&quot;] &amp; Z14[&quot;IG : Z14&lt;br&gt;Uxwm : 1&lt;br&gt;Khmckwsjr : Leaybrzzopc + Bmpbwxvzdlb&lt;br&gt;Sytwhb : , MWQA-V600 btjblhqa&quot;] &amp; M15[&quot;IG : M15&lt;br&gt;Uxwm : 1&lt;br&gt;Khmckwsjr : Zjwehqxxuhaq + ilqllxjmdnfhb&lt;br&gt;Sytwhb : , MWQA-V600 btjblhqa&quot;" descr="J13"/>
+                    <wps:cNvPr id="25" name="IG : J13&lt;br&gt;Uxwm : 1&lt;br&gt;Khmckwsjr : Yyjuxeirhr + Ebqmywsnqv&lt;br&gt;Sytwhb : , MWQA-V600 btjblhqa&quot;] &amp; Z14[&quot;IG : Z14&lt;br&gt;Uxwm : 1&lt;br&gt;Khmckwsjr : Leaybrzzopc + Bmpbwxvzdlb&lt;br&gt;Sytwhb : , MWQA-V600 btjblhqa&quot;] &amp; M15[&quot;IG : M15&lt;br&gt;Uxwm : 1&lt;br&gt;Khmckwsjr : Zjwehqxxuhaq + ilqllxjmdnfhb&lt;br&gt;Sytwhb : , MWQA-V600 btjblhqa" descr="J13"/>
                     <wps:cNvSpPr/>
                     <wps:spPr>
                       <a:xfrm>
-                        <a:off x="860299" y="414180"/>
-                        <a:ext cx="248236" cy="519422"/>
+                        <a:off x="847849" y="417680"/>
+                        <a:ext cx="250334" cy="523812"/>
                       </a:xfrm>
                       <a:prstGeom prst="rect">
                         <a:avLst/>
@@ -1326,12 +1326,12 @@
                               <w:color w:val="000000"/>
                               <w:sz w:val="4"/>
                             </w:rPr>
-                            <w:t xml:space="preserve">"IG : J13&lt;br&gt;Uxwm : 1&lt;br&gt;Khmckwsjr : Yyjuxeirhr + Ebqmywsnqv&lt;br&gt;Sytwhb : , MWQA-V600 btjblhqa"] &amp; Z14["IG : Z14&lt;br&gt;Uxwm : 1&lt;br&gt;Khmckwsjr : Leaybrzzopc + Bmpbwxvzdlb&lt;br&gt;Sytwhb : , MWQA-V600 btjblhqa"] &amp; M15["IG : M15&lt;br&gt;Uxwm : 1&lt;br&gt;Khmckwsjr : Zjwehqxxuhaq + ilqllxjmdnfhb&lt;br&gt;Sytwhb : , MWQA-V600 btjblhqa"</w:t>
+                            <w:t xml:space="preserve">IG : J13&lt;br&gt;Uxwm : 1&lt;br&gt;Khmckwsjr : Yyjuxeirhr + Ebqmywsnqv&lt;br&gt;Sytwhb : , MWQA-V600 btjblhqa"] &amp; Z14["IG : Z14&lt;br&gt;Uxwm : 1&lt;br&gt;Khmckwsjr : Leaybrzzopc + Bmpbwxvzdlb&lt;br&gt;Sytwhb : , MWQA-V600 btjblhqa"] &amp; M15["IG : M15&lt;br&gt;Uxwm : 1&lt;br&gt;Khmckwsjr : Zjwehqxxuhaq + ilqllxjmdnfhb&lt;br&gt;Sytwhb : , MWQA-V600 btjblhqa</w:t>
                           </w:r>
                         </w:p>
                       </w:txbxContent>
                     </wps:txbx>
-                    <wps:bodyPr rot="0" spcFirstLastPara="0" vertOverflow="overflow" horzOverflow="overflow" vert="horz" wrap="square" lIns="6518" tIns="3259" rIns="6518" bIns="3259" numCol="1" spcCol="0" rtlCol="0" fromWordArt="0" anchor="ctr" anchorCtr="0" forceAA="0" compatLnSpc="1">
+                    <wps:bodyPr rot="0" spcFirstLastPara="0" vertOverflow="overflow" horzOverflow="overflow" vert="horz" wrap="square" lIns="6573" tIns="3287" rIns="6573" bIns="3287" numCol="1" spcCol="0" rtlCol="0" fromWordArt="0" anchor="ctr" anchorCtr="0" forceAA="0" compatLnSpc="1">
                       <a:prstTxWarp prst="textNoShape">
                         <a:avLst/>
                       </a:prstTxWarp>
@@ -1343,8 +1343,8 @@
                     <wps:cNvSpPr/>
                     <wps:spPr>
                       <a:xfrm>
-                        <a:off x="1204679" y="108637"/>
-                        <a:ext cx="139056" cy="50924"/>
+                        <a:off x="1195140" y="109555"/>
+                        <a:ext cx="140231" cy="51354"/>
                       </a:xfrm>
                       <a:prstGeom prst="rect">
                         <a:avLst/>
@@ -1392,7 +1392,7 @@
                         </w:p>
                       </w:txbxContent>
                     </wps:txbx>
-                    <wps:bodyPr rot="0" spcFirstLastPara="0" vertOverflow="overflow" horzOverflow="overflow" vert="horz" wrap="square" lIns="6518" tIns="3259" rIns="6518" bIns="3259" numCol="1" spcCol="0" rtlCol="0" fromWordArt="0" anchor="ctr" anchorCtr="0" forceAA="0" compatLnSpc="1">
+                    <wps:bodyPr rot="0" spcFirstLastPara="0" vertOverflow="overflow" horzOverflow="overflow" vert="horz" wrap="square" lIns="6573" tIns="3287" rIns="6573" bIns="3287" numCol="1" spcCol="0" rtlCol="0" fromWordArt="0" anchor="ctr" anchorCtr="0" forceAA="0" compatLnSpc="1">
                       <a:prstTxWarp prst="textNoShape">
                         <a:avLst/>
                       </a:prstTxWarp>
@@ -1400,12 +1400,12 @@
                     </wps:bodyPr>
                   </wps:wsp>
                   <wps:wsp>
-                    <wps:cNvPr id="27" name="&quot;IG : N16&lt;br&gt;Uxwm : 1&lt;br&gt;Khmckwsjr : Kmqmfasuhduew&lt;br&gt;Sytwhb : , DWET lgrjnp btjblhqa&quot;] &amp; M17[&quot;IG : M17&lt;br&gt;Uxwm : 1&lt;br&gt;Khmckwsjr : Ytgeshgypln&lt;br&gt;Sytwhb : , DWET lgrjnp btjblhqa&quot;" descr="N16"/>
+                    <wps:cNvPr id="27" name="IG : N16&lt;br&gt;Uxwm : 1&lt;br&gt;Khmckwsjr : Kmqmfasuhduew&lt;br&gt;Sytwhb : , DWET lgrjnp btjblhqa&quot;] &amp; M17[&quot;IG : M17&lt;br&gt;Uxwm : 1&lt;br&gt;Khmckwsjr : Ytgeshgypln&lt;br&gt;Sytwhb : , DWET lgrjnp btjblhqa" descr="N16"/>
                     <wps:cNvSpPr/>
                     <wps:spPr>
                       <a:xfrm>
-                        <a:off x="1149274" y="495658"/>
-                        <a:ext cx="249866" cy="356466"/>
+                        <a:off x="1139267" y="499847"/>
+                        <a:ext cx="251977" cy="359479"/>
                       </a:xfrm>
                       <a:prstGeom prst="rect">
                         <a:avLst/>
@@ -1448,12 +1448,12 @@
                               <w:color w:val="000000"/>
                               <w:sz w:val="4"/>
                             </w:rPr>
-                            <w:t xml:space="preserve">"IG : N16&lt;br&gt;Uxwm : 1&lt;br&gt;Khmckwsjr : Kmqmfasuhduew&lt;br&gt;Sytwhb : , DWET lgrjnp btjblhqa"] &amp; M17["IG : M17&lt;br&gt;Uxwm : 1&lt;br&gt;Khmckwsjr : Ytgeshgypln&lt;br&gt;Sytwhb : , DWET lgrjnp btjblhqa"</w:t>
+                            <w:t xml:space="preserve">IG : N16&lt;br&gt;Uxwm : 1&lt;br&gt;Khmckwsjr : Kmqmfasuhduew&lt;br&gt;Sytwhb : , DWET lgrjnp btjblhqa"] &amp; M17["IG : M17&lt;br&gt;Uxwm : 1&lt;br&gt;Khmckwsjr : Ytgeshgypln&lt;br&gt;Sytwhb : , DWET lgrjnp btjblhqa</w:t>
                           </w:r>
                         </w:p>
                       </w:txbxContent>
                     </wps:txbx>
-                    <wps:bodyPr rot="0" spcFirstLastPara="0" vertOverflow="overflow" horzOverflow="overflow" vert="horz" wrap="square" lIns="6518" tIns="3259" rIns="6518" bIns="3259" numCol="1" spcCol="0" rtlCol="0" fromWordArt="0" anchor="ctr" anchorCtr="0" forceAA="0" compatLnSpc="1">
+                    <wps:bodyPr rot="0" spcFirstLastPara="0" vertOverflow="overflow" horzOverflow="overflow" vert="horz" wrap="square" lIns="6573" tIns="3287" rIns="6573" bIns="3287" numCol="1" spcCol="0" rtlCol="0" fromWordArt="0" anchor="ctr" anchorCtr="0" forceAA="0" compatLnSpc="1">
                       <a:prstTxWarp prst="textNoShape">
                         <a:avLst/>
                       </a:prstTxWarp>
@@ -1465,8 +1465,8 @@
                     <wps:cNvSpPr/>
                     <wps:spPr>
                       <a:xfrm>
-                        <a:off x="5487378" y="108637"/>
-                        <a:ext cx="52037" cy="50924"/>
+                        <a:off x="5483522" y="109555"/>
+                        <a:ext cx="52477" cy="51354"/>
                       </a:xfrm>
                       <a:prstGeom prst="rect">
                         <a:avLst/>
@@ -1514,7 +1514,7 @@
                         </w:p>
                       </w:txbxContent>
                     </wps:txbx>
-                    <wps:bodyPr rot="0" spcFirstLastPara="0" vertOverflow="overflow" horzOverflow="overflow" vert="horz" wrap="square" lIns="6518" tIns="3259" rIns="6518" bIns="3259" numCol="1" spcCol="0" rtlCol="0" fromWordArt="0" anchor="ctr" anchorCtr="0" forceAA="0" compatLnSpc="1">
+                    <wps:bodyPr rot="0" spcFirstLastPara="0" vertOverflow="overflow" horzOverflow="overflow" vert="horz" wrap="square" lIns="6573" tIns="3287" rIns="6573" bIns="3287" numCol="1" spcCol="0" rtlCol="0" fromWordArt="0" anchor="ctr" anchorCtr="0" forceAA="0" compatLnSpc="1">
                       <a:prstTxWarp prst="textNoShape">
                         <a:avLst/>
                       </a:prstTxWarp>
@@ -1522,12 +1522,12 @@
                     </wps:bodyPr>
                   </wps:wsp>
                   <wps:wsp>
-                    <wps:cNvPr id="29" name="&quot;IG : V19.1&lt;br&gt;Uxwm : 2&lt;br&gt;Khmckwsjr : Tissqsfote&lt;br&gt;Sytwhb : , qswrbxahsp eyrospp uayb esdroqcowngo ktp ilqllxjmdnfhb&quot;] &amp; G26[&quot;IG : V19.2&lt;br&gt;Uxwm : 2&lt;br&gt;Khmckwsjr : Wasbpbpei&lt;br&gt;Sytwhb : , qswrbxahsp eyrospp uayb esdroqcowngo ktp ilqllxjmdnfhb&quot;] &amp; U25[&quot;IG : V19.3&lt;br&gt;Uxwm : 2&lt;br&gt;Khmckwsjr : Iswshksfcb&lt;br&gt;Sytwhb : , qswrbxahsp eyrospp uayb esdroqcowngo ktp ilqllxjmdnfhb&quot;" descr="V27"/>
+                    <wps:cNvPr id="29" name="IG : V19.1&lt;br&gt;Uxwm : 2&lt;br&gt;Khmckwsjr : Tissqsfote&lt;br&gt;Sytwhb : , qswrbxahsp eyrospp uayb esdroqcowngo ktp ilqllxjmdnfhb&quot;] &amp; G26[&quot;IG : V19.2&lt;br&gt;Uxwm : 2&lt;br&gt;Khmckwsjr : Wasbpbpei&lt;br&gt;Sytwhb : , qswrbxahsp eyrospp uayb esdroqcowngo ktp ilqllxjmdnfhb&quot;] &amp; U25[&quot;IG : V19.3&lt;br&gt;Uxwm : 2&lt;br&gt;Khmckwsjr : Iswshksfcb&lt;br&gt;Sytwhb : , qswrbxahsp eyrospp uayb esdroqcowngo ktp ilqllxjmdnfhb" descr="V27"/>
                     <wps:cNvSpPr/>
                     <wps:spPr>
                       <a:xfrm>
-                        <a:off x="5403130" y="322517"/>
-                        <a:ext cx="220534" cy="702747"/>
+                        <a:off x="5398562" y="325243"/>
+                        <a:ext cx="222397" cy="708687"/>
                       </a:xfrm>
                       <a:prstGeom prst="rect">
                         <a:avLst/>
@@ -1570,12 +1570,12 @@
                               <w:color w:val="000000"/>
                               <w:sz w:val="4"/>
                             </w:rPr>
-                            <w:t xml:space="preserve">"IG : V19.1&lt;br&gt;Uxwm : 2&lt;br&gt;Khmckwsjr : Tissqsfote&lt;br&gt;Sytwhb : , qswrbxahsp eyrospp uayb esdroqcowngo ktp ilqllxjmdnfhb"] &amp; G26["IG : V19.2&lt;br&gt;Uxwm : 2&lt;br&gt;Khmckwsjr : Wasbpbpei&lt;br&gt;Sytwhb : , qswrbxahsp eyrospp uayb esdroqcowngo ktp ilqllxjmdnfhb"] &amp; U25["IG : V19.3&lt;br&gt;Uxwm : 2&lt;br&gt;Khmckwsjr : Iswshksfcb&lt;br&gt;Sytwhb : , qswrbxahsp eyrospp uayb esdroqcowngo ktp ilqllxjmdnfhb"</w:t>
+                            <w:t xml:space="preserve">IG : V19.1&lt;br&gt;Uxwm : 2&lt;br&gt;Khmckwsjr : Tissqsfote&lt;br&gt;Sytwhb : , qswrbxahsp eyrospp uayb esdroqcowngo ktp ilqllxjmdnfhb"] &amp; G26["IG : V19.2&lt;br&gt;Uxwm : 2&lt;br&gt;Khmckwsjr : Wasbpbpei&lt;br&gt;Sytwhb : , qswrbxahsp eyrospp uayb esdroqcowngo ktp ilqllxjmdnfhb"] &amp; U25["IG : V19.3&lt;br&gt;Uxwm : 2&lt;br&gt;Khmckwsjr : Iswshksfcb&lt;br&gt;Sytwhb : , qswrbxahsp eyrospp uayb esdroqcowngo ktp ilqllxjmdnfhb</w:t>
                           </w:r>
                         </w:p>
                       </w:txbxContent>
                     </wps:txbx>
-                    <wps:bodyPr rot="0" spcFirstLastPara="0" vertOverflow="overflow" horzOverflow="overflow" vert="horz" wrap="square" lIns="6518" tIns="3259" rIns="6518" bIns="3259" numCol="1" spcCol="0" rtlCol="0" fromWordArt="0" anchor="ctr" anchorCtr="0" forceAA="0" compatLnSpc="1">
+                    <wps:bodyPr rot="0" spcFirstLastPara="0" vertOverflow="overflow" horzOverflow="overflow" vert="horz" wrap="square" lIns="6573" tIns="3287" rIns="6573" bIns="3287" numCol="1" spcCol="0" rtlCol="0" fromWordArt="0" anchor="ctr" anchorCtr="0" forceAA="0" compatLnSpc="1">
                       <a:prstTxWarp prst="textNoShape">
                         <a:avLst/>
                       </a:prstTxWarp>
@@ -1587,8 +1587,8 @@
                     <wps:cNvSpPr/>
                     <wps:spPr>
                       <a:xfrm>
-                        <a:off x="1543681" y="108637"/>
-                        <a:ext cx="52037" cy="50924"/>
+                        <a:off x="1537008" y="109555"/>
+                        <a:ext cx="52477" cy="51354"/>
                       </a:xfrm>
                       <a:prstGeom prst="rect">
                         <a:avLst/>
@@ -1636,7 +1636,7 @@
                         </w:p>
                       </w:txbxContent>
                     </wps:txbx>
-                    <wps:bodyPr rot="0" spcFirstLastPara="0" vertOverflow="overflow" horzOverflow="overflow" vert="horz" wrap="square" lIns="6518" tIns="3259" rIns="6518" bIns="3259" numCol="1" spcCol="0" rtlCol="0" fromWordArt="0" anchor="ctr" anchorCtr="0" forceAA="0" compatLnSpc="1">
+                    <wps:bodyPr rot="0" spcFirstLastPara="0" vertOverflow="overflow" horzOverflow="overflow" vert="horz" wrap="square" lIns="6573" tIns="3287" rIns="6573" bIns="3287" numCol="1" spcCol="0" rtlCol="0" fromWordArt="0" anchor="ctr" anchorCtr="0" forceAA="0" compatLnSpc="1">
                       <a:prstTxWarp prst="textNoShape">
                         <a:avLst/>
                       </a:prstTxWarp>
@@ -1644,12 +1644,12 @@
                     </wps:bodyPr>
                   </wps:wsp>
                   <wps:wsp>
-                    <wps:cNvPr id="31" name="&quot;IG : V19.3.1&lt;br&gt;Uxwm : 3&lt;br&gt;Khmckwsjr : Gmeaboui esdroqcowngo&lt;br&gt;Ihzstjm : Jamvp aoakqprayy HYH alwnkfavv tovfcbt&lt;br&gt;Sytwhb : ktp efhzpu xbww HYH&quot;] &amp; A70[&quot;IG : V19.3.2&lt;br&gt;Uxwm : 3&lt;br&gt;Khmckwsjr : Gmeaboui esdroqcowngo + Fplkmneorhvlm&lt;br&gt;Ihzstjm : Jamvp aoakqprayy HYH alwnkfavv tovfcbt&lt;br&gt;Sytwhb : ktp efhzpu xbww HYH&quot;" descr="O71"/>
+                    <wps:cNvPr id="31" name="IG : V19.3.1&lt;br&gt;Uxwm : 3&lt;br&gt;Khmckwsjr : Gmeaboui esdroqcowngo&lt;br&gt;Ihzstjm : Jamvp aoakqprayy HYH alwnkfavv tovfcbt&lt;br&gt;Sytwhb : ktp efhzpu xbww HYH&quot;] &amp; A70[&quot;IG : V19.3.2&lt;br&gt;Uxwm : 3&lt;br&gt;Khmckwsjr : Gmeaboui esdroqcowngo + Fplkmneorhvlm&lt;br&gt;Ihzstjm : Jamvp aoakqprayy HYH alwnkfavv tovfcbt&lt;br&gt;Sytwhb : ktp efhzpu xbww HYH" descr="O71"/>
                     <wps:cNvSpPr/>
                     <wps:spPr>
                       <a:xfrm>
-                        <a:off x="1439879" y="393810"/>
-                        <a:ext cx="259643" cy="560161"/>
+                        <a:off x="1432327" y="397138"/>
+                        <a:ext cx="261837" cy="564895"/>
                       </a:xfrm>
                       <a:prstGeom prst="rect">
                         <a:avLst/>
@@ -1692,12 +1692,12 @@
                               <w:color w:val="000000"/>
                               <w:sz w:val="4"/>
                             </w:rPr>
-                            <w:t xml:space="preserve">"IG : V19.3.1&lt;br&gt;Uxwm : 3&lt;br&gt;Khmckwsjr : Gmeaboui esdroqcowngo&lt;br&gt;Ihzstjm : Jamvp aoakqprayy HYH alwnkfavv tovfcbt&lt;br&gt;Sytwhb : ktp efhzpu xbww HYH"] &amp; A70["IG : V19.3.2&lt;br&gt;Uxwm : 3&lt;br&gt;Khmckwsjr : Gmeaboui esdroqcowngo + Fplkmneorhvlm&lt;br&gt;Ihzstjm : Jamvp aoakqprayy HYH alwnkfavv tovfcbt&lt;br&gt;Sytwhb : ktp efhzpu xbww HYH"</w:t>
+                            <w:t xml:space="preserve">IG : V19.3.1&lt;br&gt;Uxwm : 3&lt;br&gt;Khmckwsjr : Gmeaboui esdroqcowngo&lt;br&gt;Ihzstjm : Jamvp aoakqprayy HYH alwnkfavv tovfcbt&lt;br&gt;Sytwhb : ktp efhzpu xbww HYH"] &amp; A70["IG : V19.3.2&lt;br&gt;Uxwm : 3&lt;br&gt;Khmckwsjr : Gmeaboui esdroqcowngo + Fplkmneorhvlm&lt;br&gt;Ihzstjm : Jamvp aoakqprayy HYH alwnkfavv tovfcbt&lt;br&gt;Sytwhb : ktp efhzpu xbww HYH</w:t>
                           </w:r>
                         </w:p>
                       </w:txbxContent>
                     </wps:txbx>
-                    <wps:bodyPr rot="0" spcFirstLastPara="0" vertOverflow="overflow" horzOverflow="overflow" vert="horz" wrap="square" lIns="6518" tIns="3259" rIns="6518" bIns="3259" numCol="1" spcCol="0" rtlCol="0" fromWordArt="0" anchor="ctr" anchorCtr="0" forceAA="0" compatLnSpc="1">
+                    <wps:bodyPr rot="0" spcFirstLastPara="0" vertOverflow="overflow" horzOverflow="overflow" vert="horz" wrap="square" lIns="6573" tIns="3287" rIns="6573" bIns="3287" numCol="1" spcCol="0" rtlCol="0" fromWordArt="0" anchor="ctr" anchorCtr="0" forceAA="0" compatLnSpc="1">
                       <a:prstTxWarp prst="textNoShape">
                         <a:avLst/>
                       </a:prstTxWarp>
@@ -1709,8 +1709,8 @@
                     <wps:cNvSpPr/>
                     <wps:spPr>
                       <a:xfrm>
-                        <a:off x="1844064" y="108637"/>
-                        <a:ext cx="52037" cy="50924"/>
+                        <a:off x="1839928" y="109555"/>
+                        <a:ext cx="52477" cy="51354"/>
                       </a:xfrm>
                       <a:prstGeom prst="rect">
                         <a:avLst/>
@@ -1758,7 +1758,7 @@
                         </w:p>
                       </w:txbxContent>
                     </wps:txbx>
-                    <wps:bodyPr rot="0" spcFirstLastPara="0" vertOverflow="overflow" horzOverflow="overflow" vert="horz" wrap="square" lIns="6518" tIns="3259" rIns="6518" bIns="3259" numCol="1" spcCol="0" rtlCol="0" fromWordArt="0" anchor="ctr" anchorCtr="0" forceAA="0" compatLnSpc="1">
+                    <wps:bodyPr rot="0" spcFirstLastPara="0" vertOverflow="overflow" horzOverflow="overflow" vert="horz" wrap="square" lIns="6573" tIns="3287" rIns="6573" bIns="3287" numCol="1" spcCol="0" rtlCol="0" fromWordArt="0" anchor="ctr" anchorCtr="0" forceAA="0" compatLnSpc="1">
                       <a:prstTxWarp prst="textNoShape">
                         <a:avLst/>
                       </a:prstTxWarp>
@@ -1766,12 +1766,12 @@
                     </wps:bodyPr>
                   </wps:wsp>
                   <wps:wsp>
-                    <wps:cNvPr id="33" name="&quot;IG : V19.2.1&lt;br&gt;Uxwm : 3&lt;br&gt;Khmckwsjr : Gmeaboui esdroqcowngo&lt;br&gt;Ihzstjm : Jamvp aoakqprayy HYH alwnkfavv tovfcbt&lt;br&gt;Sytwhb : ktp efhzpu xbww HYH&quot;] &amp; S72[&quot;IG : V19.2.2&lt;br&gt;Uxwm : 3&lt;br&gt;Khmckwsjr : Gmeaboui esdroqcowngo + Fplkmneorhvlm&lt;br&gt;Ihzstjm : Jamvp aoakqprayy HYH alwnkfavv tovfcbt&lt;br&gt;Sytwhb : ktp efhzpu xbww HYH&quot;" descr="O73"/>
+                    <wps:cNvPr id="33" name="IG : V19.2.1&lt;br&gt;Uxwm : 3&lt;br&gt;Khmckwsjr : Gmeaboui esdroqcowngo&lt;br&gt;Ihzstjm : Jamvp aoakqprayy HYH alwnkfavv tovfcbt&lt;br&gt;Sytwhb : ktp efhzpu xbww HYH&quot;] &amp; S72[&quot;IG : V19.2.2&lt;br&gt;Uxwm : 3&lt;br&gt;Khmckwsjr : Gmeaboui esdroqcowngo + Fplkmneorhvlm&lt;br&gt;Ihzstjm : Jamvp aoakqprayy HYH alwnkfavv tovfcbt&lt;br&gt;Sytwhb : ktp efhzpu xbww HYH" descr="O73"/>
                     <wps:cNvSpPr/>
                     <wps:spPr>
                       <a:xfrm>
-                        <a:off x="1740261" y="393810"/>
-                        <a:ext cx="259643" cy="560161"/>
+                        <a:off x="1735248" y="397138"/>
+                        <a:ext cx="261837" cy="564895"/>
                       </a:xfrm>
                       <a:prstGeom prst="rect">
                         <a:avLst/>
@@ -1814,12 +1814,12 @@
                               <w:color w:val="000000"/>
                               <w:sz w:val="4"/>
                             </w:rPr>
-                            <w:t xml:space="preserve">"IG : V19.2.1&lt;br&gt;Uxwm : 3&lt;br&gt;Khmckwsjr : Gmeaboui esdroqcowngo&lt;br&gt;Ihzstjm : Jamvp aoakqprayy HYH alwnkfavv tovfcbt&lt;br&gt;Sytwhb : ktp efhzpu xbww HYH"] &amp; S72["IG : V19.2.2&lt;br&gt;Uxwm : 3&lt;br&gt;Khmckwsjr : Gmeaboui esdroqcowngo + Fplkmneorhvlm&lt;br&gt;Ihzstjm : Jamvp aoakqprayy HYH alwnkfavv tovfcbt&lt;br&gt;Sytwhb : ktp efhzpu xbww HYH"</w:t>
+                            <w:t xml:space="preserve">IG : V19.2.1&lt;br&gt;Uxwm : 3&lt;br&gt;Khmckwsjr : Gmeaboui esdroqcowngo&lt;br&gt;Ihzstjm : Jamvp aoakqprayy HYH alwnkfavv tovfcbt&lt;br&gt;Sytwhb : ktp efhzpu xbww HYH"] &amp; S72["IG : V19.2.2&lt;br&gt;Uxwm : 3&lt;br&gt;Khmckwsjr : Gmeaboui esdroqcowngo + Fplkmneorhvlm&lt;br&gt;Ihzstjm : Jamvp aoakqprayy HYH alwnkfavv tovfcbt&lt;br&gt;Sytwhb : ktp efhzpu xbww HYH</w:t>
                           </w:r>
                         </w:p>
                       </w:txbxContent>
                     </wps:txbx>
-                    <wps:bodyPr rot="0" spcFirstLastPara="0" vertOverflow="overflow" horzOverflow="overflow" vert="horz" wrap="square" lIns="6518" tIns="3259" rIns="6518" bIns="3259" numCol="1" spcCol="0" rtlCol="0" fromWordArt="0" anchor="ctr" anchorCtr="0" forceAA="0" compatLnSpc="1">
+                    <wps:bodyPr rot="0" spcFirstLastPara="0" vertOverflow="overflow" horzOverflow="overflow" vert="horz" wrap="square" lIns="6573" tIns="3287" rIns="6573" bIns="3287" numCol="1" spcCol="0" rtlCol="0" fromWordArt="0" anchor="ctr" anchorCtr="0" forceAA="0" compatLnSpc="1">
                       <a:prstTxWarp prst="textNoShape">
                         <a:avLst/>
                       </a:prstTxWarp>
@@ -1827,12 +1827,12 @@
                     </wps:bodyPr>
                   </wps:wsp>
                   <wps:wsp>
-                    <wps:cNvPr id="34" name="&quot;IG : V19.1.1&lt;br&gt;Uxwm : 3&lt;br&gt;Khmckwsjr : Gmeaboui esdroqcowngo + Fplkmneorhvlm&lt;br&gt;Ihzstjm : Jamvp aoakqprayy HYH alwnkfavv tovfcbt&lt;br&gt;Sytwhb : ktp efhzpu xbww HYH&quot;] &amp; F75[&quot;IG : V19.1.2&lt;br&gt;Uxwm : 3&lt;br&gt;Khmckwsjr : Gmeaboui esdroqcowngo&lt;br&gt;Ihzstjm : Jamvp aoakqprayy HYH alwnkfavv tovfcbt&lt;br&gt;Sytwhb : ktp efhzpu xbww HYH&quot;" descr="E74"/>
+                    <wps:cNvPr id="34" name="IG : V19.1.1&lt;br&gt;Uxwm : 3&lt;br&gt;Khmckwsjr : Gmeaboui esdroqcowngo + Fplkmneorhvlm&lt;br&gt;Ihzstjm : Jamvp aoakqprayy HYH alwnkfavv tovfcbt&lt;br&gt;Sytwhb : ktp efhzpu xbww HYH&quot;] &amp; F75[&quot;IG : V19.1.2&lt;br&gt;Uxwm : 3&lt;br&gt;Khmckwsjr : Gmeaboui esdroqcowngo&lt;br&gt;Ihzstjm : Jamvp aoakqprayy HYH alwnkfavv tovfcbt&lt;br&gt;Sytwhb : ktp efhzpu xbww HYH" descr="E74"/>
                     <wps:cNvSpPr/>
                     <wps:spPr>
                       <a:xfrm>
-                        <a:off x="5383575" y="1106742"/>
-                        <a:ext cx="259643" cy="560161"/>
+                        <a:off x="5378842" y="1116096"/>
+                        <a:ext cx="261837" cy="564895"/>
                       </a:xfrm>
                       <a:prstGeom prst="rect">
                         <a:avLst/>
@@ -1875,12 +1875,12 @@
                               <w:color w:val="000000"/>
                               <w:sz w:val="4"/>
                             </w:rPr>
-                            <w:t xml:space="preserve">"IG : V19.1.1&lt;br&gt;Uxwm : 3&lt;br&gt;Khmckwsjr : Gmeaboui esdroqcowngo + Fplkmneorhvlm&lt;br&gt;Ihzstjm : Jamvp aoakqprayy HYH alwnkfavv tovfcbt&lt;br&gt;Sytwhb : ktp efhzpu xbww HYH"] &amp; F75["IG : V19.1.2&lt;br&gt;Uxwm : 3&lt;br&gt;Khmckwsjr : Gmeaboui esdroqcowngo&lt;br&gt;Ihzstjm : Jamvp aoakqprayy HYH alwnkfavv tovfcbt&lt;br&gt;Sytwhb : ktp efhzpu xbww HYH"</w:t>
+                            <w:t xml:space="preserve">IG : V19.1.1&lt;br&gt;Uxwm : 3&lt;br&gt;Khmckwsjr : Gmeaboui esdroqcowngo + Fplkmneorhvlm&lt;br&gt;Ihzstjm : Jamvp aoakqprayy HYH alwnkfavv tovfcbt&lt;br&gt;Sytwhb : ktp efhzpu xbww HYH"] &amp; F75["IG : V19.1.2&lt;br&gt;Uxwm : 3&lt;br&gt;Khmckwsjr : Gmeaboui esdroqcowngo&lt;br&gt;Ihzstjm : Jamvp aoakqprayy HYH alwnkfavv tovfcbt&lt;br&gt;Sytwhb : ktp efhzpu xbww HYH</w:t>
                           </w:r>
                         </w:p>
                       </w:txbxContent>
                     </wps:txbx>
-                    <wps:bodyPr rot="0" spcFirstLastPara="0" vertOverflow="overflow" horzOverflow="overflow" vert="horz" wrap="square" lIns="6518" tIns="3259" rIns="6518" bIns="3259" numCol="1" spcCol="0" rtlCol="0" fromWordArt="0" anchor="ctr" anchorCtr="0" forceAA="0" compatLnSpc="1">
+                    <wps:bodyPr rot="0" spcFirstLastPara="0" vertOverflow="overflow" horzOverflow="overflow" vert="horz" wrap="square" lIns="6573" tIns="3287" rIns="6573" bIns="3287" numCol="1" spcCol="0" rtlCol="0" fromWordArt="0" anchor="ctr" anchorCtr="0" forceAA="0" compatLnSpc="1">
                       <a:prstTxWarp prst="textNoShape">
                         <a:avLst/>
                       </a:prstTxWarp>
@@ -1892,8 +1892,8 @@
                     <wps:cNvSpPr/>
                     <wps:spPr>
                       <a:xfrm>
-                        <a:off x="5787760" y="108637"/>
-                        <a:ext cx="52037" cy="50924"/>
+                        <a:off x="5786443" y="109555"/>
+                        <a:ext cx="52477" cy="51354"/>
                       </a:xfrm>
                       <a:prstGeom prst="rect">
                         <a:avLst/>
@@ -1941,7 +1941,7 @@
                         </w:p>
                       </w:txbxContent>
                     </wps:txbx>
-                    <wps:bodyPr rot="0" spcFirstLastPara="0" vertOverflow="overflow" horzOverflow="overflow" vert="horz" wrap="square" lIns="6518" tIns="3259" rIns="6518" bIns="3259" numCol="1" spcCol="0" rtlCol="0" fromWordArt="0" anchor="ctr" anchorCtr="0" forceAA="0" compatLnSpc="1">
+                    <wps:bodyPr rot="0" spcFirstLastPara="0" vertOverflow="overflow" horzOverflow="overflow" vert="horz" wrap="square" lIns="6573" tIns="3287" rIns="6573" bIns="3287" numCol="1" spcCol="0" rtlCol="0" fromWordArt="0" anchor="ctr" anchorCtr="0" forceAA="0" compatLnSpc="1">
                       <a:prstTxWarp prst="textNoShape">
                         <a:avLst/>
                       </a:prstTxWarp>
@@ -1949,12 +1949,12 @@
                     </wps:bodyPr>
                   </wps:wsp>
                   <wps:wsp>
-                    <wps:cNvPr id="36" name="&quot;IG : S20.1&lt;br&gt;Uxwm : 2&lt;br&gt;Khmckwsjr : Lkhlrydqi&lt;br&gt;Sytwhb : , qswrbxahsp eyrospp uayb esdroqcowngo ktp ilqllxjmdnfhb&quot;] &amp; P29[&quot;IG : S20.2&lt;br&gt;Uxwm : 2&lt;br&gt;Khmckwsjr : Lmhjknzgh&lt;br&gt;Sytwhb : , qswrbxahsp eyrospp uayb esdroqcowngo ktp ilqllxjmdnfhb&quot;" descr="C28"/>
+                    <wps:cNvPr id="36" name="IG : S20.1&lt;br&gt;Uxwm : 2&lt;br&gt;Khmckwsjr : Lkhlrydqi&lt;br&gt;Sytwhb : , qswrbxahsp eyrospp uayb esdroqcowngo ktp ilqllxjmdnfhb&quot;] &amp; P29[&quot;IG : S20.2&lt;br&gt;Uxwm : 2&lt;br&gt;Khmckwsjr : Lmhjknzgh&lt;br&gt;Sytwhb : , qswrbxahsp eyrospp uayb esdroqcowngo ktp ilqllxjmdnfhb" descr="C28"/>
                     <wps:cNvSpPr/>
                     <wps:spPr>
                       <a:xfrm>
-                        <a:off x="5708400" y="434549"/>
-                        <a:ext cx="210756" cy="478683"/>
+                        <a:off x="5706413" y="438222"/>
+                        <a:ext cx="212537" cy="482729"/>
                       </a:xfrm>
                       <a:prstGeom prst="rect">
                         <a:avLst/>
@@ -1997,12 +1997,12 @@
                               <w:color w:val="000000"/>
                               <w:sz w:val="4"/>
                             </w:rPr>
-                            <w:t xml:space="preserve">"IG : S20.1&lt;br&gt;Uxwm : 2&lt;br&gt;Khmckwsjr : Lkhlrydqi&lt;br&gt;Sytwhb : , qswrbxahsp eyrospp uayb esdroqcowngo ktp ilqllxjmdnfhb"] &amp; P29["IG : S20.2&lt;br&gt;Uxwm : 2&lt;br&gt;Khmckwsjr : Lmhjknzgh&lt;br&gt;Sytwhb : , qswrbxahsp eyrospp uayb esdroqcowngo ktp ilqllxjmdnfhb"</w:t>
+                            <w:t xml:space="preserve">IG : S20.1&lt;br&gt;Uxwm : 2&lt;br&gt;Khmckwsjr : Lkhlrydqi&lt;br&gt;Sytwhb : , qswrbxahsp eyrospp uayb esdroqcowngo ktp ilqllxjmdnfhb"] &amp; P29["IG : S20.2&lt;br&gt;Uxwm : 2&lt;br&gt;Khmckwsjr : Lmhjknzgh&lt;br&gt;Sytwhb : , qswrbxahsp eyrospp uayb esdroqcowngo ktp ilqllxjmdnfhb</w:t>
                           </w:r>
                         </w:p>
                       </w:txbxContent>
                     </wps:txbx>
-                    <wps:bodyPr rot="0" spcFirstLastPara="0" vertOverflow="overflow" horzOverflow="overflow" vert="horz" wrap="square" lIns="6518" tIns="3259" rIns="6518" bIns="3259" numCol="1" spcCol="0" rtlCol="0" fromWordArt="0" anchor="ctr" anchorCtr="0" forceAA="0" compatLnSpc="1">
+                    <wps:bodyPr rot="0" spcFirstLastPara="0" vertOverflow="overflow" horzOverflow="overflow" vert="horz" wrap="square" lIns="6573" tIns="3287" rIns="6573" bIns="3287" numCol="1" spcCol="0" rtlCol="0" fromWordArt="0" anchor="ctr" anchorCtr="0" forceAA="0" compatLnSpc="1">
                       <a:prstTxWarp prst="textNoShape">
                         <a:avLst/>
                       </a:prstTxWarp>
@@ -2010,12 +2010,12 @@
                     </wps:bodyPr>
                   </wps:wsp>
                   <wps:wsp>
-                    <wps:cNvPr id="37" name="&quot;IG : S20.1.1&lt;br&gt;Uxwm : 3&lt;br&gt;Khmckwsjr : Gmeaboui esdroqcowngo + Fplkmneorhvlm&lt;br&gt;Ihzstjm : Jamvp aoakqprayy HYH alwnkfavv tovfcbt&lt;br&gt;Sytwhb : ktp efhzpu xbww HYH&quot;] &amp; F77[&quot;IG : S20.1.2&lt;br&gt;Uxwm : 3&lt;br&gt;Khmckwsjr : Gmeaboui esdroqcowngo&lt;br&gt;Ihzstjm : Jamvp aoakqprayy HYH alwnkfavv tovfcbt&lt;br&gt;Sytwhb : ktp efhzpu xbww HYH&quot;" descr="F76"/>
+                    <wps:cNvPr id="37" name="IG : S20.1.1&lt;br&gt;Uxwm : 3&lt;br&gt;Khmckwsjr : Gmeaboui esdroqcowngo + Fplkmneorhvlm&lt;br&gt;Ihzstjm : Jamvp aoakqprayy HYH alwnkfavv tovfcbt&lt;br&gt;Sytwhb : ktp efhzpu xbww HYH&quot;] &amp; F77[&quot;IG : S20.1.2&lt;br&gt;Uxwm : 3&lt;br&gt;Khmckwsjr : Gmeaboui esdroqcowngo&lt;br&gt;Ihzstjm : Jamvp aoakqprayy HYH alwnkfavv tovfcbt&lt;br&gt;Sytwhb : ktp efhzpu xbww HYH" descr="F76"/>
                     <wps:cNvSpPr/>
                     <wps:spPr>
                       <a:xfrm>
-                        <a:off x="5683957" y="1106742"/>
-                        <a:ext cx="259643" cy="560161"/>
+                        <a:off x="5681763" y="1116096"/>
+                        <a:ext cx="261837" cy="564895"/>
                       </a:xfrm>
                       <a:prstGeom prst="rect">
                         <a:avLst/>
@@ -2058,12 +2058,12 @@
                               <w:color w:val="000000"/>
                               <w:sz w:val="4"/>
                             </w:rPr>
-                            <w:t xml:space="preserve">"IG : S20.1.1&lt;br&gt;Uxwm : 3&lt;br&gt;Khmckwsjr : Gmeaboui esdroqcowngo + Fplkmneorhvlm&lt;br&gt;Ihzstjm : Jamvp aoakqprayy HYH alwnkfavv tovfcbt&lt;br&gt;Sytwhb : ktp efhzpu xbww HYH"] &amp; F77["IG : S20.1.2&lt;br&gt;Uxwm : 3&lt;br&gt;Khmckwsjr : Gmeaboui esdroqcowngo&lt;br&gt;Ihzstjm : Jamvp aoakqprayy HYH alwnkfavv tovfcbt&lt;br&gt;Sytwhb : ktp efhzpu xbww HYH"</w:t>
+                            <w:t xml:space="preserve">IG : S20.1.1&lt;br&gt;Uxwm : 3&lt;br&gt;Khmckwsjr : Gmeaboui esdroqcowngo + Fplkmneorhvlm&lt;br&gt;Ihzstjm : Jamvp aoakqprayy HYH alwnkfavv tovfcbt&lt;br&gt;Sytwhb : ktp efhzpu xbww HYH"] &amp; F77["IG : S20.1.2&lt;br&gt;Uxwm : 3&lt;br&gt;Khmckwsjr : Gmeaboui esdroqcowngo&lt;br&gt;Ihzstjm : Jamvp aoakqprayy HYH alwnkfavv tovfcbt&lt;br&gt;Sytwhb : ktp efhzpu xbww HYH</w:t>
                           </w:r>
                         </w:p>
                       </w:txbxContent>
                     </wps:txbx>
-                    <wps:bodyPr rot="0" spcFirstLastPara="0" vertOverflow="overflow" horzOverflow="overflow" vert="horz" wrap="square" lIns="6518" tIns="3259" rIns="6518" bIns="3259" numCol="1" spcCol="0" rtlCol="0" fromWordArt="0" anchor="ctr" anchorCtr="0" forceAA="0" compatLnSpc="1">
+                    <wps:bodyPr rot="0" spcFirstLastPara="0" vertOverflow="overflow" horzOverflow="overflow" vert="horz" wrap="square" lIns="6573" tIns="3287" rIns="6573" bIns="3287" numCol="1" spcCol="0" rtlCol="0" fromWordArt="0" anchor="ctr" anchorCtr="0" forceAA="0" compatLnSpc="1">
                       <a:prstTxWarp prst="textNoShape">
                         <a:avLst/>
                       </a:prstTxWarp>
@@ -2075,8 +2075,8 @@
                     <wps:cNvSpPr/>
                     <wps:spPr>
                       <a:xfrm>
-                        <a:off x="2567805" y="108637"/>
-                        <a:ext cx="52037" cy="50924"/>
+                        <a:off x="2559926" y="109555"/>
+                        <a:ext cx="52477" cy="51354"/>
                       </a:xfrm>
                       <a:prstGeom prst="rect">
                         <a:avLst/>
@@ -2124,7 +2124,7 @@
                         </w:p>
                       </w:txbxContent>
                     </wps:txbx>
-                    <wps:bodyPr rot="0" spcFirstLastPara="0" vertOverflow="overflow" horzOverflow="overflow" vert="horz" wrap="square" lIns="6518" tIns="3259" rIns="6518" bIns="3259" numCol="1" spcCol="0" rtlCol="0" fromWordArt="0" anchor="ctr" anchorCtr="0" forceAA="0" compatLnSpc="1">
+                    <wps:bodyPr rot="0" spcFirstLastPara="0" vertOverflow="overflow" horzOverflow="overflow" vert="horz" wrap="square" lIns="6573" tIns="3287" rIns="6573" bIns="3287" numCol="1" spcCol="0" rtlCol="0" fromWordArt="0" anchor="ctr" anchorCtr="0" forceAA="0" compatLnSpc="1">
                       <a:prstTxWarp prst="textNoShape">
                         <a:avLst/>
                       </a:prstTxWarp>
@@ -2132,12 +2132,12 @@
                     </wps:bodyPr>
                   </wps:wsp>
                   <wps:wsp>
-                    <wps:cNvPr id="39" name="&quot;IG : S20.2.1&lt;br&gt;Uxwm : 3&lt;br&gt;Khmckwsjr : Gmeaboui esdroqcowngo + Fplkmneorhvlm&lt;br&gt;Ihzstjm : Jamvp aoakqprayy HYH alwnkfavv tovfcbt&lt;br&gt;Sytwhb : ktp efhzpu xbww HYH&quot;] &amp; I79[&quot;IG : S20.2.2&lt;br&gt;Uxwm : 3&lt;br&gt;Khmckwsjr : Gmeaboui esdroqcowngo&lt;br&gt;Ihzstjm : Jamvp aoakqprayy HYH alwnkfavv tovfcbt&lt;br&gt;Sytwhb : ktp efhzpu xbww HYH&quot;" descr="V78"/>
+                    <wps:cNvPr id="39" name="IG : S20.2.1&lt;br&gt;Uxwm : 3&lt;br&gt;Khmckwsjr : Gmeaboui esdroqcowngo + Fplkmneorhvlm&lt;br&gt;Ihzstjm : Jamvp aoakqprayy HYH alwnkfavv tovfcbt&lt;br&gt;Sytwhb : ktp efhzpu xbww HYH&quot;] &amp; I79[&quot;IG : S20.2.2&lt;br&gt;Uxwm : 3&lt;br&gt;Khmckwsjr : Gmeaboui esdroqcowngo&lt;br&gt;Ihzstjm : Jamvp aoakqprayy HYH alwnkfavv tovfcbt&lt;br&gt;Sytwhb : ktp efhzpu xbww HYH" descr="V78"/>
                     <wps:cNvSpPr/>
                     <wps:spPr>
                       <a:xfrm>
-                        <a:off x="2464002" y="393810"/>
-                        <a:ext cx="259643" cy="560161"/>
+                        <a:off x="2455246" y="397138"/>
+                        <a:ext cx="261837" cy="564895"/>
                       </a:xfrm>
                       <a:prstGeom prst="rect">
                         <a:avLst/>
@@ -2180,12 +2180,12 @@
                               <w:color w:val="000000"/>
                               <w:sz w:val="4"/>
                             </w:rPr>
-                            <w:t xml:space="preserve">"IG : S20.2.1&lt;br&gt;Uxwm : 3&lt;br&gt;Khmckwsjr : Gmeaboui esdroqcowngo + Fplkmneorhvlm&lt;br&gt;Ihzstjm : Jamvp aoakqprayy HYH alwnkfavv tovfcbt&lt;br&gt;Sytwhb : ktp efhzpu xbww HYH"] &amp; I79["IG : S20.2.2&lt;br&gt;Uxwm : 3&lt;br&gt;Khmckwsjr : Gmeaboui esdroqcowngo&lt;br&gt;Ihzstjm : Jamvp aoakqprayy HYH alwnkfavv tovfcbt&lt;br&gt;Sytwhb : ktp efhzpu xbww HYH"</w:t>
+                            <w:t xml:space="preserve">IG : S20.2.1&lt;br&gt;Uxwm : 3&lt;br&gt;Khmckwsjr : Gmeaboui esdroqcowngo + Fplkmneorhvlm&lt;br&gt;Ihzstjm : Jamvp aoakqprayy HYH alwnkfavv tovfcbt&lt;br&gt;Sytwhb : ktp efhzpu xbww HYH"] &amp; I79["IG : S20.2.2&lt;br&gt;Uxwm : 3&lt;br&gt;Khmckwsjr : Gmeaboui esdroqcowngo&lt;br&gt;Ihzstjm : Jamvp aoakqprayy HYH alwnkfavv tovfcbt&lt;br&gt;Sytwhb : ktp efhzpu xbww HYH</w:t>
                           </w:r>
                         </w:p>
                       </w:txbxContent>
                     </wps:txbx>
-                    <wps:bodyPr rot="0" spcFirstLastPara="0" vertOverflow="overflow" horzOverflow="overflow" vert="horz" wrap="square" lIns="6518" tIns="3259" rIns="6518" bIns="3259" numCol="1" spcCol="0" rtlCol="0" fromWordArt="0" anchor="ctr" anchorCtr="0" forceAA="0" compatLnSpc="1">
+                    <wps:bodyPr rot="0" spcFirstLastPara="0" vertOverflow="overflow" horzOverflow="overflow" vert="horz" wrap="square" lIns="6573" tIns="3287" rIns="6573" bIns="3287" numCol="1" spcCol="0" rtlCol="0" fromWordArt="0" anchor="ctr" anchorCtr="0" forceAA="0" compatLnSpc="1">
                       <a:prstTxWarp prst="textNoShape">
                         <a:avLst/>
                       </a:prstTxWarp>
@@ -2193,12 +2193,12 @@
                     </wps:bodyPr>
                   </wps:wsp>
                   <wps:wsp>
-                    <wps:cNvPr id="40" name="&quot;IG : F21&lt;br&gt;Uxwm : 1&lt;br&gt;Khmckwsjr : Zjwehqxxuhaq + Fplkmneorhvlm&lt;br&gt;Sytwhb : , KPB2 btjblhqa&quot;" descr="F21"/>
+                    <wps:cNvPr id="40" name="IG : F21&lt;br&gt;Uxwm : 1&lt;br&gt;Khmckwsjr : Zjwehqxxuhaq + Fplkmneorhvlm&lt;br&gt;Sytwhb : , KPB2 btjblhqa" descr="F21"/>
                     <wps:cNvSpPr/>
                     <wps:spPr>
                       <a:xfrm>
-                        <a:off x="2768458" y="27159"/>
-                        <a:ext cx="249866" cy="213880"/>
+                        <a:off x="2762275" y="27389"/>
+                        <a:ext cx="251977" cy="215687"/>
                       </a:xfrm>
                       <a:prstGeom prst="rect">
                         <a:avLst/>
@@ -2241,12 +2241,12 @@
                               <w:color w:val="000000"/>
                               <w:sz w:val="4"/>
                             </w:rPr>
-                            <w:t xml:space="preserve">"IG : F21&lt;br&gt;Uxwm : 1&lt;br&gt;Khmckwsjr : Zjwehqxxuhaq + Fplkmneorhvlm&lt;br&gt;Sytwhb : , KPB2 btjblhqa"</w:t>
+                            <w:t xml:space="preserve">IG : F21&lt;br&gt;Uxwm : 1&lt;br&gt;Khmckwsjr : Zjwehqxxuhaq + Fplkmneorhvlm&lt;br&gt;Sytwhb : , KPB2 btjblhqa</w:t>
                           </w:r>
                         </w:p>
                       </w:txbxContent>
                     </wps:txbx>
-                    <wps:bodyPr rot="0" spcFirstLastPara="0" vertOverflow="overflow" horzOverflow="overflow" vert="horz" wrap="square" lIns="6518" tIns="3259" rIns="6518" bIns="3259" numCol="1" spcCol="0" rtlCol="0" fromWordArt="0" anchor="ctr" anchorCtr="0" forceAA="0" compatLnSpc="1">
+                    <wps:bodyPr rot="0" spcFirstLastPara="0" vertOverflow="overflow" horzOverflow="overflow" vert="horz" wrap="square" lIns="6573" tIns="3287" rIns="6573" bIns="3287" numCol="1" spcCol="0" rtlCol="0" fromWordArt="0" anchor="ctr" anchorCtr="0" forceAA="0" compatLnSpc="1">
                       <a:prstTxWarp prst="textNoShape">
                         <a:avLst/>
                       </a:prstTxWarp>
@@ -2254,12 +2254,12 @@
                     </wps:bodyPr>
                   </wps:wsp>
                   <wps:wsp>
-                    <wps:cNvPr id="41" name="&quot;IG : F21.1&lt;br&gt;Uxwm : 2&lt;br&gt;Khmckwsjr : Exzhttzcmyt&lt;br&gt;Sytwhb : , qswrbxahsp eyrospp uayb esdroqcowngo ktp ilqllxjmdnfhb&lt;br&gt;Ihzstjm : Exzhttzcmyt-xvcqodcmmq&quot;" descr="Z40"/>
+                    <wps:cNvPr id="41" name="IG : F21.1&lt;br&gt;Uxwm : 2&lt;br&gt;Khmckwsjr : Exzhttzcmyt&lt;br&gt;Sytwhb : , qswrbxahsp eyrospp uayb esdroqcowngo ktp ilqllxjmdnfhb&lt;br&gt;Ihzstjm : Exzhttzcmyt-xvcqodcmmq" descr="Z40"/>
                     <wps:cNvSpPr/>
                     <wps:spPr>
                       <a:xfrm>
-                        <a:off x="2764384" y="526212"/>
-                        <a:ext cx="258014" cy="295358"/>
+                        <a:off x="2758167" y="530659"/>
+                        <a:ext cx="260194" cy="297854"/>
                       </a:xfrm>
                       <a:prstGeom prst="rect">
                         <a:avLst/>
@@ -2302,12 +2302,12 @@
                               <w:color w:val="000000"/>
                               <w:sz w:val="4"/>
                             </w:rPr>
-                            <w:t xml:space="preserve">"IG : F21.1&lt;br&gt;Uxwm : 2&lt;br&gt;Khmckwsjr : Exzhttzcmyt&lt;br&gt;Sytwhb : , qswrbxahsp eyrospp uayb esdroqcowngo ktp ilqllxjmdnfhb&lt;br&gt;Ihzstjm : Exzhttzcmyt-xvcqodcmmq"</w:t>
+                            <w:t xml:space="preserve">IG : F21.1&lt;br&gt;Uxwm : 2&lt;br&gt;Khmckwsjr : Exzhttzcmyt&lt;br&gt;Sytwhb : , qswrbxahsp eyrospp uayb esdroqcowngo ktp ilqllxjmdnfhb&lt;br&gt;Ihzstjm : Exzhttzcmyt-xvcqodcmmq</w:t>
                           </w:r>
                         </w:p>
                       </w:txbxContent>
                     </wps:txbx>
-                    <wps:bodyPr rot="0" spcFirstLastPara="0" vertOverflow="overflow" horzOverflow="overflow" vert="horz" wrap="square" lIns="6518" tIns="3259" rIns="6518" bIns="3259" numCol="1" spcCol="0" rtlCol="0" fromWordArt="0" anchor="ctr" anchorCtr="0" forceAA="0" compatLnSpc="1">
+                    <wps:bodyPr rot="0" spcFirstLastPara="0" vertOverflow="overflow" horzOverflow="overflow" vert="horz" wrap="square" lIns="6573" tIns="3287" rIns="6573" bIns="3287" numCol="1" spcCol="0" rtlCol="0" fromWordArt="0" anchor="ctr" anchorCtr="0" forceAA="0" compatLnSpc="1">
                       <a:prstTxWarp prst="textNoShape">
                         <a:avLst/>
                       </a:prstTxWarp>
@@ -2319,8 +2319,8 @@
                     <wps:cNvSpPr/>
                     <wps:spPr>
                       <a:xfrm>
-                        <a:off x="3109090" y="108637"/>
-                        <a:ext cx="52037" cy="50924"/>
+                        <a:off x="3105786" y="109555"/>
+                        <a:ext cx="52477" cy="51354"/>
                       </a:xfrm>
                       <a:prstGeom prst="rect">
                         <a:avLst/>
@@ -2368,7 +2368,7 @@
                         </w:p>
                       </w:txbxContent>
                     </wps:txbx>
-                    <wps:bodyPr rot="0" spcFirstLastPara="0" vertOverflow="overflow" horzOverflow="overflow" vert="horz" wrap="square" lIns="6518" tIns="3259" rIns="6518" bIns="3259" numCol="1" spcCol="0" rtlCol="0" fromWordArt="0" anchor="ctr" anchorCtr="0" forceAA="0" compatLnSpc="1">
+                    <wps:bodyPr rot="0" spcFirstLastPara="0" vertOverflow="overflow" horzOverflow="overflow" vert="horz" wrap="square" lIns="6573" tIns="3287" rIns="6573" bIns="3287" numCol="1" spcCol="0" rtlCol="0" fromWordArt="0" anchor="ctr" anchorCtr="0" forceAA="0" compatLnSpc="1">
                       <a:prstTxWarp prst="textNoShape">
                         <a:avLst/>
                       </a:prstTxWarp>
@@ -2376,12 +2376,12 @@
                     </wps:bodyPr>
                   </wps:wsp>
                   <wps:wsp>
-                    <wps:cNvPr id="43" name="&quot;Y2 ufiaf kscksghrcbe - 200&quot;" descr="oneytcr_ortj_iofd19_2s_gwq"/>
+                    <wps:cNvPr id="43" name="Y2 ufiaf kscksghrcbe - 200" descr="oneytcr_ortj_iofd19_2s_gwq"/>
                     <wps:cNvSpPr/>
                     <wps:spPr>
                       <a:xfrm>
-                        <a:off x="3063137" y="628059"/>
-                        <a:ext cx="143944" cy="91663"/>
+                        <a:off x="3059444" y="633367"/>
+                        <a:ext cx="145161" cy="92437"/>
                       </a:xfrm>
                       <a:prstGeom prst="rect">
                         <a:avLst/>
@@ -2424,12 +2424,12 @@
                               <w:color w:val="000000"/>
                               <w:sz w:val="4"/>
                             </w:rPr>
-                            <w:t xml:space="preserve">"Y2 ufiaf kscksghrcbe - 200"</w:t>
+                            <w:t xml:space="preserve">Y2 ufiaf kscksghrcbe - 200</w:t>
                           </w:r>
                         </w:p>
                       </w:txbxContent>
                     </wps:txbx>
-                    <wps:bodyPr rot="0" spcFirstLastPara="0" vertOverflow="overflow" horzOverflow="overflow" vert="horz" wrap="square" lIns="6518" tIns="3259" rIns="6518" bIns="3259" numCol="1" spcCol="0" rtlCol="0" fromWordArt="0" anchor="ctr" anchorCtr="0" forceAA="0" compatLnSpc="1">
+                    <wps:bodyPr rot="0" spcFirstLastPara="0" vertOverflow="overflow" horzOverflow="overflow" vert="horz" wrap="square" lIns="6573" tIns="3287" rIns="6573" bIns="3287" numCol="1" spcCol="0" rtlCol="0" fromWordArt="0" anchor="ctr" anchorCtr="0" forceAA="0" compatLnSpc="1">
                       <a:prstTxWarp prst="textNoShape">
                         <a:avLst/>
                       </a:prstTxWarp>
@@ -2441,8 +2441,8 @@
                     <wps:cNvSpPr/>
                     <wps:spPr>
                       <a:xfrm>
-                        <a:off x="3249450" y="108637"/>
-                        <a:ext cx="227052" cy="50924"/>
+                        <a:off x="3247332" y="109555"/>
+                        <a:ext cx="228971" cy="51354"/>
                       </a:xfrm>
                       <a:prstGeom prst="rect">
                         <a:avLst/>
@@ -2490,7 +2490,7 @@
                         </w:p>
                       </w:txbxContent>
                     </wps:txbx>
-                    <wps:bodyPr rot="0" spcFirstLastPara="0" vertOverflow="overflow" horzOverflow="overflow" vert="horz" wrap="square" lIns="6518" tIns="3259" rIns="6518" bIns="3259" numCol="1" spcCol="0" rtlCol="0" fromWordArt="0" anchor="ctr" anchorCtr="0" forceAA="0" compatLnSpc="1">
+                    <wps:bodyPr rot="0" spcFirstLastPara="0" vertOverflow="overflow" horzOverflow="overflow" vert="horz" wrap="square" lIns="6573" tIns="3287" rIns="6573" bIns="3287" numCol="1" spcCol="0" rtlCol="0" fromWordArt="0" anchor="ctr" anchorCtr="0" forceAA="0" compatLnSpc="1">
                       <a:prstTxWarp prst="textNoShape">
                         <a:avLst/>
                       </a:prstTxWarp>
@@ -2498,12 +2498,12 @@
                     </wps:bodyPr>
                   </wps:wsp>
                   <wps:wsp>
-                    <wps:cNvPr id="45" name="&quot;IG : Y218&lt;br&gt;Uxwm : 1&lt;br&gt;Khmckwsjr : Hnzdzpnq&lt;br&gt;Sytwhb : , RVKI gjtejrpf xvyfpmku&quot;] &amp; F132[&quot;IG : U219&lt;br&gt;Uxwm : 1&lt;br&gt;Khmckwsjr : Mkunxfhexuy&lt;br&gt;Sytwhb : , RVKI gjtejrpf xvyfpmku&quot;" descr="B131"/>
+                    <wps:cNvPr id="45" name="IG : Y218&lt;br&gt;Uxwm : 1&lt;br&gt;Khmckwsjr : Hnzdzpnq&lt;br&gt;Sytwhb : , RVKI gjtejrpf xvyfpmku&quot;] &amp; F132[&quot;IG : U219&lt;br&gt;Uxwm : 1&lt;br&gt;Khmckwsjr : Mkunxfhexuy&lt;br&gt;Sytwhb : , RVKI gjtejrpf xvyfpmku" descr="B131"/>
                     <wps:cNvSpPr/>
                     <wps:spPr>
                       <a:xfrm>
-                        <a:off x="3247820" y="475288"/>
-                        <a:ext cx="230311" cy="397205"/>
+                        <a:off x="3245689" y="479305"/>
+                        <a:ext cx="232257" cy="400562"/>
                       </a:xfrm>
                       <a:prstGeom prst="rect">
                         <a:avLst/>
@@ -2546,12 +2546,12 @@
                               <w:color w:val="000000"/>
                               <w:sz w:val="4"/>
                             </w:rPr>
-                            <w:t xml:space="preserve">"IG : Y218&lt;br&gt;Uxwm : 1&lt;br&gt;Khmckwsjr : Hnzdzpnq&lt;br&gt;Sytwhb : , RVKI gjtejrpf xvyfpmku"] &amp; F132["IG : U219&lt;br&gt;Uxwm : 1&lt;br&gt;Khmckwsjr : Mkunxfhexuy&lt;br&gt;Sytwhb : , RVKI gjtejrpf xvyfpmku"</w:t>
+                            <w:t xml:space="preserve">IG : Y218&lt;br&gt;Uxwm : 1&lt;br&gt;Khmckwsjr : Hnzdzpnq&lt;br&gt;Sytwhb : , RVKI gjtejrpf xvyfpmku"] &amp; F132["IG : U219&lt;br&gt;Uxwm : 1&lt;br&gt;Khmckwsjr : Mkunxfhexuy&lt;br&gt;Sytwhb : , RVKI gjtejrpf xvyfpmku</w:t>
                           </w:r>
                         </w:p>
                       </w:txbxContent>
                     </wps:txbx>
-                    <wps:bodyPr rot="0" spcFirstLastPara="0" vertOverflow="overflow" horzOverflow="overflow" vert="horz" wrap="square" lIns="6518" tIns="3259" rIns="6518" bIns="3259" numCol="1" spcCol="0" rtlCol="0" fromWordArt="0" anchor="ctr" anchorCtr="0" forceAA="0" compatLnSpc="1">
+                    <wps:bodyPr rot="0" spcFirstLastPara="0" vertOverflow="overflow" horzOverflow="overflow" vert="horz" wrap="square" lIns="6573" tIns="3287" rIns="6573" bIns="3287" numCol="1" spcCol="0" rtlCol="0" fromWordArt="0" anchor="ctr" anchorCtr="0" forceAA="0" compatLnSpc="1">
                       <a:prstTxWarp prst="textNoShape">
                         <a:avLst/>
                       </a:prstTxWarp>
@@ -2563,8 +2563,8 @@
                     <wps:cNvSpPr/>
                     <wps:spPr>
                       <a:xfrm>
-                        <a:off x="3922621" y="648429"/>
-                        <a:ext cx="50408" cy="50924"/>
+                        <a:off x="3916332" y="653909"/>
+                        <a:ext cx="50834" cy="51354"/>
                       </a:xfrm>
                       <a:prstGeom prst="rect">
                         <a:avLst/>
@@ -2612,7 +2612,7 @@
                         </w:p>
                       </w:txbxContent>
                     </wps:txbx>
-                    <wps:bodyPr rot="0" spcFirstLastPara="0" vertOverflow="overflow" horzOverflow="overflow" vert="horz" wrap="square" lIns="6518" tIns="3259" rIns="6518" bIns="3259" numCol="1" spcCol="0" rtlCol="0" fromWordArt="0" anchor="ctr" anchorCtr="0" forceAA="0" compatLnSpc="1">
+                    <wps:bodyPr rot="0" spcFirstLastPara="0" vertOverflow="overflow" horzOverflow="overflow" vert="horz" wrap="square" lIns="6573" tIns="3287" rIns="6573" bIns="3287" numCol="1" spcCol="0" rtlCol="0" fromWordArt="0" anchor="ctr" anchorCtr="0" forceAA="0" compatLnSpc="1">
                       <a:prstTxWarp prst="textNoShape">
                         <a:avLst/>
                       </a:prstTxWarp>
@@ -2624,8 +2624,8 @@
                     <wps:cNvSpPr/>
                     <wps:spPr>
                       <a:xfrm>
-                        <a:off x="4334302" y="108637"/>
-                        <a:ext cx="59859" cy="50924"/>
+                        <a:off x="4330561" y="109555"/>
+                        <a:ext cx="60365" cy="51354"/>
                       </a:xfrm>
                       <a:prstGeom prst="rect">
                         <a:avLst/>
@@ -2673,7 +2673,7 @@
                         </w:p>
                       </w:txbxContent>
                     </wps:txbx>
-                    <wps:bodyPr rot="0" spcFirstLastPara="0" vertOverflow="overflow" horzOverflow="overflow" vert="horz" wrap="square" lIns="6518" tIns="3259" rIns="6518" bIns="3259" numCol="1" spcCol="0" rtlCol="0" fromWordArt="0" anchor="ctr" anchorCtr="0" forceAA="0" compatLnSpc="1">
+                    <wps:bodyPr rot="0" spcFirstLastPara="0" vertOverflow="overflow" horzOverflow="overflow" vert="horz" wrap="square" lIns="6573" tIns="3287" rIns="6573" bIns="3287" numCol="1" spcCol="0" rtlCol="0" fromWordArt="0" anchor="ctr" anchorCtr="0" forceAA="0" compatLnSpc="1">
                       <a:prstTxWarp prst="textNoShape">
                         <a:avLst/>
                       </a:prstTxWarp>
@@ -2685,8 +2685,8 @@
                     <wps:cNvSpPr/>
                     <wps:spPr>
                       <a:xfrm>
-                        <a:off x="4334302" y="648429"/>
-                        <a:ext cx="59859" cy="50924"/>
+                        <a:off x="4330561" y="653909"/>
+                        <a:ext cx="60365" cy="51354"/>
                       </a:xfrm>
                       <a:prstGeom prst="rect">
                         <a:avLst/>
@@ -2734,7 +2734,7 @@
                         </w:p>
                       </w:txbxContent>
                     </wps:txbx>
-                    <wps:bodyPr rot="0" spcFirstLastPara="0" vertOverflow="overflow" horzOverflow="overflow" vert="horz" wrap="square" lIns="6518" tIns="3259" rIns="6518" bIns="3259" numCol="1" spcCol="0" rtlCol="0" fromWordArt="0" anchor="ctr" anchorCtr="0" forceAA="0" compatLnSpc="1">
+                    <wps:bodyPr rot="0" spcFirstLastPara="0" vertOverflow="overflow" horzOverflow="overflow" vert="horz" wrap="square" lIns="6573" tIns="3287" rIns="6573" bIns="3287" numCol="1" spcCol="0" rtlCol="0" fromWordArt="0" anchor="ctr" anchorCtr="0" forceAA="0" compatLnSpc="1">
                       <a:prstTxWarp prst="textNoShape">
                         <a:avLst/>
                       </a:prstTxWarp>
@@ -2746,8 +2746,8 @@
                     <wps:cNvSpPr/>
                     <wps:spPr>
                       <a:xfrm>
-                        <a:off x="4434900" y="108637"/>
-                        <a:ext cx="59859" cy="50924"/>
+                        <a:off x="4432009" y="109555"/>
+                        <a:ext cx="60365" cy="51354"/>
                       </a:xfrm>
                       <a:prstGeom prst="rect">
                         <a:avLst/>
@@ -2795,7 +2795,7 @@
                         </w:p>
                       </w:txbxContent>
                     </wps:txbx>
-                    <wps:bodyPr rot="0" spcFirstLastPara="0" vertOverflow="overflow" horzOverflow="overflow" vert="horz" wrap="square" lIns="6518" tIns="3259" rIns="6518" bIns="3259" numCol="1" spcCol="0" rtlCol="0" fromWordArt="0" anchor="ctr" anchorCtr="0" forceAA="0" compatLnSpc="1">
+                    <wps:bodyPr rot="0" spcFirstLastPara="0" vertOverflow="overflow" horzOverflow="overflow" vert="horz" wrap="square" lIns="6573" tIns="3287" rIns="6573" bIns="3287" numCol="1" spcCol="0" rtlCol="0" fromWordArt="0" anchor="ctr" anchorCtr="0" forceAA="0" compatLnSpc="1">
                       <a:prstTxWarp prst="textNoShape">
                         <a:avLst/>
                       </a:prstTxWarp>
@@ -2807,8 +2807,8 @@
                     <wps:cNvSpPr/>
                     <wps:spPr>
                       <a:xfrm>
-                        <a:off x="4434900" y="648429"/>
-                        <a:ext cx="59859" cy="50924"/>
+                        <a:off x="4432009" y="653909"/>
+                        <a:ext cx="60365" cy="51354"/>
                       </a:xfrm>
                       <a:prstGeom prst="rect">
                         <a:avLst/>
@@ -2856,7 +2856,7 @@
                         </w:p>
                       </w:txbxContent>
                     </wps:txbx>
-                    <wps:bodyPr rot="0" spcFirstLastPara="0" vertOverflow="overflow" horzOverflow="overflow" vert="horz" wrap="square" lIns="6518" tIns="3259" rIns="6518" bIns="3259" numCol="1" spcCol="0" rtlCol="0" fromWordArt="0" anchor="ctr" anchorCtr="0" forceAA="0" compatLnSpc="1">
+                    <wps:bodyPr rot="0" spcFirstLastPara="0" vertOverflow="overflow" horzOverflow="overflow" vert="horz" wrap="square" lIns="6573" tIns="3287" rIns="6573" bIns="3287" numCol="1" spcCol="0" rtlCol="0" fromWordArt="0" anchor="ctr" anchorCtr="0" forceAA="0" compatLnSpc="1">
                       <a:prstTxWarp prst="textNoShape">
                         <a:avLst/>
                       </a:prstTxWarp>
@@ -2864,12 +2864,12 @@
                     </wps:bodyPr>
                   </wps:wsp>
                   <wps:wsp>
-                    <wps:cNvPr id="51" name="&quot;Dpaseew: 1.0&quot;" descr="z200"/>
+                    <wps:cNvPr id="51" name="Dpaseew: 1.0" descr="z200"/>
                     <wps:cNvSpPr/>
                     <wps:spPr>
                       <a:xfrm>
-                        <a:off x="4141470" y="98453"/>
-                        <a:ext cx="111353" cy="71293"/>
+                        <a:off x="4112107" y="109555"/>
+                        <a:ext cx="136287" cy="51354"/>
                       </a:xfrm>
                       <a:prstGeom prst="rect">
                         <a:avLst/>
@@ -2912,12 +2912,12 @@
                               <w:color w:val="000000"/>
                               <w:sz w:val="4"/>
                             </w:rPr>
-                            <w:t xml:space="preserve">"Dpaseew: 1.0"</w:t>
+                            <w:t xml:space="preserve">Dpaseew: 1.0</w:t>
                           </w:r>
                         </w:p>
                       </w:txbxContent>
                     </wps:txbx>
-                    <wps:bodyPr rot="0" spcFirstLastPara="0" vertOverflow="overflow" horzOverflow="overflow" vert="horz" wrap="square" lIns="6518" tIns="3259" rIns="6518" bIns="3259" numCol="1" spcCol="0" rtlCol="0" fromWordArt="0" anchor="ctr" anchorCtr="0" forceAA="0" compatLnSpc="1">
+                    <wps:bodyPr rot="0" spcFirstLastPara="0" vertOverflow="overflow" horzOverflow="overflow" vert="horz" wrap="square" lIns="6573" tIns="3287" rIns="6573" bIns="3287" numCol="1" spcCol="0" rtlCol="0" fromWordArt="0" anchor="ctr" anchorCtr="0" forceAA="0" compatLnSpc="1">
                       <a:prstTxWarp prst="textNoShape">
                         <a:avLst/>
                       </a:prstTxWarp>
@@ -2932,8 +2932,8 @@
                     </wps:cNvCnPr>
                     <wps:spPr>
                       <a:xfrm>
-                        <a:off x="5202748" y="190115"/>
-                        <a:ext cx="0" cy="264804"/>
+                        <a:off x="5196487" y="191722"/>
+                        <a:ext cx="0" cy="267041"/>
                       </a:xfrm>
                       <a:prstGeom prst="line">
                         <a:avLst/>
@@ -2970,8 +2970,8 @@
                     </wps:cNvCnPr>
                     <wps:spPr>
                       <a:xfrm>
-                        <a:off x="5202748" y="892863"/>
-                        <a:ext cx="0" cy="315727"/>
+                        <a:off x="5196487" y="900409"/>
+                        <a:ext cx="0" cy="318395"/>
                       </a:xfrm>
                       <a:prstGeom prst="line">
                         <a:avLst/>
@@ -3008,8 +3008,8 @@
                     </wps:cNvCnPr>
                     <wps:spPr>
                       <a:xfrm>
-                        <a:off x="5202748" y="1565056"/>
-                        <a:ext cx="0" cy="156166"/>
+                        <a:off x="5196487" y="1578283"/>
+                        <a:ext cx="0" cy="157485"/>
                       </a:xfrm>
                       <a:prstGeom prst="line">
                         <a:avLst/>
@@ -3046,8 +3046,8 @@
                     </wps:cNvCnPr>
                     <wps:spPr>
                       <a:xfrm>
-                        <a:off x="5202748" y="2016580"/>
-                        <a:ext cx="0" cy="54318"/>
+                        <a:off x="5196487" y="2033622"/>
+                        <a:ext cx="0" cy="54778"/>
                       </a:xfrm>
                       <a:prstGeom prst="line">
                         <a:avLst/>
@@ -3084,8 +3084,8 @@
                     </wps:cNvCnPr>
                     <wps:spPr>
                       <a:xfrm>
-                        <a:off x="984417" y="159561"/>
-                        <a:ext cx="0" cy="254619"/>
+                        <a:off x="973016" y="160910"/>
+                        <a:ext cx="0" cy="256770"/>
                       </a:xfrm>
                       <a:prstGeom prst="line">
                         <a:avLst/>
@@ -3122,8 +3122,8 @@
                     </wps:cNvCnPr>
                     <wps:spPr>
                       <a:xfrm>
-                        <a:off x="1274207" y="159561"/>
-                        <a:ext cx="0" cy="336097"/>
+                        <a:off x="1265255" y="160910"/>
+                        <a:ext cx="0" cy="338937"/>
                       </a:xfrm>
                       <a:prstGeom prst="line">
                         <a:avLst/>
@@ -3160,8 +3160,8 @@
                     </wps:cNvCnPr>
                     <wps:spPr>
                       <a:xfrm>
-                        <a:off x="5513396" y="159561"/>
-                        <a:ext cx="0" cy="162956"/>
+                        <a:off x="5509761" y="160910"/>
+                        <a:ext cx="0" cy="164333"/>
                       </a:xfrm>
                       <a:prstGeom prst="line">
                         <a:avLst/>
@@ -3198,8 +3198,8 @@
                     </wps:cNvCnPr>
                     <wps:spPr>
                       <a:xfrm>
-                        <a:off x="1569700" y="159561"/>
-                        <a:ext cx="0" cy="234249"/>
+                        <a:off x="1563246" y="160910"/>
+                        <a:ext cx="0" cy="236228"/>
                       </a:xfrm>
                       <a:prstGeom prst="line">
                         <a:avLst/>
@@ -3236,8 +3236,8 @@
                     </wps:cNvCnPr>
                     <wps:spPr>
                       <a:xfrm>
-                        <a:off x="1870082" y="159561"/>
-                        <a:ext cx="0" cy="234249"/>
+                        <a:off x="1866167" y="160910"/>
+                        <a:ext cx="0" cy="236228"/>
                       </a:xfrm>
                       <a:prstGeom prst="line">
                         <a:avLst/>
@@ -3274,8 +3274,8 @@
                     </wps:cNvCnPr>
                     <wps:spPr>
                       <a:xfrm>
-                        <a:off x="5513396" y="1025264"/>
-                        <a:ext cx="0" cy="81478"/>
+                        <a:off x="5509761" y="1033929"/>
+                        <a:ext cx="0" cy="82167"/>
                       </a:xfrm>
                       <a:prstGeom prst="line">
                         <a:avLst/>
@@ -3312,8 +3312,8 @@
                     </wps:cNvCnPr>
                     <wps:spPr>
                       <a:xfrm>
-                        <a:off x="5813778" y="159561"/>
-                        <a:ext cx="0" cy="274988"/>
+                        <a:off x="5812681" y="160910"/>
+                        <a:ext cx="0" cy="277312"/>
                       </a:xfrm>
                       <a:prstGeom prst="line">
                         <a:avLst/>
@@ -3350,8 +3350,8 @@
                     </wps:cNvCnPr>
                     <wps:spPr>
                       <a:xfrm>
-                        <a:off x="5813778" y="913232"/>
-                        <a:ext cx="0" cy="193510"/>
+                        <a:off x="5812681" y="920950"/>
+                        <a:ext cx="0" cy="195146"/>
                       </a:xfrm>
                       <a:prstGeom prst="line">
                         <a:avLst/>
@@ -3388,8 +3388,8 @@
                     </wps:cNvCnPr>
                     <wps:spPr>
                       <a:xfrm>
-                        <a:off x="2593824" y="159561"/>
-                        <a:ext cx="0" cy="234249"/>
+                        <a:off x="2586165" y="160910"/>
+                        <a:ext cx="0" cy="236228"/>
                       </a:xfrm>
                       <a:prstGeom prst="line">
                         <a:avLst/>
@@ -3426,8 +3426,8 @@
                     </wps:cNvCnPr>
                     <wps:spPr>
                       <a:xfrm>
-                        <a:off x="2893391" y="241039"/>
-                        <a:ext cx="0" cy="285173"/>
+                        <a:off x="2888264" y="243076"/>
+                        <a:ext cx="0" cy="287583"/>
                       </a:xfrm>
                       <a:prstGeom prst="line">
                         <a:avLst/>
@@ -3464,8 +3464,8 @@
                     </wps:cNvCnPr>
                     <wps:spPr>
                       <a:xfrm>
-                        <a:off x="3135109" y="159561"/>
-                        <a:ext cx="0" cy="468498"/>
+                        <a:off x="3132025" y="160910"/>
+                        <a:ext cx="0" cy="472457"/>
                       </a:xfrm>
                       <a:prstGeom prst="line">
                         <a:avLst/>
@@ -3502,8 +3502,8 @@
                     </wps:cNvCnPr>
                     <wps:spPr>
                       <a:xfrm>
-                        <a:off x="3362976" y="159561"/>
-                        <a:ext cx="0" cy="315727"/>
+                        <a:off x="3361817" y="160910"/>
+                        <a:ext cx="0" cy="318395"/>
                       </a:xfrm>
                       <a:prstGeom prst="line">
                         <a:avLst/>
@@ -3540,8 +3540,8 @@
                     </wps:cNvCnPr>
                     <wps:spPr>
                       <a:xfrm>
-                        <a:off x="3947824" y="175857"/>
-                        <a:ext cx="0" cy="472572"/>
+                        <a:off x="3941749" y="177343"/>
+                        <a:ext cx="0" cy="476566"/>
                       </a:xfrm>
                       <a:prstGeom prst="line">
                         <a:avLst/>
@@ -3578,8 +3578,8 @@
                     </wps:cNvCnPr>
                     <wps:spPr>
                       <a:xfrm>
-                        <a:off x="204890" y="206411"/>
-                        <a:ext cx="0" cy="458313"/>
+                        <a:off x="201692" y="208155"/>
+                        <a:ext cx="0" cy="462187"/>
                       </a:xfrm>
                       <a:prstGeom prst="line">
                         <a:avLst/>
@@ -3616,8 +3616,8 @@
                     </wps:cNvCnPr>
                     <wps:spPr>
                       <a:xfrm>
-                        <a:off x="628249" y="206411"/>
-                        <a:ext cx="0" cy="458313"/>
+                        <a:off x="618769" y="208155"/>
+                        <a:ext cx="0" cy="462187"/>
                       </a:xfrm>
                       <a:prstGeom prst="line">
                         <a:avLst/>
@@ -3654,8 +3654,8 @@
                     </wps:cNvCnPr>
                     <wps:spPr>
                       <a:xfrm>
-                        <a:off x="2231953" y="206411"/>
-                        <a:ext cx="0" cy="458313"/>
+                        <a:off x="2226166" y="208155"/>
+                        <a:ext cx="0" cy="462187"/>
                       </a:xfrm>
                       <a:prstGeom prst="line">
                         <a:avLst/>
@@ -3692,8 +3692,8 @@
                     </wps:cNvCnPr>
                     <wps:spPr>
                       <a:xfrm>
-                        <a:off x="4726808" y="206411"/>
-                        <a:ext cx="0" cy="458313"/>
+                        <a:off x="4721455" y="208155"/>
+                        <a:ext cx="0" cy="462187"/>
                       </a:xfrm>
                       <a:prstGeom prst="line">
                         <a:avLst/>
@@ -3730,8 +3730,8 @@
                     </wps:cNvCnPr>
                     <wps:spPr>
                       <a:xfrm>
-                        <a:off x="4364231" y="159561"/>
-                        <a:ext cx="0" cy="488868"/>
+                        <a:off x="4360743" y="160910"/>
+                        <a:ext cx="0" cy="492999"/>
                       </a:xfrm>
                       <a:prstGeom prst="line">
                         <a:avLst/>
@@ -3768,8 +3768,8 @@
                     </wps:cNvCnPr>
                     <wps:spPr>
                       <a:xfrm>
-                        <a:off x="4464829" y="159561"/>
-                        <a:ext cx="0" cy="488868"/>
+                        <a:off x="4462192" y="160910"/>
+                        <a:ext cx="0" cy="492999"/>
                       </a:xfrm>
                       <a:prstGeom prst="line">
                         <a:avLst/>
@@ -3803,6 +3803,19 @@
             </a:graphic>
           </wp:inline>
         </w:drawing>
+      </w:r>
+    </w:p>
+    <w:p xmlns:w="http://schemas.openxmlformats.org/wordprocessingml/2006/main">
+      <w:pPr>
+        <w:spacing w:before="0" w:after="120"/>
+      </w:pPr>
+      <w:r>
+        <w:rPr>
+          <w:i/>
+          <w:color w:val="808080"/>
+          <w:sz w:val="18"/>
+        </w:rPr>
+        <w:t xml:space="preserve">Native shapes used (nested subgraph detected — not supported by SmartArt export).</w:t>
       </w:r>
     </w:p>
     <w:bookmarkEnd w:id="20"/>

--- a/test-corpus/corpus/generated/medium5.docx
+++ b/test-corpus/corpus/generated/medium5.docx
@@ -11267,7 +11267,7 @@
                           <a:srgbClr val="2F5496"/>
                         </a:solidFill>
                         <a:prstDash val="solid"/>
-                        <a:tailEnd type="triangle" w="med" len="med"/>
+                        <a:tailEnd type="triangle" w="sm" len="sm"/>
                       </a:ln>
                     </wps:spPr>
                     <wps:style>
@@ -11305,7 +11305,7 @@
                           <a:srgbClr val="2F5496"/>
                         </a:solidFill>
                         <a:prstDash val="solid"/>
-                        <a:tailEnd type="triangle" w="med" len="med"/>
+                        <a:tailEnd type="triangle" w="sm" len="sm"/>
                       </a:ln>
                     </wps:spPr>
                     <wps:style>
@@ -11343,7 +11343,7 @@
                           <a:srgbClr val="2F5496"/>
                         </a:solidFill>
                         <a:prstDash val="solid"/>
-                        <a:tailEnd type="triangle" w="med" len="med"/>
+                        <a:tailEnd type="triangle" w="sm" len="sm"/>
                       </a:ln>
                     </wps:spPr>
                     <wps:style>
@@ -11381,7 +11381,7 @@
                           <a:srgbClr val="2F5496"/>
                         </a:solidFill>
                         <a:prstDash val="solid"/>
-                        <a:tailEnd type="triangle" w="med" len="med"/>
+                        <a:tailEnd type="triangle" w="sm" len="sm"/>
                       </a:ln>
                     </wps:spPr>
                     <wps:style>
@@ -11419,7 +11419,7 @@
                           <a:srgbClr val="2F5496"/>
                         </a:solidFill>
                         <a:prstDash val="solid"/>
-                        <a:tailEnd type="triangle" w="med" len="med"/>
+                        <a:tailEnd type="triangle" w="sm" len="sm"/>
                       </a:ln>
                     </wps:spPr>
                     <wps:style>
@@ -11457,7 +11457,7 @@
                           <a:srgbClr val="2F5496"/>
                         </a:solidFill>
                         <a:prstDash val="solid"/>
-                        <a:tailEnd type="triangle" w="med" len="med"/>
+                        <a:tailEnd type="triangle" w="sm" len="sm"/>
                       </a:ln>
                     </wps:spPr>
                     <wps:style>
@@ -11495,7 +11495,7 @@
                           <a:srgbClr val="2F5496"/>
                         </a:solidFill>
                         <a:prstDash val="solid"/>
-                        <a:tailEnd type="triangle" w="med" len="med"/>
+                        <a:tailEnd type="triangle" w="sm" len="sm"/>
                       </a:ln>
                     </wps:spPr>
                     <wps:style>
@@ -11533,7 +11533,7 @@
                           <a:srgbClr val="2F5496"/>
                         </a:solidFill>
                         <a:prstDash val="solid"/>
-                        <a:tailEnd type="triangle" w="med" len="med"/>
+                        <a:tailEnd type="triangle" w="sm" len="sm"/>
                       </a:ln>
                     </wps:spPr>
                     <wps:style>
@@ -11571,7 +11571,7 @@
                           <a:srgbClr val="2F5496"/>
                         </a:solidFill>
                         <a:prstDash val="solid"/>
-                        <a:tailEnd type="triangle" w="med" len="med"/>
+                        <a:tailEnd type="triangle" w="sm" len="sm"/>
                       </a:ln>
                     </wps:spPr>
                     <wps:style>
@@ -11609,7 +11609,7 @@
                           <a:srgbClr val="2F5496"/>
                         </a:solidFill>
                         <a:prstDash val="solid"/>
-                        <a:tailEnd type="triangle" w="med" len="med"/>
+                        <a:tailEnd type="triangle" w="sm" len="sm"/>
                       </a:ln>
                     </wps:spPr>
                     <wps:style>
@@ -11647,7 +11647,7 @@
                           <a:srgbClr val="2F5496"/>
                         </a:solidFill>
                         <a:prstDash val="solid"/>
-                        <a:tailEnd type="triangle" w="med" len="med"/>
+                        <a:tailEnd type="triangle" w="sm" len="sm"/>
                       </a:ln>
                     </wps:spPr>
                     <wps:style>
@@ -11685,7 +11685,7 @@
                           <a:srgbClr val="2F5496"/>
                         </a:solidFill>
                         <a:prstDash val="solid"/>
-                        <a:tailEnd type="triangle" w="med" len="med"/>
+                        <a:tailEnd type="triangle" w="sm" len="sm"/>
                       </a:ln>
                     </wps:spPr>
                     <wps:style>
@@ -11723,7 +11723,7 @@
                           <a:srgbClr val="2F5496"/>
                         </a:solidFill>
                         <a:prstDash val="solid"/>
-                        <a:tailEnd type="triangle" w="med" len="med"/>
+                        <a:tailEnd type="triangle" w="sm" len="sm"/>
                       </a:ln>
                     </wps:spPr>
                     <wps:style>
@@ -11761,7 +11761,7 @@
                           <a:srgbClr val="2F5496"/>
                         </a:solidFill>
                         <a:prstDash val="solid"/>
-                        <a:tailEnd type="triangle" w="med" len="med"/>
+                        <a:tailEnd type="triangle" w="sm" len="sm"/>
                       </a:ln>
                     </wps:spPr>
                     <wps:style>
@@ -11799,7 +11799,7 @@
                           <a:srgbClr val="2F5496"/>
                         </a:solidFill>
                         <a:prstDash val="solid"/>
-                        <a:tailEnd type="triangle" w="med" len="med"/>
+                        <a:tailEnd type="triangle" w="sm" len="sm"/>
                       </a:ln>
                     </wps:spPr>
                     <wps:style>
@@ -11837,7 +11837,7 @@
                           <a:srgbClr val="2F5496"/>
                         </a:solidFill>
                         <a:prstDash val="solid"/>
-                        <a:tailEnd type="triangle" w="med" len="med"/>
+                        <a:tailEnd type="triangle" w="sm" len="sm"/>
                       </a:ln>
                     </wps:spPr>
                     <wps:style>
@@ -11875,7 +11875,7 @@
                           <a:srgbClr val="2F5496"/>
                         </a:solidFill>
                         <a:prstDash val="solid"/>
-                        <a:tailEnd type="triangle" w="med" len="med"/>
+                        <a:tailEnd type="triangle" w="sm" len="sm"/>
                       </a:ln>
                     </wps:spPr>
                     <wps:style>
@@ -11913,7 +11913,7 @@
                           <a:srgbClr val="2F5496"/>
                         </a:solidFill>
                         <a:prstDash val="solid"/>
-                        <a:tailEnd type="triangle" w="med" len="med"/>
+                        <a:tailEnd type="triangle" w="sm" len="sm"/>
                       </a:ln>
                     </wps:spPr>
                     <wps:style>
@@ -11951,7 +11951,7 @@
                           <a:srgbClr val="2F5496"/>
                         </a:solidFill>
                         <a:prstDash val="solid"/>
-                        <a:tailEnd type="triangle" w="med" len="med"/>
+                        <a:tailEnd type="triangle" w="sm" len="sm"/>
                       </a:ln>
                     </wps:spPr>
                     <wps:style>
@@ -11989,7 +11989,7 @@
                           <a:srgbClr val="2F5496"/>
                         </a:solidFill>
                         <a:prstDash val="solid"/>
-                        <a:tailEnd type="triangle" w="med" len="med"/>
+                        <a:tailEnd type="triangle" w="sm" len="sm"/>
                       </a:ln>
                     </wps:spPr>
                     <wps:style>
@@ -12027,7 +12027,7 @@
                           <a:srgbClr val="2F5496"/>
                         </a:solidFill>
                         <a:prstDash val="solid"/>
-                        <a:tailEnd type="triangle" w="med" len="med"/>
+                        <a:tailEnd type="triangle" w="sm" len="sm"/>
                       </a:ln>
                     </wps:spPr>
                     <wps:style>
@@ -12065,7 +12065,7 @@
                           <a:srgbClr val="2F5496"/>
                         </a:solidFill>
                         <a:prstDash val="solid"/>
-                        <a:tailEnd type="triangle" w="med" len="med"/>
+                        <a:tailEnd type="triangle" w="sm" len="sm"/>
                       </a:ln>
                     </wps:spPr>
                     <wps:style>
@@ -12142,7 +12142,7 @@
                           <a:srgbClr val="2F5496"/>
                         </a:solidFill>
                         <a:prstDash val="solid"/>
-                        <a:tailEnd type="triangle" w="med" len="med"/>
+                        <a:tailEnd type="triangle" w="sm" len="sm"/>
                       </a:ln>
                     </wps:spPr>
                     <wps:style>
@@ -12180,7 +12180,7 @@
                           <a:srgbClr val="2F5496"/>
                         </a:solidFill>
                         <a:prstDash val="solid"/>
-                        <a:tailEnd type="triangle" w="med" len="med"/>
+                        <a:tailEnd type="triangle" w="sm" len="sm"/>
                       </a:ln>
                     </wps:spPr>
                     <wps:style>
@@ -12218,7 +12218,7 @@
                           <a:srgbClr val="2F5496"/>
                         </a:solidFill>
                         <a:prstDash val="solid"/>
-                        <a:tailEnd type="triangle" w="med" len="med"/>
+                        <a:tailEnd type="triangle" w="sm" len="sm"/>
                       </a:ln>
                     </wps:spPr>
                     <wps:style>
@@ -12315,7 +12315,7 @@
                           <a:srgbClr val="2F5496"/>
                         </a:solidFill>
                         <a:prstDash val="solid"/>
-                        <a:tailEnd type="triangle" w="med" len="med"/>
+                        <a:tailEnd type="triangle" w="sm" len="sm"/>
                       </a:ln>
                     </wps:spPr>
                     <wps:style>
@@ -12412,7 +12412,7 @@
                           <a:srgbClr val="2F5496"/>
                         </a:solidFill>
                         <a:prstDash val="solid"/>
-                        <a:tailEnd type="triangle" w="med" len="med"/>
+                        <a:tailEnd type="triangle" w="sm" len="sm"/>
                       </a:ln>
                     </wps:spPr>
                     <wps:style>
@@ -12489,7 +12489,7 @@
                           <a:srgbClr val="2F5496"/>
                         </a:solidFill>
                         <a:prstDash val="solid"/>
-                        <a:tailEnd type="triangle" w="med" len="med"/>
+                        <a:tailEnd type="triangle" w="sm" len="sm"/>
                       </a:ln>
                     </wps:spPr>
                     <wps:style>
@@ -12527,7 +12527,7 @@
                           <a:srgbClr val="2F5496"/>
                         </a:solidFill>
                         <a:prstDash val="solid"/>
-                        <a:tailEnd type="triangle" w="med" len="med"/>
+                        <a:tailEnd type="triangle" w="sm" len="sm"/>
                       </a:ln>
                     </wps:spPr>
                     <wps:style>
@@ -12565,7 +12565,7 @@
                           <a:srgbClr val="2F5496"/>
                         </a:solidFill>
                         <a:prstDash val="solid"/>
-                        <a:tailEnd type="triangle" w="med" len="med"/>
+                        <a:tailEnd type="triangle" w="sm" len="sm"/>
                       </a:ln>
                     </wps:spPr>
                     <wps:style>
@@ -12603,7 +12603,7 @@
                           <a:srgbClr val="2F5496"/>
                         </a:solidFill>
                         <a:prstDash val="solid"/>
-                        <a:tailEnd type="triangle" w="med" len="med"/>
+                        <a:tailEnd type="triangle" w="sm" len="sm"/>
                       </a:ln>
                     </wps:spPr>
                     <wps:style>
@@ -12641,7 +12641,7 @@
                           <a:srgbClr val="2F5496"/>
                         </a:solidFill>
                         <a:prstDash val="solid"/>
-                        <a:tailEnd type="triangle" w="med" len="med"/>
+                        <a:tailEnd type="triangle" w="sm" len="sm"/>
                       </a:ln>
                     </wps:spPr>
                     <wps:style>
@@ -12679,7 +12679,7 @@
                           <a:srgbClr val="2F5496"/>
                         </a:solidFill>
                         <a:prstDash val="solid"/>
-                        <a:tailEnd type="triangle" w="med" len="med"/>
+                        <a:tailEnd type="triangle" w="sm" len="sm"/>
                       </a:ln>
                     </wps:spPr>
                     <wps:style>
@@ -12717,7 +12717,7 @@
                           <a:srgbClr val="2F5496"/>
                         </a:solidFill>
                         <a:prstDash val="solid"/>
-                        <a:tailEnd type="triangle" w="med" len="med"/>
+                        <a:tailEnd type="triangle" w="sm" len="sm"/>
                       </a:ln>
                     </wps:spPr>
                     <wps:style>
@@ -12755,7 +12755,7 @@
                           <a:srgbClr val="2F5496"/>
                         </a:solidFill>
                         <a:prstDash val="solid"/>
-                        <a:tailEnd type="triangle" w="med" len="med"/>
+                        <a:tailEnd type="triangle" w="sm" len="sm"/>
                       </a:ln>
                     </wps:spPr>
                     <wps:style>
@@ -12793,7 +12793,7 @@
                           <a:srgbClr val="2F5496"/>
                         </a:solidFill>
                         <a:prstDash val="solid"/>
-                        <a:tailEnd type="triangle" w="med" len="med"/>
+                        <a:tailEnd type="triangle" w="sm" len="sm"/>
                       </a:ln>
                     </wps:spPr>
                     <wps:style>
@@ -12831,7 +12831,7 @@
                           <a:srgbClr val="2F5496"/>
                         </a:solidFill>
                         <a:prstDash val="solid"/>
-                        <a:tailEnd type="triangle" w="med" len="med"/>
+                        <a:tailEnd type="triangle" w="sm" len="sm"/>
                       </a:ln>
                     </wps:spPr>
                     <wps:style>
@@ -12869,7 +12869,7 @@
                           <a:srgbClr val="2F5496"/>
                         </a:solidFill>
                         <a:prstDash val="solid"/>
-                        <a:tailEnd type="triangle" w="med" len="med"/>
+                        <a:tailEnd type="triangle" w="sm" len="sm"/>
                       </a:ln>
                     </wps:spPr>
                     <wps:style>
@@ -12907,7 +12907,7 @@
                           <a:srgbClr val="2F5496"/>
                         </a:solidFill>
                         <a:prstDash val="solid"/>
-                        <a:tailEnd type="triangle" w="med" len="med"/>
+                        <a:tailEnd type="triangle" w="sm" len="sm"/>
                       </a:ln>
                     </wps:spPr>
                     <wps:style>
@@ -12945,7 +12945,7 @@
                           <a:srgbClr val="2F5496"/>
                         </a:solidFill>
                         <a:prstDash val="solid"/>
-                        <a:tailEnd type="triangle" w="med" len="med"/>
+                        <a:tailEnd type="triangle" w="sm" len="sm"/>
                       </a:ln>
                     </wps:spPr>
                     <wps:style>
@@ -12983,7 +12983,7 @@
                           <a:srgbClr val="2F5496"/>
                         </a:solidFill>
                         <a:prstDash val="solid"/>
-                        <a:tailEnd type="triangle" w="med" len="med"/>
+                        <a:tailEnd type="triangle" w="sm" len="sm"/>
                       </a:ln>
                     </wps:spPr>
                     <wps:style>
@@ -13021,7 +13021,7 @@
                           <a:srgbClr val="2F5496"/>
                         </a:solidFill>
                         <a:prstDash val="solid"/>
-                        <a:tailEnd type="triangle" w="med" len="med"/>
+                        <a:tailEnd type="triangle" w="sm" len="sm"/>
                       </a:ln>
                     </wps:spPr>
                     <wps:style>
@@ -13059,7 +13059,7 @@
                           <a:srgbClr val="2F5496"/>
                         </a:solidFill>
                         <a:prstDash val="solid"/>
-                        <a:tailEnd type="triangle" w="med" len="med"/>
+                        <a:tailEnd type="triangle" w="sm" len="sm"/>
                       </a:ln>
                     </wps:spPr>
                     <wps:style>
@@ -13097,7 +13097,7 @@
                           <a:srgbClr val="000000"/>
                         </a:solidFill>
                         <a:prstDash val="solid"/>
-                        <a:tailEnd type="triangle" w="med" len="med"/>
+                        <a:tailEnd type="triangle" w="sm" len="sm"/>
                       </a:ln>
                     </wps:spPr>
                     <wps:style>
@@ -13135,7 +13135,7 @@
                           <a:srgbClr val="2F5496"/>
                         </a:solidFill>
                         <a:prstDash val="solid"/>
-                        <a:tailEnd type="triangle" w="med" len="med"/>
+                        <a:tailEnd type="triangle" w="sm" len="sm"/>
                       </a:ln>
                     </wps:spPr>
                     <wps:style>
@@ -13173,7 +13173,7 @@
                           <a:srgbClr val="2F5496"/>
                         </a:solidFill>
                         <a:prstDash val="solid"/>
-                        <a:tailEnd type="triangle" w="med" len="med"/>
+                        <a:tailEnd type="triangle" w="sm" len="sm"/>
                       </a:ln>
                     </wps:spPr>
                     <wps:style>
@@ -13211,7 +13211,7 @@
                           <a:srgbClr val="2F5496"/>
                         </a:solidFill>
                         <a:prstDash val="solid"/>
-                        <a:tailEnd type="triangle" w="med" len="med"/>
+                        <a:tailEnd type="triangle" w="sm" len="sm"/>
                       </a:ln>
                     </wps:spPr>
                     <wps:style>
@@ -13249,7 +13249,7 @@
                           <a:srgbClr val="2F5496"/>
                         </a:solidFill>
                         <a:prstDash val="solid"/>
-                        <a:tailEnd type="triangle" w="med" len="med"/>
+                        <a:tailEnd type="triangle" w="sm" len="sm"/>
                       </a:ln>
                     </wps:spPr>
                     <wps:style>
@@ -13287,7 +13287,7 @@
                           <a:srgbClr val="2F5496"/>
                         </a:solidFill>
                         <a:prstDash val="solid"/>
-                        <a:tailEnd type="triangle" w="med" len="med"/>
+                        <a:tailEnd type="triangle" w="sm" len="sm"/>
                       </a:ln>
                     </wps:spPr>
                     <wps:style>
@@ -13342,7 +13342,7 @@
                           <a:srgbClr val="2F5496"/>
                         </a:solidFill>
                         <a:prstDash val="solid"/>
-                        <a:tailEnd type="triangle" w="med" len="med"/>
+                        <a:tailEnd type="triangle" w="sm" len="sm"/>
                       </a:ln>
                     </wps:spPr>
                     <wps:style>
@@ -13397,7 +13397,7 @@
                           <a:srgbClr val="2F5496"/>
                         </a:solidFill>
                         <a:prstDash val="solid"/>
-                        <a:tailEnd type="triangle" w="med" len="med"/>
+                        <a:tailEnd type="triangle" w="sm" len="sm"/>
                       </a:ln>
                     </wps:spPr>
                     <wps:style>
@@ -13452,7 +13452,7 @@
                           <a:srgbClr val="2F5496"/>
                         </a:solidFill>
                         <a:prstDash val="solid"/>
-                        <a:tailEnd type="triangle" w="med" len="med"/>
+                        <a:tailEnd type="triangle" w="sm" len="sm"/>
                       </a:ln>
                     </wps:spPr>
                     <wps:style>
@@ -13490,7 +13490,7 @@
                           <a:srgbClr val="2F5496"/>
                         </a:solidFill>
                         <a:prstDash val="solid"/>
-                        <a:tailEnd type="triangle" w="med" len="med"/>
+                        <a:tailEnd type="triangle" w="sm" len="sm"/>
                       </a:ln>
                     </wps:spPr>
                     <wps:style>
@@ -13528,7 +13528,7 @@
                           <a:srgbClr val="2F5496"/>
                         </a:solidFill>
                         <a:prstDash val="solid"/>
-                        <a:tailEnd type="triangle" w="med" len="med"/>
+                        <a:tailEnd type="triangle" w="sm" len="sm"/>
                       </a:ln>
                     </wps:spPr>
                     <wps:style>
@@ -13566,7 +13566,7 @@
                           <a:srgbClr val="2F5496"/>
                         </a:solidFill>
                         <a:prstDash val="solid"/>
-                        <a:tailEnd type="triangle" w="med" len="med"/>
+                        <a:tailEnd type="triangle" w="sm" len="sm"/>
                       </a:ln>
                     </wps:spPr>
                     <wps:style>
@@ -13621,7 +13621,7 @@
                           <a:srgbClr val="2F5496"/>
                         </a:solidFill>
                         <a:prstDash val="solid"/>
-                        <a:tailEnd type="triangle" w="med" len="med"/>
+                        <a:tailEnd type="triangle" w="sm" len="sm"/>
                       </a:ln>
                     </wps:spPr>
                     <wps:style>
@@ -13676,7 +13676,7 @@
                           <a:srgbClr val="2F5496"/>
                         </a:solidFill>
                         <a:prstDash val="solid"/>
-                        <a:tailEnd type="triangle" w="med" len="med"/>
+                        <a:tailEnd type="triangle" w="sm" len="sm"/>
                       </a:ln>
                     </wps:spPr>
                     <wps:style>
@@ -13731,7 +13731,7 @@
                           <a:srgbClr val="2F5496"/>
                         </a:solidFill>
                         <a:prstDash val="solid"/>
-                        <a:tailEnd type="triangle" w="med" len="med"/>
+                        <a:tailEnd type="triangle" w="sm" len="sm"/>
                       </a:ln>
                     </wps:spPr>
                     <wps:style>
@@ -13769,7 +13769,7 @@
                           <a:srgbClr val="2F5496"/>
                         </a:solidFill>
                         <a:prstDash val="solid"/>
-                        <a:tailEnd type="triangle" w="med" len="med"/>
+                        <a:tailEnd type="triangle" w="sm" len="sm"/>
                       </a:ln>
                     </wps:spPr>
                     <wps:style>
@@ -13807,7 +13807,7 @@
                           <a:srgbClr val="2F5496"/>
                         </a:solidFill>
                         <a:prstDash val="solid"/>
-                        <a:tailEnd type="triangle" w="med" len="med"/>
+                        <a:tailEnd type="triangle" w="sm" len="sm"/>
                       </a:ln>
                     </wps:spPr>
                     <wps:style>
@@ -13845,7 +13845,7 @@
                           <a:srgbClr val="2F5496"/>
                         </a:solidFill>
                         <a:prstDash val="solid"/>
-                        <a:tailEnd type="triangle" w="med" len="med"/>
+                        <a:tailEnd type="triangle" w="sm" len="sm"/>
                       </a:ln>
                     </wps:spPr>
                     <wps:style>
@@ -13883,7 +13883,7 @@
                           <a:srgbClr val="2F5496"/>
                         </a:solidFill>
                         <a:prstDash val="solid"/>
-                        <a:tailEnd type="triangle" w="med" len="med"/>
+                        <a:tailEnd type="triangle" w="sm" len="sm"/>
                       </a:ln>
                     </wps:spPr>
                     <wps:style>
@@ -13921,7 +13921,7 @@
                           <a:srgbClr val="2F5496"/>
                         </a:solidFill>
                         <a:prstDash val="solid"/>
-                        <a:tailEnd type="triangle" w="med" len="med"/>
+                        <a:tailEnd type="triangle" w="sm" len="sm"/>
                       </a:ln>
                     </wps:spPr>
                     <wps:style>
@@ -13959,7 +13959,7 @@
                           <a:srgbClr val="2F5496"/>
                         </a:solidFill>
                         <a:prstDash val="solid"/>
-                        <a:tailEnd type="triangle" w="med" len="med"/>
+                        <a:tailEnd type="triangle" w="sm" len="sm"/>
                       </a:ln>
                     </wps:spPr>
                     <wps:style>
@@ -13997,7 +13997,7 @@
                           <a:srgbClr val="2F5496"/>
                         </a:solidFill>
                         <a:prstDash val="solid"/>
-                        <a:tailEnd type="triangle" w="med" len="med"/>
+                        <a:tailEnd type="triangle" w="sm" len="sm"/>
                       </a:ln>
                     </wps:spPr>
                     <wps:style>
@@ -14052,7 +14052,7 @@
                           <a:srgbClr val="2F5496"/>
                         </a:solidFill>
                         <a:prstDash val="solid"/>
-                        <a:tailEnd type="triangle" w="med" len="med"/>
+                        <a:tailEnd type="triangle" w="sm" len="sm"/>
                       </a:ln>
                     </wps:spPr>
                     <wps:style>
@@ -14107,7 +14107,7 @@
                           <a:srgbClr val="2F5496"/>
                         </a:solidFill>
                         <a:prstDash val="solid"/>
-                        <a:tailEnd type="triangle" w="med" len="med"/>
+                        <a:tailEnd type="triangle" w="sm" len="sm"/>
                       </a:ln>
                     </wps:spPr>
                     <wps:style>
@@ -14162,7 +14162,7 @@
                           <a:srgbClr val="2F5496"/>
                         </a:solidFill>
                         <a:prstDash val="solid"/>
-                        <a:tailEnd type="triangle" w="med" len="med"/>
+                        <a:tailEnd type="triangle" w="sm" len="sm"/>
                       </a:ln>
                     </wps:spPr>
                     <wps:style>
@@ -14200,7 +14200,7 @@
                           <a:srgbClr val="2F5496"/>
                         </a:solidFill>
                         <a:prstDash val="solid"/>
-                        <a:tailEnd type="triangle" w="med" len="med"/>
+                        <a:tailEnd type="triangle" w="sm" len="sm"/>
                       </a:ln>
                     </wps:spPr>
                     <wps:style>
@@ -14238,7 +14238,7 @@
                           <a:srgbClr val="2F5496"/>
                         </a:solidFill>
                         <a:prstDash val="solid"/>
-                        <a:tailEnd type="triangle" w="med" len="med"/>
+                        <a:tailEnd type="triangle" w="sm" len="sm"/>
                       </a:ln>
                     </wps:spPr>
                     <wps:style>
@@ -14276,7 +14276,7 @@
                           <a:srgbClr val="2F5496"/>
                         </a:solidFill>
                         <a:prstDash val="solid"/>
-                        <a:tailEnd type="triangle" w="med" len="med"/>
+                        <a:tailEnd type="triangle" w="sm" len="sm"/>
                       </a:ln>
                     </wps:spPr>
                     <wps:style>
@@ -14331,7 +14331,7 @@
                           <a:srgbClr val="2F5496"/>
                         </a:solidFill>
                         <a:prstDash val="solid"/>
-                        <a:tailEnd type="triangle" w="med" len="med"/>
+                        <a:tailEnd type="triangle" w="sm" len="sm"/>
                       </a:ln>
                     </wps:spPr>
                     <wps:style>
@@ -14386,7 +14386,7 @@
                           <a:srgbClr val="2F5496"/>
                         </a:solidFill>
                         <a:prstDash val="solid"/>
-                        <a:tailEnd type="triangle" w="med" len="med"/>
+                        <a:tailEnd type="triangle" w="sm" len="sm"/>
                       </a:ln>
                     </wps:spPr>
                     <wps:style>
@@ -14441,7 +14441,7 @@
                           <a:srgbClr val="2F5496"/>
                         </a:solidFill>
                         <a:prstDash val="solid"/>
-                        <a:tailEnd type="triangle" w="med" len="med"/>
+                        <a:tailEnd type="triangle" w="sm" len="sm"/>
                       </a:ln>
                     </wps:spPr>
                     <wps:style>
@@ -14479,7 +14479,7 @@
                           <a:srgbClr val="2F5496"/>
                         </a:solidFill>
                         <a:prstDash val="solid"/>
-                        <a:tailEnd type="triangle" w="med" len="med"/>
+                        <a:tailEnd type="triangle" w="sm" len="sm"/>
                       </a:ln>
                     </wps:spPr>
                     <wps:style>
@@ -14517,7 +14517,7 @@
                           <a:srgbClr val="2F5496"/>
                         </a:solidFill>
                         <a:prstDash val="solid"/>
-                        <a:tailEnd type="triangle" w="med" len="med"/>
+                        <a:tailEnd type="triangle" w="sm" len="sm"/>
                       </a:ln>
                     </wps:spPr>
                     <wps:style>
@@ -14555,7 +14555,7 @@
                           <a:srgbClr val="2F5496"/>
                         </a:solidFill>
                         <a:prstDash val="solid"/>
-                        <a:tailEnd type="triangle" w="med" len="med"/>
+                        <a:tailEnd type="triangle" w="sm" len="sm"/>
                       </a:ln>
                     </wps:spPr>
                     <wps:style>
@@ -14593,7 +14593,7 @@
                           <a:srgbClr val="2F5496"/>
                         </a:solidFill>
                         <a:prstDash val="solid"/>
-                        <a:tailEnd type="triangle" w="med" len="med"/>
+                        <a:tailEnd type="triangle" w="sm" len="sm"/>
                       </a:ln>
                     </wps:spPr>
                     <wps:style>
@@ -14631,7 +14631,7 @@
                           <a:srgbClr val="2F5496"/>
                         </a:solidFill>
                         <a:prstDash val="solid"/>
-                        <a:tailEnd type="triangle" w="med" len="med"/>
+                        <a:tailEnd type="triangle" w="sm" len="sm"/>
                       </a:ln>
                     </wps:spPr>
                     <wps:style>
@@ -14669,7 +14669,7 @@
                           <a:srgbClr val="2F5496"/>
                         </a:solidFill>
                         <a:prstDash val="solid"/>
-                        <a:tailEnd type="triangle" w="med" len="med"/>
+                        <a:tailEnd type="triangle" w="sm" len="sm"/>
                       </a:ln>
                     </wps:spPr>
                     <wps:style>
@@ -14707,7 +14707,7 @@
                           <a:srgbClr val="2F5496"/>
                         </a:solidFill>
                         <a:prstDash val="solid"/>
-                        <a:tailEnd type="triangle" w="med" len="med"/>
+                        <a:tailEnd type="triangle" w="sm" len="sm"/>
                       </a:ln>
                     </wps:spPr>
                     <wps:style>
@@ -14745,7 +14745,7 @@
                           <a:srgbClr val="2F5496"/>
                         </a:solidFill>
                         <a:prstDash val="solid"/>
-                        <a:tailEnd type="triangle" w="med" len="med"/>
+                        <a:tailEnd type="triangle" w="sm" len="sm"/>
                       </a:ln>
                     </wps:spPr>
                     <wps:style>
@@ -14783,7 +14783,7 @@
                           <a:srgbClr val="2F5496"/>
                         </a:solidFill>
                         <a:prstDash val="solid"/>
-                        <a:tailEnd type="triangle" w="med" len="med"/>
+                        <a:tailEnd type="triangle" w="sm" len="sm"/>
                       </a:ln>
                     </wps:spPr>
                     <wps:style>
@@ -14821,7 +14821,7 @@
                           <a:srgbClr val="2F5496"/>
                         </a:solidFill>
                         <a:prstDash val="solid"/>
-                        <a:tailEnd type="triangle" w="med" len="med"/>
+                        <a:tailEnd type="triangle" w="sm" len="sm"/>
                       </a:ln>
                     </wps:spPr>
                     <wps:style>
@@ -14859,7 +14859,7 @@
                           <a:srgbClr val="2F5496"/>
                         </a:solidFill>
                         <a:prstDash val="solid"/>
-                        <a:tailEnd type="triangle" w="med" len="med"/>
+                        <a:tailEnd type="triangle" w="sm" len="sm"/>
                       </a:ln>
                     </wps:spPr>
                     <wps:style>
@@ -14897,7 +14897,7 @@
                           <a:srgbClr val="2F5496"/>
                         </a:solidFill>
                         <a:prstDash val="solid"/>
-                        <a:tailEnd type="triangle" w="med" len="med"/>
+                        <a:tailEnd type="triangle" w="sm" len="sm"/>
                       </a:ln>
                     </wps:spPr>
                     <wps:style>
@@ -14935,7 +14935,7 @@
                           <a:srgbClr val="2F5496"/>
                         </a:solidFill>
                         <a:prstDash val="solid"/>
-                        <a:tailEnd type="triangle" w="med" len="med"/>
+                        <a:tailEnd type="triangle" w="sm" len="sm"/>
                       </a:ln>
                     </wps:spPr>
                     <wps:style>
@@ -14973,7 +14973,7 @@
                           <a:srgbClr val="2F5496"/>
                         </a:solidFill>
                         <a:prstDash val="solid"/>
-                        <a:tailEnd type="triangle" w="med" len="med"/>
+                        <a:tailEnd type="triangle" w="sm" len="sm"/>
                       </a:ln>
                     </wps:spPr>
                     <wps:style>
@@ -15011,7 +15011,7 @@
                           <a:srgbClr val="2F5496"/>
                         </a:solidFill>
                         <a:prstDash val="solid"/>
-                        <a:tailEnd type="triangle" w="med" len="med"/>
+                        <a:tailEnd type="triangle" w="sm" len="sm"/>
                       </a:ln>
                     </wps:spPr>
                     <wps:style>
@@ -15049,7 +15049,7 @@
                           <a:srgbClr val="2F5496"/>
                         </a:solidFill>
                         <a:prstDash val="solid"/>
-                        <a:tailEnd type="triangle" w="med" len="med"/>
+                        <a:tailEnd type="triangle" w="sm" len="sm"/>
                       </a:ln>
                     </wps:spPr>
                     <wps:style>
@@ -15087,7 +15087,7 @@
                           <a:srgbClr val="2F5496"/>
                         </a:solidFill>
                         <a:prstDash val="solid"/>
-                        <a:tailEnd type="triangle" w="med" len="med"/>
+                        <a:tailEnd type="triangle" w="sm" len="sm"/>
                       </a:ln>
                     </wps:spPr>
                     <wps:style>
@@ -15125,7 +15125,7 @@
                           <a:srgbClr val="2F5496"/>
                         </a:solidFill>
                         <a:prstDash val="solid"/>
-                        <a:tailEnd type="triangle" w="med" len="med"/>
+                        <a:tailEnd type="triangle" w="sm" len="sm"/>
                       </a:ln>
                     </wps:spPr>
                     <wps:style>
@@ -15163,7 +15163,7 @@
                           <a:srgbClr val="2F5496"/>
                         </a:solidFill>
                         <a:prstDash val="solid"/>
-                        <a:tailEnd type="triangle" w="med" len="med"/>
+                        <a:tailEnd type="triangle" w="sm" len="sm"/>
                       </a:ln>
                     </wps:spPr>
                     <wps:style>
@@ -15201,7 +15201,7 @@
                           <a:srgbClr val="2F5496"/>
                         </a:solidFill>
                         <a:prstDash val="solid"/>
-                        <a:tailEnd type="triangle" w="med" len="med"/>
+                        <a:tailEnd type="triangle" w="sm" len="sm"/>
                       </a:ln>
                     </wps:spPr>
                     <wps:style>
@@ -15239,7 +15239,7 @@
                           <a:srgbClr val="2F5496"/>
                         </a:solidFill>
                         <a:prstDash val="solid"/>
-                        <a:tailEnd type="triangle" w="med" len="med"/>
+                        <a:tailEnd type="triangle" w="sm" len="sm"/>
                       </a:ln>
                     </wps:spPr>
                     <wps:style>
@@ -15277,7 +15277,7 @@
                           <a:srgbClr val="2F5496"/>
                         </a:solidFill>
                         <a:prstDash val="solid"/>
-                        <a:tailEnd type="triangle" w="med" len="med"/>
+                        <a:tailEnd type="triangle" w="sm" len="sm"/>
                       </a:ln>
                     </wps:spPr>
                     <wps:style>
@@ -15315,7 +15315,7 @@
                           <a:srgbClr val="2F5496"/>
                         </a:solidFill>
                         <a:prstDash val="solid"/>
-                        <a:tailEnd type="triangle" w="med" len="med"/>
+                        <a:tailEnd type="triangle" w="sm" len="sm"/>
                       </a:ln>
                     </wps:spPr>
                     <wps:style>
@@ -15353,7 +15353,7 @@
                           <a:srgbClr val="2F5496"/>
                         </a:solidFill>
                         <a:prstDash val="solid"/>
-                        <a:tailEnd type="triangle" w="med" len="med"/>
+                        <a:tailEnd type="triangle" w="sm" len="sm"/>
                       </a:ln>
                     </wps:spPr>
                     <wps:style>
@@ -15391,7 +15391,7 @@
                           <a:srgbClr val="2F5496"/>
                         </a:solidFill>
                         <a:prstDash val="solid"/>
-                        <a:tailEnd type="triangle" w="med" len="med"/>
+                        <a:tailEnd type="triangle" w="sm" len="sm"/>
                       </a:ln>
                     </wps:spPr>
                     <wps:style>
@@ -15429,7 +15429,7 @@
                           <a:srgbClr val="2F5496"/>
                         </a:solidFill>
                         <a:prstDash val="solid"/>
-                        <a:tailEnd type="triangle" w="med" len="med"/>
+                        <a:tailEnd type="triangle" w="sm" len="sm"/>
                       </a:ln>
                     </wps:spPr>
                     <wps:style>
@@ -15467,7 +15467,7 @@
                           <a:srgbClr val="2F5496"/>
                         </a:solidFill>
                         <a:prstDash val="solid"/>
-                        <a:tailEnd type="triangle" w="med" len="med"/>
+                        <a:tailEnd type="triangle" w="sm" len="sm"/>
                       </a:ln>
                     </wps:spPr>
                     <wps:style>
@@ -15505,7 +15505,7 @@
                           <a:srgbClr val="2F5496"/>
                         </a:solidFill>
                         <a:prstDash val="solid"/>
-                        <a:tailEnd type="triangle" w="med" len="med"/>
+                        <a:tailEnd type="triangle" w="sm" len="sm"/>
                       </a:ln>
                     </wps:spPr>
                     <wps:style>
@@ -15543,7 +15543,7 @@
                           <a:srgbClr val="2F5496"/>
                         </a:solidFill>
                         <a:prstDash val="solid"/>
-                        <a:tailEnd type="triangle" w="med" len="med"/>
+                        <a:tailEnd type="triangle" w="sm" len="sm"/>
                       </a:ln>
                     </wps:spPr>
                     <wps:style>
@@ -15601,7 +15601,7 @@
                           <a:srgbClr val="2F5496"/>
                         </a:solidFill>
                         <a:prstDash val="solid"/>
-                        <a:tailEnd type="triangle" w="med" len="med"/>
+                        <a:tailEnd type="triangle" w="sm" len="sm"/>
                       </a:ln>
                     </wps:spPr>
                     <wps:style>
@@ -15639,7 +15639,7 @@
                           <a:srgbClr val="2F5496"/>
                         </a:solidFill>
                         <a:prstDash val="solid"/>
-                        <a:tailEnd type="triangle" w="med" len="med"/>
+                        <a:tailEnd type="triangle" w="sm" len="sm"/>
                       </a:ln>
                     </wps:spPr>
                     <wps:style>
@@ -15677,7 +15677,7 @@
                           <a:srgbClr val="2F5496"/>
                         </a:solidFill>
                         <a:prstDash val="solid"/>
-                        <a:tailEnd type="triangle" w="med" len="med"/>
+                        <a:tailEnd type="triangle" w="sm" len="sm"/>
                       </a:ln>
                     </wps:spPr>
                     <wps:style>
@@ -15715,7 +15715,7 @@
                           <a:srgbClr val="2F5496"/>
                         </a:solidFill>
                         <a:prstDash val="solid"/>
-                        <a:tailEnd type="triangle" w="med" len="med"/>
+                        <a:tailEnd type="triangle" w="sm" len="sm"/>
                       </a:ln>
                     </wps:spPr>
                     <wps:style>
@@ -15753,7 +15753,7 @@
                           <a:srgbClr val="2F5496"/>
                         </a:solidFill>
                         <a:prstDash val="solid"/>
-                        <a:tailEnd type="triangle" w="med" len="med"/>
+                        <a:tailEnd type="triangle" w="sm" len="sm"/>
                       </a:ln>
                     </wps:spPr>
                     <wps:style>
@@ -15791,7 +15791,7 @@
                           <a:srgbClr val="2F5496"/>
                         </a:solidFill>
                         <a:prstDash val="solid"/>
-                        <a:tailEnd type="triangle" w="med" len="med"/>
+                        <a:tailEnd type="triangle" w="sm" len="sm"/>
                       </a:ln>
                     </wps:spPr>
                     <wps:style>
@@ -15829,7 +15829,7 @@
                           <a:srgbClr val="2F5496"/>
                         </a:solidFill>
                         <a:prstDash val="solid"/>
-                        <a:tailEnd type="triangle" w="med" len="med"/>
+                        <a:tailEnd type="triangle" w="sm" len="sm"/>
                       </a:ln>
                     </wps:spPr>
                     <wps:style>
@@ -15867,7 +15867,7 @@
                           <a:srgbClr val="2F5496"/>
                         </a:solidFill>
                         <a:prstDash val="solid"/>
-                        <a:tailEnd type="triangle" w="med" len="med"/>
+                        <a:tailEnd type="triangle" w="sm" len="sm"/>
                       </a:ln>
                     </wps:spPr>
                     <wps:style>
@@ -15905,7 +15905,7 @@
                           <a:srgbClr val="2F5496"/>
                         </a:solidFill>
                         <a:prstDash val="solid"/>
-                        <a:tailEnd type="triangle" w="med" len="med"/>
+                        <a:tailEnd type="triangle" w="sm" len="sm"/>
                       </a:ln>
                     </wps:spPr>
                     <wps:style>
@@ -15943,7 +15943,7 @@
                           <a:srgbClr val="2F5496"/>
                         </a:solidFill>
                         <a:prstDash val="solid"/>
-                        <a:tailEnd type="triangle" w="med" len="med"/>
+                        <a:tailEnd type="triangle" w="sm" len="sm"/>
                       </a:ln>
                     </wps:spPr>
                     <wps:style>
@@ -15981,7 +15981,7 @@
                           <a:srgbClr val="2F5496"/>
                         </a:solidFill>
                         <a:prstDash val="solid"/>
-                        <a:tailEnd type="triangle" w="med" len="med"/>
+                        <a:tailEnd type="triangle" w="sm" len="sm"/>
                       </a:ln>
                     </wps:spPr>
                     <wps:style>
@@ -16019,7 +16019,7 @@
                           <a:srgbClr val="2F5496"/>
                         </a:solidFill>
                         <a:prstDash val="solid"/>
-                        <a:tailEnd type="triangle" w="med" len="med"/>
+                        <a:tailEnd type="triangle" w="sm" len="sm"/>
                       </a:ln>
                     </wps:spPr>
                     <wps:style>
@@ -16057,7 +16057,7 @@
                           <a:srgbClr val="2F5496"/>
                         </a:solidFill>
                         <a:prstDash val="solid"/>
-                        <a:tailEnd type="triangle" w="med" len="med"/>
+                        <a:tailEnd type="triangle" w="sm" len="sm"/>
                       </a:ln>
                     </wps:spPr>
                     <wps:style>
@@ -16095,7 +16095,7 @@
                           <a:srgbClr val="2F5496"/>
                         </a:solidFill>
                         <a:prstDash val="solid"/>
-                        <a:tailEnd type="triangle" w="med" len="med"/>
+                        <a:tailEnd type="triangle" w="sm" len="sm"/>
                       </a:ln>
                     </wps:spPr>
                     <wps:style>
@@ -16133,7 +16133,7 @@
                           <a:srgbClr val="2F5496"/>
                         </a:solidFill>
                         <a:prstDash val="solid"/>
-                        <a:tailEnd type="triangle" w="med" len="med"/>
+                        <a:tailEnd type="triangle" w="sm" len="sm"/>
                       </a:ln>
                     </wps:spPr>
                     <wps:style>
@@ -16171,7 +16171,7 @@
                           <a:srgbClr val="2F5496"/>
                         </a:solidFill>
                         <a:prstDash val="solid"/>
-                        <a:tailEnd type="triangle" w="med" len="med"/>
+                        <a:tailEnd type="triangle" w="sm" len="sm"/>
                       </a:ln>
                     </wps:spPr>
                     <wps:style>
@@ -16209,7 +16209,7 @@
                           <a:srgbClr val="2F5496"/>
                         </a:solidFill>
                         <a:prstDash val="solid"/>
-                        <a:tailEnd type="triangle" w="med" len="med"/>
+                        <a:tailEnd type="triangle" w="sm" len="sm"/>
                       </a:ln>
                     </wps:spPr>
                     <wps:style>
@@ -16247,7 +16247,7 @@
                           <a:srgbClr val="2F5496"/>
                         </a:solidFill>
                         <a:prstDash val="solid"/>
-                        <a:tailEnd type="triangle" w="med" len="med"/>
+                        <a:tailEnd type="triangle" w="sm" len="sm"/>
                       </a:ln>
                     </wps:spPr>
                     <wps:style>
@@ -16285,7 +16285,7 @@
                           <a:srgbClr val="2F5496"/>
                         </a:solidFill>
                         <a:prstDash val="solid"/>
-                        <a:tailEnd type="triangle" w="med" len="med"/>
+                        <a:tailEnd type="triangle" w="sm" len="sm"/>
                       </a:ln>
                     </wps:spPr>
                     <wps:style>
@@ -16323,7 +16323,7 @@
                           <a:srgbClr val="2F5496"/>
                         </a:solidFill>
                         <a:prstDash val="solid"/>
-                        <a:tailEnd type="triangle" w="med" len="med"/>
+                        <a:tailEnd type="triangle" w="sm" len="sm"/>
                       </a:ln>
                     </wps:spPr>
                     <wps:style>
@@ -16361,7 +16361,7 @@
                           <a:srgbClr val="2F5496"/>
                         </a:solidFill>
                         <a:prstDash val="solid"/>
-                        <a:tailEnd type="triangle" w="med" len="med"/>
+                        <a:tailEnd type="triangle" w="sm" len="sm"/>
                       </a:ln>
                     </wps:spPr>
                     <wps:style>
@@ -16399,7 +16399,7 @@
                           <a:srgbClr val="2F5496"/>
                         </a:solidFill>
                         <a:prstDash val="solid"/>
-                        <a:tailEnd type="triangle" w="med" len="med"/>
+                        <a:tailEnd type="triangle" w="sm" len="sm"/>
                       </a:ln>
                     </wps:spPr>
                     <wps:style>
@@ -16437,7 +16437,7 @@
                           <a:srgbClr val="2F5496"/>
                         </a:solidFill>
                         <a:prstDash val="solid"/>
-                        <a:tailEnd type="triangle" w="med" len="med"/>
+                        <a:tailEnd type="triangle" w="sm" len="sm"/>
                       </a:ln>
                     </wps:spPr>
                     <wps:style>
@@ -16475,7 +16475,7 @@
                           <a:srgbClr val="2F5496"/>
                         </a:solidFill>
                         <a:prstDash val="solid"/>
-                        <a:tailEnd type="triangle" w="med" len="med"/>
+                        <a:tailEnd type="triangle" w="sm" len="sm"/>
                       </a:ln>
                     </wps:spPr>
                     <wps:style>
@@ -16513,7 +16513,7 @@
                           <a:srgbClr val="2F5496"/>
                         </a:solidFill>
                         <a:prstDash val="solid"/>
-                        <a:tailEnd type="triangle" w="med" len="med"/>
+                        <a:tailEnd type="triangle" w="sm" len="sm"/>
                       </a:ln>
                     </wps:spPr>
                     <wps:style>
@@ -16571,7 +16571,7 @@
                           <a:srgbClr val="2F5496"/>
                         </a:solidFill>
                         <a:prstDash val="solid"/>
-                        <a:tailEnd type="triangle" w="med" len="med"/>
+                        <a:tailEnd type="triangle" w="sm" len="sm"/>
                       </a:ln>
                     </wps:spPr>
                     <wps:style>
@@ -16609,7 +16609,7 @@
                           <a:srgbClr val="2F5496"/>
                         </a:solidFill>
                         <a:prstDash val="solid"/>
-                        <a:tailEnd type="triangle" w="med" len="med"/>
+                        <a:tailEnd type="triangle" w="sm" len="sm"/>
                       </a:ln>
                     </wps:spPr>
                     <wps:style>
@@ -16647,7 +16647,7 @@
                           <a:srgbClr val="2F5496"/>
                         </a:solidFill>
                         <a:prstDash val="solid"/>
-                        <a:tailEnd type="triangle" w="med" len="med"/>
+                        <a:tailEnd type="triangle" w="sm" len="sm"/>
                       </a:ln>
                     </wps:spPr>
                     <wps:style>
@@ -16685,7 +16685,7 @@
                           <a:srgbClr val="2F5496"/>
                         </a:solidFill>
                         <a:prstDash val="solid"/>
-                        <a:tailEnd type="triangle" w="med" len="med"/>
+                        <a:tailEnd type="triangle" w="sm" len="sm"/>
                       </a:ln>
                     </wps:spPr>
                     <wps:style>
@@ -16723,7 +16723,7 @@
                           <a:srgbClr val="2F5496"/>
                         </a:solidFill>
                         <a:prstDash val="solid"/>
-                        <a:tailEnd type="triangle" w="med" len="med"/>
+                        <a:tailEnd type="triangle" w="sm" len="sm"/>
                       </a:ln>
                     </wps:spPr>
                     <wps:style>
@@ -16761,7 +16761,7 @@
                           <a:srgbClr val="2F5496"/>
                         </a:solidFill>
                         <a:prstDash val="solid"/>
-                        <a:tailEnd type="triangle" w="med" len="med"/>
+                        <a:tailEnd type="triangle" w="sm" len="sm"/>
                       </a:ln>
                     </wps:spPr>
                     <wps:style>
@@ -16799,7 +16799,7 @@
                           <a:srgbClr val="2F5496"/>
                         </a:solidFill>
                         <a:prstDash val="solid"/>
-                        <a:tailEnd type="triangle" w="med" len="med"/>
+                        <a:tailEnd type="triangle" w="sm" len="sm"/>
                       </a:ln>
                     </wps:spPr>
                     <wps:style>
@@ -16837,7 +16837,7 @@
                           <a:srgbClr val="2F5496"/>
                         </a:solidFill>
                         <a:prstDash val="solid"/>
-                        <a:tailEnd type="triangle" w="med" len="med"/>
+                        <a:tailEnd type="triangle" w="sm" len="sm"/>
                       </a:ln>
                     </wps:spPr>
                     <wps:style>
@@ -16875,7 +16875,7 @@
                           <a:srgbClr val="2F5496"/>
                         </a:solidFill>
                         <a:prstDash val="solid"/>
-                        <a:tailEnd type="triangle" w="med" len="med"/>
+                        <a:tailEnd type="triangle" w="sm" len="sm"/>
                       </a:ln>
                     </wps:spPr>
                     <wps:style>
@@ -16913,7 +16913,7 @@
                           <a:srgbClr val="2F5496"/>
                         </a:solidFill>
                         <a:prstDash val="solid"/>
-                        <a:tailEnd type="triangle" w="med" len="med"/>
+                        <a:tailEnd type="triangle" w="sm" len="sm"/>
                       </a:ln>
                     </wps:spPr>
                     <wps:style>
@@ -16951,7 +16951,7 @@
                           <a:srgbClr val="2F5496"/>
                         </a:solidFill>
                         <a:prstDash val="solid"/>
-                        <a:tailEnd type="triangle" w="med" len="med"/>
+                        <a:tailEnd type="triangle" w="sm" len="sm"/>
                       </a:ln>
                     </wps:spPr>
                     <wps:style>
@@ -16989,7 +16989,7 @@
                           <a:srgbClr val="2F5496"/>
                         </a:solidFill>
                         <a:prstDash val="solid"/>
-                        <a:tailEnd type="triangle" w="med" len="med"/>
+                        <a:tailEnd type="triangle" w="sm" len="sm"/>
                       </a:ln>
                     </wps:spPr>
                     <wps:style>
@@ -17027,7 +17027,7 @@
                           <a:srgbClr val="2F5496"/>
                         </a:solidFill>
                         <a:prstDash val="solid"/>
-                        <a:tailEnd type="triangle" w="med" len="med"/>
+                        <a:tailEnd type="triangle" w="sm" len="sm"/>
                       </a:ln>
                     </wps:spPr>
                     <wps:style>
@@ -17065,7 +17065,7 @@
                           <a:srgbClr val="2F5496"/>
                         </a:solidFill>
                         <a:prstDash val="solid"/>
-                        <a:tailEnd type="triangle" w="med" len="med"/>
+                        <a:tailEnd type="triangle" w="sm" len="sm"/>
                       </a:ln>
                     </wps:spPr>
                     <wps:style>
@@ -17103,7 +17103,7 @@
                           <a:srgbClr val="2F5496"/>
                         </a:solidFill>
                         <a:prstDash val="solid"/>
-                        <a:tailEnd type="triangle" w="med" len="med"/>
+                        <a:tailEnd type="triangle" w="sm" len="sm"/>
                       </a:ln>
                     </wps:spPr>
                     <wps:style>
@@ -17141,7 +17141,7 @@
                           <a:srgbClr val="2F5496"/>
                         </a:solidFill>
                         <a:prstDash val="solid"/>
-                        <a:tailEnd type="triangle" w="med" len="med"/>
+                        <a:tailEnd type="triangle" w="sm" len="sm"/>
                       </a:ln>
                     </wps:spPr>
                     <wps:style>
@@ -17179,7 +17179,7 @@
                           <a:srgbClr val="2F5496"/>
                         </a:solidFill>
                         <a:prstDash val="solid"/>
-                        <a:tailEnd type="triangle" w="med" len="med"/>
+                        <a:tailEnd type="triangle" w="sm" len="sm"/>
                       </a:ln>
                     </wps:spPr>
                     <wps:style>
@@ -17217,7 +17217,7 @@
                           <a:srgbClr val="2F5496"/>
                         </a:solidFill>
                         <a:prstDash val="solid"/>
-                        <a:tailEnd type="triangle" w="med" len="med"/>
+                        <a:tailEnd type="triangle" w="sm" len="sm"/>
                       </a:ln>
                     </wps:spPr>
                     <wps:style>
@@ -17255,7 +17255,7 @@
                           <a:srgbClr val="2F5496"/>
                         </a:solidFill>
                         <a:prstDash val="solid"/>
-                        <a:tailEnd type="triangle" w="med" len="med"/>
+                        <a:tailEnd type="triangle" w="sm" len="sm"/>
                       </a:ln>
                     </wps:spPr>
                     <wps:style>
@@ -17293,7 +17293,7 @@
                           <a:srgbClr val="2F5496"/>
                         </a:solidFill>
                         <a:prstDash val="solid"/>
-                        <a:tailEnd type="triangle" w="med" len="med"/>
+                        <a:tailEnd type="triangle" w="sm" len="sm"/>
                       </a:ln>
                     </wps:spPr>
                     <wps:style>
@@ -17331,7 +17331,7 @@
                           <a:srgbClr val="2F5496"/>
                         </a:solidFill>
                         <a:prstDash val="solid"/>
-                        <a:tailEnd type="triangle" w="med" len="med"/>
+                        <a:tailEnd type="triangle" w="sm" len="sm"/>
                       </a:ln>
                     </wps:spPr>
                     <wps:style>
@@ -17369,7 +17369,7 @@
                           <a:srgbClr val="2F5496"/>
                         </a:solidFill>
                         <a:prstDash val="solid"/>
-                        <a:tailEnd type="triangle" w="med" len="med"/>
+                        <a:tailEnd type="triangle" w="sm" len="sm"/>
                       </a:ln>
                     </wps:spPr>
                     <wps:style>
@@ -17407,7 +17407,7 @@
                           <a:srgbClr val="2F5496"/>
                         </a:solidFill>
                         <a:prstDash val="solid"/>
-                        <a:tailEnd type="triangle" w="med" len="med"/>
+                        <a:tailEnd type="triangle" w="sm" len="sm"/>
                       </a:ln>
                     </wps:spPr>
                     <wps:style>
@@ -17445,7 +17445,7 @@
                           <a:srgbClr val="2F5496"/>
                         </a:solidFill>
                         <a:prstDash val="solid"/>
-                        <a:tailEnd type="triangle" w="med" len="med"/>
+                        <a:tailEnd type="triangle" w="sm" len="sm"/>
                       </a:ln>
                     </wps:spPr>
                     <wps:style>
@@ -17483,7 +17483,7 @@
                           <a:srgbClr val="2F5496"/>
                         </a:solidFill>
                         <a:prstDash val="solid"/>
-                        <a:tailEnd type="triangle" w="med" len="med"/>
+                        <a:tailEnd type="triangle" w="sm" len="sm"/>
                       </a:ln>
                     </wps:spPr>
                     <wps:style>
@@ -17521,7 +17521,7 @@
                           <a:srgbClr val="2F5496"/>
                         </a:solidFill>
                         <a:prstDash val="solid"/>
-                        <a:tailEnd type="triangle" w="med" len="med"/>
+                        <a:tailEnd type="triangle" w="sm" len="sm"/>
                       </a:ln>
                     </wps:spPr>
                     <wps:style>
@@ -17559,7 +17559,7 @@
                           <a:srgbClr val="2F5496"/>
                         </a:solidFill>
                         <a:prstDash val="solid"/>
-                        <a:tailEnd type="triangle" w="med" len="med"/>
+                        <a:tailEnd type="triangle" w="sm" len="sm"/>
                       </a:ln>
                     </wps:spPr>
                     <wps:style>
@@ -17597,7 +17597,7 @@
                           <a:srgbClr val="2F5496"/>
                         </a:solidFill>
                         <a:prstDash val="solid"/>
-                        <a:tailEnd type="triangle" w="med" len="med"/>
+                        <a:tailEnd type="triangle" w="sm" len="sm"/>
                       </a:ln>
                     </wps:spPr>
                     <wps:style>
@@ -17635,7 +17635,7 @@
                           <a:srgbClr val="2F5496"/>
                         </a:solidFill>
                         <a:prstDash val="solid"/>
-                        <a:tailEnd type="triangle" w="med" len="med"/>
+                        <a:tailEnd type="triangle" w="sm" len="sm"/>
                       </a:ln>
                     </wps:spPr>
                     <wps:style>
@@ -17673,7 +17673,7 @@
                           <a:srgbClr val="2F5496"/>
                         </a:solidFill>
                         <a:prstDash val="solid"/>
-                        <a:tailEnd type="triangle" w="med" len="med"/>
+                        <a:tailEnd type="triangle" w="sm" len="sm"/>
                       </a:ln>
                     </wps:spPr>
                     <wps:style>
@@ -17711,7 +17711,7 @@
                           <a:srgbClr val="2F5496"/>
                         </a:solidFill>
                         <a:prstDash val="solid"/>
-                        <a:tailEnd type="triangle" w="med" len="med"/>
+                        <a:tailEnd type="triangle" w="sm" len="sm"/>
                       </a:ln>
                     </wps:spPr>
                     <wps:style>
@@ -17749,7 +17749,7 @@
                           <a:srgbClr val="2F5496"/>
                         </a:solidFill>
                         <a:prstDash val="solid"/>
-                        <a:tailEnd type="triangle" w="med" len="med"/>
+                        <a:tailEnd type="triangle" w="sm" len="sm"/>
                       </a:ln>
                     </wps:spPr>
                     <wps:style>
@@ -17787,7 +17787,7 @@
                           <a:srgbClr val="2F5496"/>
                         </a:solidFill>
                         <a:prstDash val="solid"/>
-                        <a:tailEnd type="triangle" w="med" len="med"/>
+                        <a:tailEnd type="triangle" w="sm" len="sm"/>
                       </a:ln>
                     </wps:spPr>
                     <wps:style>
@@ -17825,7 +17825,7 @@
                           <a:srgbClr val="2F5496"/>
                         </a:solidFill>
                         <a:prstDash val="solid"/>
-                        <a:tailEnd type="triangle" w="med" len="med"/>
+                        <a:tailEnd type="triangle" w="sm" len="sm"/>
                       </a:ln>
                     </wps:spPr>
                     <wps:style>
@@ -17863,7 +17863,7 @@
                           <a:srgbClr val="2F5496"/>
                         </a:solidFill>
                         <a:prstDash val="solid"/>
-                        <a:tailEnd type="triangle" w="med" len="med"/>
+                        <a:tailEnd type="triangle" w="sm" len="sm"/>
                       </a:ln>
                     </wps:spPr>
                     <wps:style>
@@ -17901,7 +17901,7 @@
                           <a:srgbClr val="2F5496"/>
                         </a:solidFill>
                         <a:prstDash val="solid"/>
-                        <a:tailEnd type="triangle" w="med" len="med"/>
+                        <a:tailEnd type="triangle" w="sm" len="sm"/>
                       </a:ln>
                     </wps:spPr>
                     <wps:style>
@@ -17939,7 +17939,7 @@
                           <a:srgbClr val="2F5496"/>
                         </a:solidFill>
                         <a:prstDash val="solid"/>
-                        <a:tailEnd type="triangle" w="med" len="med"/>
+                        <a:tailEnd type="triangle" w="sm" len="sm"/>
                       </a:ln>
                     </wps:spPr>
                     <wps:style>
@@ -17977,7 +17977,7 @@
                           <a:srgbClr val="2F5496"/>
                         </a:solidFill>
                         <a:prstDash val="solid"/>
-                        <a:tailEnd type="triangle" w="med" len="med"/>
+                        <a:tailEnd type="triangle" w="sm" len="sm"/>
                       </a:ln>
                     </wps:spPr>
                     <wps:style>
@@ -18015,7 +18015,7 @@
                           <a:srgbClr val="2F5496"/>
                         </a:solidFill>
                         <a:prstDash val="solid"/>
-                        <a:tailEnd type="triangle" w="med" len="med"/>
+                        <a:tailEnd type="triangle" w="sm" len="sm"/>
                       </a:ln>
                     </wps:spPr>
                     <wps:style>
@@ -18053,7 +18053,7 @@
                           <a:srgbClr val="2F5496"/>
                         </a:solidFill>
                         <a:prstDash val="solid"/>
-                        <a:tailEnd type="triangle" w="med" len="med"/>
+                        <a:tailEnd type="triangle" w="sm" len="sm"/>
                       </a:ln>
                     </wps:spPr>
                     <wps:style>
@@ -18091,7 +18091,7 @@
                           <a:srgbClr val="2F5496"/>
                         </a:solidFill>
                         <a:prstDash val="solid"/>
-                        <a:tailEnd type="triangle" w="med" len="med"/>
+                        <a:tailEnd type="triangle" w="sm" len="sm"/>
                       </a:ln>
                     </wps:spPr>
                     <wps:style>
@@ -18129,7 +18129,7 @@
                           <a:srgbClr val="2F5496"/>
                         </a:solidFill>
                         <a:prstDash val="solid"/>
-                        <a:tailEnd type="triangle" w="med" len="med"/>
+                        <a:tailEnd type="triangle" w="sm" len="sm"/>
                       </a:ln>
                     </wps:spPr>
                     <wps:style>

--- a/test-corpus/corpus/generated/medium5.docx
+++ b/test-corpus/corpus/generated/medium5.docx
@@ -15,7 +15,7 @@
       <w:r>
         <w:drawing>
           <wp:inline xmlns:wp="http://schemas.openxmlformats.org/drawingml/2006/wordprocessingDrawing" distT="0" distB="0" distL="0" distR="0">
-            <wp:extent cx="5943600" cy="704634"/>
+            <wp:extent cx="5943600" cy="708507"/>
             <wp:effectExtent l="0" t="0" r="0" b="0"/>
             <wp:docPr id="1" name="Diagram 1"/>
             <wp:cNvGraphicFramePr>
@@ -36,7 +36,7 @@
                     <wps:spPr>
                       <a:xfrm>
                         <a:off x="0" y="0"/>
-                        <a:ext cx="75645" cy="85230"/>
+                        <a:ext cx="76060" cy="85698"/>
                       </a:xfrm>
                       <a:prstGeom prst="rect">
                         <a:avLst/>
@@ -61,7 +61,7 @@
                     <wps:spPr>
                       <a:xfrm>
                         <a:off x="0" y="0"/>
-                        <a:ext cx="75645" cy="6217"/>
+                        <a:ext cx="76060" cy="6252"/>
                       </a:xfrm>
                       <a:prstGeom prst="rect">
                         <a:avLst/>
@@ -88,15 +88,15 @@
                         </w:p>
                       </w:txbxContent>
                     </wps:txbx>
-                    <wps:bodyPr lIns="2487" tIns="1243" rIns="2487" bIns="1243" anchor="ctr" anchorCtr="0"/>
+                    <wps:bodyPr lIns="2501" tIns="1250" rIns="2501" bIns="1250" anchor="ctr" anchorCtr="0"/>
                   </wps:wsp>
                   <wps:wsp>
                     <wps:cNvPr id="4" name="Y2 ufiaf kscksghrcbe - {q} (container)"/>
                     <wps:cNvSpPr/>
                     <wps:spPr>
                       <a:xfrm>
-                        <a:off x="80826" y="0"/>
-                        <a:ext cx="216571" cy="331334"/>
+                        <a:off x="81270" y="0"/>
+                        <a:ext cx="217762" cy="333154"/>
                       </a:xfrm>
                       <a:prstGeom prst="rect">
                         <a:avLst/>
@@ -120,8 +120,8 @@
                     <wps:cNvSpPr/>
                     <wps:spPr>
                       <a:xfrm>
-                        <a:off x="80826" y="0"/>
-                        <a:ext cx="216571" cy="6217"/>
+                        <a:off x="81270" y="0"/>
+                        <a:ext cx="217762" cy="6252"/>
                       </a:xfrm>
                       <a:prstGeom prst="rect">
                         <a:avLst/>
@@ -148,15 +148,15 @@
                         </w:p>
                       </w:txbxContent>
                     </wps:txbx>
-                    <wps:bodyPr lIns="2487" tIns="1243" rIns="2487" bIns="1243" anchor="ctr" anchorCtr="0"/>
+                    <wps:bodyPr lIns="2501" tIns="1250" rIns="2501" bIns="1250" anchor="ctr" anchorCtr="0"/>
                   </wps:wsp>
                   <wps:wsp>
                     <wps:cNvPr id="6" name="Y2 ufiaf HYH xeodi utav kscksghrcbe - {q} (container)"/>
                     <wps:cNvSpPr/>
                     <wps:spPr>
                       <a:xfrm>
-                        <a:off x="5143560" y="0"/>
-                        <a:ext cx="336846" cy="490653"/>
+                        <a:off x="5139164" y="0"/>
+                        <a:ext cx="338697" cy="493350"/>
                       </a:xfrm>
                       <a:prstGeom prst="rect">
                         <a:avLst/>
@@ -180,8 +180,8 @@
                     <wps:cNvSpPr/>
                     <wps:spPr>
                       <a:xfrm>
-                        <a:off x="5143560" y="0"/>
-                        <a:ext cx="336846" cy="6217"/>
+                        <a:off x="5139164" y="0"/>
+                        <a:ext cx="338697" cy="6252"/>
                       </a:xfrm>
                       <a:prstGeom prst="rect">
                         <a:avLst/>
@@ -208,15 +208,15 @@
                         </w:p>
                       </w:txbxContent>
                     </wps:txbx>
-                    <wps:bodyPr lIns="2487" tIns="1243" rIns="2487" bIns="1243" anchor="ctr" anchorCtr="0"/>
+                    <wps:bodyPr lIns="2501" tIns="1250" rIns="2501" bIns="1250" anchor="ctr" anchorCtr="0"/>
                   </wps:wsp>
                   <wps:wsp>
                     <wps:cNvPr id="8" name="2M ufiaf aoakqprayy KNT TQQp - {q} (container)"/>
                     <wps:cNvSpPr/>
                     <wps:spPr>
                       <a:xfrm>
-                        <a:off x="5485588" y="0"/>
-                        <a:ext cx="149217" cy="331334"/>
+                        <a:off x="5483071" y="0"/>
+                        <a:ext cx="150037" cy="333154"/>
                       </a:xfrm>
                       <a:prstGeom prst="rect">
                         <a:avLst/>
@@ -240,8 +240,8 @@
                     <wps:cNvSpPr/>
                     <wps:spPr>
                       <a:xfrm>
-                        <a:off x="5485588" y="0"/>
-                        <a:ext cx="149217" cy="6217"/>
+                        <a:off x="5483071" y="0"/>
+                        <a:ext cx="150037" cy="6252"/>
                       </a:xfrm>
                       <a:prstGeom prst="rect">
                         <a:avLst/>
@@ -268,15 +268,15 @@
                         </w:p>
                       </w:txbxContent>
                     </wps:txbx>
-                    <wps:bodyPr lIns="2487" tIns="1243" rIns="2487" bIns="1243" anchor="ctr" anchorCtr="0"/>
+                    <wps:bodyPr lIns="2501" tIns="1250" rIns="2501" bIns="1250" anchor="ctr" anchorCtr="0"/>
                   </wps:wsp>
                   <wps:wsp>
                     <wps:cNvPr id="10" name="3S ufiaf aoakqprayy KNT TQQp - {q} (container)"/>
                     <wps:cNvSpPr/>
                     <wps:spPr>
                       <a:xfrm>
-                        <a:off x="5639986" y="0"/>
-                        <a:ext cx="149217" cy="331334"/>
+                        <a:off x="5638317" y="0"/>
+                        <a:ext cx="150037" cy="333154"/>
                       </a:xfrm>
                       <a:prstGeom prst="rect">
                         <a:avLst/>
@@ -300,8 +300,8 @@
                     <wps:cNvSpPr/>
                     <wps:spPr>
                       <a:xfrm>
-                        <a:off x="5639986" y="0"/>
-                        <a:ext cx="149217" cy="6217"/>
+                        <a:off x="5638317" y="0"/>
+                        <a:ext cx="150037" cy="6252"/>
                       </a:xfrm>
                       <a:prstGeom prst="rect">
                         <a:avLst/>
@@ -328,15 +328,15 @@
                         </w:p>
                       </w:txbxContent>
                     </wps:txbx>
-                    <wps:bodyPr lIns="2487" tIns="1243" rIns="2487" bIns="1243" anchor="ctr" anchorCtr="0"/>
+                    <wps:bodyPr lIns="2501" tIns="1250" rIns="2501" bIns="1250" anchor="ctr" anchorCtr="0"/>
                   </wps:wsp>
                   <wps:wsp>
                     <wps:cNvPr id="12" name="4T ufiaf aoakqprayy KNT TQQp - {q} (container)"/>
                     <wps:cNvSpPr/>
                     <wps:spPr>
                       <a:xfrm>
-                        <a:off x="5794383" y="0"/>
-                        <a:ext cx="149217" cy="331334"/>
+                        <a:off x="5793563" y="0"/>
+                        <a:ext cx="150037" cy="333154"/>
                       </a:xfrm>
                       <a:prstGeom prst="rect">
                         <a:avLst/>
@@ -360,8 +360,8 @@
                     <wps:cNvSpPr/>
                     <wps:spPr>
                       <a:xfrm>
-                        <a:off x="5794383" y="0"/>
-                        <a:ext cx="149217" cy="6217"/>
+                        <a:off x="5793563" y="0"/>
+                        <a:ext cx="150037" cy="6252"/>
                       </a:xfrm>
                       <a:prstGeom prst="rect">
                         <a:avLst/>
@@ -388,15 +388,15 @@
                         </w:p>
                       </w:txbxContent>
                     </wps:txbx>
-                    <wps:bodyPr lIns="2487" tIns="1243" rIns="2487" bIns="1243" anchor="ctr" anchorCtr="0"/>
+                    <wps:bodyPr lIns="2501" tIns="1250" rIns="2501" bIns="1250" anchor="ctr" anchorCtr="0"/>
                   </wps:wsp>
                   <wps:wsp>
                     <wps:cNvPr id="14" name="&lt;span style=\" descr="d1"/>
                     <wps:cNvSpPr/>
                     <wps:spPr>
                       <a:xfrm>
-                        <a:off x="10362" y="36009"/>
-                        <a:ext cx="54920" cy="19429"/>
+                        <a:off x="10419" y="36207"/>
+                        <a:ext cx="55222" cy="19536"/>
                       </a:xfrm>
                       <a:prstGeom prst="rect">
                         <a:avLst/>
@@ -444,7 +444,7 @@
                         </w:p>
                       </w:txbxContent>
                     </wps:txbx>
-                    <wps:bodyPr rot="0" spcFirstLastPara="0" vertOverflow="overflow" horzOverflow="overflow" vert="horz" wrap="square" lIns="2487" tIns="1243" rIns="2487" bIns="1243" numCol="1" spcCol="0" rtlCol="0" fromWordArt="0" anchor="ctr" anchorCtr="0" forceAA="0" compatLnSpc="1">
+                    <wps:bodyPr rot="0" spcFirstLastPara="0" vertOverflow="overflow" horzOverflow="overflow" vert="horz" wrap="square" lIns="2501" tIns="1250" rIns="2501" bIns="1250" numCol="1" spcCol="0" rtlCol="0" fromWordArt="0" anchor="ctr" anchorCtr="0" forceAA="0" compatLnSpc="1">
                       <a:prstTxWarp prst="textNoShape">
                         <a:avLst/>
                       </a:prstTxWarp>
@@ -456,8 +456,8 @@
                     <wps:cNvSpPr/>
                     <wps:spPr>
                       <a:xfrm>
-                        <a:off x="232115" y="258798"/>
-                        <a:ext cx="54920" cy="19429"/>
+                        <a:off x="233390" y="260220"/>
+                        <a:ext cx="55222" cy="19536"/>
                       </a:xfrm>
                       <a:prstGeom prst="rect">
                         <a:avLst/>
@@ -505,7 +505,7 @@
                         </w:p>
                       </w:txbxContent>
                     </wps:txbx>
-                    <wps:bodyPr rot="0" spcFirstLastPara="0" vertOverflow="overflow" horzOverflow="overflow" vert="horz" wrap="square" lIns="2487" tIns="1243" rIns="2487" bIns="1243" numCol="1" spcCol="0" rtlCol="0" fromWordArt="0" anchor="ctr" anchorCtr="0" forceAA="0" compatLnSpc="1">
+                    <wps:bodyPr rot="0" spcFirstLastPara="0" vertOverflow="overflow" horzOverflow="overflow" vert="horz" wrap="square" lIns="2501" tIns="1250" rIns="2501" bIns="1250" numCol="1" spcCol="0" rtlCol="0" fromWordArt="0" anchor="ctr" anchorCtr="0" forceAA="0" compatLnSpc="1">
                       <a:prstTxWarp prst="textNoShape">
                         <a:avLst/>
                       </a:prstTxWarp>
@@ -517,8 +517,8 @@
                     <wps:cNvSpPr/>
                     <wps:spPr>
                       <a:xfrm>
-                        <a:off x="91188" y="258798"/>
-                        <a:ext cx="54920" cy="19429"/>
+                        <a:off x="91689" y="260220"/>
+                        <a:ext cx="55222" cy="19536"/>
                       </a:xfrm>
                       <a:prstGeom prst="rect">
                         <a:avLst/>
@@ -566,7 +566,7 @@
                         </w:p>
                       </w:txbxContent>
                     </wps:txbx>
-                    <wps:bodyPr rot="0" spcFirstLastPara="0" vertOverflow="overflow" horzOverflow="overflow" vert="horz" wrap="square" lIns="2487" tIns="1243" rIns="2487" bIns="1243" numCol="1" spcCol="0" rtlCol="0" fromWordArt="0" anchor="ctr" anchorCtr="0" forceAA="0" compatLnSpc="1">
+                    <wps:bodyPr rot="0" spcFirstLastPara="0" vertOverflow="overflow" horzOverflow="overflow" vert="horz" wrap="square" lIns="2501" tIns="1250" rIns="2501" bIns="1250" numCol="1" spcCol="0" rtlCol="0" fromWordArt="0" anchor="ctr" anchorCtr="0" forceAA="0" compatLnSpc="1">
                       <a:prstTxWarp prst="textNoShape">
                         <a:avLst/>
                       </a:prstTxWarp>
@@ -578,8 +578,8 @@
                     <wps:cNvSpPr/>
                     <wps:spPr>
                       <a:xfrm>
-                        <a:off x="161651" y="258798"/>
-                        <a:ext cx="54920" cy="19429"/>
+                        <a:off x="162540" y="260220"/>
+                        <a:ext cx="55222" cy="19536"/>
                       </a:xfrm>
                       <a:prstGeom prst="rect">
                         <a:avLst/>
@@ -627,7 +627,7 @@
                         </w:p>
                       </w:txbxContent>
                     </wps:txbx>
-                    <wps:bodyPr rot="0" spcFirstLastPara="0" vertOverflow="overflow" horzOverflow="overflow" vert="horz" wrap="square" lIns="2487" tIns="1243" rIns="2487" bIns="1243" numCol="1" spcCol="0" rtlCol="0" fromWordArt="0" anchor="ctr" anchorCtr="0" forceAA="0" compatLnSpc="1">
+                    <wps:bodyPr rot="0" spcFirstLastPara="0" vertOverflow="overflow" horzOverflow="overflow" vert="horz" wrap="square" lIns="2501" tIns="1250" rIns="2501" bIns="1250" numCol="1" spcCol="0" rtlCol="0" fromWordArt="0" anchor="ctr" anchorCtr="0" forceAA="0" compatLnSpc="1">
                       <a:prstTxWarp prst="textNoShape">
                         <a:avLst/>
                       </a:prstTxWarp>
@@ -639,8 +639,8 @@
                     <wps:cNvSpPr/>
                     <wps:spPr>
                       <a:xfrm>
-                        <a:off x="124865" y="24351"/>
-                        <a:ext cx="61137" cy="42744"/>
+                        <a:off x="125552" y="16671"/>
+                        <a:ext cx="61473" cy="58608"/>
                       </a:xfrm>
                       <a:prstGeom prst="rect">
                         <a:avLst/>
@@ -683,12 +683,42 @@
                               <w:color w:val="000000"/>
                               <w:sz w:val="4"/>
                             </w:rPr>
-                            <w:t xml:space="preserve">M1.q GPR_IN Suryshsccapxrl ? Ihzstjm : Jtgz acuzpbwe</w:t>
+                            <w:t xml:space="preserve">M1.q</w:t>
+                          </w:r>
+                          <w:r>
+                            <w:br/>
+                          </w:r>
+                          <w:r>
+                            <w:rPr>
+                              <w:color w:val="000000"/>
+                              <w:sz w:val="4"/>
+                            </w:rPr>
+                            <w:t xml:space="preserve">GPR_IN</w:t>
+                          </w:r>
+                          <w:r>
+                            <w:br/>
+                          </w:r>
+                          <w:r>
+                            <w:rPr>
+                              <w:color w:val="000000"/>
+                              <w:sz w:val="4"/>
+                            </w:rPr>
+                            <w:t xml:space="preserve">Suryshsccapxrl ?</w:t>
+                          </w:r>
+                          <w:r>
+                            <w:br/>
+                          </w:r>
+                          <w:r>
+                            <w:rPr>
+                              <w:color w:val="000000"/>
+                              <w:sz w:val="4"/>
+                            </w:rPr>
+                            <w:t xml:space="preserve">Ihzstjm : Jtgz acuzpbwe</w:t>
                           </w:r>
                         </w:p>
                       </w:txbxContent>
                     </wps:txbx>
-                    <wps:bodyPr rot="0" spcFirstLastPara="0" vertOverflow="overflow" horzOverflow="overflow" vert="horz" wrap="square" lIns="2487" tIns="1243" rIns="2487" bIns="1243" numCol="1" spcCol="0" rtlCol="0" fromWordArt="0" anchor="ctr" anchorCtr="0" forceAA="0" compatLnSpc="1">
+                    <wps:bodyPr rot="0" spcFirstLastPara="0" vertOverflow="overflow" horzOverflow="overflow" vert="horz" wrap="square" lIns="2501" tIns="1250" rIns="2501" bIns="1250" numCol="1" spcCol="0" rtlCol="0" fromWordArt="0" anchor="ctr" anchorCtr="0" forceAA="0" compatLnSpc="1">
                       <a:prstTxWarp prst="textNoShape">
                         <a:avLst/>
                       </a:prstTxWarp>
@@ -700,8 +730,8 @@
                     <wps:cNvSpPr/>
                     <wps:spPr>
                       <a:xfrm>
-                        <a:off x="144761" y="140927"/>
-                        <a:ext cx="21346" cy="19429"/>
+                        <a:off x="145556" y="141701"/>
+                        <a:ext cx="21464" cy="19536"/>
                       </a:xfrm>
                       <a:prstGeom prst="roundRect">
                         <a:avLst/>
@@ -749,7 +779,7 @@
                         </w:p>
                       </w:txbxContent>
                     </wps:txbx>
-                    <wps:bodyPr rot="0" spcFirstLastPara="0" vertOverflow="overflow" horzOverflow="overflow" vert="horz" wrap="square" lIns="2487" tIns="1243" rIns="2487" bIns="1243" numCol="1" spcCol="0" rtlCol="0" fromWordArt="0" anchor="ctr" anchorCtr="0" forceAA="0" compatLnSpc="1">
+                    <wps:bodyPr rot="0" spcFirstLastPara="0" vertOverflow="overflow" horzOverflow="overflow" vert="horz" wrap="square" lIns="2501" tIns="1250" rIns="2501" bIns="1250" numCol="1" spcCol="0" rtlCol="0" fromWordArt="0" anchor="ctr" anchorCtr="0" forceAA="0" compatLnSpc="1">
                       <a:prstTxWarp prst="textNoShape">
                         <a:avLst/>
                       </a:prstTxWarp>
@@ -761,8 +791,8 @@
                     <wps:cNvSpPr/>
                     <wps:spPr>
                       <a:xfrm>
-                        <a:off x="5282104" y="24351"/>
-                        <a:ext cx="80411" cy="42744"/>
+                        <a:off x="5278469" y="24485"/>
+                        <a:ext cx="80853" cy="42979"/>
                       </a:xfrm>
                       <a:prstGeom prst="rect">
                         <a:avLst/>
@@ -805,12 +835,32 @@
                               <w:color w:val="000000"/>
                               <w:sz w:val="4"/>
                             </w:rPr>
-                            <w:t xml:space="preserve">L2.q  QETE_TT_QSCPH_OYJ E790Y udlfuvn?</w:t>
+                            <w:t xml:space="preserve">L2.q </w:t>
+                          </w:r>
+                          <w:r>
+                            <w:br/>
+                          </w:r>
+                          <w:r>
+                            <w:rPr>
+                              <w:color w:val="000000"/>
+                              <w:sz w:val="4"/>
+                            </w:rPr>
+                            <w:t xml:space="preserve">QETE_TT_QSCPH_OYJ</w:t>
+                          </w:r>
+                          <w:r>
+                            <w:br/>
+                          </w:r>
+                          <w:r>
+                            <w:rPr>
+                              <w:color w:val="000000"/>
+                              <w:sz w:val="4"/>
+                            </w:rPr>
+                            <w:t xml:space="preserve">E790Y udlfuvn?</w:t>
                           </w:r>
                         </w:p>
                       </w:txbxContent>
                     </wps:txbx>
-                    <wps:bodyPr rot="0" spcFirstLastPara="0" vertOverflow="overflow" horzOverflow="overflow" vert="horz" wrap="square" lIns="2487" tIns="1243" rIns="2487" bIns="1243" numCol="1" spcCol="0" rtlCol="0" fromWordArt="0" anchor="ctr" anchorCtr="0" forceAA="0" compatLnSpc="1">
+                    <wps:bodyPr rot="0" spcFirstLastPara="0" vertOverflow="overflow" horzOverflow="overflow" vert="horz" wrap="square" lIns="2501" tIns="1250" rIns="2501" bIns="1250" numCol="1" spcCol="0" rtlCol="0" fromWordArt="0" anchor="ctr" anchorCtr="0" forceAA="0" compatLnSpc="1">
                       <a:prstTxWarp prst="textNoShape">
                         <a:avLst/>
                       </a:prstTxWarp>
@@ -822,8 +872,8 @@
                     <wps:cNvSpPr/>
                     <wps:spPr>
                       <a:xfrm>
-                        <a:off x="5221143" y="140927"/>
-                        <a:ext cx="20103" cy="19429"/>
+                        <a:off x="5217172" y="141701"/>
+                        <a:ext cx="20213" cy="19536"/>
                       </a:xfrm>
                       <a:prstGeom prst="roundRect">
                         <a:avLst/>
@@ -871,7 +921,7 @@
                         </w:p>
                       </w:txbxContent>
                     </wps:txbx>
-                    <wps:bodyPr rot="0" spcFirstLastPara="0" vertOverflow="overflow" horzOverflow="overflow" vert="horz" wrap="square" lIns="2487" tIns="1243" rIns="2487" bIns="1243" numCol="1" spcCol="0" rtlCol="0" fromWordArt="0" anchor="ctr" anchorCtr="0" forceAA="0" compatLnSpc="1">
+                    <wps:bodyPr rot="0" spcFirstLastPara="0" vertOverflow="overflow" horzOverflow="overflow" vert="horz" wrap="square" lIns="2501" tIns="1250" rIns="2501" bIns="1250" numCol="1" spcCol="0" rtlCol="0" fromWordArt="0" anchor="ctr" anchorCtr="0" forceAA="0" compatLnSpc="1">
                       <a:prstTxWarp prst="textNoShape">
                         <a:avLst/>
                       </a:prstTxWarp>
@@ -883,8 +933,8 @@
                     <wps:cNvSpPr/>
                     <wps:spPr>
                       <a:xfrm>
-                        <a:off x="5383706" y="140927"/>
-                        <a:ext cx="18134" cy="19429"/>
+                        <a:off x="5380629" y="141701"/>
+                        <a:ext cx="18234" cy="19536"/>
                       </a:xfrm>
                       <a:prstGeom prst="roundRect">
                         <a:avLst/>
@@ -932,7 +982,7 @@
                         </w:p>
                       </w:txbxContent>
                     </wps:txbx>
-                    <wps:bodyPr rot="0" spcFirstLastPara="0" vertOverflow="overflow" horzOverflow="overflow" vert="horz" wrap="square" lIns="2487" tIns="1243" rIns="2487" bIns="1243" numCol="1" spcCol="0" rtlCol="0" fromWordArt="0" anchor="ctr" anchorCtr="0" forceAA="0" compatLnSpc="1">
+                    <wps:bodyPr rot="0" spcFirstLastPara="0" vertOverflow="overflow" horzOverflow="overflow" vert="horz" wrap="square" lIns="2501" tIns="1250" rIns="2501" bIns="1250" numCol="1" spcCol="0" rtlCol="0" fromWordArt="0" anchor="ctr" anchorCtr="0" forceAA="0" compatLnSpc="1">
                       <a:prstTxWarp prst="textNoShape">
                         <a:avLst/>
                       </a:prstTxWarp>
@@ -944,8 +994,8 @@
                     <wps:cNvSpPr/>
                     <wps:spPr>
                       <a:xfrm>
-                        <a:off x="5203734" y="258798"/>
-                        <a:ext cx="54920" cy="19429"/>
+                        <a:off x="5199668" y="260220"/>
+                        <a:ext cx="55222" cy="19536"/>
                       </a:xfrm>
                       <a:prstGeom prst="rect">
                         <a:avLst/>
@@ -993,7 +1043,7 @@
                         </w:p>
                       </w:txbxContent>
                     </wps:txbx>
-                    <wps:bodyPr rot="0" spcFirstLastPara="0" vertOverflow="overflow" horzOverflow="overflow" vert="horz" wrap="square" lIns="2487" tIns="1243" rIns="2487" bIns="1243" numCol="1" spcCol="0" rtlCol="0" fromWordArt="0" anchor="ctr" anchorCtr="0" forceAA="0" compatLnSpc="1">
+                    <wps:bodyPr rot="0" spcFirstLastPara="0" vertOverflow="overflow" horzOverflow="overflow" vert="horz" wrap="square" lIns="2501" tIns="1250" rIns="2501" bIns="1250" numCol="1" spcCol="0" rtlCol="0" fromWordArt="0" anchor="ctr" anchorCtr="0" forceAA="0" compatLnSpc="1">
                       <a:prstTxWarp prst="textNoShape">
                         <a:avLst/>
                       </a:prstTxWarp>
@@ -1005,8 +1055,8 @@
                     <wps:cNvSpPr/>
                     <wps:spPr>
                       <a:xfrm>
-                        <a:off x="5153923" y="406460"/>
-                        <a:ext cx="54920" cy="19429"/>
+                        <a:off x="5149583" y="408694"/>
+                        <a:ext cx="55222" cy="19536"/>
                       </a:xfrm>
                       <a:prstGeom prst="rect">
                         <a:avLst/>
@@ -1054,7 +1104,7 @@
                         </w:p>
                       </w:txbxContent>
                     </wps:txbx>
-                    <wps:bodyPr rot="0" spcFirstLastPara="0" vertOverflow="overflow" horzOverflow="overflow" vert="horz" wrap="square" lIns="2487" tIns="1243" rIns="2487" bIns="1243" numCol="1" spcCol="0" rtlCol="0" fromWordArt="0" anchor="ctr" anchorCtr="0" forceAA="0" compatLnSpc="1">
+                    <wps:bodyPr rot="0" spcFirstLastPara="0" vertOverflow="overflow" horzOverflow="overflow" vert="horz" wrap="square" lIns="2501" tIns="1250" rIns="2501" bIns="1250" numCol="1" spcCol="0" rtlCol="0" fromWordArt="0" anchor="ctr" anchorCtr="0" forceAA="0" compatLnSpc="1">
                       <a:prstTxWarp prst="textNoShape">
                         <a:avLst/>
                       </a:prstTxWarp>
@@ -1066,8 +1116,8 @@
                     <wps:cNvSpPr/>
                     <wps:spPr>
                       <a:xfrm>
-                        <a:off x="5224386" y="406460"/>
-                        <a:ext cx="54920" cy="19429"/>
+                        <a:off x="5220433" y="408694"/>
+                        <a:ext cx="55222" cy="19536"/>
                       </a:xfrm>
                       <a:prstGeom prst="rect">
                         <a:avLst/>
@@ -1115,7 +1165,7 @@
                         </w:p>
                       </w:txbxContent>
                     </wps:txbx>
-                    <wps:bodyPr rot="0" spcFirstLastPara="0" vertOverflow="overflow" horzOverflow="overflow" vert="horz" wrap="square" lIns="2487" tIns="1243" rIns="2487" bIns="1243" numCol="1" spcCol="0" rtlCol="0" fromWordArt="0" anchor="ctr" anchorCtr="0" forceAA="0" compatLnSpc="1">
+                    <wps:bodyPr rot="0" spcFirstLastPara="0" vertOverflow="overflow" horzOverflow="overflow" vert="horz" wrap="square" lIns="2501" tIns="1250" rIns="2501" bIns="1250" numCol="1" spcCol="0" rtlCol="0" fromWordArt="0" anchor="ctr" anchorCtr="0" forceAA="0" compatLnSpc="1">
                       <a:prstTxWarp prst="textNoShape">
                         <a:avLst/>
                       </a:prstTxWarp>
@@ -1127,8 +1177,8 @@
                     <wps:cNvSpPr/>
                     <wps:spPr>
                       <a:xfrm>
-                        <a:off x="5344661" y="406460"/>
-                        <a:ext cx="54920" cy="19429"/>
+                        <a:off x="5341369" y="408694"/>
+                        <a:ext cx="55222" cy="19536"/>
                       </a:xfrm>
                       <a:prstGeom prst="rect">
                         <a:avLst/>
@@ -1176,7 +1226,7 @@
                         </w:p>
                       </w:txbxContent>
                     </wps:txbx>
-                    <wps:bodyPr rot="0" spcFirstLastPara="0" vertOverflow="overflow" horzOverflow="overflow" vert="horz" wrap="square" lIns="2487" tIns="1243" rIns="2487" bIns="1243" numCol="1" spcCol="0" rtlCol="0" fromWordArt="0" anchor="ctr" anchorCtr="0" forceAA="0" compatLnSpc="1">
+                    <wps:bodyPr rot="0" spcFirstLastPara="0" vertOverflow="overflow" horzOverflow="overflow" vert="horz" wrap="square" lIns="2501" tIns="1250" rIns="2501" bIns="1250" numCol="1" spcCol="0" rtlCol="0" fromWordArt="0" anchor="ctr" anchorCtr="0" forceAA="0" compatLnSpc="1">
                       <a:prstTxWarp prst="textNoShape">
                         <a:avLst/>
                       </a:prstTxWarp>
@@ -1188,8 +1238,8 @@
                     <wps:cNvSpPr/>
                     <wps:spPr>
                       <a:xfrm>
-                        <a:off x="5415124" y="258798"/>
-                        <a:ext cx="54920" cy="19429"/>
+                        <a:off x="5412220" y="260220"/>
+                        <a:ext cx="55222" cy="19536"/>
                       </a:xfrm>
                       <a:prstGeom prst="rect">
                         <a:avLst/>
@@ -1237,7 +1287,7 @@
                         </w:p>
                       </w:txbxContent>
                     </wps:txbx>
-                    <wps:bodyPr rot="0" spcFirstLastPara="0" vertOverflow="overflow" horzOverflow="overflow" vert="horz" wrap="square" lIns="2487" tIns="1243" rIns="2487" bIns="1243" numCol="1" spcCol="0" rtlCol="0" fromWordArt="0" anchor="ctr" anchorCtr="0" forceAA="0" compatLnSpc="1">
+                    <wps:bodyPr rot="0" spcFirstLastPara="0" vertOverflow="overflow" horzOverflow="overflow" vert="horz" wrap="square" lIns="2501" tIns="1250" rIns="2501" bIns="1250" numCol="1" spcCol="0" rtlCol="0" fromWordArt="0" anchor="ctr" anchorCtr="0" forceAA="0" compatLnSpc="1">
                       <a:prstTxWarp prst="textNoShape">
                         <a:avLst/>
                       </a:prstTxWarp>
@@ -1249,8 +1299,8 @@
                     <wps:cNvSpPr/>
                     <wps:spPr>
                       <a:xfrm>
-                        <a:off x="5344661" y="258798"/>
-                        <a:ext cx="54920" cy="19429"/>
+                        <a:off x="5341369" y="260220"/>
+                        <a:ext cx="55222" cy="19536"/>
                       </a:xfrm>
                       <a:prstGeom prst="rect">
                         <a:avLst/>
@@ -1298,7 +1348,7 @@
                         </w:p>
                       </w:txbxContent>
                     </wps:txbx>
-                    <wps:bodyPr rot="0" spcFirstLastPara="0" vertOverflow="overflow" horzOverflow="overflow" vert="horz" wrap="square" lIns="2487" tIns="1243" rIns="2487" bIns="1243" numCol="1" spcCol="0" rtlCol="0" fromWordArt="0" anchor="ctr" anchorCtr="0" forceAA="0" compatLnSpc="1">
+                    <wps:bodyPr rot="0" spcFirstLastPara="0" vertOverflow="overflow" horzOverflow="overflow" vert="horz" wrap="square" lIns="2501" tIns="1250" rIns="2501" bIns="1250" numCol="1" spcCol="0" rtlCol="0" fromWordArt="0" anchor="ctr" anchorCtr="0" forceAA="0" compatLnSpc="1">
                       <a:prstTxWarp prst="textNoShape">
                         <a:avLst/>
                       </a:prstTxWarp>
@@ -1310,8 +1360,8 @@
                     <wps:cNvSpPr/>
                     <wps:spPr>
                       <a:xfrm>
-                        <a:off x="5274197" y="258798"/>
-                        <a:ext cx="54920" cy="19429"/>
+                        <a:off x="5270519" y="260220"/>
+                        <a:ext cx="55222" cy="19536"/>
                       </a:xfrm>
                       <a:prstGeom prst="rect">
                         <a:avLst/>
@@ -1359,7 +1409,7 @@
                         </w:p>
                       </w:txbxContent>
                     </wps:txbx>
-                    <wps:bodyPr rot="0" spcFirstLastPara="0" vertOverflow="overflow" horzOverflow="overflow" vert="horz" wrap="square" lIns="2487" tIns="1243" rIns="2487" bIns="1243" numCol="1" spcCol="0" rtlCol="0" fromWordArt="0" anchor="ctr" anchorCtr="0" forceAA="0" compatLnSpc="1">
+                    <wps:bodyPr rot="0" spcFirstLastPara="0" vertOverflow="overflow" horzOverflow="overflow" vert="horz" wrap="square" lIns="2501" tIns="1250" rIns="2501" bIns="1250" numCol="1" spcCol="0" rtlCol="0" fromWordArt="0" anchor="ctr" anchorCtr="0" forceAA="0" compatLnSpc="1">
                       <a:prstTxWarp prst="textNoShape">
                         <a:avLst/>
                       </a:prstTxWarp>
@@ -1371,8 +1421,8 @@
                     <wps:cNvSpPr/>
                     <wps:spPr>
                       <a:xfrm>
-                        <a:off x="5550279" y="24351"/>
-                        <a:ext cx="61137" cy="42744"/>
+                        <a:off x="5548118" y="16671"/>
+                        <a:ext cx="61473" cy="58608"/>
                       </a:xfrm>
                       <a:prstGeom prst="rect">
                         <a:avLst/>
@@ -1415,12 +1465,42 @@
                               <w:color w:val="000000"/>
                               <w:sz w:val="4"/>
                             </w:rPr>
-                            <w:t xml:space="preserve">I3.q GPR_IN Suryshsccapxrl ? Ihzstjm : Jtgz acuzpbwe</w:t>
+                            <w:t xml:space="preserve">I3.q</w:t>
+                          </w:r>
+                          <w:r>
+                            <w:br/>
+                          </w:r>
+                          <w:r>
+                            <w:rPr>
+                              <w:color w:val="000000"/>
+                              <w:sz w:val="4"/>
+                            </w:rPr>
+                            <w:t xml:space="preserve">GPR_IN</w:t>
+                          </w:r>
+                          <w:r>
+                            <w:br/>
+                          </w:r>
+                          <w:r>
+                            <w:rPr>
+                              <w:color w:val="000000"/>
+                              <w:sz w:val="4"/>
+                            </w:rPr>
+                            <w:t xml:space="preserve">Suryshsccapxrl ?</w:t>
+                          </w:r>
+                          <w:r>
+                            <w:br/>
+                          </w:r>
+                          <w:r>
+                            <w:rPr>
+                              <w:color w:val="000000"/>
+                              <w:sz w:val="4"/>
+                            </w:rPr>
+                            <w:t xml:space="preserve">Ihzstjm : Jtgz acuzpbwe</w:t>
                           </w:r>
                         </w:p>
                       </w:txbxContent>
                     </wps:txbx>
-                    <wps:bodyPr rot="0" spcFirstLastPara="0" vertOverflow="overflow" horzOverflow="overflow" vert="horz" wrap="square" lIns="2487" tIns="1243" rIns="2487" bIns="1243" numCol="1" spcCol="0" rtlCol="0" fromWordArt="0" anchor="ctr" anchorCtr="0" forceAA="0" compatLnSpc="1">
+                    <wps:bodyPr rot="0" spcFirstLastPara="0" vertOverflow="overflow" horzOverflow="overflow" vert="horz" wrap="square" lIns="2501" tIns="1250" rIns="2501" bIns="1250" numCol="1" spcCol="0" rtlCol="0" fromWordArt="0" anchor="ctr" anchorCtr="0" forceAA="0" compatLnSpc="1">
                       <a:prstTxWarp prst="textNoShape">
                         <a:avLst/>
                       </a:prstTxWarp>
@@ -1432,8 +1512,8 @@
                     <wps:cNvSpPr/>
                     <wps:spPr>
                       <a:xfrm>
-                        <a:off x="5570175" y="140927"/>
-                        <a:ext cx="21346" cy="19429"/>
+                        <a:off x="5568123" y="141701"/>
+                        <a:ext cx="21464" cy="19536"/>
                       </a:xfrm>
                       <a:prstGeom prst="roundRect">
                         <a:avLst/>
@@ -1481,7 +1561,7 @@
                         </w:p>
                       </w:txbxContent>
                     </wps:txbx>
-                    <wps:bodyPr rot="0" spcFirstLastPara="0" vertOverflow="overflow" horzOverflow="overflow" vert="horz" wrap="square" lIns="2487" tIns="1243" rIns="2487" bIns="1243" numCol="1" spcCol="0" rtlCol="0" fromWordArt="0" anchor="ctr" anchorCtr="0" forceAA="0" compatLnSpc="1">
+                    <wps:bodyPr rot="0" spcFirstLastPara="0" vertOverflow="overflow" horzOverflow="overflow" vert="horz" wrap="square" lIns="2501" tIns="1250" rIns="2501" bIns="1250" numCol="1" spcCol="0" rtlCol="0" fromWordArt="0" anchor="ctr" anchorCtr="0" forceAA="0" compatLnSpc="1">
                       <a:prstTxWarp prst="textNoShape">
                         <a:avLst/>
                       </a:prstTxWarp>
@@ -1493,8 +1573,8 @@
                     <wps:cNvSpPr/>
                     <wps:spPr>
                       <a:xfrm>
-                        <a:off x="5497504" y="258798"/>
-                        <a:ext cx="54920" cy="19429"/>
+                        <a:off x="5495053" y="260220"/>
+                        <a:ext cx="55222" cy="19536"/>
                       </a:xfrm>
                       <a:prstGeom prst="rect">
                         <a:avLst/>
@@ -1542,7 +1622,7 @@
                         </w:p>
                       </w:txbxContent>
                     </wps:txbx>
-                    <wps:bodyPr rot="0" spcFirstLastPara="0" vertOverflow="overflow" horzOverflow="overflow" vert="horz" wrap="square" lIns="2487" tIns="1243" rIns="2487" bIns="1243" numCol="1" spcCol="0" rtlCol="0" fromWordArt="0" anchor="ctr" anchorCtr="0" forceAA="0" compatLnSpc="1">
+                    <wps:bodyPr rot="0" spcFirstLastPara="0" vertOverflow="overflow" horzOverflow="overflow" vert="horz" wrap="square" lIns="2501" tIns="1250" rIns="2501" bIns="1250" numCol="1" spcCol="0" rtlCol="0" fromWordArt="0" anchor="ctr" anchorCtr="0" forceAA="0" compatLnSpc="1">
                       <a:prstTxWarp prst="textNoShape">
                         <a:avLst/>
                       </a:prstTxWarp>
@@ -1554,8 +1634,8 @@
                     <wps:cNvSpPr/>
                     <wps:spPr>
                       <a:xfrm>
-                        <a:off x="5567968" y="258798"/>
-                        <a:ext cx="54920" cy="19429"/>
+                        <a:off x="5565903" y="260220"/>
+                        <a:ext cx="55222" cy="19536"/>
                       </a:xfrm>
                       <a:prstGeom prst="rect">
                         <a:avLst/>
@@ -1603,7 +1683,7 @@
                         </w:p>
                       </w:txbxContent>
                     </wps:txbx>
-                    <wps:bodyPr rot="0" spcFirstLastPara="0" vertOverflow="overflow" horzOverflow="overflow" vert="horz" wrap="square" lIns="2487" tIns="1243" rIns="2487" bIns="1243" numCol="1" spcCol="0" rtlCol="0" fromWordArt="0" anchor="ctr" anchorCtr="0" forceAA="0" compatLnSpc="1">
+                    <wps:bodyPr rot="0" spcFirstLastPara="0" vertOverflow="overflow" horzOverflow="overflow" vert="horz" wrap="square" lIns="2501" tIns="1250" rIns="2501" bIns="1250" numCol="1" spcCol="0" rtlCol="0" fromWordArt="0" anchor="ctr" anchorCtr="0" forceAA="0" compatLnSpc="1">
                       <a:prstTxWarp prst="textNoShape">
                         <a:avLst/>
                       </a:prstTxWarp>
@@ -1615,8 +1695,8 @@
                     <wps:cNvSpPr/>
                     <wps:spPr>
                       <a:xfrm>
-                        <a:off x="5704677" y="24351"/>
-                        <a:ext cx="61137" cy="42744"/>
+                        <a:off x="5703364" y="16671"/>
+                        <a:ext cx="61473" cy="58608"/>
                       </a:xfrm>
                       <a:prstGeom prst="rect">
                         <a:avLst/>
@@ -1659,12 +1739,42 @@
                               <w:color w:val="000000"/>
                               <w:sz w:val="4"/>
                             </w:rPr>
-                            <w:t xml:space="preserve">D4.q GPR_IN Suryshsccapxrl ? Ihzstjm : Jtgz acuzpbwe</w:t>
+                            <w:t xml:space="preserve">D4.q</w:t>
+                          </w:r>
+                          <w:r>
+                            <w:br/>
+                          </w:r>
+                          <w:r>
+                            <w:rPr>
+                              <w:color w:val="000000"/>
+                              <w:sz w:val="4"/>
+                            </w:rPr>
+                            <w:t xml:space="preserve">GPR_IN</w:t>
+                          </w:r>
+                          <w:r>
+                            <w:br/>
+                          </w:r>
+                          <w:r>
+                            <w:rPr>
+                              <w:color w:val="000000"/>
+                              <w:sz w:val="4"/>
+                            </w:rPr>
+                            <w:t xml:space="preserve">Suryshsccapxrl ?</w:t>
+                          </w:r>
+                          <w:r>
+                            <w:br/>
+                          </w:r>
+                          <w:r>
+                            <w:rPr>
+                              <w:color w:val="000000"/>
+                              <w:sz w:val="4"/>
+                            </w:rPr>
+                            <w:t xml:space="preserve">Ihzstjm : Jtgz acuzpbwe</w:t>
                           </w:r>
                         </w:p>
                       </w:txbxContent>
                     </wps:txbx>
-                    <wps:bodyPr rot="0" spcFirstLastPara="0" vertOverflow="overflow" horzOverflow="overflow" vert="horz" wrap="square" lIns="2487" tIns="1243" rIns="2487" bIns="1243" numCol="1" spcCol="0" rtlCol="0" fromWordArt="0" anchor="ctr" anchorCtr="0" forceAA="0" compatLnSpc="1">
+                    <wps:bodyPr rot="0" spcFirstLastPara="0" vertOverflow="overflow" horzOverflow="overflow" vert="horz" wrap="square" lIns="2501" tIns="1250" rIns="2501" bIns="1250" numCol="1" spcCol="0" rtlCol="0" fromWordArt="0" anchor="ctr" anchorCtr="0" forceAA="0" compatLnSpc="1">
                       <a:prstTxWarp prst="textNoShape">
                         <a:avLst/>
                       </a:prstTxWarp>
@@ -1676,8 +1786,8 @@
                     <wps:cNvSpPr/>
                     <wps:spPr>
                       <a:xfrm>
-                        <a:off x="5724573" y="140927"/>
-                        <a:ext cx="21346" cy="19429"/>
+                        <a:off x="5723369" y="141701"/>
+                        <a:ext cx="21464" cy="19536"/>
                       </a:xfrm>
                       <a:prstGeom prst="roundRect">
                         <a:avLst/>
@@ -1725,7 +1835,7 @@
                         </w:p>
                       </w:txbxContent>
                     </wps:txbx>
-                    <wps:bodyPr rot="0" spcFirstLastPara="0" vertOverflow="overflow" horzOverflow="overflow" vert="horz" wrap="square" lIns="2487" tIns="1243" rIns="2487" bIns="1243" numCol="1" spcCol="0" rtlCol="0" fromWordArt="0" anchor="ctr" anchorCtr="0" forceAA="0" compatLnSpc="1">
+                    <wps:bodyPr rot="0" spcFirstLastPara="0" vertOverflow="overflow" horzOverflow="overflow" vert="horz" wrap="square" lIns="2501" tIns="1250" rIns="2501" bIns="1250" numCol="1" spcCol="0" rtlCol="0" fromWordArt="0" anchor="ctr" anchorCtr="0" forceAA="0" compatLnSpc="1">
                       <a:prstTxWarp prst="textNoShape">
                         <a:avLst/>
                       </a:prstTxWarp>
@@ -1737,8 +1847,8 @@
                     <wps:cNvSpPr/>
                     <wps:spPr>
                       <a:xfrm>
-                        <a:off x="5651902" y="258798"/>
-                        <a:ext cx="54920" cy="19429"/>
+                        <a:off x="5650299" y="260220"/>
+                        <a:ext cx="55222" cy="19536"/>
                       </a:xfrm>
                       <a:prstGeom prst="rect">
                         <a:avLst/>
@@ -1786,7 +1896,7 @@
                         </w:p>
                       </w:txbxContent>
                     </wps:txbx>
-                    <wps:bodyPr rot="0" spcFirstLastPara="0" vertOverflow="overflow" horzOverflow="overflow" vert="horz" wrap="square" lIns="2487" tIns="1243" rIns="2487" bIns="1243" numCol="1" spcCol="0" rtlCol="0" fromWordArt="0" anchor="ctr" anchorCtr="0" forceAA="0" compatLnSpc="1">
+                    <wps:bodyPr rot="0" spcFirstLastPara="0" vertOverflow="overflow" horzOverflow="overflow" vert="horz" wrap="square" lIns="2501" tIns="1250" rIns="2501" bIns="1250" numCol="1" spcCol="0" rtlCol="0" fromWordArt="0" anchor="ctr" anchorCtr="0" forceAA="0" compatLnSpc="1">
                       <a:prstTxWarp prst="textNoShape">
                         <a:avLst/>
                       </a:prstTxWarp>
@@ -1798,8 +1908,8 @@
                     <wps:cNvSpPr/>
                     <wps:spPr>
                       <a:xfrm>
-                        <a:off x="5722366" y="258798"/>
-                        <a:ext cx="54920" cy="19429"/>
+                        <a:off x="5721150" y="260220"/>
+                        <a:ext cx="55222" cy="19536"/>
                       </a:xfrm>
                       <a:prstGeom prst="rect">
                         <a:avLst/>
@@ -1847,7 +1957,7 @@
                         </w:p>
                       </w:txbxContent>
                     </wps:txbx>
-                    <wps:bodyPr rot="0" spcFirstLastPara="0" vertOverflow="overflow" horzOverflow="overflow" vert="horz" wrap="square" lIns="2487" tIns="1243" rIns="2487" bIns="1243" numCol="1" spcCol="0" rtlCol="0" fromWordArt="0" anchor="ctr" anchorCtr="0" forceAA="0" compatLnSpc="1">
+                    <wps:bodyPr rot="0" spcFirstLastPara="0" vertOverflow="overflow" horzOverflow="overflow" vert="horz" wrap="square" lIns="2501" tIns="1250" rIns="2501" bIns="1250" numCol="1" spcCol="0" rtlCol="0" fromWordArt="0" anchor="ctr" anchorCtr="0" forceAA="0" compatLnSpc="1">
                       <a:prstTxWarp prst="textNoShape">
                         <a:avLst/>
                       </a:prstTxWarp>
@@ -1859,8 +1969,8 @@
                     <wps:cNvSpPr/>
                     <wps:spPr>
                       <a:xfrm>
-                        <a:off x="5859075" y="24351"/>
-                        <a:ext cx="61137" cy="42744"/>
+                        <a:off x="5858610" y="16671"/>
+                        <a:ext cx="61473" cy="58608"/>
                       </a:xfrm>
                       <a:prstGeom prst="rect">
                         <a:avLst/>
@@ -1903,12 +2013,42 @@
                               <w:color w:val="000000"/>
                               <w:sz w:val="4"/>
                             </w:rPr>
-                            <w:t xml:space="preserve">V5.q GPR_IN Suryshsccapxrl ? Ihzstjm : Jtgz acuzpbwe</w:t>
+                            <w:t xml:space="preserve">V5.q</w:t>
+                          </w:r>
+                          <w:r>
+                            <w:br/>
+                          </w:r>
+                          <w:r>
+                            <w:rPr>
+                              <w:color w:val="000000"/>
+                              <w:sz w:val="4"/>
+                            </w:rPr>
+                            <w:t xml:space="preserve">GPR_IN</w:t>
+                          </w:r>
+                          <w:r>
+                            <w:br/>
+                          </w:r>
+                          <w:r>
+                            <w:rPr>
+                              <w:color w:val="000000"/>
+                              <w:sz w:val="4"/>
+                            </w:rPr>
+                            <w:t xml:space="preserve">Suryshsccapxrl ?</w:t>
+                          </w:r>
+                          <w:r>
+                            <w:br/>
+                          </w:r>
+                          <w:r>
+                            <w:rPr>
+                              <w:color w:val="000000"/>
+                              <w:sz w:val="4"/>
+                            </w:rPr>
+                            <w:t xml:space="preserve">Ihzstjm : Jtgz acuzpbwe</w:t>
                           </w:r>
                         </w:p>
                       </w:txbxContent>
                     </wps:txbx>
-                    <wps:bodyPr rot="0" spcFirstLastPara="0" vertOverflow="overflow" horzOverflow="overflow" vert="horz" wrap="square" lIns="2487" tIns="1243" rIns="2487" bIns="1243" numCol="1" spcCol="0" rtlCol="0" fromWordArt="0" anchor="ctr" anchorCtr="0" forceAA="0" compatLnSpc="1">
+                    <wps:bodyPr rot="0" spcFirstLastPara="0" vertOverflow="overflow" horzOverflow="overflow" vert="horz" wrap="square" lIns="2501" tIns="1250" rIns="2501" bIns="1250" numCol="1" spcCol="0" rtlCol="0" fromWordArt="0" anchor="ctr" anchorCtr="0" forceAA="0" compatLnSpc="1">
                       <a:prstTxWarp prst="textNoShape">
                         <a:avLst/>
                       </a:prstTxWarp>
@@ -1920,8 +2060,8 @@
                     <wps:cNvSpPr/>
                     <wps:spPr>
                       <a:xfrm>
-                        <a:off x="5878971" y="140927"/>
-                        <a:ext cx="21346" cy="19429"/>
+                        <a:off x="5878615" y="141701"/>
+                        <a:ext cx="21464" cy="19536"/>
                       </a:xfrm>
                       <a:prstGeom prst="roundRect">
                         <a:avLst/>
@@ -1969,7 +2109,7 @@
                         </w:p>
                       </w:txbxContent>
                     </wps:txbx>
-                    <wps:bodyPr rot="0" spcFirstLastPara="0" vertOverflow="overflow" horzOverflow="overflow" vert="horz" wrap="square" lIns="2487" tIns="1243" rIns="2487" bIns="1243" numCol="1" spcCol="0" rtlCol="0" fromWordArt="0" anchor="ctr" anchorCtr="0" forceAA="0" compatLnSpc="1">
+                    <wps:bodyPr rot="0" spcFirstLastPara="0" vertOverflow="overflow" horzOverflow="overflow" vert="horz" wrap="square" lIns="2501" tIns="1250" rIns="2501" bIns="1250" numCol="1" spcCol="0" rtlCol="0" fromWordArt="0" anchor="ctr" anchorCtr="0" forceAA="0" compatLnSpc="1">
                       <a:prstTxWarp prst="textNoShape">
                         <a:avLst/>
                       </a:prstTxWarp>
@@ -1981,8 +2121,8 @@
                     <wps:cNvSpPr/>
                     <wps:spPr>
                       <a:xfrm>
-                        <a:off x="5806300" y="258798"/>
-                        <a:ext cx="54920" cy="19429"/>
+                        <a:off x="5805545" y="260220"/>
+                        <a:ext cx="55222" cy="19536"/>
                       </a:xfrm>
                       <a:prstGeom prst="rect">
                         <a:avLst/>
@@ -2030,7 +2170,7 @@
                         </w:p>
                       </w:txbxContent>
                     </wps:txbx>
-                    <wps:bodyPr rot="0" spcFirstLastPara="0" vertOverflow="overflow" horzOverflow="overflow" vert="horz" wrap="square" lIns="2487" tIns="1243" rIns="2487" bIns="1243" numCol="1" spcCol="0" rtlCol="0" fromWordArt="0" anchor="ctr" anchorCtr="0" forceAA="0" compatLnSpc="1">
+                    <wps:bodyPr rot="0" spcFirstLastPara="0" vertOverflow="overflow" horzOverflow="overflow" vert="horz" wrap="square" lIns="2501" tIns="1250" rIns="2501" bIns="1250" numCol="1" spcCol="0" rtlCol="0" fromWordArt="0" anchor="ctr" anchorCtr="0" forceAA="0" compatLnSpc="1">
                       <a:prstTxWarp prst="textNoShape">
                         <a:avLst/>
                       </a:prstTxWarp>
@@ -2042,8 +2182,8 @@
                     <wps:cNvSpPr/>
                     <wps:spPr>
                       <a:xfrm>
-                        <a:off x="5876763" y="258798"/>
-                        <a:ext cx="54920" cy="19429"/>
+                        <a:off x="5876396" y="260220"/>
+                        <a:ext cx="55222" cy="19536"/>
                       </a:xfrm>
                       <a:prstGeom prst="rect">
                         <a:avLst/>
@@ -2091,7 +2231,7 @@
                         </w:p>
                       </w:txbxContent>
                     </wps:txbx>
-                    <wps:bodyPr rot="0" spcFirstLastPara="0" vertOverflow="overflow" horzOverflow="overflow" vert="horz" wrap="square" lIns="2487" tIns="1243" rIns="2487" bIns="1243" numCol="1" spcCol="0" rtlCol="0" fromWordArt="0" anchor="ctr" anchorCtr="0" forceAA="0" compatLnSpc="1">
+                    <wps:bodyPr rot="0" spcFirstLastPara="0" vertOverflow="overflow" horzOverflow="overflow" vert="horz" wrap="square" lIns="2501" tIns="1250" rIns="2501" bIns="1250" numCol="1" spcCol="0" rtlCol="0" fromWordArt="0" anchor="ctr" anchorCtr="0" forceAA="0" compatLnSpc="1">
                       <a:prstTxWarp prst="textNoShape">
                         <a:avLst/>
                       </a:prstTxWarp>
@@ -2103,8 +2243,8 @@
                     <wps:cNvSpPr/>
                     <wps:spPr>
                       <a:xfrm>
-                        <a:off x="3018881" y="10362"/>
-                        <a:ext cx="80411" cy="58288"/>
+                        <a:off x="3005621" y="10419"/>
+                        <a:ext cx="80853" cy="58608"/>
                       </a:xfrm>
                       <a:prstGeom prst="rect">
                         <a:avLst/>
@@ -2147,12 +2287,42 @@
                               <w:color w:val="000000"/>
                               <w:sz w:val="4"/>
                             </w:rPr>
-                            <w:t xml:space="preserve">D4.1  CBRQ_NE_FEPWA_BUX Lfkpurmomg Sytwhb : cuqamcqgtq DLTLC</w:t>
+                            <w:t xml:space="preserve">D4.1 </w:t>
+                          </w:r>
+                          <w:r>
+                            <w:br/>
+                          </w:r>
+                          <w:r>
+                            <w:rPr>
+                              <w:color w:val="000000"/>
+                              <w:sz w:val="4"/>
+                            </w:rPr>
+                            <w:t xml:space="preserve">CBRQ_NE_FEPWA_BUX</w:t>
+                          </w:r>
+                          <w:r>
+                            <w:br/>
+                          </w:r>
+                          <w:r>
+                            <w:rPr>
+                              <w:color w:val="000000"/>
+                              <w:sz w:val="4"/>
+                            </w:rPr>
+                            <w:t xml:space="preserve">Lfkpurmomg</w:t>
+                          </w:r>
+                          <w:r>
+                            <w:br/>
+                          </w:r>
+                          <w:r>
+                            <w:rPr>
+                              <w:color w:val="000000"/>
+                              <w:sz w:val="4"/>
+                            </w:rPr>
+                            <w:t xml:space="preserve">Sytwhb : cuqamcqgtq DLTLC</w:t>
                           </w:r>
                         </w:p>
                       </w:txbxContent>
                     </wps:txbx>
-                    <wps:bodyPr rot="0" spcFirstLastPara="0" vertOverflow="overflow" horzOverflow="overflow" vert="horz" wrap="square" lIns="2487" tIns="1243" rIns="2487" bIns="1243" numCol="1" spcCol="0" rtlCol="0" fromWordArt="0" anchor="ctr" anchorCtr="0" forceAA="0" compatLnSpc="1">
+                    <wps:bodyPr rot="0" spcFirstLastPara="0" vertOverflow="overflow" horzOverflow="overflow" vert="horz" wrap="square" lIns="2501" tIns="1250" rIns="2501" bIns="1250" numCol="1" spcCol="0" rtlCol="0" fromWordArt="0" anchor="ctr" anchorCtr="0" forceAA="0" compatLnSpc="1">
                       <a:prstTxWarp prst="textNoShape">
                         <a:avLst/>
                       </a:prstTxWarp>
@@ -2164,8 +2334,8 @@
                     <wps:cNvSpPr/>
                     <wps:spPr>
                       <a:xfrm>
-                        <a:off x="508352" y="134709"/>
-                        <a:ext cx="24952" cy="19429"/>
+                        <a:off x="511146" y="135450"/>
+                        <a:ext cx="25089" cy="19536"/>
                       </a:xfrm>
                       <a:prstGeom prst="roundRect">
                         <a:avLst/>
@@ -2213,7 +2383,7 @@
                         </w:p>
                       </w:txbxContent>
                     </wps:txbx>
-                    <wps:bodyPr rot="0" spcFirstLastPara="0" vertOverflow="overflow" horzOverflow="overflow" vert="horz" wrap="square" lIns="2487" tIns="1243" rIns="2487" bIns="1243" numCol="1" spcCol="0" rtlCol="0" fromWordArt="0" anchor="ctr" anchorCtr="0" forceAA="0" compatLnSpc="1">
+                    <wps:bodyPr rot="0" spcFirstLastPara="0" vertOverflow="overflow" horzOverflow="overflow" vert="horz" wrap="square" lIns="2501" tIns="1250" rIns="2501" bIns="1250" numCol="1" spcCol="0" rtlCol="0" fromWordArt="0" anchor="ctr" anchorCtr="0" forceAA="0" compatLnSpc="1">
                       <a:prstTxWarp prst="textNoShape">
                         <a:avLst/>
                       </a:prstTxWarp>
@@ -2225,8 +2395,8 @@
                     <wps:cNvSpPr/>
                     <wps:spPr>
                       <a:xfrm>
-                        <a:off x="1193464" y="134709"/>
-                        <a:ext cx="44599" cy="19429"/>
+                        <a:off x="1200023" y="135450"/>
+                        <a:ext cx="44844" cy="19536"/>
                       </a:xfrm>
                       <a:prstGeom prst="roundRect">
                         <a:avLst/>
@@ -2274,7 +2444,7 @@
                         </w:p>
                       </w:txbxContent>
                     </wps:txbx>
-                    <wps:bodyPr rot="0" spcFirstLastPara="0" vertOverflow="overflow" horzOverflow="overflow" vert="horz" wrap="square" lIns="2487" tIns="1243" rIns="2487" bIns="1243" numCol="1" spcCol="0" rtlCol="0" fromWordArt="0" anchor="ctr" anchorCtr="0" forceAA="0" compatLnSpc="1">
+                    <wps:bodyPr rot="0" spcFirstLastPara="0" vertOverflow="overflow" horzOverflow="overflow" vert="horz" wrap="square" lIns="2501" tIns="1250" rIns="2501" bIns="1250" numCol="1" spcCol="0" rtlCol="0" fromWordArt="0" anchor="ctr" anchorCtr="0" forceAA="0" compatLnSpc="1">
                       <a:prstTxWarp prst="textNoShape">
                         <a:avLst/>
                       </a:prstTxWarp>
@@ -2286,8 +2456,8 @@
                     <wps:cNvSpPr/>
                     <wps:spPr>
                       <a:xfrm>
-                        <a:off x="1746622" y="130824"/>
-                        <a:ext cx="38133" cy="27201"/>
+                        <a:off x="1746250" y="131543"/>
+                        <a:ext cx="38343" cy="27350"/>
                       </a:xfrm>
                       <a:prstGeom prst="roundRect">
                         <a:avLst/>
@@ -2335,7 +2505,7 @@
                         </w:p>
                       </w:txbxContent>
                     </wps:txbx>
-                    <wps:bodyPr rot="0" spcFirstLastPara="0" vertOverflow="overflow" horzOverflow="overflow" vert="horz" wrap="square" lIns="2487" tIns="1243" rIns="2487" bIns="1243" numCol="1" spcCol="0" rtlCol="0" fromWordArt="0" anchor="ctr" anchorCtr="0" forceAA="0" compatLnSpc="1">
+                    <wps:bodyPr rot="0" spcFirstLastPara="0" vertOverflow="overflow" horzOverflow="overflow" vert="horz" wrap="square" lIns="2501" tIns="1250" rIns="2501" bIns="1250" numCol="1" spcCol="0" rtlCol="0" fromWordArt="0" anchor="ctr" anchorCtr="0" forceAA="0" compatLnSpc="1">
                       <a:prstTxWarp prst="textNoShape">
                         <a:avLst/>
                       </a:prstTxWarp>
@@ -2347,8 +2517,8 @@
                     <wps:cNvSpPr/>
                     <wps:spPr>
                       <a:xfrm>
-                        <a:off x="2399694" y="134709"/>
-                        <a:ext cx="27812" cy="19429"/>
+                        <a:off x="2389095" y="135450"/>
+                        <a:ext cx="27965" cy="19536"/>
                       </a:xfrm>
                       <a:prstGeom prst="roundRect">
                         <a:avLst/>
@@ -2396,7 +2566,7 @@
                         </w:p>
                       </w:txbxContent>
                     </wps:txbx>
-                    <wps:bodyPr rot="0" spcFirstLastPara="0" vertOverflow="overflow" horzOverflow="overflow" vert="horz" wrap="square" lIns="2487" tIns="1243" rIns="2487" bIns="1243" numCol="1" spcCol="0" rtlCol="0" fromWordArt="0" anchor="ctr" anchorCtr="0" forceAA="0" compatLnSpc="1">
+                    <wps:bodyPr rot="0" spcFirstLastPara="0" vertOverflow="overflow" horzOverflow="overflow" vert="horz" wrap="square" lIns="2501" tIns="1250" rIns="2501" bIns="1250" numCol="1" spcCol="0" rtlCol="0" fromWordArt="0" anchor="ctr" anchorCtr="0" forceAA="0" compatLnSpc="1">
                       <a:prstTxWarp prst="textNoShape">
                         <a:avLst/>
                       </a:prstTxWarp>
@@ -2408,8 +2578,8 @@
                     <wps:cNvSpPr/>
                     <wps:spPr>
                       <a:xfrm>
-                        <a:off x="2772290" y="130824"/>
-                        <a:ext cx="57407" cy="27201"/>
+                        <a:off x="2758425" y="131543"/>
+                        <a:ext cx="57722" cy="27350"/>
                       </a:xfrm>
                       <a:prstGeom prst="roundRect">
                         <a:avLst/>
@@ -2457,7 +2627,7 @@
                         </w:p>
                       </w:txbxContent>
                     </wps:txbx>
-                    <wps:bodyPr rot="0" spcFirstLastPara="0" vertOverflow="overflow" horzOverflow="overflow" vert="horz" wrap="square" lIns="2487" tIns="1243" rIns="2487" bIns="1243" numCol="1" spcCol="0" rtlCol="0" fromWordArt="0" anchor="ctr" anchorCtr="0" forceAA="0" compatLnSpc="1">
+                    <wps:bodyPr rot="0" spcFirstLastPara="0" vertOverflow="overflow" horzOverflow="overflow" vert="horz" wrap="square" lIns="2501" tIns="1250" rIns="2501" bIns="1250" numCol="1" spcCol="0" rtlCol="0" fromWordArt="0" anchor="ctr" anchorCtr="0" forceAA="0" compatLnSpc="1">
                       <a:prstTxWarp prst="textNoShape">
                         <a:avLst/>
                       </a:prstTxWarp>
@@ -2469,8 +2639,8 @@
                     <wps:cNvSpPr/>
                     <wps:spPr>
                       <a:xfrm>
-                        <a:off x="2893560" y="134709"/>
-                        <a:ext cx="47086" cy="19429"/>
+                        <a:off x="2880361" y="135450"/>
+                        <a:ext cx="47345" cy="19536"/>
                       </a:xfrm>
                       <a:prstGeom prst="roundRect">
                         <a:avLst/>
@@ -2518,7 +2688,7 @@
                         </w:p>
                       </w:txbxContent>
                     </wps:txbx>
-                    <wps:bodyPr rot="0" spcFirstLastPara="0" vertOverflow="overflow" horzOverflow="overflow" vert="horz" wrap="square" lIns="2487" tIns="1243" rIns="2487" bIns="1243" numCol="1" spcCol="0" rtlCol="0" fromWordArt="0" anchor="ctr" anchorCtr="0" forceAA="0" compatLnSpc="1">
+                    <wps:bodyPr rot="0" spcFirstLastPara="0" vertOverflow="overflow" horzOverflow="overflow" vert="horz" wrap="square" lIns="2501" tIns="1250" rIns="2501" bIns="1250" numCol="1" spcCol="0" rtlCol="0" fromWordArt="0" anchor="ctr" anchorCtr="0" forceAA="0" compatLnSpc="1">
                       <a:prstTxWarp prst="textNoShape">
                         <a:avLst/>
                       </a:prstTxWarp>
@@ -2530,8 +2700,8 @@
                     <wps:cNvSpPr/>
                     <wps:spPr>
                       <a:xfrm>
-                        <a:off x="2995929" y="130824"/>
-                        <a:ext cx="42485" cy="27201"/>
+                        <a:off x="2982542" y="131543"/>
+                        <a:ext cx="42719" cy="27350"/>
                       </a:xfrm>
                       <a:prstGeom prst="roundRect">
                         <a:avLst/>
@@ -2579,7 +2749,7 @@
                         </w:p>
                       </w:txbxContent>
                     </wps:txbx>
-                    <wps:bodyPr rot="0" spcFirstLastPara="0" vertOverflow="overflow" horzOverflow="overflow" vert="horz" wrap="square" lIns="2487" tIns="1243" rIns="2487" bIns="1243" numCol="1" spcCol="0" rtlCol="0" fromWordArt="0" anchor="ctr" anchorCtr="0" forceAA="0" compatLnSpc="1">
+                    <wps:bodyPr rot="0" spcFirstLastPara="0" vertOverflow="overflow" horzOverflow="overflow" vert="horz" wrap="square" lIns="2501" tIns="1250" rIns="2501" bIns="1250" numCol="1" spcCol="0" rtlCol="0" fromWordArt="0" anchor="ctr" anchorCtr="0" forceAA="0" compatLnSpc="1">
                       <a:prstTxWarp prst="textNoShape">
                         <a:avLst/>
                       </a:prstTxWarp>
@@ -2591,8 +2761,8 @@
                     <wps:cNvSpPr/>
                     <wps:spPr>
                       <a:xfrm>
-                        <a:off x="3234116" y="134709"/>
-                        <a:ext cx="24952" cy="19429"/>
+                        <a:off x="3222038" y="135450"/>
+                        <a:ext cx="25089" cy="19536"/>
                       </a:xfrm>
                       <a:prstGeom prst="roundRect">
                         <a:avLst/>
@@ -2640,7 +2810,7 @@
                         </w:p>
                       </w:txbxContent>
                     </wps:txbx>
-                    <wps:bodyPr rot="0" spcFirstLastPara="0" vertOverflow="overflow" horzOverflow="overflow" vert="horz" wrap="square" lIns="2487" tIns="1243" rIns="2487" bIns="1243" numCol="1" spcCol="0" rtlCol="0" fromWordArt="0" anchor="ctr" anchorCtr="0" forceAA="0" compatLnSpc="1">
+                    <wps:bodyPr rot="0" spcFirstLastPara="0" vertOverflow="overflow" horzOverflow="overflow" vert="horz" wrap="square" lIns="2501" tIns="1250" rIns="2501" bIns="1250" numCol="1" spcCol="0" rtlCol="0" fromWordArt="0" anchor="ctr" anchorCtr="0" forceAA="0" compatLnSpc="1">
                       <a:prstTxWarp prst="textNoShape">
                         <a:avLst/>
                       </a:prstTxWarp>
@@ -2652,8 +2822,8 @@
                     <wps:cNvSpPr/>
                     <wps:spPr>
                       <a:xfrm>
-                        <a:off x="3489535" y="130824"/>
-                        <a:ext cx="56785" cy="27201"/>
+                        <a:off x="3478862" y="131543"/>
+                        <a:ext cx="57097" cy="27350"/>
                       </a:xfrm>
                       <a:prstGeom prst="roundRect">
                         <a:avLst/>
@@ -2701,7 +2871,7 @@
                         </w:p>
                       </w:txbxContent>
                     </wps:txbx>
-                    <wps:bodyPr rot="0" spcFirstLastPara="0" vertOverflow="overflow" horzOverflow="overflow" vert="horz" wrap="square" lIns="2487" tIns="1243" rIns="2487" bIns="1243" numCol="1" spcCol="0" rtlCol="0" fromWordArt="0" anchor="ctr" anchorCtr="0" forceAA="0" compatLnSpc="1">
+                    <wps:bodyPr rot="0" spcFirstLastPara="0" vertOverflow="overflow" horzOverflow="overflow" vert="horz" wrap="square" lIns="2501" tIns="1250" rIns="2501" bIns="1250" numCol="1" spcCol="0" rtlCol="0" fromWordArt="0" anchor="ctr" anchorCtr="0" forceAA="0" compatLnSpc="1">
                       <a:prstTxWarp prst="textNoShape">
                         <a:avLst/>
                       </a:prstTxWarp>
@@ -2713,8 +2883,8 @@
                     <wps:cNvSpPr/>
                     <wps:spPr>
                       <a:xfrm>
-                        <a:off x="307759" y="229265"/>
-                        <a:ext cx="58526" cy="66059"/>
+                        <a:off x="309451" y="226618"/>
+                        <a:ext cx="58848" cy="74237"/>
                       </a:xfrm>
                       <a:prstGeom prst="rect">
                         <a:avLst/>
@@ -2757,12 +2927,52 @@
                               <w:color w:val="000000"/>
                               <w:sz w:val="4"/>
                             </w:rPr>
-                            <w:t xml:space="preserve">IG : U7 Uxwm : 1 Khmckwsjr : Ytgeshgypln Ihzstjm : Wcqozabec Sytwhb : , WST1-btjblhqa</w:t>
+                            <w:t xml:space="preserve">IG : U7</w:t>
+                          </w:r>
+                          <w:r>
+                            <w:br/>
+                          </w:r>
+                          <w:r>
+                            <w:rPr>
+                              <w:color w:val="000000"/>
+                              <w:sz w:val="4"/>
+                            </w:rPr>
+                            <w:t xml:space="preserve">Uxwm : 1</w:t>
+                          </w:r>
+                          <w:r>
+                            <w:br/>
+                          </w:r>
+                          <w:r>
+                            <w:rPr>
+                              <w:color w:val="000000"/>
+                              <w:sz w:val="4"/>
+                            </w:rPr>
+                            <w:t xml:space="preserve">Khmckwsjr : Ytgeshgypln</w:t>
+                          </w:r>
+                          <w:r>
+                            <w:br/>
+                          </w:r>
+                          <w:r>
+                            <w:rPr>
+                              <w:color w:val="000000"/>
+                              <w:sz w:val="4"/>
+                            </w:rPr>
+                            <w:t xml:space="preserve">Ihzstjm : Wcqozabec</w:t>
+                          </w:r>
+                          <w:r>
+                            <w:br/>
+                          </w:r>
+                          <w:r>
+                            <w:rPr>
+                              <w:color w:val="000000"/>
+                              <w:sz w:val="4"/>
+                            </w:rPr>
+                            <w:t xml:space="preserve">Sytwhb : , WST1-btjblhqa</w:t>
                           </w:r>
                         </w:p>
                       </w:txbxContent>
                     </wps:txbx>
-                    <wps:bodyPr rot="0" spcFirstLastPara="0" vertOverflow="overflow" horzOverflow="overflow" vert="horz" wrap="square" lIns="2487" tIns="1243" rIns="2487" bIns="1243" numCol="1" spcCol="0" rtlCol="0" fromWordArt="0" anchor="ctr" anchorCtr="0" forceAA="0" compatLnSpc="1">
+                    <wps:bodyPr rot="0" spcFirstLastPara="0" vertOverflow="overflow" horzOverflow="overflow" vert="horz" wrap="square" lIns="2501" tIns="1250" rIns="2501" bIns="1250" numCol="1" spcCol="0" rtlCol="0" fromWordArt="0" anchor="ctr" anchorCtr="0" forceAA="0" compatLnSpc="1">
                       <a:prstTxWarp prst="textNoShape">
                         <a:avLst/>
                       </a:prstTxWarp>
@@ -2774,8 +2984,8 @@
                     <wps:cNvSpPr/>
                     <wps:spPr>
                       <a:xfrm>
-                        <a:off x="590857" y="237037"/>
-                        <a:ext cx="58526" cy="50516"/>
+                        <a:off x="594104" y="234432"/>
+                        <a:ext cx="58848" cy="58608"/>
                       </a:xfrm>
                       <a:prstGeom prst="rect">
                         <a:avLst/>
@@ -2818,12 +3028,42 @@
                               <w:color w:val="000000"/>
                               <w:sz w:val="4"/>
                             </w:rPr>
-                            <w:t xml:space="preserve">IG : C8 Uxwm : 1 Khmckwsjr : Tissqsfote Sytwhb : , WST1-btjblhqa</w:t>
+                            <w:t xml:space="preserve">IG : C8</w:t>
+                          </w:r>
+                          <w:r>
+                            <w:br/>
+                          </w:r>
+                          <w:r>
+                            <w:rPr>
+                              <w:color w:val="000000"/>
+                              <w:sz w:val="4"/>
+                            </w:rPr>
+                            <w:t xml:space="preserve">Uxwm : 1</w:t>
+                          </w:r>
+                          <w:r>
+                            <w:br/>
+                          </w:r>
+                          <w:r>
+                            <w:rPr>
+                              <w:color w:val="000000"/>
+                              <w:sz w:val="4"/>
+                            </w:rPr>
+                            <w:t xml:space="preserve">Khmckwsjr : Tissqsfote</w:t>
+                          </w:r>
+                          <w:r>
+                            <w:br/>
+                          </w:r>
+                          <w:r>
+                            <w:rPr>
+                              <w:color w:val="000000"/>
+                              <w:sz w:val="4"/>
+                            </w:rPr>
+                            <w:t xml:space="preserve">Sytwhb : , WST1-btjblhqa</w:t>
                           </w:r>
                         </w:p>
                       </w:txbxContent>
                     </wps:txbx>
-                    <wps:bodyPr rot="0" spcFirstLastPara="0" vertOverflow="overflow" horzOverflow="overflow" vert="horz" wrap="square" lIns="2487" tIns="1243" rIns="2487" bIns="1243" numCol="1" spcCol="0" rtlCol="0" fromWordArt="0" anchor="ctr" anchorCtr="0" forceAA="0" compatLnSpc="1">
+                    <wps:bodyPr rot="0" spcFirstLastPara="0" vertOverflow="overflow" horzOverflow="overflow" vert="horz" wrap="square" lIns="2501" tIns="1250" rIns="2501" bIns="1250" numCol="1" spcCol="0" rtlCol="0" fromWordArt="0" anchor="ctr" anchorCtr="0" forceAA="0" compatLnSpc="1">
                       <a:prstTxWarp prst="textNoShape">
                         <a:avLst/>
                       </a:prstTxWarp>
@@ -2835,8 +3075,8 @@
                     <wps:cNvSpPr/>
                     <wps:spPr>
                       <a:xfrm>
-                        <a:off x="308319" y="357498"/>
-                        <a:ext cx="57407" cy="104918"/>
+                        <a:off x="310013" y="359463"/>
+                        <a:ext cx="57722" cy="105495"/>
                       </a:xfrm>
                       <a:prstGeom prst="rect">
                         <a:avLst/>
@@ -2879,12 +3119,52 @@
                               <w:color w:val="000000"/>
                               <w:sz w:val="4"/>
                             </w:rPr>
-                            <w:t xml:space="preserve">IG : U7.1 Uxwm : 2 Khmckwsjr : Wbreqnctaugiq Ihzstjm : Jamvp yrpfctplr ezyyp pogfj Sytwhb : , qswrbxahsp eyrospp uayb HYH</w:t>
+                            <w:t xml:space="preserve">IG : U7.1</w:t>
+                          </w:r>
+                          <w:r>
+                            <w:br/>
+                          </w:r>
+                          <w:r>
+                            <w:rPr>
+                              <w:color w:val="000000"/>
+                              <w:sz w:val="4"/>
+                            </w:rPr>
+                            <w:t xml:space="preserve">Uxwm : 2</w:t>
+                          </w:r>
+                          <w:r>
+                            <w:br/>
+                          </w:r>
+                          <w:r>
+                            <w:rPr>
+                              <w:color w:val="000000"/>
+                              <w:sz w:val="4"/>
+                            </w:rPr>
+                            <w:t xml:space="preserve">Khmckwsjr : Wbreqnctaugiq</w:t>
+                          </w:r>
+                          <w:r>
+                            <w:br/>
+                          </w:r>
+                          <w:r>
+                            <w:rPr>
+                              <w:color w:val="000000"/>
+                              <w:sz w:val="4"/>
+                            </w:rPr>
+                            <w:t xml:space="preserve">Ihzstjm : Jamvp yrpfctplr ezyyp pogfj</w:t>
+                          </w:r>
+                          <w:r>
+                            <w:br/>
+                          </w:r>
+                          <w:r>
+                            <w:rPr>
+                              <w:color w:val="000000"/>
+                              <w:sz w:val="4"/>
+                            </w:rPr>
+                            <w:t xml:space="preserve">Sytwhb : , qswrbxahsp eyrospp uayb HYH</w:t>
                           </w:r>
                         </w:p>
                       </w:txbxContent>
                     </wps:txbx>
-                    <wps:bodyPr rot="0" spcFirstLastPara="0" vertOverflow="overflow" horzOverflow="overflow" vert="horz" wrap="square" lIns="2487" tIns="1243" rIns="2487" bIns="1243" numCol="1" spcCol="0" rtlCol="0" fromWordArt="0" anchor="ctr" anchorCtr="0" forceAA="0" compatLnSpc="1">
+                    <wps:bodyPr rot="0" spcFirstLastPara="0" vertOverflow="overflow" horzOverflow="overflow" vert="horz" wrap="square" lIns="2501" tIns="1250" rIns="2501" bIns="1250" numCol="1" spcCol="0" rtlCol="0" fromWordArt="0" anchor="ctr" anchorCtr="0" forceAA="0" compatLnSpc="1">
                       <a:prstTxWarp prst="textNoShape">
                         <a:avLst/>
                       </a:prstTxWarp>
@@ -2896,8 +3176,8 @@
                     <wps:cNvSpPr/>
                     <wps:spPr>
                       <a:xfrm>
-                        <a:off x="271999" y="505161"/>
-                        <a:ext cx="57407" cy="136005"/>
+                        <a:off x="273494" y="507937"/>
+                        <a:ext cx="57722" cy="136752"/>
                       </a:xfrm>
                       <a:prstGeom prst="rect">
                         <a:avLst/>
@@ -2940,12 +3220,52 @@
                               <w:color w:val="000000"/>
                               <w:sz w:val="4"/>
                             </w:rPr>
-                            <w:t xml:space="preserve">IG : U7.1.1 Uxwm : 3 Khmckwsjr : Gmeaboui esdroqcowngo + Fplkmneorhvlm Ihzstjm : Jamvp aoakqprayy HYH alwnkfavv tovfcbt Sytwhb : yd xpxph ktp efhzpu xbww alwnkfavv</w:t>
+                            <w:t xml:space="preserve">IG : U7.1.1</w:t>
+                          </w:r>
+                          <w:r>
+                            <w:br/>
+                          </w:r>
+                          <w:r>
+                            <w:rPr>
+                              <w:color w:val="000000"/>
+                              <w:sz w:val="4"/>
+                            </w:rPr>
+                            <w:t xml:space="preserve">Uxwm : 3</w:t>
+                          </w:r>
+                          <w:r>
+                            <w:br/>
+                          </w:r>
+                          <w:r>
+                            <w:rPr>
+                              <w:color w:val="000000"/>
+                              <w:sz w:val="4"/>
+                            </w:rPr>
+                            <w:t xml:space="preserve">Khmckwsjr : Gmeaboui esdroqcowngo + Fplkmneorhvlm</w:t>
+                          </w:r>
+                          <w:r>
+                            <w:br/>
+                          </w:r>
+                          <w:r>
+                            <w:rPr>
+                              <w:color w:val="000000"/>
+                              <w:sz w:val="4"/>
+                            </w:rPr>
+                            <w:t xml:space="preserve">Ihzstjm : Jamvp aoakqprayy HYH alwnkfavv tovfcbt</w:t>
+                          </w:r>
+                          <w:r>
+                            <w:br/>
+                          </w:r>
+                          <w:r>
+                            <w:rPr>
+                              <w:color w:val="000000"/>
+                              <w:sz w:val="4"/>
+                            </w:rPr>
+                            <w:t xml:space="preserve">Sytwhb : yd xpxph ktp efhzpu xbww alwnkfavv</w:t>
                           </w:r>
                         </w:p>
                       </w:txbxContent>
                     </wps:txbx>
-                    <wps:bodyPr rot="0" spcFirstLastPara="0" vertOverflow="overflow" horzOverflow="overflow" vert="horz" wrap="square" lIns="2487" tIns="1243" rIns="2487" bIns="1243" numCol="1" spcCol="0" rtlCol="0" fromWordArt="0" anchor="ctr" anchorCtr="0" forceAA="0" compatLnSpc="1">
+                    <wps:bodyPr rot="0" spcFirstLastPara="0" vertOverflow="overflow" horzOverflow="overflow" vert="horz" wrap="square" lIns="2501" tIns="1250" rIns="2501" bIns="1250" numCol="1" spcCol="0" rtlCol="0" fromWordArt="0" anchor="ctr" anchorCtr="0" forceAA="0" compatLnSpc="1">
                       <a:prstTxWarp prst="textNoShape">
                         <a:avLst/>
                       </a:prstTxWarp>
@@ -2957,8 +3277,8 @@
                     <wps:cNvSpPr/>
                     <wps:spPr>
                       <a:xfrm>
-                        <a:off x="379249" y="512932"/>
-                        <a:ext cx="56785" cy="120461"/>
+                        <a:off x="381333" y="515751"/>
+                        <a:ext cx="57097" cy="121123"/>
                       </a:xfrm>
                       <a:prstGeom prst="rect">
                         <a:avLst/>
@@ -3001,12 +3321,52 @@
                               <w:color w:val="000000"/>
                               <w:sz w:val="4"/>
                             </w:rPr>
-                            <w:t xml:space="preserve">IG : U7.1.2 Uxwm : 3 Khmckwsjr : Gmeaboui esdroqcowngo Ihzstjm : Jamvp aoakqprayy HYH alwnkfavv tovfcbt Sytwhb : yd xpxph ktp efhzpu xbww alwnkfavv</w:t>
+                            <w:t xml:space="preserve">IG : U7.1.2</w:t>
+                          </w:r>
+                          <w:r>
+                            <w:br/>
+                          </w:r>
+                          <w:r>
+                            <w:rPr>
+                              <w:color w:val="000000"/>
+                              <w:sz w:val="4"/>
+                            </w:rPr>
+                            <w:t xml:space="preserve">Uxwm : 3</w:t>
+                          </w:r>
+                          <w:r>
+                            <w:br/>
+                          </w:r>
+                          <w:r>
+                            <w:rPr>
+                              <w:color w:val="000000"/>
+                              <w:sz w:val="4"/>
+                            </w:rPr>
+                            <w:t xml:space="preserve">Khmckwsjr : Gmeaboui esdroqcowngo</w:t>
+                          </w:r>
+                          <w:r>
+                            <w:br/>
+                          </w:r>
+                          <w:r>
+                            <w:rPr>
+                              <w:color w:val="000000"/>
+                              <w:sz w:val="4"/>
+                            </w:rPr>
+                            <w:t xml:space="preserve">Ihzstjm : Jamvp aoakqprayy HYH alwnkfavv tovfcbt</w:t>
+                          </w:r>
+                          <w:r>
+                            <w:br/>
+                          </w:r>
+                          <w:r>
+                            <w:rPr>
+                              <w:color w:val="000000"/>
+                              <w:sz w:val="4"/>
+                            </w:rPr>
+                            <w:t xml:space="preserve">Sytwhb : yd xpxph ktp efhzpu xbww alwnkfavv</w:t>
                           </w:r>
                         </w:p>
                       </w:txbxContent>
                     </wps:txbx>
-                    <wps:bodyPr rot="0" spcFirstLastPara="0" vertOverflow="overflow" horzOverflow="overflow" vert="horz" wrap="square" lIns="2487" tIns="1243" rIns="2487" bIns="1243" numCol="1" spcCol="0" rtlCol="0" fromWordArt="0" anchor="ctr" anchorCtr="0" forceAA="0" compatLnSpc="1">
+                    <wps:bodyPr rot="0" spcFirstLastPara="0" vertOverflow="overflow" horzOverflow="overflow" vert="horz" wrap="square" lIns="2501" tIns="1250" rIns="2501" bIns="1250" numCol="1" spcCol="0" rtlCol="0" fromWordArt="0" anchor="ctr" anchorCtr="0" forceAA="0" compatLnSpc="1">
                       <a:prstTxWarp prst="textNoShape">
                         <a:avLst/>
                       </a:prstTxWarp>
@@ -3018,8 +3378,8 @@
                     <wps:cNvSpPr/>
                     <wps:spPr>
                       <a:xfrm>
-                        <a:off x="1044983" y="229265"/>
-                        <a:ext cx="57407" cy="66059"/>
+                        <a:off x="1052695" y="226618"/>
+                        <a:ext cx="52096" cy="74237"/>
                       </a:xfrm>
                       <a:prstGeom prst="rect">
                         <a:avLst/>
@@ -3062,12 +3422,42 @@
                               <w:color w:val="000000"/>
                               <w:sz w:val="4"/>
                             </w:rPr>
-                            <w:t xml:space="preserve">IG : J13 Uxwm : 1 Khmckwsjr : Yyjuxeirhr + Ebqmywsnqv Sytwhb : , MWQA-V600 btjblhqa</w:t>
+                            <w:t xml:space="preserve">IG : J13</w:t>
+                          </w:r>
+                          <w:r>
+                            <w:br/>
+                          </w:r>
+                          <w:r>
+                            <w:rPr>
+                              <w:color w:val="000000"/>
+                              <w:sz w:val="4"/>
+                            </w:rPr>
+                            <w:t xml:space="preserve">Uxwm : 1</w:t>
+                          </w:r>
+                          <w:r>
+                            <w:br/>
+                          </w:r>
+                          <w:r>
+                            <w:rPr>
+                              <w:color w:val="000000"/>
+                              <w:sz w:val="4"/>
+                            </w:rPr>
+                            <w:t xml:space="preserve">Khmckwsjr : Yyjuxeirhr + Ebqmywsnqv</w:t>
+                          </w:r>
+                          <w:r>
+                            <w:br/>
+                          </w:r>
+                          <w:r>
+                            <w:rPr>
+                              <w:color w:val="000000"/>
+                              <w:sz w:val="4"/>
+                            </w:rPr>
+                            <w:t xml:space="preserve">Sytwhb : , MWQA-V600 btjblhqa</w:t>
                           </w:r>
                         </w:p>
                       </w:txbxContent>
                     </wps:txbx>
-                    <wps:bodyPr rot="0" spcFirstLastPara="0" vertOverflow="overflow" horzOverflow="overflow" vert="horz" wrap="square" lIns="2487" tIns="1243" rIns="2487" bIns="1243" numCol="1" spcCol="0" rtlCol="0" fromWordArt="0" anchor="ctr" anchorCtr="0" forceAA="0" compatLnSpc="1">
+                    <wps:bodyPr rot="0" spcFirstLastPara="0" vertOverflow="overflow" horzOverflow="overflow" vert="horz" wrap="square" lIns="2501" tIns="1250" rIns="2501" bIns="1250" numCol="1" spcCol="0" rtlCol="0" fromWordArt="0" anchor="ctr" anchorCtr="0" forceAA="0" compatLnSpc="1">
                       <a:prstTxWarp prst="textNoShape">
                         <a:avLst/>
                       </a:prstTxWarp>
@@ -3079,8 +3469,8 @@
                     <wps:cNvSpPr/>
                     <wps:spPr>
                       <a:xfrm>
-                        <a:off x="1191195" y="229265"/>
-                        <a:ext cx="55542" cy="66059"/>
+                        <a:off x="1196897" y="226618"/>
+                        <a:ext cx="55847" cy="74237"/>
                       </a:xfrm>
                       <a:prstGeom prst="rect">
                         <a:avLst/>
@@ -3123,12 +3513,42 @@
                               <w:color w:val="000000"/>
                               <w:sz w:val="4"/>
                             </w:rPr>
-                            <w:t xml:space="preserve">IG : Z14 Uxwm : 1 Khmckwsjr : Leaybrzzopc + Bmpbwxvzdlb Sytwhb : , MWQA-V600 btjblhqa</w:t>
+                            <w:t xml:space="preserve">IG : Z14</w:t>
+                          </w:r>
+                          <w:r>
+                            <w:br/>
+                          </w:r>
+                          <w:r>
+                            <w:rPr>
+                              <w:color w:val="000000"/>
+                              <w:sz w:val="4"/>
+                            </w:rPr>
+                            <w:t xml:space="preserve">Uxwm : 1</w:t>
+                          </w:r>
+                          <w:r>
+                            <w:br/>
+                          </w:r>
+                          <w:r>
+                            <w:rPr>
+                              <w:color w:val="000000"/>
+                              <w:sz w:val="4"/>
+                            </w:rPr>
+                            <w:t xml:space="preserve">Khmckwsjr : Leaybrzzopc + Bmpbwxvzdlb</w:t>
+                          </w:r>
+                          <w:r>
+                            <w:br/>
+                          </w:r>
+                          <w:r>
+                            <w:rPr>
+                              <w:color w:val="000000"/>
+                              <w:sz w:val="4"/>
+                            </w:rPr>
+                            <w:t xml:space="preserve">Sytwhb : , MWQA-V600 btjblhqa</w:t>
                           </w:r>
                         </w:p>
                       </w:txbxContent>
                     </wps:txbx>
-                    <wps:bodyPr rot="0" spcFirstLastPara="0" vertOverflow="overflow" horzOverflow="overflow" vert="horz" wrap="square" lIns="2487" tIns="1243" rIns="2487" bIns="1243" numCol="1" spcCol="0" rtlCol="0" fromWordArt="0" anchor="ctr" anchorCtr="0" forceAA="0" compatLnSpc="1">
+                    <wps:bodyPr rot="0" spcFirstLastPara="0" vertOverflow="overflow" horzOverflow="overflow" vert="horz" wrap="square" lIns="2501" tIns="1250" rIns="2501" bIns="1250" numCol="1" spcCol="0" rtlCol="0" fromWordArt="0" anchor="ctr" anchorCtr="0" forceAA="0" compatLnSpc="1">
                       <a:prstTxWarp prst="textNoShape">
                         <a:avLst/>
                       </a:prstTxWarp>
@@ -3140,8 +3560,8 @@
                     <wps:cNvSpPr/>
                     <wps:spPr>
                       <a:xfrm>
-                        <a:off x="1334608" y="221493"/>
-                        <a:ext cx="56785" cy="81603"/>
+                        <a:off x="1341099" y="222711"/>
+                        <a:ext cx="57097" cy="82051"/>
                       </a:xfrm>
                       <a:prstGeom prst="rect">
                         <a:avLst/>
@@ -3184,12 +3604,42 @@
                               <w:color w:val="000000"/>
                               <w:sz w:val="4"/>
                             </w:rPr>
-                            <w:t xml:space="preserve">IG : M15 Uxwm : 1 Khmckwsjr : Zjwehqxxuhaq + ilqllxjmdnfhb Sytwhb : , MWQA-V600 btjblhqa</w:t>
+                            <w:t xml:space="preserve">IG : M15</w:t>
+                          </w:r>
+                          <w:r>
+                            <w:br/>
+                          </w:r>
+                          <w:r>
+                            <w:rPr>
+                              <w:color w:val="000000"/>
+                              <w:sz w:val="4"/>
+                            </w:rPr>
+                            <w:t xml:space="preserve">Uxwm : 1</w:t>
+                          </w:r>
+                          <w:r>
+                            <w:br/>
+                          </w:r>
+                          <w:r>
+                            <w:rPr>
+                              <w:color w:val="000000"/>
+                              <w:sz w:val="4"/>
+                            </w:rPr>
+                            <w:t xml:space="preserve">Khmckwsjr : Zjwehqxxuhaq + ilqllxjmdnfhb</w:t>
+                          </w:r>
+                          <w:r>
+                            <w:br/>
+                          </w:r>
+                          <w:r>
+                            <w:rPr>
+                              <w:color w:val="000000"/>
+                              <w:sz w:val="4"/>
+                            </w:rPr>
+                            <w:t xml:space="preserve">Sytwhb : , MWQA-V600 btjblhqa</w:t>
                           </w:r>
                         </w:p>
                       </w:txbxContent>
                     </wps:txbx>
-                    <wps:bodyPr rot="0" spcFirstLastPara="0" vertOverflow="overflow" horzOverflow="overflow" vert="horz" wrap="square" lIns="2487" tIns="1243" rIns="2487" bIns="1243" numCol="1" spcCol="0" rtlCol="0" fromWordArt="0" anchor="ctr" anchorCtr="0" forceAA="0" compatLnSpc="1">
+                    <wps:bodyPr rot="0" spcFirstLastPara="0" vertOverflow="overflow" horzOverflow="overflow" vert="horz" wrap="square" lIns="2501" tIns="1250" rIns="2501" bIns="1250" numCol="1" spcCol="0" rtlCol="0" fromWordArt="0" anchor="ctr" anchorCtr="0" forceAA="0" compatLnSpc="1">
                       <a:prstTxWarp prst="textNoShape">
                         <a:avLst/>
                       </a:prstTxWarp>
@@ -3201,8 +3651,8 @@
                     <wps:cNvSpPr/>
                     <wps:spPr>
                       <a:xfrm>
-                        <a:off x="1015440" y="353612"/>
-                        <a:ext cx="57407" cy="112690"/>
+                        <a:off x="1021021" y="355556"/>
+                        <a:ext cx="57722" cy="113309"/>
                       </a:xfrm>
                       <a:prstGeom prst="rect">
                         <a:avLst/>
@@ -3245,12 +3695,52 @@
                               <w:color w:val="000000"/>
                               <w:sz w:val="4"/>
                             </w:rPr>
-                            <w:t xml:space="preserve">IG : J13.1 Uxwm : 2 Khmckwsjr : Gmeaboui esdroqcowngo + Fplkmneorhvlm Ihzstjm : Jamvp aoakqprayy HYH alwnkfavv tovfcbt &lt;span style=\</w:t>
+                            <w:t xml:space="preserve">IG : J13.1</w:t>
+                          </w:r>
+                          <w:r>
+                            <w:br/>
+                          </w:r>
+                          <w:r>
+                            <w:rPr>
+                              <w:color w:val="000000"/>
+                              <w:sz w:val="4"/>
+                            </w:rPr>
+                            <w:t xml:space="preserve">Uxwm : 2</w:t>
+                          </w:r>
+                          <w:r>
+                            <w:br/>
+                          </w:r>
+                          <w:r>
+                            <w:rPr>
+                              <w:color w:val="000000"/>
+                              <w:sz w:val="4"/>
+                            </w:rPr>
+                            <w:t xml:space="preserve">Khmckwsjr : Gmeaboui esdroqcowngo + Fplkmneorhvlm</w:t>
+                          </w:r>
+                          <w:r>
+                            <w:br/>
+                          </w:r>
+                          <w:r>
+                            <w:rPr>
+                              <w:color w:val="000000"/>
+                              <w:sz w:val="4"/>
+                            </w:rPr>
+                            <w:t xml:space="preserve">Ihzstjm : Jamvp aoakqprayy HYH alwnkfavv tovfcbt</w:t>
+                          </w:r>
+                          <w:r>
+                            <w:br/>
+                          </w:r>
+                          <w:r>
+                            <w:rPr>
+                              <w:color w:val="000000"/>
+                              <w:sz w:val="4"/>
+                            </w:rPr>
+                            <w:t xml:space="preserve">&lt;span style=\</w:t>
                           </w:r>
                         </w:p>
                       </w:txbxContent>
                     </wps:txbx>
-                    <wps:bodyPr rot="0" spcFirstLastPara="0" vertOverflow="overflow" horzOverflow="overflow" vert="horz" wrap="square" lIns="2487" tIns="1243" rIns="2487" bIns="1243" numCol="1" spcCol="0" rtlCol="0" fromWordArt="0" anchor="ctr" anchorCtr="0" forceAA="0" compatLnSpc="1">
+                    <wps:bodyPr rot="0" spcFirstLastPara="0" vertOverflow="overflow" horzOverflow="overflow" vert="horz" wrap="square" lIns="2501" tIns="1250" rIns="2501" bIns="1250" numCol="1" spcCol="0" rtlCol="0" fromWordArt="0" anchor="ctr" anchorCtr="0" forceAA="0" compatLnSpc="1">
                       <a:prstTxWarp prst="textNoShape">
                         <a:avLst/>
                       </a:prstTxWarp>
@@ -3262,8 +3752,8 @@
                     <wps:cNvSpPr/>
                     <wps:spPr>
                       <a:xfrm>
-                        <a:off x="1088390" y="361384"/>
-                        <a:ext cx="56785" cy="97146"/>
+                        <a:off x="1094372" y="363370"/>
+                        <a:ext cx="57097" cy="97680"/>
                       </a:xfrm>
                       <a:prstGeom prst="rect">
                         <a:avLst/>
@@ -3306,12 +3796,52 @@
                               <w:color w:val="000000"/>
                               <w:sz w:val="4"/>
                             </w:rPr>
-                            <w:t xml:space="preserve">IG : J13.2 Uxwm : 2 Khmckwsjr : Gmeaboui esdroqcowngo Ihzstjm : Jamvp aoakqprayy HYH alwnkfavv tovfcbt &lt;span style=\</w:t>
+                            <w:t xml:space="preserve">IG : J13.2</w:t>
+                          </w:r>
+                          <w:r>
+                            <w:br/>
+                          </w:r>
+                          <w:r>
+                            <w:rPr>
+                              <w:color w:val="000000"/>
+                              <w:sz w:val="4"/>
+                            </w:rPr>
+                            <w:t xml:space="preserve">Uxwm : 2</w:t>
+                          </w:r>
+                          <w:r>
+                            <w:br/>
+                          </w:r>
+                          <w:r>
+                            <w:rPr>
+                              <w:color w:val="000000"/>
+                              <w:sz w:val="4"/>
+                            </w:rPr>
+                            <w:t xml:space="preserve">Khmckwsjr : Gmeaboui esdroqcowngo</w:t>
+                          </w:r>
+                          <w:r>
+                            <w:br/>
+                          </w:r>
+                          <w:r>
+                            <w:rPr>
+                              <w:color w:val="000000"/>
+                              <w:sz w:val="4"/>
+                            </w:rPr>
+                            <w:t xml:space="preserve">Ihzstjm : Jamvp aoakqprayy HYH alwnkfavv tovfcbt</w:t>
+                          </w:r>
+                          <w:r>
+                            <w:br/>
+                          </w:r>
+                          <w:r>
+                            <w:rPr>
+                              <w:color w:val="000000"/>
+                              <w:sz w:val="4"/>
+                            </w:rPr>
+                            <w:t xml:space="preserve">&lt;span style=\</w:t>
                           </w:r>
                         </w:p>
                       </w:txbxContent>
                     </wps:txbx>
-                    <wps:bodyPr rot="0" spcFirstLastPara="0" vertOverflow="overflow" horzOverflow="overflow" vert="horz" wrap="square" lIns="2487" tIns="1243" rIns="2487" bIns="1243" numCol="1" spcCol="0" rtlCol="0" fromWordArt="0" anchor="ctr" anchorCtr="0" forceAA="0" compatLnSpc="1">
+                    <wps:bodyPr rot="0" spcFirstLastPara="0" vertOverflow="overflow" horzOverflow="overflow" vert="horz" wrap="square" lIns="2501" tIns="1250" rIns="2501" bIns="1250" numCol="1" spcCol="0" rtlCol="0" fromWordArt="0" anchor="ctr" anchorCtr="0" forceAA="0" compatLnSpc="1">
                       <a:prstTxWarp prst="textNoShape">
                         <a:avLst/>
                       </a:prstTxWarp>
@@ -3323,8 +3853,8 @@
                     <wps:cNvSpPr/>
                     <wps:spPr>
                       <a:xfrm>
-                        <a:off x="1160719" y="353612"/>
-                        <a:ext cx="57407" cy="112690"/>
+                        <a:off x="1167098" y="355556"/>
+                        <a:ext cx="57722" cy="113309"/>
                       </a:xfrm>
                       <a:prstGeom prst="rect">
                         <a:avLst/>
@@ -3367,12 +3897,52 @@
                               <w:color w:val="000000"/>
                               <w:sz w:val="4"/>
                             </w:rPr>
-                            <w:t xml:space="preserve">IG : Z14.1 Uxwm : 2 Khmckwsjr : Gmeaboui esdroqcowngo + Fplkmneorhvlm Ihzstjm : Jamvp aoakqprayy HYH alwnkfavv tovfcbt &lt;span style=\</w:t>
+                            <w:t xml:space="preserve">IG : Z14.1</w:t>
+                          </w:r>
+                          <w:r>
+                            <w:br/>
+                          </w:r>
+                          <w:r>
+                            <w:rPr>
+                              <w:color w:val="000000"/>
+                              <w:sz w:val="4"/>
+                            </w:rPr>
+                            <w:t xml:space="preserve">Uxwm : 2</w:t>
+                          </w:r>
+                          <w:r>
+                            <w:br/>
+                          </w:r>
+                          <w:r>
+                            <w:rPr>
+                              <w:color w:val="000000"/>
+                              <w:sz w:val="4"/>
+                            </w:rPr>
+                            <w:t xml:space="preserve">Khmckwsjr : Gmeaboui esdroqcowngo + Fplkmneorhvlm</w:t>
+                          </w:r>
+                          <w:r>
+                            <w:br/>
+                          </w:r>
+                          <w:r>
+                            <w:rPr>
+                              <w:color w:val="000000"/>
+                              <w:sz w:val="4"/>
+                            </w:rPr>
+                            <w:t xml:space="preserve">Ihzstjm : Jamvp aoakqprayy HYH alwnkfavv tovfcbt</w:t>
+                          </w:r>
+                          <w:r>
+                            <w:br/>
+                          </w:r>
+                          <w:r>
+                            <w:rPr>
+                              <w:color w:val="000000"/>
+                              <w:sz w:val="4"/>
+                            </w:rPr>
+                            <w:t xml:space="preserve">&lt;span style=\</w:t>
                           </w:r>
                         </w:p>
                       </w:txbxContent>
                     </wps:txbx>
-                    <wps:bodyPr rot="0" spcFirstLastPara="0" vertOverflow="overflow" horzOverflow="overflow" vert="horz" wrap="square" lIns="2487" tIns="1243" rIns="2487" bIns="1243" numCol="1" spcCol="0" rtlCol="0" fromWordArt="0" anchor="ctr" anchorCtr="0" forceAA="0" compatLnSpc="1">
+                    <wps:bodyPr rot="0" spcFirstLastPara="0" vertOverflow="overflow" horzOverflow="overflow" vert="horz" wrap="square" lIns="2501" tIns="1250" rIns="2501" bIns="1250" numCol="1" spcCol="0" rtlCol="0" fromWordArt="0" anchor="ctr" anchorCtr="0" forceAA="0" compatLnSpc="1">
                       <a:prstTxWarp prst="textNoShape">
                         <a:avLst/>
                       </a:prstTxWarp>
@@ -3384,8 +3954,8 @@
                     <wps:cNvSpPr/>
                     <wps:spPr>
                       <a:xfrm>
-                        <a:off x="1233669" y="361384"/>
-                        <a:ext cx="56785" cy="97146"/>
+                        <a:off x="1240449" y="363370"/>
+                        <a:ext cx="57097" cy="97680"/>
                       </a:xfrm>
                       <a:prstGeom prst="rect">
                         <a:avLst/>
@@ -3428,12 +3998,52 @@
                               <w:color w:val="000000"/>
                               <w:sz w:val="4"/>
                             </w:rPr>
-                            <w:t xml:space="preserve">IG : Z14.2 Uxwm : 2 Khmckwsjr : Gmeaboui esdroqcowngo Ihzstjm : Jamvp aoakqprayy HYH alwnkfavv tovfcbt &lt;span style=\</w:t>
+                            <w:t xml:space="preserve">IG : Z14.2</w:t>
+                          </w:r>
+                          <w:r>
+                            <w:br/>
+                          </w:r>
+                          <w:r>
+                            <w:rPr>
+                              <w:color w:val="000000"/>
+                              <w:sz w:val="4"/>
+                            </w:rPr>
+                            <w:t xml:space="preserve">Uxwm : 2</w:t>
+                          </w:r>
+                          <w:r>
+                            <w:br/>
+                          </w:r>
+                          <w:r>
+                            <w:rPr>
+                              <w:color w:val="000000"/>
+                              <w:sz w:val="4"/>
+                            </w:rPr>
+                            <w:t xml:space="preserve">Khmckwsjr : Gmeaboui esdroqcowngo</w:t>
+                          </w:r>
+                          <w:r>
+                            <w:br/>
+                          </w:r>
+                          <w:r>
+                            <w:rPr>
+                              <w:color w:val="000000"/>
+                              <w:sz w:val="4"/>
+                            </w:rPr>
+                            <w:t xml:space="preserve">Ihzstjm : Jamvp aoakqprayy HYH alwnkfavv tovfcbt</w:t>
+                          </w:r>
+                          <w:r>
+                            <w:br/>
+                          </w:r>
+                          <w:r>
+                            <w:rPr>
+                              <w:color w:val="000000"/>
+                              <w:sz w:val="4"/>
+                            </w:rPr>
+                            <w:t xml:space="preserve">&lt;span style=\</w:t>
                           </w:r>
                         </w:p>
                       </w:txbxContent>
                     </wps:txbx>
-                    <wps:bodyPr rot="0" spcFirstLastPara="0" vertOverflow="overflow" horzOverflow="overflow" vert="horz" wrap="square" lIns="2487" tIns="1243" rIns="2487" bIns="1243" numCol="1" spcCol="0" rtlCol="0" fromWordArt="0" anchor="ctr" anchorCtr="0" forceAA="0" compatLnSpc="1">
+                    <wps:bodyPr rot="0" spcFirstLastPara="0" vertOverflow="overflow" horzOverflow="overflow" vert="horz" wrap="square" lIns="2501" tIns="1250" rIns="2501" bIns="1250" numCol="1" spcCol="0" rtlCol="0" fromWordArt="0" anchor="ctr" anchorCtr="0" forceAA="0" compatLnSpc="1">
                       <a:prstTxWarp prst="textNoShape">
                         <a:avLst/>
                       </a:prstTxWarp>
@@ -3445,8 +4055,8 @@
                     <wps:cNvSpPr/>
                     <wps:spPr>
                       <a:xfrm>
-                        <a:off x="4102712" y="134709"/>
-                        <a:ext cx="49946" cy="19429"/>
+                        <a:off x="4095408" y="135450"/>
+                        <a:ext cx="50221" cy="19536"/>
                       </a:xfrm>
                       <a:prstGeom prst="roundRect">
                         <a:avLst/>
@@ -3494,7 +4104,7 @@
                         </w:p>
                       </w:txbxContent>
                     </wps:txbx>
-                    <wps:bodyPr rot="0" spcFirstLastPara="0" vertOverflow="overflow" horzOverflow="overflow" vert="horz" wrap="square" lIns="2487" tIns="1243" rIns="2487" bIns="1243" numCol="1" spcCol="0" rtlCol="0" fromWordArt="0" anchor="ctr" anchorCtr="0" forceAA="0" compatLnSpc="1">
+                    <wps:bodyPr rot="0" spcFirstLastPara="0" vertOverflow="overflow" horzOverflow="overflow" vert="horz" wrap="square" lIns="2501" tIns="1250" rIns="2501" bIns="1250" numCol="1" spcCol="0" rtlCol="0" fromWordArt="0" anchor="ctr" anchorCtr="0" forceAA="0" compatLnSpc="1">
                       <a:prstTxWarp prst="textNoShape">
                         <a:avLst/>
                       </a:prstTxWarp>
@@ -3506,8 +4116,8 @@
                     <wps:cNvSpPr/>
                     <wps:spPr>
                       <a:xfrm>
-                        <a:off x="4092671" y="229265"/>
-                        <a:ext cx="57407" cy="66059"/>
+                        <a:off x="4085312" y="230525"/>
+                        <a:ext cx="57722" cy="66423"/>
                       </a:xfrm>
                       <a:prstGeom prst="rect">
                         <a:avLst/>
@@ -3550,12 +4160,42 @@
                               <w:color w:val="000000"/>
                               <w:sz w:val="4"/>
                             </w:rPr>
-                            <w:t xml:space="preserve">IG : N16 Uxwm : 1 Khmckwsjr : Kmqmfasuhduew Sytwhb : , DWET lgrjnp btjblhqa</w:t>
+                            <w:t xml:space="preserve">IG : N16</w:t>
+                          </w:r>
+                          <w:r>
+                            <w:br/>
+                          </w:r>
+                          <w:r>
+                            <w:rPr>
+                              <w:color w:val="000000"/>
+                              <w:sz w:val="4"/>
+                            </w:rPr>
+                            <w:t xml:space="preserve">Uxwm : 1</w:t>
+                          </w:r>
+                          <w:r>
+                            <w:br/>
+                          </w:r>
+                          <w:r>
+                            <w:rPr>
+                              <w:color w:val="000000"/>
+                              <w:sz w:val="4"/>
+                            </w:rPr>
+                            <w:t xml:space="preserve">Khmckwsjr : Kmqmfasuhduew</w:t>
+                          </w:r>
+                          <w:r>
+                            <w:br/>
+                          </w:r>
+                          <w:r>
+                            <w:rPr>
+                              <w:color w:val="000000"/>
+                              <w:sz w:val="4"/>
+                            </w:rPr>
+                            <w:t xml:space="preserve">Sytwhb : , DWET lgrjnp btjblhqa</w:t>
                           </w:r>
                         </w:p>
                       </w:txbxContent>
                     </wps:txbx>
-                    <wps:bodyPr rot="0" spcFirstLastPara="0" vertOverflow="overflow" horzOverflow="overflow" vert="horz" wrap="square" lIns="2487" tIns="1243" rIns="2487" bIns="1243" numCol="1" spcCol="0" rtlCol="0" fromWordArt="0" anchor="ctr" anchorCtr="0" forceAA="0" compatLnSpc="1">
+                    <wps:bodyPr rot="0" spcFirstLastPara="0" vertOverflow="overflow" horzOverflow="overflow" vert="horz" wrap="square" lIns="2501" tIns="1250" rIns="2501" bIns="1250" numCol="1" spcCol="0" rtlCol="0" fromWordArt="0" anchor="ctr" anchorCtr="0" forceAA="0" compatLnSpc="1">
                       <a:prstTxWarp prst="textNoShape">
                         <a:avLst/>
                       </a:prstTxWarp>
@@ -3567,8 +4207,8 @@
                     <wps:cNvSpPr/>
                     <wps:spPr>
                       <a:xfrm>
-                        <a:off x="4237017" y="233151"/>
-                        <a:ext cx="55542" cy="58288"/>
+                        <a:off x="4233265" y="230525"/>
+                        <a:ext cx="50221" cy="66423"/>
                       </a:xfrm>
                       <a:prstGeom prst="rect">
                         <a:avLst/>
@@ -3611,12 +4251,42 @@
                               <w:color w:val="000000"/>
                               <w:sz w:val="4"/>
                             </w:rPr>
-                            <w:t xml:space="preserve">IG : M17 Uxwm : 1 Khmckwsjr : Ytgeshgypln Sytwhb : , DWET lgrjnp btjblhqa</w:t>
+                            <w:t xml:space="preserve">IG : M17</w:t>
+                          </w:r>
+                          <w:r>
+                            <w:br/>
+                          </w:r>
+                          <w:r>
+                            <w:rPr>
+                              <w:color w:val="000000"/>
+                              <w:sz w:val="4"/>
+                            </w:rPr>
+                            <w:t xml:space="preserve">Uxwm : 1</w:t>
+                          </w:r>
+                          <w:r>
+                            <w:br/>
+                          </w:r>
+                          <w:r>
+                            <w:rPr>
+                              <w:color w:val="000000"/>
+                              <w:sz w:val="4"/>
+                            </w:rPr>
+                            <w:t xml:space="preserve">Khmckwsjr : Ytgeshgypln</w:t>
+                          </w:r>
+                          <w:r>
+                            <w:br/>
+                          </w:r>
+                          <w:r>
+                            <w:rPr>
+                              <w:color w:val="000000"/>
+                              <w:sz w:val="4"/>
+                            </w:rPr>
+                            <w:t xml:space="preserve">Sytwhb : , DWET lgrjnp btjblhqa</w:t>
                           </w:r>
                         </w:p>
                       </w:txbxContent>
                     </wps:txbx>
-                    <wps:bodyPr rot="0" spcFirstLastPara="0" vertOverflow="overflow" horzOverflow="overflow" vert="horz" wrap="square" lIns="2487" tIns="1243" rIns="2487" bIns="1243" numCol="1" spcCol="0" rtlCol="0" fromWordArt="0" anchor="ctr" anchorCtr="0" forceAA="0" compatLnSpc="1">
+                    <wps:bodyPr rot="0" spcFirstLastPara="0" vertOverflow="overflow" horzOverflow="overflow" vert="horz" wrap="square" lIns="2501" tIns="1250" rIns="2501" bIns="1250" numCol="1" spcCol="0" rtlCol="0" fromWordArt="0" anchor="ctr" anchorCtr="0" forceAA="0" compatLnSpc="1">
                       <a:prstTxWarp prst="textNoShape">
                         <a:avLst/>
                       </a:prstTxWarp>
@@ -3628,8 +4298,8 @@
                     <wps:cNvSpPr/>
                     <wps:spPr>
                       <a:xfrm>
-                        <a:off x="4308103" y="111394"/>
-                        <a:ext cx="57407" cy="66059"/>
+                        <a:off x="4299114" y="112007"/>
+                        <a:ext cx="57722" cy="66423"/>
                       </a:xfrm>
                       <a:prstGeom prst="rect">
                         <a:avLst/>
@@ -3672,12 +4342,42 @@
                               <w:color w:val="000000"/>
                               <w:sz w:val="4"/>
                             </w:rPr>
-                            <w:t xml:space="preserve">IG : S18 Uxwm : 1 Khmckwsjr : Mhztymbnawptn Sytwhb : , OCP lgrjnp btjblhqa</w:t>
+                            <w:t xml:space="preserve">IG : S18</w:t>
+                          </w:r>
+                          <w:r>
+                            <w:br/>
+                          </w:r>
+                          <w:r>
+                            <w:rPr>
+                              <w:color w:val="000000"/>
+                              <w:sz w:val="4"/>
+                            </w:rPr>
+                            <w:t xml:space="preserve">Uxwm : 1</w:t>
+                          </w:r>
+                          <w:r>
+                            <w:br/>
+                          </w:r>
+                          <w:r>
+                            <w:rPr>
+                              <w:color w:val="000000"/>
+                              <w:sz w:val="4"/>
+                            </w:rPr>
+                            <w:t xml:space="preserve">Khmckwsjr : Mhztymbnawptn</w:t>
+                          </w:r>
+                          <w:r>
+                            <w:br/>
+                          </w:r>
+                          <w:r>
+                            <w:rPr>
+                              <w:color w:val="000000"/>
+                              <w:sz w:val="4"/>
+                            </w:rPr>
+                            <w:t xml:space="preserve">Sytwhb : , OCP lgrjnp btjblhqa</w:t>
                           </w:r>
                         </w:p>
                       </w:txbxContent>
                     </wps:txbx>
-                    <wps:bodyPr rot="0" spcFirstLastPara="0" vertOverflow="overflow" horzOverflow="overflow" vert="horz" wrap="square" lIns="2487" tIns="1243" rIns="2487" bIns="1243" numCol="1" spcCol="0" rtlCol="0" fromWordArt="0" anchor="ctr" anchorCtr="0" forceAA="0" compatLnSpc="1">
+                    <wps:bodyPr rot="0" spcFirstLastPara="0" vertOverflow="overflow" horzOverflow="overflow" vert="horz" wrap="square" lIns="2501" tIns="1250" rIns="2501" bIns="1250" numCol="1" spcCol="0" rtlCol="0" fromWordArt="0" anchor="ctr" anchorCtr="0" forceAA="0" compatLnSpc="1">
                       <a:prstTxWarp prst="textNoShape">
                         <a:avLst/>
                       </a:prstTxWarp>
@@ -3689,8 +4389,8 @@
                     <wps:cNvSpPr/>
                     <wps:spPr>
                       <a:xfrm>
-                        <a:off x="4595210" y="99737"/>
-                        <a:ext cx="57407" cy="89375"/>
+                        <a:off x="4587800" y="100285"/>
+                        <a:ext cx="57722" cy="89866"/>
                       </a:xfrm>
                       <a:prstGeom prst="rect">
                         <a:avLst/>
@@ -3733,12 +4433,42 @@
                               <w:color w:val="000000"/>
                               <w:sz w:val="4"/>
                             </w:rPr>
-                            <w:t xml:space="preserve">IG : V19 Uxwm : 1 Khmckwsjr : Zjwehqxxuhaq + Fplkmneorhvlm Sytwhb : , AQF pdlb 14 qfwvshlr btjblhqa</w:t>
+                            <w:t xml:space="preserve">IG : V19</w:t>
+                          </w:r>
+                          <w:r>
+                            <w:br/>
+                          </w:r>
+                          <w:r>
+                            <w:rPr>
+                              <w:color w:val="000000"/>
+                              <w:sz w:val="4"/>
+                            </w:rPr>
+                            <w:t xml:space="preserve">Uxwm : 1</w:t>
+                          </w:r>
+                          <w:r>
+                            <w:br/>
+                          </w:r>
+                          <w:r>
+                            <w:rPr>
+                              <w:color w:val="000000"/>
+                              <w:sz w:val="4"/>
+                            </w:rPr>
+                            <w:t xml:space="preserve">Khmckwsjr : Zjwehqxxuhaq + Fplkmneorhvlm</w:t>
+                          </w:r>
+                          <w:r>
+                            <w:br/>
+                          </w:r>
+                          <w:r>
+                            <w:rPr>
+                              <w:color w:val="000000"/>
+                              <w:sz w:val="4"/>
+                            </w:rPr>
+                            <w:t xml:space="preserve">Sytwhb : , AQF pdlb 14 qfwvshlr btjblhqa</w:t>
                           </w:r>
                         </w:p>
                       </w:txbxContent>
                     </wps:txbx>
-                    <wps:bodyPr rot="0" spcFirstLastPara="0" vertOverflow="overflow" horzOverflow="overflow" vert="horz" wrap="square" lIns="2487" tIns="1243" rIns="2487" bIns="1243" numCol="1" spcCol="0" rtlCol="0" fromWordArt="0" anchor="ctr" anchorCtr="0" forceAA="0" compatLnSpc="1">
+                    <wps:bodyPr rot="0" spcFirstLastPara="0" vertOverflow="overflow" horzOverflow="overflow" vert="horz" wrap="square" lIns="2501" tIns="1250" rIns="2501" bIns="1250" numCol="1" spcCol="0" rtlCol="0" fromWordArt="0" anchor="ctr" anchorCtr="0" forceAA="0" compatLnSpc="1">
                       <a:prstTxWarp prst="textNoShape">
                         <a:avLst/>
                       </a:prstTxWarp>
@@ -3750,8 +4480,8 @@
                     <wps:cNvSpPr/>
                     <wps:spPr>
                       <a:xfrm>
-                        <a:off x="4894286" y="103623"/>
-                        <a:ext cx="57407" cy="81603"/>
+                        <a:off x="4888519" y="104192"/>
+                        <a:ext cx="57722" cy="82051"/>
                       </a:xfrm>
                       <a:prstGeom prst="rect">
                         <a:avLst/>
@@ -3794,12 +4524,42 @@
                               <w:color w:val="000000"/>
                               <w:sz w:val="4"/>
                             </w:rPr>
-                            <w:t xml:space="preserve">IG : S20 Uxwm : 1 Khmckwsjr : Zjwehqxxuhaq + Fplkmneorhvlm Sytwhb : , PYKZ-E12R btjblhqa</w:t>
+                            <w:t xml:space="preserve">IG : S20</w:t>
+                          </w:r>
+                          <w:r>
+                            <w:br/>
+                          </w:r>
+                          <w:r>
+                            <w:rPr>
+                              <w:color w:val="000000"/>
+                              <w:sz w:val="4"/>
+                            </w:rPr>
+                            <w:t xml:space="preserve">Uxwm : 1</w:t>
+                          </w:r>
+                          <w:r>
+                            <w:br/>
+                          </w:r>
+                          <w:r>
+                            <w:rPr>
+                              <w:color w:val="000000"/>
+                              <w:sz w:val="4"/>
+                            </w:rPr>
+                            <w:t xml:space="preserve">Khmckwsjr : Zjwehqxxuhaq + Fplkmneorhvlm</w:t>
+                          </w:r>
+                          <w:r>
+                            <w:br/>
+                          </w:r>
+                          <w:r>
+                            <w:rPr>
+                              <w:color w:val="000000"/>
+                              <w:sz w:val="4"/>
+                            </w:rPr>
+                            <w:t xml:space="preserve">Sytwhb : , PYKZ-E12R btjblhqa</w:t>
                           </w:r>
                         </w:p>
                       </w:txbxContent>
                     </wps:txbx>
-                    <wps:bodyPr rot="0" spcFirstLastPara="0" vertOverflow="overflow" horzOverflow="overflow" vert="horz" wrap="square" lIns="2487" tIns="1243" rIns="2487" bIns="1243" numCol="1" spcCol="0" rtlCol="0" fromWordArt="0" anchor="ctr" anchorCtr="0" forceAA="0" compatLnSpc="1">
+                    <wps:bodyPr rot="0" spcFirstLastPara="0" vertOverflow="overflow" horzOverflow="overflow" vert="horz" wrap="square" lIns="2501" tIns="1250" rIns="2501" bIns="1250" numCol="1" spcCol="0" rtlCol="0" fromWordArt="0" anchor="ctr" anchorCtr="0" forceAA="0" compatLnSpc="1">
                       <a:prstTxWarp prst="textNoShape">
                         <a:avLst/>
                       </a:prstTxWarp>
@@ -3811,8 +4571,8 @@
                     <wps:cNvSpPr/>
                     <wps:spPr>
                       <a:xfrm>
-                        <a:off x="4064123" y="345841"/>
-                        <a:ext cx="57407" cy="128233"/>
+                        <a:off x="4056607" y="347741"/>
+                        <a:ext cx="57722" cy="128938"/>
                       </a:xfrm>
                       <a:prstGeom prst="rect">
                         <a:avLst/>
@@ -3855,12 +4615,52 @@
                               <w:color w:val="000000"/>
                               <w:sz w:val="4"/>
                             </w:rPr>
-                            <w:t xml:space="preserve">IG : N16.1 Uxwm : 2 Khmckwsjr : Gmeaboui esdroqcowngo + Fplkmneorhvlm Ihzstjm : Jamvp aoakqprayy HYH tovfcbt Sytwhb : , qswrbxahsp eyrospp uayb HYH</w:t>
+                            <w:t xml:space="preserve">IG : N16.1</w:t>
+                          </w:r>
+                          <w:r>
+                            <w:br/>
+                          </w:r>
+                          <w:r>
+                            <w:rPr>
+                              <w:color w:val="000000"/>
+                              <w:sz w:val="4"/>
+                            </w:rPr>
+                            <w:t xml:space="preserve">Uxwm : 2</w:t>
+                          </w:r>
+                          <w:r>
+                            <w:br/>
+                          </w:r>
+                          <w:r>
+                            <w:rPr>
+                              <w:color w:val="000000"/>
+                              <w:sz w:val="4"/>
+                            </w:rPr>
+                            <w:t xml:space="preserve">Khmckwsjr : Gmeaboui esdroqcowngo + Fplkmneorhvlm</w:t>
+                          </w:r>
+                          <w:r>
+                            <w:br/>
+                          </w:r>
+                          <w:r>
+                            <w:rPr>
+                              <w:color w:val="000000"/>
+                              <w:sz w:val="4"/>
+                            </w:rPr>
+                            <w:t xml:space="preserve">Ihzstjm : Jamvp aoakqprayy HYH tovfcbt</w:t>
+                          </w:r>
+                          <w:r>
+                            <w:br/>
+                          </w:r>
+                          <w:r>
+                            <w:rPr>
+                              <w:color w:val="000000"/>
+                              <w:sz w:val="4"/>
+                            </w:rPr>
+                            <w:t xml:space="preserve">Sytwhb : , qswrbxahsp eyrospp uayb HYH</w:t>
                           </w:r>
                         </w:p>
                       </w:txbxContent>
                     </wps:txbx>
-                    <wps:bodyPr rot="0" spcFirstLastPara="0" vertOverflow="overflow" horzOverflow="overflow" vert="horz" wrap="square" lIns="2487" tIns="1243" rIns="2487" bIns="1243" numCol="1" spcCol="0" rtlCol="0" fromWordArt="0" anchor="ctr" anchorCtr="0" forceAA="0" compatLnSpc="1">
+                    <wps:bodyPr rot="0" spcFirstLastPara="0" vertOverflow="overflow" horzOverflow="overflow" vert="horz" wrap="square" lIns="2501" tIns="1250" rIns="2501" bIns="1250" numCol="1" spcCol="0" rtlCol="0" fromWordArt="0" anchor="ctr" anchorCtr="0" forceAA="0" compatLnSpc="1">
                       <a:prstTxWarp prst="textNoShape">
                         <a:avLst/>
                       </a:prstTxWarp>
@@ -3872,8 +4672,8 @@
                     <wps:cNvSpPr/>
                     <wps:spPr>
                       <a:xfrm>
-                        <a:off x="4137073" y="400243"/>
-                        <a:ext cx="54920" cy="19429"/>
+                        <a:off x="4129958" y="402442"/>
+                        <a:ext cx="55222" cy="19536"/>
                       </a:xfrm>
                       <a:prstGeom prst="rect">
                         <a:avLst/>
@@ -3921,7 +4721,7 @@
                         </w:p>
                       </w:txbxContent>
                     </wps:txbx>
-                    <wps:bodyPr rot="0" spcFirstLastPara="0" vertOverflow="overflow" horzOverflow="overflow" vert="horz" wrap="square" lIns="2487" tIns="1243" rIns="2487" bIns="1243" numCol="1" spcCol="0" rtlCol="0" fromWordArt="0" anchor="ctr" anchorCtr="0" forceAA="0" compatLnSpc="1">
+                    <wps:bodyPr rot="0" spcFirstLastPara="0" vertOverflow="overflow" horzOverflow="overflow" vert="horz" wrap="square" lIns="2501" tIns="1250" rIns="2501" bIns="1250" numCol="1" spcCol="0" rtlCol="0" fromWordArt="0" anchor="ctr" anchorCtr="0" forceAA="0" compatLnSpc="1">
                       <a:prstTxWarp prst="textNoShape">
                         <a:avLst/>
                       </a:prstTxWarp>
@@ -3933,8 +4733,8 @@
                     <wps:cNvSpPr/>
                     <wps:spPr>
                       <a:xfrm>
-                        <a:off x="4207537" y="345841"/>
-                        <a:ext cx="57407" cy="128233"/>
+                        <a:off x="4200809" y="347741"/>
+                        <a:ext cx="57722" cy="128938"/>
                       </a:xfrm>
                       <a:prstGeom prst="rect">
                         <a:avLst/>
@@ -3977,12 +4777,52 @@
                               <w:color w:val="000000"/>
                               <w:sz w:val="4"/>
                             </w:rPr>
-                            <w:t xml:space="preserve">IG : M17.1 Uxwm : 2 Khmckwsjr : Gmeaboui esdroqcowngo + Fplkmneorhvlm Ihzstjm : Jamvp aoakqprayy HYH tovfcbt Sytwhb : , qswrbxahsp eyrospp uayb HYH</w:t>
+                            <w:t xml:space="preserve">IG : M17.1</w:t>
+                          </w:r>
+                          <w:r>
+                            <w:br/>
+                          </w:r>
+                          <w:r>
+                            <w:rPr>
+                              <w:color w:val="000000"/>
+                              <w:sz w:val="4"/>
+                            </w:rPr>
+                            <w:t xml:space="preserve">Uxwm : 2</w:t>
+                          </w:r>
+                          <w:r>
+                            <w:br/>
+                          </w:r>
+                          <w:r>
+                            <w:rPr>
+                              <w:color w:val="000000"/>
+                              <w:sz w:val="4"/>
+                            </w:rPr>
+                            <w:t xml:space="preserve">Khmckwsjr : Gmeaboui esdroqcowngo + Fplkmneorhvlm</w:t>
+                          </w:r>
+                          <w:r>
+                            <w:br/>
+                          </w:r>
+                          <w:r>
+                            <w:rPr>
+                              <w:color w:val="000000"/>
+                              <w:sz w:val="4"/>
+                            </w:rPr>
+                            <w:t xml:space="preserve">Ihzstjm : Jamvp aoakqprayy HYH tovfcbt</w:t>
+                          </w:r>
+                          <w:r>
+                            <w:br/>
+                          </w:r>
+                          <w:r>
+                            <w:rPr>
+                              <w:color w:val="000000"/>
+                              <w:sz w:val="4"/>
+                            </w:rPr>
+                            <w:t xml:space="preserve">Sytwhb : , qswrbxahsp eyrospp uayb HYH</w:t>
                           </w:r>
                         </w:p>
                       </w:txbxContent>
                     </wps:txbx>
-                    <wps:bodyPr rot="0" spcFirstLastPara="0" vertOverflow="overflow" horzOverflow="overflow" vert="horz" wrap="square" lIns="2487" tIns="1243" rIns="2487" bIns="1243" numCol="1" spcCol="0" rtlCol="0" fromWordArt="0" anchor="ctr" anchorCtr="0" forceAA="0" compatLnSpc="1">
+                    <wps:bodyPr rot="0" spcFirstLastPara="0" vertOverflow="overflow" horzOverflow="overflow" vert="horz" wrap="square" lIns="2501" tIns="1250" rIns="2501" bIns="1250" numCol="1" spcCol="0" rtlCol="0" fromWordArt="0" anchor="ctr" anchorCtr="0" forceAA="0" compatLnSpc="1">
                       <a:prstTxWarp prst="textNoShape">
                         <a:avLst/>
                       </a:prstTxWarp>
@@ -3994,8 +4834,8 @@
                     <wps:cNvSpPr/>
                     <wps:spPr>
                       <a:xfrm>
-                        <a:off x="4316341" y="400243"/>
-                        <a:ext cx="54920" cy="19429"/>
+                        <a:off x="4308804" y="402442"/>
+                        <a:ext cx="55222" cy="19536"/>
                       </a:xfrm>
                       <a:prstGeom prst="rect">
                         <a:avLst/>
@@ -4043,7 +4883,7 @@
                         </w:p>
                       </w:txbxContent>
                     </wps:txbx>
-                    <wps:bodyPr rot="0" spcFirstLastPara="0" vertOverflow="overflow" horzOverflow="overflow" vert="horz" wrap="square" lIns="2487" tIns="1243" rIns="2487" bIns="1243" numCol="1" spcCol="0" rtlCol="0" fromWordArt="0" anchor="ctr" anchorCtr="0" forceAA="0" compatLnSpc="1">
+                    <wps:bodyPr rot="0" spcFirstLastPara="0" vertOverflow="overflow" horzOverflow="overflow" vert="horz" wrap="square" lIns="2501" tIns="1250" rIns="2501" bIns="1250" numCol="1" spcCol="0" rtlCol="0" fromWordArt="0" anchor="ctr" anchorCtr="0" forceAA="0" compatLnSpc="1">
                       <a:prstTxWarp prst="textNoShape">
                         <a:avLst/>
                       </a:prstTxWarp>
@@ -4055,8 +4895,8 @@
                     <wps:cNvSpPr/>
                     <wps:spPr>
                       <a:xfrm>
-                        <a:off x="4308103" y="209836"/>
-                        <a:ext cx="57407" cy="104918"/>
+                        <a:off x="4299114" y="210989"/>
+                        <a:ext cx="57722" cy="105495"/>
                       </a:xfrm>
                       <a:prstGeom prst="rect">
                         <a:avLst/>
@@ -4099,12 +4939,52 @@
                               <w:color w:val="000000"/>
                               <w:sz w:val="4"/>
                             </w:rPr>
-                            <w:t xml:space="preserve">IG : S18.1 Uxwm : 2 Khmckwsjr : Gmeaboui esdroqcowngo + Fplkmneorhvlm Ihzstjm : Jamvp aoakqprayy HYH tovfcbt &lt;span style=\</w:t>
+                            <w:t xml:space="preserve">IG : S18.1</w:t>
+                          </w:r>
+                          <w:r>
+                            <w:br/>
+                          </w:r>
+                          <w:r>
+                            <w:rPr>
+                              <w:color w:val="000000"/>
+                              <w:sz w:val="4"/>
+                            </w:rPr>
+                            <w:t xml:space="preserve">Uxwm : 2</w:t>
+                          </w:r>
+                          <w:r>
+                            <w:br/>
+                          </w:r>
+                          <w:r>
+                            <w:rPr>
+                              <w:color w:val="000000"/>
+                              <w:sz w:val="4"/>
+                            </w:rPr>
+                            <w:t xml:space="preserve">Khmckwsjr : Gmeaboui esdroqcowngo + Fplkmneorhvlm</w:t>
+                          </w:r>
+                          <w:r>
+                            <w:br/>
+                          </w:r>
+                          <w:r>
+                            <w:rPr>
+                              <w:color w:val="000000"/>
+                              <w:sz w:val="4"/>
+                            </w:rPr>
+                            <w:t xml:space="preserve">Ihzstjm : Jamvp aoakqprayy HYH tovfcbt</w:t>
+                          </w:r>
+                          <w:r>
+                            <w:br/>
+                          </w:r>
+                          <w:r>
+                            <w:rPr>
+                              <w:color w:val="000000"/>
+                              <w:sz w:val="4"/>
+                            </w:rPr>
+                            <w:t xml:space="preserve">&lt;span style=\</w:t>
                           </w:r>
                         </w:p>
                       </w:txbxContent>
                     </wps:txbx>
-                    <wps:bodyPr rot="0" spcFirstLastPara="0" vertOverflow="overflow" horzOverflow="overflow" vert="horz" wrap="square" lIns="2487" tIns="1243" rIns="2487" bIns="1243" numCol="1" spcCol="0" rtlCol="0" fromWordArt="0" anchor="ctr" anchorCtr="0" forceAA="0" compatLnSpc="1">
+                    <wps:bodyPr rot="0" spcFirstLastPara="0" vertOverflow="overflow" horzOverflow="overflow" vert="horz" wrap="square" lIns="2501" tIns="1250" rIns="2501" bIns="1250" numCol="1" spcCol="0" rtlCol="0" fromWordArt="0" anchor="ctr" anchorCtr="0" forceAA="0" compatLnSpc="1">
                       <a:prstTxWarp prst="textNoShape">
                         <a:avLst/>
                       </a:prstTxWarp>
@@ -4116,8 +4996,8 @@
                     <wps:cNvSpPr/>
                     <wps:spPr>
                       <a:xfrm>
-                        <a:off x="4381053" y="252580"/>
-                        <a:ext cx="54920" cy="19429"/>
+                        <a:off x="4372466" y="253968"/>
+                        <a:ext cx="55222" cy="19536"/>
                       </a:xfrm>
                       <a:prstGeom prst="rect">
                         <a:avLst/>
@@ -4165,7 +5045,7 @@
                         </w:p>
                       </w:txbxContent>
                     </wps:txbx>
-                    <wps:bodyPr rot="0" spcFirstLastPara="0" vertOverflow="overflow" horzOverflow="overflow" vert="horz" wrap="square" lIns="2487" tIns="1243" rIns="2487" bIns="1243" numCol="1" spcCol="0" rtlCol="0" fromWordArt="0" anchor="ctr" anchorCtr="0" forceAA="0" compatLnSpc="1">
+                    <wps:bodyPr rot="0" spcFirstLastPara="0" vertOverflow="overflow" horzOverflow="overflow" vert="horz" wrap="square" lIns="2501" tIns="1250" rIns="2501" bIns="1250" numCol="1" spcCol="0" rtlCol="0" fromWordArt="0" anchor="ctr" anchorCtr="0" forceAA="0" compatLnSpc="1">
                       <a:prstTxWarp prst="textNoShape">
                         <a:avLst/>
                       </a:prstTxWarp>
@@ -4177,8 +5057,8 @@
                     <wps:cNvSpPr/>
                     <wps:spPr>
                       <a:xfrm>
-                        <a:off x="4451516" y="217608"/>
-                        <a:ext cx="56785" cy="89375"/>
+                        <a:off x="4443316" y="218804"/>
+                        <a:ext cx="57097" cy="89866"/>
                       </a:xfrm>
                       <a:prstGeom prst="rect">
                         <a:avLst/>
@@ -4221,12 +5101,42 @@
                               <w:color w:val="000000"/>
                               <w:sz w:val="4"/>
                             </w:rPr>
-                            <w:t xml:space="preserve">IG : V19.1 Uxwm : 2 Khmckwsjr : Tissqsfote Sytwhb : , qswrbxahsp eyrospp uayb esdroqcowngo ktp ilqllxjmdnfhb</w:t>
+                            <w:t xml:space="preserve">IG : V19.1</w:t>
+                          </w:r>
+                          <w:r>
+                            <w:br/>
+                          </w:r>
+                          <w:r>
+                            <w:rPr>
+                              <w:color w:val="000000"/>
+                              <w:sz w:val="4"/>
+                            </w:rPr>
+                            <w:t xml:space="preserve">Uxwm : 2</w:t>
+                          </w:r>
+                          <w:r>
+                            <w:br/>
+                          </w:r>
+                          <w:r>
+                            <w:rPr>
+                              <w:color w:val="000000"/>
+                              <w:sz w:val="4"/>
+                            </w:rPr>
+                            <w:t xml:space="preserve">Khmckwsjr : Tissqsfote</w:t>
+                          </w:r>
+                          <w:r>
+                            <w:br/>
+                          </w:r>
+                          <w:r>
+                            <w:rPr>
+                              <w:color w:val="000000"/>
+                              <w:sz w:val="4"/>
+                            </w:rPr>
+                            <w:t xml:space="preserve">Sytwhb : , qswrbxahsp eyrospp uayb esdroqcowngo ktp ilqllxjmdnfhb</w:t>
                           </w:r>
                         </w:p>
                       </w:txbxContent>
                     </wps:txbx>
-                    <wps:bodyPr rot="0" spcFirstLastPara="0" vertOverflow="overflow" horzOverflow="overflow" vert="horz" wrap="square" lIns="2487" tIns="1243" rIns="2487" bIns="1243" numCol="1" spcCol="0" rtlCol="0" fromWordArt="0" anchor="ctr" anchorCtr="0" forceAA="0" compatLnSpc="1">
+                    <wps:bodyPr rot="0" spcFirstLastPara="0" vertOverflow="overflow" horzOverflow="overflow" vert="horz" wrap="square" lIns="2501" tIns="1250" rIns="2501" bIns="1250" numCol="1" spcCol="0" rtlCol="0" fromWordArt="0" anchor="ctr" anchorCtr="0" forceAA="0" compatLnSpc="1">
                       <a:prstTxWarp prst="textNoShape">
                         <a:avLst/>
                       </a:prstTxWarp>
@@ -4238,8 +5148,8 @@
                     <wps:cNvSpPr/>
                     <wps:spPr>
                       <a:xfrm>
-                        <a:off x="4596484" y="217608"/>
-                        <a:ext cx="56785" cy="89375"/>
+                        <a:off x="4589081" y="218804"/>
+                        <a:ext cx="57097" cy="89866"/>
                       </a:xfrm>
                       <a:prstGeom prst="rect">
                         <a:avLst/>
@@ -4282,12 +5192,42 @@
                               <w:color w:val="000000"/>
                               <w:sz w:val="4"/>
                             </w:rPr>
-                            <w:t xml:space="preserve">IG : V19.2 Uxwm : 2 Khmckwsjr : Wasbpbpei Sytwhb : , qswrbxahsp eyrospp uayb esdroqcowngo ktp ilqllxjmdnfhb</w:t>
+                            <w:t xml:space="preserve">IG : V19.2</w:t>
+                          </w:r>
+                          <w:r>
+                            <w:br/>
+                          </w:r>
+                          <w:r>
+                            <w:rPr>
+                              <w:color w:val="000000"/>
+                              <w:sz w:val="4"/>
+                            </w:rPr>
+                            <w:t xml:space="preserve">Uxwm : 2</w:t>
+                          </w:r>
+                          <w:r>
+                            <w:br/>
+                          </w:r>
+                          <w:r>
+                            <w:rPr>
+                              <w:color w:val="000000"/>
+                              <w:sz w:val="4"/>
+                            </w:rPr>
+                            <w:t xml:space="preserve">Khmckwsjr : Wasbpbpei</w:t>
+                          </w:r>
+                          <w:r>
+                            <w:br/>
+                          </w:r>
+                          <w:r>
+                            <w:rPr>
+                              <w:color w:val="000000"/>
+                              <w:sz w:val="4"/>
+                            </w:rPr>
+                            <w:t xml:space="preserve">Sytwhb : , qswrbxahsp eyrospp uayb esdroqcowngo ktp ilqllxjmdnfhb</w:t>
                           </w:r>
                         </w:p>
                       </w:txbxContent>
                     </wps:txbx>
-                    <wps:bodyPr rot="0" spcFirstLastPara="0" vertOverflow="overflow" horzOverflow="overflow" vert="horz" wrap="square" lIns="2487" tIns="1243" rIns="2487" bIns="1243" numCol="1" spcCol="0" rtlCol="0" fromWordArt="0" anchor="ctr" anchorCtr="0" forceAA="0" compatLnSpc="1">
+                    <wps:bodyPr rot="0" spcFirstLastPara="0" vertOverflow="overflow" horzOverflow="overflow" vert="horz" wrap="square" lIns="2501" tIns="1250" rIns="2501" bIns="1250" numCol="1" spcCol="0" rtlCol="0" fromWordArt="0" anchor="ctr" anchorCtr="0" forceAA="0" compatLnSpc="1">
                       <a:prstTxWarp prst="textNoShape">
                         <a:avLst/>
                       </a:prstTxWarp>
@@ -4299,8 +5239,8 @@
                     <wps:cNvSpPr/>
                     <wps:spPr>
                       <a:xfrm>
-                        <a:off x="4741763" y="217608"/>
-                        <a:ext cx="56785" cy="89375"/>
+                        <a:off x="4735159" y="218804"/>
+                        <a:ext cx="57097" cy="89866"/>
                       </a:xfrm>
                       <a:prstGeom prst="rect">
                         <a:avLst/>
@@ -4343,12 +5283,42 @@
                               <w:color w:val="000000"/>
                               <w:sz w:val="4"/>
                             </w:rPr>
-                            <w:t xml:space="preserve">IG : V19.3 Uxwm : 2 Khmckwsjr : Iswshksfcb Sytwhb : , qswrbxahsp eyrospp uayb esdroqcowngo ktp ilqllxjmdnfhb</w:t>
+                            <w:t xml:space="preserve">IG : V19.3</w:t>
+                          </w:r>
+                          <w:r>
+                            <w:br/>
+                          </w:r>
+                          <w:r>
+                            <w:rPr>
+                              <w:color w:val="000000"/>
+                              <w:sz w:val="4"/>
+                            </w:rPr>
+                            <w:t xml:space="preserve">Uxwm : 2</w:t>
+                          </w:r>
+                          <w:r>
+                            <w:br/>
+                          </w:r>
+                          <w:r>
+                            <w:rPr>
+                              <w:color w:val="000000"/>
+                              <w:sz w:val="4"/>
+                            </w:rPr>
+                            <w:t xml:space="preserve">Khmckwsjr : Iswshksfcb</w:t>
+                          </w:r>
+                          <w:r>
+                            <w:br/>
+                          </w:r>
+                          <w:r>
+                            <w:rPr>
+                              <w:color w:val="000000"/>
+                              <w:sz w:val="4"/>
+                            </w:rPr>
+                            <w:t xml:space="preserve">Sytwhb : , qswrbxahsp eyrospp uayb esdroqcowngo ktp ilqllxjmdnfhb</w:t>
                           </w:r>
                         </w:p>
                       </w:txbxContent>
                     </wps:txbx>
-                    <wps:bodyPr rot="0" spcFirstLastPara="0" vertOverflow="overflow" horzOverflow="overflow" vert="horz" wrap="square" lIns="2487" tIns="1243" rIns="2487" bIns="1243" numCol="1" spcCol="0" rtlCol="0" fromWordArt="0" anchor="ctr" anchorCtr="0" forceAA="0" compatLnSpc="1">
+                    <wps:bodyPr rot="0" spcFirstLastPara="0" vertOverflow="overflow" horzOverflow="overflow" vert="horz" wrap="square" lIns="2501" tIns="1250" rIns="2501" bIns="1250" numCol="1" spcCol="0" rtlCol="0" fromWordArt="0" anchor="ctr" anchorCtr="0" forceAA="0" compatLnSpc="1">
                       <a:prstTxWarp prst="textNoShape">
                         <a:avLst/>
                       </a:prstTxWarp>
@@ -4360,8 +5330,8 @@
                     <wps:cNvSpPr/>
                     <wps:spPr>
                       <a:xfrm>
-                        <a:off x="4712749" y="353612"/>
-                        <a:ext cx="56785" cy="112690"/>
+                        <a:off x="4705985" y="355556"/>
+                        <a:ext cx="57097" cy="113309"/>
                       </a:xfrm>
                       <a:prstGeom prst="rect">
                         <a:avLst/>
@@ -4404,12 +5374,52 @@
                               <w:color w:val="000000"/>
                               <w:sz w:val="4"/>
                             </w:rPr>
-                            <w:t xml:space="preserve">IG : V19.3.1 Uxwm : 3 Khmckwsjr : Gmeaboui esdroqcowngo Ihzstjm : Jamvp aoakqprayy HYH alwnkfavv tovfcbt Sytwhb : ktp efhzpu xbww HYH</w:t>
+                            <w:t xml:space="preserve">IG : V19.3.1</w:t>
+                          </w:r>
+                          <w:r>
+                            <w:br/>
+                          </w:r>
+                          <w:r>
+                            <w:rPr>
+                              <w:color w:val="000000"/>
+                              <w:sz w:val="4"/>
+                            </w:rPr>
+                            <w:t xml:space="preserve">Uxwm : 3</w:t>
+                          </w:r>
+                          <w:r>
+                            <w:br/>
+                          </w:r>
+                          <w:r>
+                            <w:rPr>
+                              <w:color w:val="000000"/>
+                              <w:sz w:val="4"/>
+                            </w:rPr>
+                            <w:t xml:space="preserve">Khmckwsjr : Gmeaboui esdroqcowngo</w:t>
+                          </w:r>
+                          <w:r>
+                            <w:br/>
+                          </w:r>
+                          <w:r>
+                            <w:rPr>
+                              <w:color w:val="000000"/>
+                              <w:sz w:val="4"/>
+                            </w:rPr>
+                            <w:t xml:space="preserve">Ihzstjm : Jamvp aoakqprayy HYH alwnkfavv tovfcbt</w:t>
+                          </w:r>
+                          <w:r>
+                            <w:br/>
+                          </w:r>
+                          <w:r>
+                            <w:rPr>
+                              <w:color w:val="000000"/>
+                              <w:sz w:val="4"/>
+                            </w:rPr>
+                            <w:t xml:space="preserve">Sytwhb : ktp efhzpu xbww HYH</w:t>
                           </w:r>
                         </w:p>
                       </w:txbxContent>
                     </wps:txbx>
-                    <wps:bodyPr rot="0" spcFirstLastPara="0" vertOverflow="overflow" horzOverflow="overflow" vert="horz" wrap="square" lIns="2487" tIns="1243" rIns="2487" bIns="1243" numCol="1" spcCol="0" rtlCol="0" fromWordArt="0" anchor="ctr" anchorCtr="0" forceAA="0" compatLnSpc="1">
+                    <wps:bodyPr rot="0" spcFirstLastPara="0" vertOverflow="overflow" horzOverflow="overflow" vert="horz" wrap="square" lIns="2501" tIns="1250" rIns="2501" bIns="1250" numCol="1" spcCol="0" rtlCol="0" fromWordArt="0" anchor="ctr" anchorCtr="0" forceAA="0" compatLnSpc="1">
                       <a:prstTxWarp prst="textNoShape">
                         <a:avLst/>
                       </a:prstTxWarp>
@@ -4421,8 +5431,8 @@
                     <wps:cNvSpPr/>
                     <wps:spPr>
                       <a:xfrm>
-                        <a:off x="4785078" y="345841"/>
-                        <a:ext cx="57407" cy="128233"/>
+                        <a:off x="4778711" y="347741"/>
+                        <a:ext cx="57722" cy="128938"/>
                       </a:xfrm>
                       <a:prstGeom prst="rect">
                         <a:avLst/>
@@ -4465,12 +5475,52 @@
                               <w:color w:val="000000"/>
                               <w:sz w:val="4"/>
                             </w:rPr>
-                            <w:t xml:space="preserve">IG : V19.3.2 Uxwm : 3 Khmckwsjr : Gmeaboui esdroqcowngo + Fplkmneorhvlm Ihzstjm : Jamvp aoakqprayy HYH alwnkfavv tovfcbt Sytwhb : ktp efhzpu xbww HYH</w:t>
+                            <w:t xml:space="preserve">IG : V19.3.2</w:t>
+                          </w:r>
+                          <w:r>
+                            <w:br/>
+                          </w:r>
+                          <w:r>
+                            <w:rPr>
+                              <w:color w:val="000000"/>
+                              <w:sz w:val="4"/>
+                            </w:rPr>
+                            <w:t xml:space="preserve">Uxwm : 3</w:t>
+                          </w:r>
+                          <w:r>
+                            <w:br/>
+                          </w:r>
+                          <w:r>
+                            <w:rPr>
+                              <w:color w:val="000000"/>
+                              <w:sz w:val="4"/>
+                            </w:rPr>
+                            <w:t xml:space="preserve">Khmckwsjr : Gmeaboui esdroqcowngo + Fplkmneorhvlm</w:t>
+                          </w:r>
+                          <w:r>
+                            <w:br/>
+                          </w:r>
+                          <w:r>
+                            <w:rPr>
+                              <w:color w:val="000000"/>
+                              <w:sz w:val="4"/>
+                            </w:rPr>
+                            <w:t xml:space="preserve">Ihzstjm : Jamvp aoakqprayy HYH alwnkfavv tovfcbt</w:t>
+                          </w:r>
+                          <w:r>
+                            <w:br/>
+                          </w:r>
+                          <w:r>
+                            <w:rPr>
+                              <w:color w:val="000000"/>
+                              <w:sz w:val="4"/>
+                            </w:rPr>
+                            <w:t xml:space="preserve">Sytwhb : ktp efhzpu xbww HYH</w:t>
                           </w:r>
                         </w:p>
                       </w:txbxContent>
                     </wps:txbx>
-                    <wps:bodyPr rot="0" spcFirstLastPara="0" vertOverflow="overflow" horzOverflow="overflow" vert="horz" wrap="square" lIns="2487" tIns="1243" rIns="2487" bIns="1243" numCol="1" spcCol="0" rtlCol="0" fromWordArt="0" anchor="ctr" anchorCtr="0" forceAA="0" compatLnSpc="1">
+                    <wps:bodyPr rot="0" spcFirstLastPara="0" vertOverflow="overflow" horzOverflow="overflow" vert="horz" wrap="square" lIns="2501" tIns="1250" rIns="2501" bIns="1250" numCol="1" spcCol="0" rtlCol="0" fromWordArt="0" anchor="ctr" anchorCtr="0" forceAA="0" compatLnSpc="1">
                       <a:prstTxWarp prst="textNoShape">
                         <a:avLst/>
                       </a:prstTxWarp>
@@ -4482,8 +5532,8 @@
                     <wps:cNvSpPr/>
                     <wps:spPr>
                       <a:xfrm>
-                        <a:off x="4567470" y="353612"/>
-                        <a:ext cx="56785" cy="112690"/>
+                        <a:off x="4559907" y="355556"/>
+                        <a:ext cx="57097" cy="113309"/>
                       </a:xfrm>
                       <a:prstGeom prst="rect">
                         <a:avLst/>
@@ -4526,12 +5576,52 @@
                               <w:color w:val="000000"/>
                               <w:sz w:val="4"/>
                             </w:rPr>
-                            <w:t xml:space="preserve">IG : V19.2.1 Uxwm : 3 Khmckwsjr : Gmeaboui esdroqcowngo Ihzstjm : Jamvp aoakqprayy HYH alwnkfavv tovfcbt Sytwhb : ktp efhzpu xbww HYH</w:t>
+                            <w:t xml:space="preserve">IG : V19.2.1</w:t>
+                          </w:r>
+                          <w:r>
+                            <w:br/>
+                          </w:r>
+                          <w:r>
+                            <w:rPr>
+                              <w:color w:val="000000"/>
+                              <w:sz w:val="4"/>
+                            </w:rPr>
+                            <w:t xml:space="preserve">Uxwm : 3</w:t>
+                          </w:r>
+                          <w:r>
+                            <w:br/>
+                          </w:r>
+                          <w:r>
+                            <w:rPr>
+                              <w:color w:val="000000"/>
+                              <w:sz w:val="4"/>
+                            </w:rPr>
+                            <w:t xml:space="preserve">Khmckwsjr : Gmeaboui esdroqcowngo</w:t>
+                          </w:r>
+                          <w:r>
+                            <w:br/>
+                          </w:r>
+                          <w:r>
+                            <w:rPr>
+                              <w:color w:val="000000"/>
+                              <w:sz w:val="4"/>
+                            </w:rPr>
+                            <w:t xml:space="preserve">Ihzstjm : Jamvp aoakqprayy HYH alwnkfavv tovfcbt</w:t>
+                          </w:r>
+                          <w:r>
+                            <w:br/>
+                          </w:r>
+                          <w:r>
+                            <w:rPr>
+                              <w:color w:val="000000"/>
+                              <w:sz w:val="4"/>
+                            </w:rPr>
+                            <w:t xml:space="preserve">Sytwhb : ktp efhzpu xbww HYH</w:t>
                           </w:r>
                         </w:p>
                       </w:txbxContent>
                     </wps:txbx>
-                    <wps:bodyPr rot="0" spcFirstLastPara="0" vertOverflow="overflow" horzOverflow="overflow" vert="horz" wrap="square" lIns="2487" tIns="1243" rIns="2487" bIns="1243" numCol="1" spcCol="0" rtlCol="0" fromWordArt="0" anchor="ctr" anchorCtr="0" forceAA="0" compatLnSpc="1">
+                    <wps:bodyPr rot="0" spcFirstLastPara="0" vertOverflow="overflow" horzOverflow="overflow" vert="horz" wrap="square" lIns="2501" tIns="1250" rIns="2501" bIns="1250" numCol="1" spcCol="0" rtlCol="0" fromWordArt="0" anchor="ctr" anchorCtr="0" forceAA="0" compatLnSpc="1">
                       <a:prstTxWarp prst="textNoShape">
                         <a:avLst/>
                       </a:prstTxWarp>
@@ -4543,8 +5633,8 @@
                     <wps:cNvSpPr/>
                     <wps:spPr>
                       <a:xfrm>
-                        <a:off x="4639799" y="345841"/>
-                        <a:ext cx="57407" cy="128233"/>
+                        <a:off x="4632633" y="347741"/>
+                        <a:ext cx="57722" cy="128938"/>
                       </a:xfrm>
                       <a:prstGeom prst="rect">
                         <a:avLst/>
@@ -4587,12 +5677,52 @@
                               <w:color w:val="000000"/>
                               <w:sz w:val="4"/>
                             </w:rPr>
-                            <w:t xml:space="preserve">IG : V19.2.2 Uxwm : 3 Khmckwsjr : Gmeaboui esdroqcowngo + Fplkmneorhvlm Ihzstjm : Jamvp aoakqprayy HYH alwnkfavv tovfcbt Sytwhb : ktp efhzpu xbww HYH</w:t>
+                            <w:t xml:space="preserve">IG : V19.2.2</w:t>
+                          </w:r>
+                          <w:r>
+                            <w:br/>
+                          </w:r>
+                          <w:r>
+                            <w:rPr>
+                              <w:color w:val="000000"/>
+                              <w:sz w:val="4"/>
+                            </w:rPr>
+                            <w:t xml:space="preserve">Uxwm : 3</w:t>
+                          </w:r>
+                          <w:r>
+                            <w:br/>
+                          </w:r>
+                          <w:r>
+                            <w:rPr>
+                              <w:color w:val="000000"/>
+                              <w:sz w:val="4"/>
+                            </w:rPr>
+                            <w:t xml:space="preserve">Khmckwsjr : Gmeaboui esdroqcowngo + Fplkmneorhvlm</w:t>
+                          </w:r>
+                          <w:r>
+                            <w:br/>
+                          </w:r>
+                          <w:r>
+                            <w:rPr>
+                              <w:color w:val="000000"/>
+                              <w:sz w:val="4"/>
+                            </w:rPr>
+                            <w:t xml:space="preserve">Ihzstjm : Jamvp aoakqprayy HYH alwnkfavv tovfcbt</w:t>
+                          </w:r>
+                          <w:r>
+                            <w:br/>
+                          </w:r>
+                          <w:r>
+                            <w:rPr>
+                              <w:color w:val="000000"/>
+                              <w:sz w:val="4"/>
+                            </w:rPr>
+                            <w:t xml:space="preserve">Sytwhb : ktp efhzpu xbww HYH</w:t>
                           </w:r>
                         </w:p>
                       </w:txbxContent>
                     </wps:txbx>
-                    <wps:bodyPr rot="0" spcFirstLastPara="0" vertOverflow="overflow" horzOverflow="overflow" vert="horz" wrap="square" lIns="2487" tIns="1243" rIns="2487" bIns="1243" numCol="1" spcCol="0" rtlCol="0" fromWordArt="0" anchor="ctr" anchorCtr="0" forceAA="0" compatLnSpc="1">
+                    <wps:bodyPr rot="0" spcFirstLastPara="0" vertOverflow="overflow" horzOverflow="overflow" vert="horz" wrap="square" lIns="2501" tIns="1250" rIns="2501" bIns="1250" numCol="1" spcCol="0" rtlCol="0" fromWordArt="0" anchor="ctr" anchorCtr="0" forceAA="0" compatLnSpc="1">
                       <a:prstTxWarp prst="textNoShape">
                         <a:avLst/>
                       </a:prstTxWarp>
@@ -4604,8 +5734,8 @@
                     <wps:cNvSpPr/>
                     <wps:spPr>
                       <a:xfrm>
-                        <a:off x="4386804" y="345841"/>
-                        <a:ext cx="57407" cy="128233"/>
+                        <a:off x="4379655" y="347741"/>
+                        <a:ext cx="57722" cy="128938"/>
                       </a:xfrm>
                       <a:prstGeom prst="rect">
                         <a:avLst/>
@@ -4648,12 +5778,52 @@
                               <w:color w:val="000000"/>
                               <w:sz w:val="4"/>
                             </w:rPr>
-                            <w:t xml:space="preserve">IG : V19.1.1 Uxwm : 3 Khmckwsjr : Gmeaboui esdroqcowngo + Fplkmneorhvlm Ihzstjm : Jamvp aoakqprayy HYH alwnkfavv tovfcbt Sytwhb : ktp efhzpu xbww HYH</w:t>
+                            <w:t xml:space="preserve">IG : V19.1.1</w:t>
+                          </w:r>
+                          <w:r>
+                            <w:br/>
+                          </w:r>
+                          <w:r>
+                            <w:rPr>
+                              <w:color w:val="000000"/>
+                              <w:sz w:val="4"/>
+                            </w:rPr>
+                            <w:t xml:space="preserve">Uxwm : 3</w:t>
+                          </w:r>
+                          <w:r>
+                            <w:br/>
+                          </w:r>
+                          <w:r>
+                            <w:rPr>
+                              <w:color w:val="000000"/>
+                              <w:sz w:val="4"/>
+                            </w:rPr>
+                            <w:t xml:space="preserve">Khmckwsjr : Gmeaboui esdroqcowngo + Fplkmneorhvlm</w:t>
+                          </w:r>
+                          <w:r>
+                            <w:br/>
+                          </w:r>
+                          <w:r>
+                            <w:rPr>
+                              <w:color w:val="000000"/>
+                              <w:sz w:val="4"/>
+                            </w:rPr>
+                            <w:t xml:space="preserve">Ihzstjm : Jamvp aoakqprayy HYH alwnkfavv tovfcbt</w:t>
+                          </w:r>
+                          <w:r>
+                            <w:br/>
+                          </w:r>
+                          <w:r>
+                            <w:rPr>
+                              <w:color w:val="000000"/>
+                              <w:sz w:val="4"/>
+                            </w:rPr>
+                            <w:t xml:space="preserve">Sytwhb : ktp efhzpu xbww HYH</w:t>
                           </w:r>
                         </w:p>
                       </w:txbxContent>
                     </wps:txbx>
-                    <wps:bodyPr rot="0" spcFirstLastPara="0" vertOverflow="overflow" horzOverflow="overflow" vert="horz" wrap="square" lIns="2487" tIns="1243" rIns="2487" bIns="1243" numCol="1" spcCol="0" rtlCol="0" fromWordArt="0" anchor="ctr" anchorCtr="0" forceAA="0" compatLnSpc="1">
+                    <wps:bodyPr rot="0" spcFirstLastPara="0" vertOverflow="overflow" horzOverflow="overflow" vert="horz" wrap="square" lIns="2501" tIns="1250" rIns="2501" bIns="1250" numCol="1" spcCol="0" rtlCol="0" fromWordArt="0" anchor="ctr" anchorCtr="0" forceAA="0" compatLnSpc="1">
                       <a:prstTxWarp prst="textNoShape">
                         <a:avLst/>
                       </a:prstTxWarp>
@@ -4665,8 +5835,8 @@
                     <wps:cNvSpPr/>
                     <wps:spPr>
                       <a:xfrm>
-                        <a:off x="4495141" y="353612"/>
-                        <a:ext cx="56785" cy="112690"/>
+                        <a:off x="4487181" y="355556"/>
+                        <a:ext cx="57097" cy="113309"/>
                       </a:xfrm>
                       <a:prstGeom prst="rect">
                         <a:avLst/>
@@ -4709,12 +5879,52 @@
                               <w:color w:val="000000"/>
                               <w:sz w:val="4"/>
                             </w:rPr>
-                            <w:t xml:space="preserve">IG : V19.1.2 Uxwm : 3 Khmckwsjr : Gmeaboui esdroqcowngo Ihzstjm : Jamvp aoakqprayy HYH alwnkfavv tovfcbt Sytwhb : ktp efhzpu xbww HYH</w:t>
+                            <w:t xml:space="preserve">IG : V19.1.2</w:t>
+                          </w:r>
+                          <w:r>
+                            <w:br/>
+                          </w:r>
+                          <w:r>
+                            <w:rPr>
+                              <w:color w:val="000000"/>
+                              <w:sz w:val="4"/>
+                            </w:rPr>
+                            <w:t xml:space="preserve">Uxwm : 3</w:t>
+                          </w:r>
+                          <w:r>
+                            <w:br/>
+                          </w:r>
+                          <w:r>
+                            <w:rPr>
+                              <w:color w:val="000000"/>
+                              <w:sz w:val="4"/>
+                            </w:rPr>
+                            <w:t xml:space="preserve">Khmckwsjr : Gmeaboui esdroqcowngo</w:t>
+                          </w:r>
+                          <w:r>
+                            <w:br/>
+                          </w:r>
+                          <w:r>
+                            <w:rPr>
+                              <w:color w:val="000000"/>
+                              <w:sz w:val="4"/>
+                            </w:rPr>
+                            <w:t xml:space="preserve">Ihzstjm : Jamvp aoakqprayy HYH alwnkfavv tovfcbt</w:t>
+                          </w:r>
+                          <w:r>
+                            <w:br/>
+                          </w:r>
+                          <w:r>
+                            <w:rPr>
+                              <w:color w:val="000000"/>
+                              <w:sz w:val="4"/>
+                            </w:rPr>
+                            <w:t xml:space="preserve">Sytwhb : ktp efhzpu xbww HYH</w:t>
                           </w:r>
                         </w:p>
                       </w:txbxContent>
                     </wps:txbx>
-                    <wps:bodyPr rot="0" spcFirstLastPara="0" vertOverflow="overflow" horzOverflow="overflow" vert="horz" wrap="square" lIns="2487" tIns="1243" rIns="2487" bIns="1243" numCol="1" spcCol="0" rtlCol="0" fromWordArt="0" anchor="ctr" anchorCtr="0" forceAA="0" compatLnSpc="1">
+                    <wps:bodyPr rot="0" spcFirstLastPara="0" vertOverflow="overflow" horzOverflow="overflow" vert="horz" wrap="square" lIns="2501" tIns="1250" rIns="2501" bIns="1250" numCol="1" spcCol="0" rtlCol="0" fromWordArt="0" anchor="ctr" anchorCtr="0" forceAA="0" compatLnSpc="1">
                       <a:prstTxWarp prst="textNoShape">
                         <a:avLst/>
                       </a:prstTxWarp>
@@ -4726,8 +5936,8 @@
                     <wps:cNvSpPr/>
                     <wps:spPr>
                       <a:xfrm>
-                        <a:off x="4887353" y="217608"/>
-                        <a:ext cx="56785" cy="89375"/>
+                        <a:off x="4881548" y="218804"/>
+                        <a:ext cx="57097" cy="89866"/>
                       </a:xfrm>
                       <a:prstGeom prst="rect">
                         <a:avLst/>
@@ -4770,12 +5980,42 @@
                               <w:color w:val="000000"/>
                               <w:sz w:val="4"/>
                             </w:rPr>
-                            <w:t xml:space="preserve">IG : S20.1 Uxwm : 2 Khmckwsjr : Lkhlrydqi Sytwhb : , qswrbxahsp eyrospp uayb esdroqcowngo ktp ilqllxjmdnfhb</w:t>
+                            <w:t xml:space="preserve">IG : S20.1</w:t>
+                          </w:r>
+                          <w:r>
+                            <w:br/>
+                          </w:r>
+                          <w:r>
+                            <w:rPr>
+                              <w:color w:val="000000"/>
+                              <w:sz w:val="4"/>
+                            </w:rPr>
+                            <w:t xml:space="preserve">Uxwm : 2</w:t>
+                          </w:r>
+                          <w:r>
+                            <w:br/>
+                          </w:r>
+                          <w:r>
+                            <w:rPr>
+                              <w:color w:val="000000"/>
+                              <w:sz w:val="4"/>
+                            </w:rPr>
+                            <w:t xml:space="preserve">Khmckwsjr : Lkhlrydqi</w:t>
+                          </w:r>
+                          <w:r>
+                            <w:br/>
+                          </w:r>
+                          <w:r>
+                            <w:rPr>
+                              <w:color w:val="000000"/>
+                              <w:sz w:val="4"/>
+                            </w:rPr>
+                            <w:t xml:space="preserve">Sytwhb : , qswrbxahsp eyrospp uayb esdroqcowngo ktp ilqllxjmdnfhb</w:t>
                           </w:r>
                         </w:p>
                       </w:txbxContent>
                     </wps:txbx>
-                    <wps:bodyPr rot="0" spcFirstLastPara="0" vertOverflow="overflow" horzOverflow="overflow" vert="horz" wrap="square" lIns="2487" tIns="1243" rIns="2487" bIns="1243" numCol="1" spcCol="0" rtlCol="0" fromWordArt="0" anchor="ctr" anchorCtr="0" forceAA="0" compatLnSpc="1">
+                    <wps:bodyPr rot="0" spcFirstLastPara="0" vertOverflow="overflow" horzOverflow="overflow" vert="horz" wrap="square" lIns="2501" tIns="1250" rIns="2501" bIns="1250" numCol="1" spcCol="0" rtlCol="0" fromWordArt="0" anchor="ctr" anchorCtr="0" forceAA="0" compatLnSpc="1">
                       <a:prstTxWarp prst="textNoShape">
                         <a:avLst/>
                       </a:prstTxWarp>
@@ -4787,8 +6027,8 @@
                     <wps:cNvSpPr/>
                     <wps:spPr>
                       <a:xfrm>
-                        <a:off x="5032632" y="217608"/>
-                        <a:ext cx="56785" cy="89375"/>
+                        <a:off x="5027626" y="218804"/>
+                        <a:ext cx="57097" cy="89866"/>
                       </a:xfrm>
                       <a:prstGeom prst="rect">
                         <a:avLst/>
@@ -4831,12 +6071,42 @@
                               <w:color w:val="000000"/>
                               <w:sz w:val="4"/>
                             </w:rPr>
-                            <w:t xml:space="preserve">IG : S20.2 Uxwm : 2 Khmckwsjr : Lmhjknzgh Sytwhb : , qswrbxahsp eyrospp uayb esdroqcowngo ktp ilqllxjmdnfhb</w:t>
+                            <w:t xml:space="preserve">IG : S20.2</w:t>
+                          </w:r>
+                          <w:r>
+                            <w:br/>
+                          </w:r>
+                          <w:r>
+                            <w:rPr>
+                              <w:color w:val="000000"/>
+                              <w:sz w:val="4"/>
+                            </w:rPr>
+                            <w:t xml:space="preserve">Uxwm : 2</w:t>
+                          </w:r>
+                          <w:r>
+                            <w:br/>
+                          </w:r>
+                          <w:r>
+                            <w:rPr>
+                              <w:color w:val="000000"/>
+                              <w:sz w:val="4"/>
+                            </w:rPr>
+                            <w:t xml:space="preserve">Khmckwsjr : Lmhjknzgh</w:t>
+                          </w:r>
+                          <w:r>
+                            <w:br/>
+                          </w:r>
+                          <w:r>
+                            <w:rPr>
+                              <w:color w:val="000000"/>
+                              <w:sz w:val="4"/>
+                            </w:rPr>
+                            <w:t xml:space="preserve">Sytwhb : , qswrbxahsp eyrospp uayb esdroqcowngo ktp ilqllxjmdnfhb</w:t>
                           </w:r>
                         </w:p>
                       </w:txbxContent>
                     </wps:txbx>
-                    <wps:bodyPr rot="0" spcFirstLastPara="0" vertOverflow="overflow" horzOverflow="overflow" vert="horz" wrap="square" lIns="2487" tIns="1243" rIns="2487" bIns="1243" numCol="1" spcCol="0" rtlCol="0" fromWordArt="0" anchor="ctr" anchorCtr="0" forceAA="0" compatLnSpc="1">
+                    <wps:bodyPr rot="0" spcFirstLastPara="0" vertOverflow="overflow" horzOverflow="overflow" vert="horz" wrap="square" lIns="2501" tIns="1250" rIns="2501" bIns="1250" numCol="1" spcCol="0" rtlCol="0" fromWordArt="0" anchor="ctr" anchorCtr="0" forceAA="0" compatLnSpc="1">
                       <a:prstTxWarp prst="textNoShape">
                         <a:avLst/>
                       </a:prstTxWarp>
@@ -4848,8 +6118,8 @@
                     <wps:cNvSpPr/>
                     <wps:spPr>
                       <a:xfrm>
-                        <a:off x="4858028" y="345841"/>
-                        <a:ext cx="57407" cy="128233"/>
+                        <a:off x="4852062" y="347741"/>
+                        <a:ext cx="57722" cy="128938"/>
                       </a:xfrm>
                       <a:prstGeom prst="rect">
                         <a:avLst/>
@@ -4892,12 +6162,52 @@
                               <w:color w:val="000000"/>
                               <w:sz w:val="4"/>
                             </w:rPr>
-                            <w:t xml:space="preserve">IG : S20.1.1 Uxwm : 3 Khmckwsjr : Gmeaboui esdroqcowngo + Fplkmneorhvlm Ihzstjm : Jamvp aoakqprayy HYH alwnkfavv tovfcbt Sytwhb : ktp efhzpu xbww HYH</w:t>
+                            <w:t xml:space="preserve">IG : S20.1.1</w:t>
+                          </w:r>
+                          <w:r>
+                            <w:br/>
+                          </w:r>
+                          <w:r>
+                            <w:rPr>
+                              <w:color w:val="000000"/>
+                              <w:sz w:val="4"/>
+                            </w:rPr>
+                            <w:t xml:space="preserve">Uxwm : 3</w:t>
+                          </w:r>
+                          <w:r>
+                            <w:br/>
+                          </w:r>
+                          <w:r>
+                            <w:rPr>
+                              <w:color w:val="000000"/>
+                              <w:sz w:val="4"/>
+                            </w:rPr>
+                            <w:t xml:space="preserve">Khmckwsjr : Gmeaboui esdroqcowngo + Fplkmneorhvlm</w:t>
+                          </w:r>
+                          <w:r>
+                            <w:br/>
+                          </w:r>
+                          <w:r>
+                            <w:rPr>
+                              <w:color w:val="000000"/>
+                              <w:sz w:val="4"/>
+                            </w:rPr>
+                            <w:t xml:space="preserve">Ihzstjm : Jamvp aoakqprayy HYH alwnkfavv tovfcbt</w:t>
+                          </w:r>
+                          <w:r>
+                            <w:br/>
+                          </w:r>
+                          <w:r>
+                            <w:rPr>
+                              <w:color w:val="000000"/>
+                              <w:sz w:val="4"/>
+                            </w:rPr>
+                            <w:t xml:space="preserve">Sytwhb : ktp efhzpu xbww HYH</w:t>
                           </w:r>
                         </w:p>
                       </w:txbxContent>
                     </wps:txbx>
-                    <wps:bodyPr rot="0" spcFirstLastPara="0" vertOverflow="overflow" horzOverflow="overflow" vert="horz" wrap="square" lIns="2487" tIns="1243" rIns="2487" bIns="1243" numCol="1" spcCol="0" rtlCol="0" fromWordArt="0" anchor="ctr" anchorCtr="0" forceAA="0" compatLnSpc="1">
+                    <wps:bodyPr rot="0" spcFirstLastPara="0" vertOverflow="overflow" horzOverflow="overflow" vert="horz" wrap="square" lIns="2501" tIns="1250" rIns="2501" bIns="1250" numCol="1" spcCol="0" rtlCol="0" fromWordArt="0" anchor="ctr" anchorCtr="0" forceAA="0" compatLnSpc="1">
                       <a:prstTxWarp prst="textNoShape">
                         <a:avLst/>
                       </a:prstTxWarp>
@@ -4909,8 +6219,8 @@
                     <wps:cNvSpPr/>
                     <wps:spPr>
                       <a:xfrm>
-                        <a:off x="4930978" y="353612"/>
-                        <a:ext cx="56785" cy="112690"/>
+                        <a:off x="4925413" y="355556"/>
+                        <a:ext cx="57097" cy="113309"/>
                       </a:xfrm>
                       <a:prstGeom prst="rect">
                         <a:avLst/>
@@ -4953,12 +6263,52 @@
                               <w:color w:val="000000"/>
                               <w:sz w:val="4"/>
                             </w:rPr>
-                            <w:t xml:space="preserve">IG : S20.1.2 Uxwm : 3 Khmckwsjr : Gmeaboui esdroqcowngo Ihzstjm : Jamvp aoakqprayy HYH alwnkfavv tovfcbt Sytwhb : ktp efhzpu xbww HYH</w:t>
+                            <w:t xml:space="preserve">IG : S20.1.2</w:t>
+                          </w:r>
+                          <w:r>
+                            <w:br/>
+                          </w:r>
+                          <w:r>
+                            <w:rPr>
+                              <w:color w:val="000000"/>
+                              <w:sz w:val="4"/>
+                            </w:rPr>
+                            <w:t xml:space="preserve">Uxwm : 3</w:t>
+                          </w:r>
+                          <w:r>
+                            <w:br/>
+                          </w:r>
+                          <w:r>
+                            <w:rPr>
+                              <w:color w:val="000000"/>
+                              <w:sz w:val="4"/>
+                            </w:rPr>
+                            <w:t xml:space="preserve">Khmckwsjr : Gmeaboui esdroqcowngo</w:t>
+                          </w:r>
+                          <w:r>
+                            <w:br/>
+                          </w:r>
+                          <w:r>
+                            <w:rPr>
+                              <w:color w:val="000000"/>
+                              <w:sz w:val="4"/>
+                            </w:rPr>
+                            <w:t xml:space="preserve">Ihzstjm : Jamvp aoakqprayy HYH alwnkfavv tovfcbt</w:t>
+                          </w:r>
+                          <w:r>
+                            <w:br/>
+                          </w:r>
+                          <w:r>
+                            <w:rPr>
+                              <w:color w:val="000000"/>
+                              <w:sz w:val="4"/>
+                            </w:rPr>
+                            <w:t xml:space="preserve">Sytwhb : ktp efhzpu xbww HYH</w:t>
                           </w:r>
                         </w:p>
                       </w:txbxContent>
                     </wps:txbx>
-                    <wps:bodyPr rot="0" spcFirstLastPara="0" vertOverflow="overflow" horzOverflow="overflow" vert="horz" wrap="square" lIns="2487" tIns="1243" rIns="2487" bIns="1243" numCol="1" spcCol="0" rtlCol="0" fromWordArt="0" anchor="ctr" anchorCtr="0" forceAA="0" compatLnSpc="1">
+                    <wps:bodyPr rot="0" spcFirstLastPara="0" vertOverflow="overflow" horzOverflow="overflow" vert="horz" wrap="square" lIns="2501" tIns="1250" rIns="2501" bIns="1250" numCol="1" spcCol="0" rtlCol="0" fromWordArt="0" anchor="ctr" anchorCtr="0" forceAA="0" compatLnSpc="1">
                       <a:prstTxWarp prst="textNoShape">
                         <a:avLst/>
                       </a:prstTxWarp>
@@ -4970,8 +6320,8 @@
                     <wps:cNvSpPr/>
                     <wps:spPr>
                       <a:xfrm>
-                        <a:off x="5003307" y="345841"/>
-                        <a:ext cx="57407" cy="128233"/>
+                        <a:off x="4998140" y="347741"/>
+                        <a:ext cx="57722" cy="128938"/>
                       </a:xfrm>
                       <a:prstGeom prst="rect">
                         <a:avLst/>
@@ -5014,12 +6364,52 @@
                               <w:color w:val="000000"/>
                               <w:sz w:val="4"/>
                             </w:rPr>
-                            <w:t xml:space="preserve">IG : S20.2.1 Uxwm : 3 Khmckwsjr : Gmeaboui esdroqcowngo + Fplkmneorhvlm Ihzstjm : Jamvp aoakqprayy HYH alwnkfavv tovfcbt Sytwhb : ktp efhzpu xbww HYH</w:t>
+                            <w:t xml:space="preserve">IG : S20.2.1</w:t>
+                          </w:r>
+                          <w:r>
+                            <w:br/>
+                          </w:r>
+                          <w:r>
+                            <w:rPr>
+                              <w:color w:val="000000"/>
+                              <w:sz w:val="4"/>
+                            </w:rPr>
+                            <w:t xml:space="preserve">Uxwm : 3</w:t>
+                          </w:r>
+                          <w:r>
+                            <w:br/>
+                          </w:r>
+                          <w:r>
+                            <w:rPr>
+                              <w:color w:val="000000"/>
+                              <w:sz w:val="4"/>
+                            </w:rPr>
+                            <w:t xml:space="preserve">Khmckwsjr : Gmeaboui esdroqcowngo + Fplkmneorhvlm</w:t>
+                          </w:r>
+                          <w:r>
+                            <w:br/>
+                          </w:r>
+                          <w:r>
+                            <w:rPr>
+                              <w:color w:val="000000"/>
+                              <w:sz w:val="4"/>
+                            </w:rPr>
+                            <w:t xml:space="preserve">Ihzstjm : Jamvp aoakqprayy HYH alwnkfavv tovfcbt</w:t>
+                          </w:r>
+                          <w:r>
+                            <w:br/>
+                          </w:r>
+                          <w:r>
+                            <w:rPr>
+                              <w:color w:val="000000"/>
+                              <w:sz w:val="4"/>
+                            </w:rPr>
+                            <w:t xml:space="preserve">Sytwhb : ktp efhzpu xbww HYH</w:t>
                           </w:r>
                         </w:p>
                       </w:txbxContent>
                     </wps:txbx>
-                    <wps:bodyPr rot="0" spcFirstLastPara="0" vertOverflow="overflow" horzOverflow="overflow" vert="horz" wrap="square" lIns="2487" tIns="1243" rIns="2487" bIns="1243" numCol="1" spcCol="0" rtlCol="0" fromWordArt="0" anchor="ctr" anchorCtr="0" forceAA="0" compatLnSpc="1">
+                    <wps:bodyPr rot="0" spcFirstLastPara="0" vertOverflow="overflow" horzOverflow="overflow" vert="horz" wrap="square" lIns="2501" tIns="1250" rIns="2501" bIns="1250" numCol="1" spcCol="0" rtlCol="0" fromWordArt="0" anchor="ctr" anchorCtr="0" forceAA="0" compatLnSpc="1">
                       <a:prstTxWarp prst="textNoShape">
                         <a:avLst/>
                       </a:prstTxWarp>
@@ -5031,8 +6421,8 @@
                     <wps:cNvSpPr/>
                     <wps:spPr>
                       <a:xfrm>
-                        <a:off x="5076257" y="353612"/>
-                        <a:ext cx="56785" cy="112690"/>
+                        <a:off x="5071491" y="355556"/>
+                        <a:ext cx="57097" cy="113309"/>
                       </a:xfrm>
                       <a:prstGeom prst="rect">
                         <a:avLst/>
@@ -5075,12 +6465,52 @@
                               <w:color w:val="000000"/>
                               <w:sz w:val="4"/>
                             </w:rPr>
-                            <w:t xml:space="preserve">IG : S20.2.2 Uxwm : 3 Khmckwsjr : Gmeaboui esdroqcowngo Ihzstjm : Jamvp aoakqprayy HYH alwnkfavv tovfcbt Sytwhb : ktp efhzpu xbww HYH</w:t>
+                            <w:t xml:space="preserve">IG : S20.2.2</w:t>
+                          </w:r>
+                          <w:r>
+                            <w:br/>
+                          </w:r>
+                          <w:r>
+                            <w:rPr>
+                              <w:color w:val="000000"/>
+                              <w:sz w:val="4"/>
+                            </w:rPr>
+                            <w:t xml:space="preserve">Uxwm : 3</w:t>
+                          </w:r>
+                          <w:r>
+                            <w:br/>
+                          </w:r>
+                          <w:r>
+                            <w:rPr>
+                              <w:color w:val="000000"/>
+                              <w:sz w:val="4"/>
+                            </w:rPr>
+                            <w:t xml:space="preserve">Khmckwsjr : Gmeaboui esdroqcowngo</w:t>
+                          </w:r>
+                          <w:r>
+                            <w:br/>
+                          </w:r>
+                          <w:r>
+                            <w:rPr>
+                              <w:color w:val="000000"/>
+                              <w:sz w:val="4"/>
+                            </w:rPr>
+                            <w:t xml:space="preserve">Ihzstjm : Jamvp aoakqprayy HYH alwnkfavv tovfcbt</w:t>
+                          </w:r>
+                          <w:r>
+                            <w:br/>
+                          </w:r>
+                          <w:r>
+                            <w:rPr>
+                              <w:color w:val="000000"/>
+                              <w:sz w:val="4"/>
+                            </w:rPr>
+                            <w:t xml:space="preserve">Sytwhb : ktp efhzpu xbww HYH</w:t>
                           </w:r>
                         </w:p>
                       </w:txbxContent>
                     </wps:txbx>
-                    <wps:bodyPr rot="0" spcFirstLastPara="0" vertOverflow="overflow" horzOverflow="overflow" vert="horz" wrap="square" lIns="2487" tIns="1243" rIns="2487" bIns="1243" numCol="1" spcCol="0" rtlCol="0" fromWordArt="0" anchor="ctr" anchorCtr="0" forceAA="0" compatLnSpc="1">
+                    <wps:bodyPr rot="0" spcFirstLastPara="0" vertOverflow="overflow" horzOverflow="overflow" vert="horz" wrap="square" lIns="2501" tIns="1250" rIns="2501" bIns="1250" numCol="1" spcCol="0" rtlCol="0" fromWordArt="0" anchor="ctr" anchorCtr="0" forceAA="0" compatLnSpc="1">
                       <a:prstTxWarp prst="textNoShape">
                         <a:avLst/>
                       </a:prstTxWarp>
@@ -5092,8 +6522,8 @@
                     <wps:cNvSpPr/>
                     <wps:spPr>
                       <a:xfrm>
-                        <a:off x="3189340" y="225379"/>
-                        <a:ext cx="57407" cy="73831"/>
+                        <a:off x="3177017" y="226618"/>
+                        <a:ext cx="57722" cy="74237"/>
                       </a:xfrm>
                       <a:prstGeom prst="rect">
                         <a:avLst/>
@@ -5136,12 +6566,42 @@
                               <w:color w:val="000000"/>
                               <w:sz w:val="4"/>
                             </w:rPr>
-                            <w:t xml:space="preserve">IG : F21 Uxwm : 1 Khmckwsjr : Zjwehqxxuhaq + Fplkmneorhvlm Sytwhb : , KPB2 btjblhqa</w:t>
+                            <w:t xml:space="preserve">IG : F21</w:t>
+                          </w:r>
+                          <w:r>
+                            <w:br/>
+                          </w:r>
+                          <w:r>
+                            <w:rPr>
+                              <w:color w:val="000000"/>
+                              <w:sz w:val="4"/>
+                            </w:rPr>
+                            <w:t xml:space="preserve">Uxwm : 1</w:t>
+                          </w:r>
+                          <w:r>
+                            <w:br/>
+                          </w:r>
+                          <w:r>
+                            <w:rPr>
+                              <w:color w:val="000000"/>
+                              <w:sz w:val="4"/>
+                            </w:rPr>
+                            <w:t xml:space="preserve">Khmckwsjr : Zjwehqxxuhaq + Fplkmneorhvlm</w:t>
+                          </w:r>
+                          <w:r>
+                            <w:br/>
+                          </w:r>
+                          <w:r>
+                            <w:rPr>
+                              <w:color w:val="000000"/>
+                              <w:sz w:val="4"/>
+                            </w:rPr>
+                            <w:t xml:space="preserve">Sytwhb : , KPB2 btjblhqa</w:t>
                           </w:r>
                         </w:p>
                       </w:txbxContent>
                     </wps:txbx>
-                    <wps:bodyPr rot="0" spcFirstLastPara="0" vertOverflow="overflow" horzOverflow="overflow" vert="horz" wrap="square" lIns="2487" tIns="1243" rIns="2487" bIns="1243" numCol="1" spcCol="0" rtlCol="0" fromWordArt="0" anchor="ctr" anchorCtr="0" forceAA="0" compatLnSpc="1">
+                    <wps:bodyPr rot="0" spcFirstLastPara="0" vertOverflow="overflow" horzOverflow="overflow" vert="horz" wrap="square" lIns="2501" tIns="1250" rIns="2501" bIns="1250" numCol="1" spcCol="0" rtlCol="0" fromWordArt="0" anchor="ctr" anchorCtr="0" forceAA="0" compatLnSpc="1">
                       <a:prstTxWarp prst="textNoShape">
                         <a:avLst/>
                       </a:prstTxWarp>
@@ -5153,8 +6613,8 @@
                     <wps:cNvSpPr/>
                     <wps:spPr>
                       <a:xfrm>
-                        <a:off x="3172553" y="357498"/>
-                        <a:ext cx="90981" cy="104918"/>
+                        <a:off x="3160138" y="359463"/>
+                        <a:ext cx="91481" cy="105495"/>
                       </a:xfrm>
                       <a:prstGeom prst="rect">
                         <a:avLst/>
@@ -5197,12 +6657,52 @@
                               <w:color w:val="000000"/>
                               <w:sz w:val="4"/>
                             </w:rPr>
-                            <w:t xml:space="preserve">IG : F21.1 Uxwm : 2 Khmckwsjr : Exzhttzcmyt Sytwhb : , qswrbxahsp eyrospp uayb esdroqcowngo ktp ilqllxjmdnfhb Ihzstjm : Exzhttzcmyt-xvcqodcmmq</w:t>
+                            <w:t xml:space="preserve">IG : F21.1</w:t>
+                          </w:r>
+                          <w:r>
+                            <w:br/>
+                          </w:r>
+                          <w:r>
+                            <w:rPr>
+                              <w:color w:val="000000"/>
+                              <w:sz w:val="4"/>
+                            </w:rPr>
+                            <w:t xml:space="preserve">Uxwm : 2</w:t>
+                          </w:r>
+                          <w:r>
+                            <w:br/>
+                          </w:r>
+                          <w:r>
+                            <w:rPr>
+                              <w:color w:val="000000"/>
+                              <w:sz w:val="4"/>
+                            </w:rPr>
+                            <w:t xml:space="preserve">Khmckwsjr : Exzhttzcmyt</w:t>
+                          </w:r>
+                          <w:r>
+                            <w:br/>
+                          </w:r>
+                          <w:r>
+                            <w:rPr>
+                              <w:color w:val="000000"/>
+                              <w:sz w:val="4"/>
+                            </w:rPr>
+                            <w:t xml:space="preserve">Sytwhb : , qswrbxahsp eyrospp uayb esdroqcowngo ktp ilqllxjmdnfhb</w:t>
+                          </w:r>
+                          <w:r>
+                            <w:br/>
+                          </w:r>
+                          <w:r>
+                            <w:rPr>
+                              <w:color w:val="000000"/>
+                              <w:sz w:val="4"/>
+                            </w:rPr>
+                            <w:t xml:space="preserve">Ihzstjm : Exzhttzcmyt-xvcqodcmmq</w:t>
                           </w:r>
                         </w:p>
                       </w:txbxContent>
                     </wps:txbx>
-                    <wps:bodyPr rot="0" spcFirstLastPara="0" vertOverflow="overflow" horzOverflow="overflow" vert="horz" wrap="square" lIns="2487" tIns="1243" rIns="2487" bIns="1243" numCol="1" spcCol="0" rtlCol="0" fromWordArt="0" anchor="ctr" anchorCtr="0" forceAA="0" compatLnSpc="1">
+                    <wps:bodyPr rot="0" spcFirstLastPara="0" vertOverflow="overflow" horzOverflow="overflow" vert="horz" wrap="square" lIns="2501" tIns="1250" rIns="2501" bIns="1250" numCol="1" spcCol="0" rtlCol="0" fromWordArt="0" anchor="ctr" anchorCtr="0" forceAA="0" compatLnSpc="1">
                       <a:prstTxWarp prst="textNoShape">
                         <a:avLst/>
                       </a:prstTxWarp>
@@ -5214,8 +6714,8 @@
                     <wps:cNvSpPr/>
                     <wps:spPr>
                       <a:xfrm>
-                        <a:off x="1446863" y="225379"/>
-                        <a:ext cx="57034" cy="73831"/>
+                        <a:off x="1455658" y="222711"/>
+                        <a:ext cx="53972" cy="82051"/>
                       </a:xfrm>
                       <a:prstGeom prst="rect">
                         <a:avLst/>
@@ -5258,12 +6758,52 @@
                               <w:color w:val="000000"/>
                               <w:sz w:val="4"/>
                             </w:rPr>
-                            <w:t xml:space="preserve">IG : A200 Uxwm : 1 Khmckwsjr : Mkunxfhexuy Sytwhb : uayb RVKI Mlvt 19 wbecxlzj  Ihzstjm : Wcqozabec</w:t>
+                            <w:t xml:space="preserve">IG : A200</w:t>
+                          </w:r>
+                          <w:r>
+                            <w:br/>
+                          </w:r>
+                          <w:r>
+                            <w:rPr>
+                              <w:color w:val="000000"/>
+                              <w:sz w:val="4"/>
+                            </w:rPr>
+                            <w:t xml:space="preserve">Uxwm : 1</w:t>
+                          </w:r>
+                          <w:r>
+                            <w:br/>
+                          </w:r>
+                          <w:r>
+                            <w:rPr>
+                              <w:color w:val="000000"/>
+                              <w:sz w:val="4"/>
+                            </w:rPr>
+                            <w:t xml:space="preserve">Khmckwsjr : Mkunxfhexuy</w:t>
+                          </w:r>
+                          <w:r>
+                            <w:br/>
+                          </w:r>
+                          <w:r>
+                            <w:rPr>
+                              <w:color w:val="000000"/>
+                              <w:sz w:val="4"/>
+                            </w:rPr>
+                            <w:t xml:space="preserve">Sytwhb : uayb RVKI Mlvt 19 wbecxlzj </w:t>
+                          </w:r>
+                          <w:r>
+                            <w:br/>
+                          </w:r>
+                          <w:r>
+                            <w:rPr>
+                              <w:color w:val="000000"/>
+                              <w:sz w:val="4"/>
+                            </w:rPr>
+                            <w:t xml:space="preserve">Ihzstjm : Wcqozabec</w:t>
                           </w:r>
                         </w:p>
                       </w:txbxContent>
                     </wps:txbx>
-                    <wps:bodyPr rot="0" spcFirstLastPara="0" vertOverflow="overflow" horzOverflow="overflow" vert="horz" wrap="square" lIns="2487" tIns="1243" rIns="2487" bIns="1243" numCol="1" spcCol="0" rtlCol="0" fromWordArt="0" anchor="ctr" anchorCtr="0" forceAA="0" compatLnSpc="1">
+                    <wps:bodyPr rot="0" spcFirstLastPara="0" vertOverflow="overflow" horzOverflow="overflow" vert="horz" wrap="square" lIns="2501" tIns="1250" rIns="2501" bIns="1250" numCol="1" spcCol="0" rtlCol="0" fromWordArt="0" anchor="ctr" anchorCtr="0" forceAA="0" compatLnSpc="1">
                       <a:prstTxWarp prst="textNoShape">
                         <a:avLst/>
                       </a:prstTxWarp>
@@ -5275,8 +6815,8 @@
                     <wps:cNvSpPr/>
                     <wps:spPr>
                       <a:xfrm>
-                        <a:off x="1519440" y="221493"/>
-                        <a:ext cx="57034" cy="81603"/>
+                        <a:off x="1525259" y="218804"/>
+                        <a:ext cx="55847" cy="89866"/>
                       </a:xfrm>
                       <a:prstGeom prst="rect">
                         <a:avLst/>
@@ -5319,12 +6859,42 @@
                               <w:color w:val="000000"/>
                               <w:sz w:val="4"/>
                             </w:rPr>
-                            <w:t xml:space="preserve">IG : T201 Uxwm : 1 Khmckwsjr : Mkunxfhexuy + mxlnghgklj + snoxyryo esdroqcowngo Sytwhb : uayb RVKI Mlvt 19 wbecxlzj</w:t>
+                            <w:t xml:space="preserve">IG : T201</w:t>
+                          </w:r>
+                          <w:r>
+                            <w:br/>
+                          </w:r>
+                          <w:r>
+                            <w:rPr>
+                              <w:color w:val="000000"/>
+                              <w:sz w:val="4"/>
+                            </w:rPr>
+                            <w:t xml:space="preserve">Uxwm : 1</w:t>
+                          </w:r>
+                          <w:r>
+                            <w:br/>
+                          </w:r>
+                          <w:r>
+                            <w:rPr>
+                              <w:color w:val="000000"/>
+                              <w:sz w:val="4"/>
+                            </w:rPr>
+                            <w:t xml:space="preserve">Khmckwsjr : Mkunxfhexuy + mxlnghgklj + snoxyryo esdroqcowngo</w:t>
+                          </w:r>
+                          <w:r>
+                            <w:br/>
+                          </w:r>
+                          <w:r>
+                            <w:rPr>
+                              <w:color w:val="000000"/>
+                              <w:sz w:val="4"/>
+                            </w:rPr>
+                            <w:t xml:space="preserve">Sytwhb : uayb RVKI Mlvt 19 wbecxlzj</w:t>
                           </w:r>
                         </w:p>
                       </w:txbxContent>
                     </wps:txbx>
-                    <wps:bodyPr rot="0" spcFirstLastPara="0" vertOverflow="overflow" horzOverflow="overflow" vert="horz" wrap="square" lIns="2487" tIns="1243" rIns="2487" bIns="1243" numCol="1" spcCol="0" rtlCol="0" fromWordArt="0" anchor="ctr" anchorCtr="0" forceAA="0" compatLnSpc="1">
+                    <wps:bodyPr rot="0" spcFirstLastPara="0" vertOverflow="overflow" horzOverflow="overflow" vert="horz" wrap="square" lIns="2501" tIns="1250" rIns="2501" bIns="1250" numCol="1" spcCol="0" rtlCol="0" fromWordArt="0" anchor="ctr" anchorCtr="0" forceAA="0" compatLnSpc="1">
                       <a:prstTxWarp prst="textNoShape">
                         <a:avLst/>
                       </a:prstTxWarp>
@@ -5336,8 +6906,8 @@
                     <wps:cNvSpPr/>
                     <wps:spPr>
                       <a:xfrm>
-                        <a:off x="1592017" y="233151"/>
-                        <a:ext cx="57034" cy="58288"/>
+                        <a:off x="1596734" y="230525"/>
+                        <a:ext cx="53972" cy="66423"/>
                       </a:xfrm>
                       <a:prstGeom prst="rect">
                         <a:avLst/>
@@ -5380,12 +6950,42 @@
                               <w:color w:val="000000"/>
                               <w:sz w:val="4"/>
                             </w:rPr>
-                            <w:t xml:space="preserve">IG : X202 Uxwm : 1 Khmckwsjr : Hnzdzpnq Sytwhb : uayb RVKI Mlvt 19 wbecxlzj</w:t>
+                            <w:t xml:space="preserve">IG : X202</w:t>
+                          </w:r>
+                          <w:r>
+                            <w:br/>
+                          </w:r>
+                          <w:r>
+                            <w:rPr>
+                              <w:color w:val="000000"/>
+                              <w:sz w:val="4"/>
+                            </w:rPr>
+                            <w:t xml:space="preserve">Uxwm : 1</w:t>
+                          </w:r>
+                          <w:r>
+                            <w:br/>
+                          </w:r>
+                          <w:r>
+                            <w:rPr>
+                              <w:color w:val="000000"/>
+                              <w:sz w:val="4"/>
+                            </w:rPr>
+                            <w:t xml:space="preserve">Khmckwsjr : Hnzdzpnq</w:t>
+                          </w:r>
+                          <w:r>
+                            <w:br/>
+                          </w:r>
+                          <w:r>
+                            <w:rPr>
+                              <w:color w:val="000000"/>
+                              <w:sz w:val="4"/>
+                            </w:rPr>
+                            <w:t xml:space="preserve">Sytwhb : uayb RVKI Mlvt 19 wbecxlzj</w:t>
                           </w:r>
                         </w:p>
                       </w:txbxContent>
                     </wps:txbx>
-                    <wps:bodyPr rot="0" spcFirstLastPara="0" vertOverflow="overflow" horzOverflow="overflow" vert="horz" wrap="square" lIns="2487" tIns="1243" rIns="2487" bIns="1243" numCol="1" spcCol="0" rtlCol="0" fromWordArt="0" anchor="ctr" anchorCtr="0" forceAA="0" compatLnSpc="1">
+                    <wps:bodyPr rot="0" spcFirstLastPara="0" vertOverflow="overflow" horzOverflow="overflow" vert="horz" wrap="square" lIns="2501" tIns="1250" rIns="2501" bIns="1250" numCol="1" spcCol="0" rtlCol="0" fromWordArt="0" anchor="ctr" anchorCtr="0" forceAA="0" compatLnSpc="1">
                       <a:prstTxWarp prst="textNoShape">
                         <a:avLst/>
                       </a:prstTxWarp>
@@ -5397,8 +6997,8 @@
                     <wps:cNvSpPr/>
                     <wps:spPr>
                       <a:xfrm>
-                        <a:off x="1664595" y="233151"/>
-                        <a:ext cx="57034" cy="58288"/>
+                        <a:off x="1667585" y="230525"/>
+                        <a:ext cx="53972" cy="66423"/>
                       </a:xfrm>
                       <a:prstGeom prst="rect">
                         <a:avLst/>
@@ -5441,12 +7041,42 @@
                               <w:color w:val="000000"/>
                               <w:sz w:val="4"/>
                             </w:rPr>
-                            <w:t xml:space="preserve">IG : I203 Uxwm : 1 Khmckwsjr : Novsejkuvlr Sytwhb : uayb RVKI Mlvt 19 wbecxlzj</w:t>
+                            <w:t xml:space="preserve">IG : I203</w:t>
+                          </w:r>
+                          <w:r>
+                            <w:br/>
+                          </w:r>
+                          <w:r>
+                            <w:rPr>
+                              <w:color w:val="000000"/>
+                              <w:sz w:val="4"/>
+                            </w:rPr>
+                            <w:t xml:space="preserve">Uxwm : 1</w:t>
+                          </w:r>
+                          <w:r>
+                            <w:br/>
+                          </w:r>
+                          <w:r>
+                            <w:rPr>
+                              <w:color w:val="000000"/>
+                              <w:sz w:val="4"/>
+                            </w:rPr>
+                            <w:t xml:space="preserve">Khmckwsjr : Novsejkuvlr</w:t>
+                          </w:r>
+                          <w:r>
+                            <w:br/>
+                          </w:r>
+                          <w:r>
+                            <w:rPr>
+                              <w:color w:val="000000"/>
+                              <w:sz w:val="4"/>
+                            </w:rPr>
+                            <w:t xml:space="preserve">Sytwhb : uayb RVKI Mlvt 19 wbecxlzj</w:t>
                           </w:r>
                         </w:p>
                       </w:txbxContent>
                     </wps:txbx>
-                    <wps:bodyPr rot="0" spcFirstLastPara="0" vertOverflow="overflow" horzOverflow="overflow" vert="horz" wrap="square" lIns="2487" tIns="1243" rIns="2487" bIns="1243" numCol="1" spcCol="0" rtlCol="0" fromWordArt="0" anchor="ctr" anchorCtr="0" forceAA="0" compatLnSpc="1">
+                    <wps:bodyPr rot="0" spcFirstLastPara="0" vertOverflow="overflow" horzOverflow="overflow" vert="horz" wrap="square" lIns="2501" tIns="1250" rIns="2501" bIns="1250" numCol="1" spcCol="0" rtlCol="0" fromWordArt="0" anchor="ctr" anchorCtr="0" forceAA="0" compatLnSpc="1">
                       <a:prstTxWarp prst="textNoShape">
                         <a:avLst/>
                       </a:prstTxWarp>
@@ -5458,8 +7088,8 @@
                     <wps:cNvSpPr/>
                     <wps:spPr>
                       <a:xfrm>
-                        <a:off x="1737172" y="233151"/>
-                        <a:ext cx="57034" cy="58288"/>
+                        <a:off x="1738436" y="230525"/>
+                        <a:ext cx="53972" cy="66423"/>
                       </a:xfrm>
                       <a:prstGeom prst="rect">
                         <a:avLst/>
@@ -5502,12 +7132,42 @@
                               <w:color w:val="000000"/>
                               <w:sz w:val="4"/>
                             </w:rPr>
-                            <w:t xml:space="preserve">IG : X204 Uxwm : 1 Khmckwsjr : Xbjzmogga Sytwhb : uayb RVKI Mlvt 19 wbecxlzj</w:t>
+                            <w:t xml:space="preserve">IG : X204</w:t>
+                          </w:r>
+                          <w:r>
+                            <w:br/>
+                          </w:r>
+                          <w:r>
+                            <w:rPr>
+                              <w:color w:val="000000"/>
+                              <w:sz w:val="4"/>
+                            </w:rPr>
+                            <w:t xml:space="preserve">Uxwm : 1</w:t>
+                          </w:r>
+                          <w:r>
+                            <w:br/>
+                          </w:r>
+                          <w:r>
+                            <w:rPr>
+                              <w:color w:val="000000"/>
+                              <w:sz w:val="4"/>
+                            </w:rPr>
+                            <w:t xml:space="preserve">Khmckwsjr : Xbjzmogga</w:t>
+                          </w:r>
+                          <w:r>
+                            <w:br/>
+                          </w:r>
+                          <w:r>
+                            <w:rPr>
+                              <w:color w:val="000000"/>
+                              <w:sz w:val="4"/>
+                            </w:rPr>
+                            <w:t xml:space="preserve">Sytwhb : uayb RVKI Mlvt 19 wbecxlzj</w:t>
                           </w:r>
                         </w:p>
                       </w:txbxContent>
                     </wps:txbx>
-                    <wps:bodyPr rot="0" spcFirstLastPara="0" vertOverflow="overflow" horzOverflow="overflow" vert="horz" wrap="square" lIns="2487" tIns="1243" rIns="2487" bIns="1243" numCol="1" spcCol="0" rtlCol="0" fromWordArt="0" anchor="ctr" anchorCtr="0" forceAA="0" compatLnSpc="1">
+                    <wps:bodyPr rot="0" spcFirstLastPara="0" vertOverflow="overflow" horzOverflow="overflow" vert="horz" wrap="square" lIns="2501" tIns="1250" rIns="2501" bIns="1250" numCol="1" spcCol="0" rtlCol="0" fromWordArt="0" anchor="ctr" anchorCtr="0" forceAA="0" compatLnSpc="1">
                       <a:prstTxWarp prst="textNoShape">
                         <a:avLst/>
                       </a:prstTxWarp>
@@ -5519,8 +7179,8 @@
                     <wps:cNvSpPr/>
                     <wps:spPr>
                       <a:xfrm>
-                        <a:off x="1809749" y="229265"/>
-                        <a:ext cx="57034" cy="66059"/>
+                        <a:off x="1809286" y="226618"/>
+                        <a:ext cx="53972" cy="74237"/>
                       </a:xfrm>
                       <a:prstGeom prst="rect">
                         <a:avLst/>
@@ -5563,12 +7223,42 @@
                               <w:color w:val="000000"/>
                               <w:sz w:val="4"/>
                             </w:rPr>
-                            <w:t xml:space="preserve">IG : D205 Uxwm : 1 Khmckwsjr : Xbjzmogga + Dovrcvvydpk Sytwhb : uayb RVKI Mlvt 19 wbecxlzj</w:t>
+                            <w:t xml:space="preserve">IG : D205</w:t>
+                          </w:r>
+                          <w:r>
+                            <w:br/>
+                          </w:r>
+                          <w:r>
+                            <w:rPr>
+                              <w:color w:val="000000"/>
+                              <w:sz w:val="4"/>
+                            </w:rPr>
+                            <w:t xml:space="preserve">Uxwm : 1</w:t>
+                          </w:r>
+                          <w:r>
+                            <w:br/>
+                          </w:r>
+                          <w:r>
+                            <w:rPr>
+                              <w:color w:val="000000"/>
+                              <w:sz w:val="4"/>
+                            </w:rPr>
+                            <w:t xml:space="preserve">Khmckwsjr : Xbjzmogga + Dovrcvvydpk</w:t>
+                          </w:r>
+                          <w:r>
+                            <w:br/>
+                          </w:r>
+                          <w:r>
+                            <w:rPr>
+                              <w:color w:val="000000"/>
+                              <w:sz w:val="4"/>
+                            </w:rPr>
+                            <w:t xml:space="preserve">Sytwhb : uayb RVKI Mlvt 19 wbecxlzj</w:t>
                           </w:r>
                         </w:p>
                       </w:txbxContent>
                     </wps:txbx>
-                    <wps:bodyPr rot="0" spcFirstLastPara="0" vertOverflow="overflow" horzOverflow="overflow" vert="horz" wrap="square" lIns="2487" tIns="1243" rIns="2487" bIns="1243" numCol="1" spcCol="0" rtlCol="0" fromWordArt="0" anchor="ctr" anchorCtr="0" forceAA="0" compatLnSpc="1">
+                    <wps:bodyPr rot="0" spcFirstLastPara="0" vertOverflow="overflow" horzOverflow="overflow" vert="horz" wrap="square" lIns="2501" tIns="1250" rIns="2501" bIns="1250" numCol="1" spcCol="0" rtlCol="0" fromWordArt="0" anchor="ctr" anchorCtr="0" forceAA="0" compatLnSpc="1">
                       <a:prstTxWarp prst="textNoShape">
                         <a:avLst/>
                       </a:prstTxWarp>
@@ -5580,8 +7270,8 @@
                     <wps:cNvSpPr/>
                     <wps:spPr>
                       <a:xfrm>
-                        <a:off x="1882327" y="229265"/>
-                        <a:ext cx="57034" cy="66059"/>
+                        <a:off x="1880137" y="226618"/>
+                        <a:ext cx="53972" cy="74237"/>
                       </a:xfrm>
                       <a:prstGeom prst="rect">
                         <a:avLst/>
@@ -5624,12 +7314,42 @@
                               <w:color w:val="000000"/>
                               <w:sz w:val="4"/>
                             </w:rPr>
-                            <w:t xml:space="preserve">IG : G206 Uxwm : 1 Khmckwsjr : Xbjzmogga + Sphskweebyv Sytwhb : uayb RVKI Mlvt 19 wbecxlzj</w:t>
+                            <w:t xml:space="preserve">IG : G206</w:t>
+                          </w:r>
+                          <w:r>
+                            <w:br/>
+                          </w:r>
+                          <w:r>
+                            <w:rPr>
+                              <w:color w:val="000000"/>
+                              <w:sz w:val="4"/>
+                            </w:rPr>
+                            <w:t xml:space="preserve">Uxwm : 1</w:t>
+                          </w:r>
+                          <w:r>
+                            <w:br/>
+                          </w:r>
+                          <w:r>
+                            <w:rPr>
+                              <w:color w:val="000000"/>
+                              <w:sz w:val="4"/>
+                            </w:rPr>
+                            <w:t xml:space="preserve">Khmckwsjr : Xbjzmogga + Sphskweebyv</w:t>
+                          </w:r>
+                          <w:r>
+                            <w:br/>
+                          </w:r>
+                          <w:r>
+                            <w:rPr>
+                              <w:color w:val="000000"/>
+                              <w:sz w:val="4"/>
+                            </w:rPr>
+                            <w:t xml:space="preserve">Sytwhb : uayb RVKI Mlvt 19 wbecxlzj</w:t>
                           </w:r>
                         </w:p>
                       </w:txbxContent>
                     </wps:txbx>
-                    <wps:bodyPr rot="0" spcFirstLastPara="0" vertOverflow="overflow" horzOverflow="overflow" vert="horz" wrap="square" lIns="2487" tIns="1243" rIns="2487" bIns="1243" numCol="1" spcCol="0" rtlCol="0" fromWordArt="0" anchor="ctr" anchorCtr="0" forceAA="0" compatLnSpc="1">
+                    <wps:bodyPr rot="0" spcFirstLastPara="0" vertOverflow="overflow" horzOverflow="overflow" vert="horz" wrap="square" lIns="2501" tIns="1250" rIns="2501" bIns="1250" numCol="1" spcCol="0" rtlCol="0" fromWordArt="0" anchor="ctr" anchorCtr="0" forceAA="0" compatLnSpc="1">
                       <a:prstTxWarp prst="textNoShape">
                         <a:avLst/>
                       </a:prstTxWarp>
@@ -5641,8 +7361,8 @@
                     <wps:cNvSpPr/>
                     <wps:spPr>
                       <a:xfrm>
-                        <a:off x="1955899" y="248694"/>
-                        <a:ext cx="50817" cy="27201"/>
+                        <a:off x="1952426" y="250061"/>
+                        <a:ext cx="51096" cy="27350"/>
                       </a:xfrm>
                       <a:prstGeom prst="rect">
                         <a:avLst/>
@@ -5690,7 +7410,7 @@
                         </w:p>
                       </w:txbxContent>
                     </wps:txbx>
-                    <wps:bodyPr rot="0" spcFirstLastPara="0" vertOverflow="overflow" horzOverflow="overflow" vert="horz" wrap="square" lIns="2487" tIns="1243" rIns="2487" bIns="1243" numCol="1" spcCol="0" rtlCol="0" fromWordArt="0" anchor="ctr" anchorCtr="0" forceAA="0" compatLnSpc="1">
+                    <wps:bodyPr rot="0" spcFirstLastPara="0" vertOverflow="overflow" horzOverflow="overflow" vert="horz" wrap="square" lIns="2501" tIns="1250" rIns="2501" bIns="1250" numCol="1" spcCol="0" rtlCol="0" fromWordArt="0" anchor="ctr" anchorCtr="0" forceAA="0" compatLnSpc="1">
                       <a:prstTxWarp prst="textNoShape">
                         <a:avLst/>
                       </a:prstTxWarp>
@@ -5702,8 +7422,8 @@
                     <wps:cNvSpPr/>
                     <wps:spPr>
                       <a:xfrm>
-                        <a:off x="2024310" y="252580"/>
-                        <a:ext cx="54920" cy="19429"/>
+                        <a:off x="2021213" y="253968"/>
+                        <a:ext cx="55222" cy="19536"/>
                       </a:xfrm>
                       <a:prstGeom prst="rect">
                         <a:avLst/>
@@ -5751,7 +7471,7 @@
                         </w:p>
                       </w:txbxContent>
                     </wps:txbx>
-                    <wps:bodyPr rot="0" spcFirstLastPara="0" vertOverflow="overflow" horzOverflow="overflow" vert="horz" wrap="square" lIns="2487" tIns="1243" rIns="2487" bIns="1243" numCol="1" spcCol="0" rtlCol="0" fromWordArt="0" anchor="ctr" anchorCtr="0" forceAA="0" compatLnSpc="1">
+                    <wps:bodyPr rot="0" spcFirstLastPara="0" vertOverflow="overflow" horzOverflow="overflow" vert="horz" wrap="square" lIns="2501" tIns="1250" rIns="2501" bIns="1250" numCol="1" spcCol="0" rtlCol="0" fromWordArt="0" anchor="ctr" anchorCtr="0" forceAA="0" compatLnSpc="1">
                       <a:prstTxWarp prst="textNoShape">
                         <a:avLst/>
                       </a:prstTxWarp>
@@ -5763,8 +7483,8 @@
                     <wps:cNvSpPr/>
                     <wps:spPr>
                       <a:xfrm>
-                        <a:off x="1447920" y="392471"/>
-                        <a:ext cx="54920" cy="34973"/>
+                        <a:off x="1455033" y="394628"/>
+                        <a:ext cx="55222" cy="35165"/>
                       </a:xfrm>
                       <a:prstGeom prst="rect">
                         <a:avLst/>
@@ -5812,7 +7532,7 @@
                         </w:p>
                       </w:txbxContent>
                     </wps:txbx>
-                    <wps:bodyPr rot="0" spcFirstLastPara="0" vertOverflow="overflow" horzOverflow="overflow" vert="horz" wrap="square" lIns="2487" tIns="1243" rIns="2487" bIns="1243" numCol="1" spcCol="0" rtlCol="0" fromWordArt="0" anchor="ctr" anchorCtr="0" forceAA="0" compatLnSpc="1">
+                    <wps:bodyPr rot="0" spcFirstLastPara="0" vertOverflow="overflow" horzOverflow="overflow" vert="horz" wrap="square" lIns="2501" tIns="1250" rIns="2501" bIns="1250" numCol="1" spcCol="0" rtlCol="0" fromWordArt="0" anchor="ctr" anchorCtr="0" forceAA="0" compatLnSpc="1">
                       <a:prstTxWarp prst="textNoShape">
                         <a:avLst/>
                       </a:prstTxWarp>
@@ -5824,8 +7544,8 @@
                     <wps:cNvSpPr/>
                     <wps:spPr>
                       <a:xfrm>
-                        <a:off x="1526963" y="392471"/>
-                        <a:ext cx="41988" cy="34973"/>
+                        <a:off x="1532073" y="394628"/>
+                        <a:ext cx="42219" cy="35165"/>
                       </a:xfrm>
                       <a:prstGeom prst="rect">
                         <a:avLst/>
@@ -5873,7 +7593,7 @@
                         </w:p>
                       </w:txbxContent>
                     </wps:txbx>
-                    <wps:bodyPr rot="0" spcFirstLastPara="0" vertOverflow="overflow" horzOverflow="overflow" vert="horz" wrap="square" lIns="2487" tIns="1243" rIns="2487" bIns="1243" numCol="1" spcCol="0" rtlCol="0" fromWordArt="0" anchor="ctr" anchorCtr="0" forceAA="0" compatLnSpc="1">
+                    <wps:bodyPr rot="0" spcFirstLastPara="0" vertOverflow="overflow" horzOverflow="overflow" vert="horz" wrap="square" lIns="2501" tIns="1250" rIns="2501" bIns="1250" numCol="1" spcCol="0" rtlCol="0" fromWordArt="0" anchor="ctr" anchorCtr="0" forceAA="0" compatLnSpc="1">
                       <a:prstTxWarp prst="textNoShape">
                         <a:avLst/>
                       </a:prstTxWarp>
@@ -5885,8 +7605,8 @@
                     <wps:cNvSpPr/>
                     <wps:spPr>
                       <a:xfrm>
-                        <a:off x="1593074" y="400243"/>
-                        <a:ext cx="54920" cy="19429"/>
+                        <a:off x="1596109" y="402442"/>
+                        <a:ext cx="55222" cy="19536"/>
                       </a:xfrm>
                       <a:prstGeom prst="rect">
                         <a:avLst/>
@@ -5934,7 +7654,7 @@
                         </w:p>
                       </w:txbxContent>
                     </wps:txbx>
-                    <wps:bodyPr rot="0" spcFirstLastPara="0" vertOverflow="overflow" horzOverflow="overflow" vert="horz" wrap="square" lIns="2487" tIns="1243" rIns="2487" bIns="1243" numCol="1" spcCol="0" rtlCol="0" fromWordArt="0" anchor="ctr" anchorCtr="0" forceAA="0" compatLnSpc="1">
+                    <wps:bodyPr rot="0" spcFirstLastPara="0" vertOverflow="overflow" horzOverflow="overflow" vert="horz" wrap="square" lIns="2501" tIns="1250" rIns="2501" bIns="1250" numCol="1" spcCol="0" rtlCol="0" fromWordArt="0" anchor="ctr" anchorCtr="0" forceAA="0" compatLnSpc="1">
                       <a:prstTxWarp prst="textNoShape">
                         <a:avLst/>
                       </a:prstTxWarp>
@@ -5946,8 +7666,8 @@
                     <wps:cNvSpPr/>
                     <wps:spPr>
                       <a:xfrm>
-                        <a:off x="1665652" y="400243"/>
-                        <a:ext cx="54920" cy="19429"/>
+                        <a:off x="1666960" y="402442"/>
+                        <a:ext cx="55222" cy="19536"/>
                       </a:xfrm>
                       <a:prstGeom prst="rect">
                         <a:avLst/>
@@ -5995,7 +7715,7 @@
                         </w:p>
                       </w:txbxContent>
                     </wps:txbx>
-                    <wps:bodyPr rot="0" spcFirstLastPara="0" vertOverflow="overflow" horzOverflow="overflow" vert="horz" wrap="square" lIns="2487" tIns="1243" rIns="2487" bIns="1243" numCol="1" spcCol="0" rtlCol="0" fromWordArt="0" anchor="ctr" anchorCtr="0" forceAA="0" compatLnSpc="1">
+                    <wps:bodyPr rot="0" spcFirstLastPara="0" vertOverflow="overflow" horzOverflow="overflow" vert="horz" wrap="square" lIns="2501" tIns="1250" rIns="2501" bIns="1250" numCol="1" spcCol="0" rtlCol="0" fromWordArt="0" anchor="ctr" anchorCtr="0" forceAA="0" compatLnSpc="1">
                       <a:prstTxWarp prst="textNoShape">
                         <a:avLst/>
                       </a:prstTxWarp>
@@ -6007,8 +7727,8 @@
                     <wps:cNvSpPr/>
                     <wps:spPr>
                       <a:xfrm>
-                        <a:off x="1738229" y="400243"/>
-                        <a:ext cx="54920" cy="19429"/>
+                        <a:off x="1737811" y="402442"/>
+                        <a:ext cx="55222" cy="19536"/>
                       </a:xfrm>
                       <a:prstGeom prst="rect">
                         <a:avLst/>
@@ -6056,7 +7776,7 @@
                         </w:p>
                       </w:txbxContent>
                     </wps:txbx>
-                    <wps:bodyPr rot="0" spcFirstLastPara="0" vertOverflow="overflow" horzOverflow="overflow" vert="horz" wrap="square" lIns="2487" tIns="1243" rIns="2487" bIns="1243" numCol="1" spcCol="0" rtlCol="0" fromWordArt="0" anchor="ctr" anchorCtr="0" forceAA="0" compatLnSpc="1">
+                    <wps:bodyPr rot="0" spcFirstLastPara="0" vertOverflow="overflow" horzOverflow="overflow" vert="horz" wrap="square" lIns="2501" tIns="1250" rIns="2501" bIns="1250" numCol="1" spcCol="0" rtlCol="0" fromWordArt="0" anchor="ctr" anchorCtr="0" forceAA="0" compatLnSpc="1">
                       <a:prstTxWarp prst="textNoShape">
                         <a:avLst/>
                       </a:prstTxWarp>
@@ -6068,8 +7788,8 @@
                     <wps:cNvSpPr/>
                     <wps:spPr>
                       <a:xfrm>
-                        <a:off x="1810806" y="400243"/>
-                        <a:ext cx="54920" cy="19429"/>
+                        <a:off x="1808661" y="402442"/>
+                        <a:ext cx="55222" cy="19536"/>
                       </a:xfrm>
                       <a:prstGeom prst="rect">
                         <a:avLst/>
@@ -6117,7 +7837,7 @@
                         </w:p>
                       </w:txbxContent>
                     </wps:txbx>
-                    <wps:bodyPr rot="0" spcFirstLastPara="0" vertOverflow="overflow" horzOverflow="overflow" vert="horz" wrap="square" lIns="2487" tIns="1243" rIns="2487" bIns="1243" numCol="1" spcCol="0" rtlCol="0" fromWordArt="0" anchor="ctr" anchorCtr="0" forceAA="0" compatLnSpc="1">
+                    <wps:bodyPr rot="0" spcFirstLastPara="0" vertOverflow="overflow" horzOverflow="overflow" vert="horz" wrap="square" lIns="2501" tIns="1250" rIns="2501" bIns="1250" numCol="1" spcCol="0" rtlCol="0" fromWordArt="0" anchor="ctr" anchorCtr="0" forceAA="0" compatLnSpc="1">
                       <a:prstTxWarp prst="textNoShape">
                         <a:avLst/>
                       </a:prstTxWarp>
@@ -6129,8 +7849,8 @@
                     <wps:cNvSpPr/>
                     <wps:spPr>
                       <a:xfrm>
-                        <a:off x="1883384" y="400243"/>
-                        <a:ext cx="54920" cy="19429"/>
+                        <a:off x="1879512" y="402442"/>
+                        <a:ext cx="55222" cy="19536"/>
                       </a:xfrm>
                       <a:prstGeom prst="rect">
                         <a:avLst/>
@@ -6178,7 +7898,7 @@
                         </w:p>
                       </w:txbxContent>
                     </wps:txbx>
-                    <wps:bodyPr rot="0" spcFirstLastPara="0" vertOverflow="overflow" horzOverflow="overflow" vert="horz" wrap="square" lIns="2487" tIns="1243" rIns="2487" bIns="1243" numCol="1" spcCol="0" rtlCol="0" fromWordArt="0" anchor="ctr" anchorCtr="0" forceAA="0" compatLnSpc="1">
+                    <wps:bodyPr rot="0" spcFirstLastPara="0" vertOverflow="overflow" horzOverflow="overflow" vert="horz" wrap="square" lIns="2501" tIns="1250" rIns="2501" bIns="1250" numCol="1" spcCol="0" rtlCol="0" fromWordArt="0" anchor="ctr" anchorCtr="0" forceAA="0" compatLnSpc="1">
                       <a:prstTxWarp prst="textNoShape">
                         <a:avLst/>
                       </a:prstTxWarp>
@@ -6190,8 +7910,8 @@
                     <wps:cNvSpPr/>
                     <wps:spPr>
                       <a:xfrm>
-                        <a:off x="2094774" y="237037"/>
-                        <a:ext cx="57034" cy="50516"/>
+                        <a:off x="2092689" y="234432"/>
+                        <a:ext cx="53972" cy="58608"/>
                       </a:xfrm>
                       <a:prstGeom prst="rect">
                         <a:avLst/>
@@ -6234,12 +7954,42 @@
                               <w:color w:val="000000"/>
                               <w:sz w:val="4"/>
                             </w:rPr>
-                            <w:t xml:space="preserve">IG : M209 Uxwm : 1 Khmckwsjr : Mkunxfhexuy Sytwhb : uayb RVKI R858G</w:t>
+                            <w:t xml:space="preserve">IG : M209</w:t>
+                          </w:r>
+                          <w:r>
+                            <w:br/>
+                          </w:r>
+                          <w:r>
+                            <w:rPr>
+                              <w:color w:val="000000"/>
+                              <w:sz w:val="4"/>
+                            </w:rPr>
+                            <w:t xml:space="preserve">Uxwm : 1</w:t>
+                          </w:r>
+                          <w:r>
+                            <w:br/>
+                          </w:r>
+                          <w:r>
+                            <w:rPr>
+                              <w:color w:val="000000"/>
+                              <w:sz w:val="4"/>
+                            </w:rPr>
+                            <w:t xml:space="preserve">Khmckwsjr : Mkunxfhexuy</w:t>
+                          </w:r>
+                          <w:r>
+                            <w:br/>
+                          </w:r>
+                          <w:r>
+                            <w:rPr>
+                              <w:color w:val="000000"/>
+                              <w:sz w:val="4"/>
+                            </w:rPr>
+                            <w:t xml:space="preserve">Sytwhb : uayb RVKI R858G</w:t>
                           </w:r>
                         </w:p>
                       </w:txbxContent>
                     </wps:txbx>
-                    <wps:bodyPr rot="0" spcFirstLastPara="0" vertOverflow="overflow" horzOverflow="overflow" vert="horz" wrap="square" lIns="2487" tIns="1243" rIns="2487" bIns="1243" numCol="1" spcCol="0" rtlCol="0" fromWordArt="0" anchor="ctr" anchorCtr="0" forceAA="0" compatLnSpc="1">
+                    <wps:bodyPr rot="0" spcFirstLastPara="0" vertOverflow="overflow" horzOverflow="overflow" vert="horz" wrap="square" lIns="2501" tIns="1250" rIns="2501" bIns="1250" numCol="1" spcCol="0" rtlCol="0" fromWordArt="0" anchor="ctr" anchorCtr="0" forceAA="0" compatLnSpc="1">
                       <a:prstTxWarp prst="textNoShape">
                         <a:avLst/>
                       </a:prstTxWarp>
@@ -6251,8 +8001,8 @@
                     <wps:cNvSpPr/>
                     <wps:spPr>
                       <a:xfrm>
-                        <a:off x="2167351" y="244809"/>
-                        <a:ext cx="57034" cy="34973"/>
+                        <a:off x="2162915" y="246154"/>
+                        <a:ext cx="55222" cy="35165"/>
                       </a:xfrm>
                       <a:prstGeom prst="rect">
                         <a:avLst/>
@@ -6295,12 +8045,32 @@
                               <w:color w:val="000000"/>
                               <w:sz w:val="4"/>
                             </w:rPr>
-                            <w:t xml:space="preserve">IG : I210 Uxwm : 1 &lt;span style=\</w:t>
+                            <w:t xml:space="preserve">IG : I210</w:t>
+                          </w:r>
+                          <w:r>
+                            <w:br/>
+                          </w:r>
+                          <w:r>
+                            <w:rPr>
+                              <w:color w:val="000000"/>
+                              <w:sz w:val="4"/>
+                            </w:rPr>
+                            <w:t xml:space="preserve">Uxwm : 1</w:t>
+                          </w:r>
+                          <w:r>
+                            <w:br/>
+                          </w:r>
+                          <w:r>
+                            <w:rPr>
+                              <w:color w:val="000000"/>
+                              <w:sz w:val="4"/>
+                            </w:rPr>
+                            <w:t xml:space="preserve">&lt;span style=\</w:t>
                           </w:r>
                         </w:p>
                       </w:txbxContent>
                     </wps:txbx>
-                    <wps:bodyPr rot="0" spcFirstLastPara="0" vertOverflow="overflow" horzOverflow="overflow" vert="horz" wrap="square" lIns="2487" tIns="1243" rIns="2487" bIns="1243" numCol="1" spcCol="0" rtlCol="0" fromWordArt="0" anchor="ctr" anchorCtr="0" forceAA="0" compatLnSpc="1">
+                    <wps:bodyPr rot="0" spcFirstLastPara="0" vertOverflow="overflow" horzOverflow="overflow" vert="horz" wrap="square" lIns="2501" tIns="1250" rIns="2501" bIns="1250" numCol="1" spcCol="0" rtlCol="0" fromWordArt="0" anchor="ctr" anchorCtr="0" forceAA="0" compatLnSpc="1">
                       <a:prstTxWarp prst="textNoShape">
                         <a:avLst/>
                       </a:prstTxWarp>
@@ -6312,8 +8082,8 @@
                     <wps:cNvSpPr/>
                     <wps:spPr>
                       <a:xfrm>
-                        <a:off x="2239929" y="237037"/>
-                        <a:ext cx="57034" cy="50516"/>
+                        <a:off x="2234390" y="234432"/>
+                        <a:ext cx="53972" cy="58608"/>
                       </a:xfrm>
                       <a:prstGeom prst="rect">
                         <a:avLst/>
@@ -6356,12 +8126,42 @@
                               <w:color w:val="000000"/>
                               <w:sz w:val="4"/>
                             </w:rPr>
-                            <w:t xml:space="preserve">IG : U211 Uxwm : 1 Khmckwsjr : Hnzdzpnq Sytwhb : uayb RVKI R858G</w:t>
+                            <w:t xml:space="preserve">IG : U211</w:t>
+                          </w:r>
+                          <w:r>
+                            <w:br/>
+                          </w:r>
+                          <w:r>
+                            <w:rPr>
+                              <w:color w:val="000000"/>
+                              <w:sz w:val="4"/>
+                            </w:rPr>
+                            <w:t xml:space="preserve">Uxwm : 1</w:t>
+                          </w:r>
+                          <w:r>
+                            <w:br/>
+                          </w:r>
+                          <w:r>
+                            <w:rPr>
+                              <w:color w:val="000000"/>
+                              <w:sz w:val="4"/>
+                            </w:rPr>
+                            <w:t xml:space="preserve">Khmckwsjr : Hnzdzpnq</w:t>
+                          </w:r>
+                          <w:r>
+                            <w:br/>
+                          </w:r>
+                          <w:r>
+                            <w:rPr>
+                              <w:color w:val="000000"/>
+                              <w:sz w:val="4"/>
+                            </w:rPr>
+                            <w:t xml:space="preserve">Sytwhb : uayb RVKI R858G</w:t>
                           </w:r>
                         </w:p>
                       </w:txbxContent>
                     </wps:txbx>
-                    <wps:bodyPr rot="0" spcFirstLastPara="0" vertOverflow="overflow" horzOverflow="overflow" vert="horz" wrap="square" lIns="2487" tIns="1243" rIns="2487" bIns="1243" numCol="1" spcCol="0" rtlCol="0" fromWordArt="0" anchor="ctr" anchorCtr="0" forceAA="0" compatLnSpc="1">
+                    <wps:bodyPr rot="0" spcFirstLastPara="0" vertOverflow="overflow" horzOverflow="overflow" vert="horz" wrap="square" lIns="2501" tIns="1250" rIns="2501" bIns="1250" numCol="1" spcCol="0" rtlCol="0" fromWordArt="0" anchor="ctr" anchorCtr="0" forceAA="0" compatLnSpc="1">
                       <a:prstTxWarp prst="textNoShape">
                         <a:avLst/>
                       </a:prstTxWarp>
@@ -6373,8 +8173,8 @@
                     <wps:cNvSpPr/>
                     <wps:spPr>
                       <a:xfrm>
-                        <a:off x="2312506" y="237037"/>
-                        <a:ext cx="57034" cy="50516"/>
+                        <a:off x="2305241" y="234432"/>
+                        <a:ext cx="53972" cy="58608"/>
                       </a:xfrm>
                       <a:prstGeom prst="rect">
                         <a:avLst/>
@@ -6417,12 +8217,42 @@
                               <w:color w:val="000000"/>
                               <w:sz w:val="4"/>
                             </w:rPr>
-                            <w:t xml:space="preserve">IG : L212 Uxwm : 1 Khmckwsjr : Novsejkuvlr Sytwhb : uayb RVKI R858G</w:t>
+                            <w:t xml:space="preserve">IG : L212</w:t>
+                          </w:r>
+                          <w:r>
+                            <w:br/>
+                          </w:r>
+                          <w:r>
+                            <w:rPr>
+                              <w:color w:val="000000"/>
+                              <w:sz w:val="4"/>
+                            </w:rPr>
+                            <w:t xml:space="preserve">Uxwm : 1</w:t>
+                          </w:r>
+                          <w:r>
+                            <w:br/>
+                          </w:r>
+                          <w:r>
+                            <w:rPr>
+                              <w:color w:val="000000"/>
+                              <w:sz w:val="4"/>
+                            </w:rPr>
+                            <w:t xml:space="preserve">Khmckwsjr : Novsejkuvlr</w:t>
+                          </w:r>
+                          <w:r>
+                            <w:br/>
+                          </w:r>
+                          <w:r>
+                            <w:rPr>
+                              <w:color w:val="000000"/>
+                              <w:sz w:val="4"/>
+                            </w:rPr>
+                            <w:t xml:space="preserve">Sytwhb : uayb RVKI R858G</w:t>
                           </w:r>
                         </w:p>
                       </w:txbxContent>
                     </wps:txbx>
-                    <wps:bodyPr rot="0" spcFirstLastPara="0" vertOverflow="overflow" horzOverflow="overflow" vert="horz" wrap="square" lIns="2487" tIns="1243" rIns="2487" bIns="1243" numCol="1" spcCol="0" rtlCol="0" fromWordArt="0" anchor="ctr" anchorCtr="0" forceAA="0" compatLnSpc="1">
+                    <wps:bodyPr rot="0" spcFirstLastPara="0" vertOverflow="overflow" horzOverflow="overflow" vert="horz" wrap="square" lIns="2501" tIns="1250" rIns="2501" bIns="1250" numCol="1" spcCol="0" rtlCol="0" fromWordArt="0" anchor="ctr" anchorCtr="0" forceAA="0" compatLnSpc="1">
                       <a:prstTxWarp prst="textNoShape">
                         <a:avLst/>
                       </a:prstTxWarp>
@@ -6434,8 +8264,8 @@
                     <wps:cNvSpPr/>
                     <wps:spPr>
                       <a:xfrm>
-                        <a:off x="2385083" y="237037"/>
-                        <a:ext cx="57034" cy="50516"/>
+                        <a:off x="2376092" y="234432"/>
+                        <a:ext cx="53972" cy="58608"/>
                       </a:xfrm>
                       <a:prstGeom prst="rect">
                         <a:avLst/>
@@ -6478,12 +8308,42 @@
                               <w:color w:val="000000"/>
                               <w:sz w:val="4"/>
                             </w:rPr>
-                            <w:t xml:space="preserve">IG : B213 Uxwm : 1 Khmckwsjr : Xbjzmogga Sytwhb : uayb RVKI R858G</w:t>
+                            <w:t xml:space="preserve">IG : B213</w:t>
+                          </w:r>
+                          <w:r>
+                            <w:br/>
+                          </w:r>
+                          <w:r>
+                            <w:rPr>
+                              <w:color w:val="000000"/>
+                              <w:sz w:val="4"/>
+                            </w:rPr>
+                            <w:t xml:space="preserve">Uxwm : 1</w:t>
+                          </w:r>
+                          <w:r>
+                            <w:br/>
+                          </w:r>
+                          <w:r>
+                            <w:rPr>
+                              <w:color w:val="000000"/>
+                              <w:sz w:val="4"/>
+                            </w:rPr>
+                            <w:t xml:space="preserve">Khmckwsjr : Xbjzmogga</w:t>
+                          </w:r>
+                          <w:r>
+                            <w:br/>
+                          </w:r>
+                          <w:r>
+                            <w:rPr>
+                              <w:color w:val="000000"/>
+                              <w:sz w:val="4"/>
+                            </w:rPr>
+                            <w:t xml:space="preserve">Sytwhb : uayb RVKI R858G</w:t>
                           </w:r>
                         </w:p>
                       </w:txbxContent>
                     </wps:txbx>
-                    <wps:bodyPr rot="0" spcFirstLastPara="0" vertOverflow="overflow" horzOverflow="overflow" vert="horz" wrap="square" lIns="2487" tIns="1243" rIns="2487" bIns="1243" numCol="1" spcCol="0" rtlCol="0" fromWordArt="0" anchor="ctr" anchorCtr="0" forceAA="0" compatLnSpc="1">
+                    <wps:bodyPr rot="0" spcFirstLastPara="0" vertOverflow="overflow" horzOverflow="overflow" vert="horz" wrap="square" lIns="2501" tIns="1250" rIns="2501" bIns="1250" numCol="1" spcCol="0" rtlCol="0" fromWordArt="0" anchor="ctr" anchorCtr="0" forceAA="0" compatLnSpc="1">
                       <a:prstTxWarp prst="textNoShape">
                         <a:avLst/>
                       </a:prstTxWarp>
@@ -6495,8 +8355,8 @@
                     <wps:cNvSpPr/>
                     <wps:spPr>
                       <a:xfrm>
-                        <a:off x="2457661" y="233151"/>
-                        <a:ext cx="57034" cy="58288"/>
+                        <a:off x="2446942" y="230525"/>
+                        <a:ext cx="53972" cy="66423"/>
                       </a:xfrm>
                       <a:prstGeom prst="rect">
                         <a:avLst/>
@@ -6539,12 +8399,42 @@
                               <w:color w:val="000000"/>
                               <w:sz w:val="4"/>
                             </w:rPr>
-                            <w:t xml:space="preserve">IG : H214 Uxwm : 1 Khmckwsjr : Xbjzmogga + Dovrcvvydpk Sytwhb : uayb RVKI R858G</w:t>
+                            <w:t xml:space="preserve">IG : H214</w:t>
+                          </w:r>
+                          <w:r>
+                            <w:br/>
+                          </w:r>
+                          <w:r>
+                            <w:rPr>
+                              <w:color w:val="000000"/>
+                              <w:sz w:val="4"/>
+                            </w:rPr>
+                            <w:t xml:space="preserve">Uxwm : 1</w:t>
+                          </w:r>
+                          <w:r>
+                            <w:br/>
+                          </w:r>
+                          <w:r>
+                            <w:rPr>
+                              <w:color w:val="000000"/>
+                              <w:sz w:val="4"/>
+                            </w:rPr>
+                            <w:t xml:space="preserve">Khmckwsjr : Xbjzmogga + Dovrcvvydpk</w:t>
+                          </w:r>
+                          <w:r>
+                            <w:br/>
+                          </w:r>
+                          <w:r>
+                            <w:rPr>
+                              <w:color w:val="000000"/>
+                              <w:sz w:val="4"/>
+                            </w:rPr>
+                            <w:t xml:space="preserve">Sytwhb : uayb RVKI R858G</w:t>
                           </w:r>
                         </w:p>
                       </w:txbxContent>
                     </wps:txbx>
-                    <wps:bodyPr rot="0" spcFirstLastPara="0" vertOverflow="overflow" horzOverflow="overflow" vert="horz" wrap="square" lIns="2487" tIns="1243" rIns="2487" bIns="1243" numCol="1" spcCol="0" rtlCol="0" fromWordArt="0" anchor="ctr" anchorCtr="0" forceAA="0" compatLnSpc="1">
+                    <wps:bodyPr rot="0" spcFirstLastPara="0" vertOverflow="overflow" horzOverflow="overflow" vert="horz" wrap="square" lIns="2501" tIns="1250" rIns="2501" bIns="1250" numCol="1" spcCol="0" rtlCol="0" fromWordArt="0" anchor="ctr" anchorCtr="0" forceAA="0" compatLnSpc="1">
                       <a:prstTxWarp prst="textNoShape">
                         <a:avLst/>
                       </a:prstTxWarp>
@@ -6556,8 +8446,8 @@
                     <wps:cNvSpPr/>
                     <wps:spPr>
                       <a:xfrm>
-                        <a:off x="2530238" y="233151"/>
-                        <a:ext cx="57034" cy="58288"/>
+                        <a:off x="2517793" y="230525"/>
+                        <a:ext cx="53972" cy="66423"/>
                       </a:xfrm>
                       <a:prstGeom prst="rect">
                         <a:avLst/>
@@ -6600,12 +8490,42 @@
                               <w:color w:val="000000"/>
                               <w:sz w:val="4"/>
                             </w:rPr>
-                            <w:t xml:space="preserve">IG : M215 Uxwm : 1 Khmckwsjr : Xbjzmogga + Sphskweebyv Sytwhb : uayb RVKI R858G</w:t>
+                            <w:t xml:space="preserve">IG : M215</w:t>
+                          </w:r>
+                          <w:r>
+                            <w:br/>
+                          </w:r>
+                          <w:r>
+                            <w:rPr>
+                              <w:color w:val="000000"/>
+                              <w:sz w:val="4"/>
+                            </w:rPr>
+                            <w:t xml:space="preserve">Uxwm : 1</w:t>
+                          </w:r>
+                          <w:r>
+                            <w:br/>
+                          </w:r>
+                          <w:r>
+                            <w:rPr>
+                              <w:color w:val="000000"/>
+                              <w:sz w:val="4"/>
+                            </w:rPr>
+                            <w:t xml:space="preserve">Khmckwsjr : Xbjzmogga + Sphskweebyv</w:t>
+                          </w:r>
+                          <w:r>
+                            <w:br/>
+                          </w:r>
+                          <w:r>
+                            <w:rPr>
+                              <w:color w:val="000000"/>
+                              <w:sz w:val="4"/>
+                            </w:rPr>
+                            <w:t xml:space="preserve">Sytwhb : uayb RVKI R858G</w:t>
                           </w:r>
                         </w:p>
                       </w:txbxContent>
                     </wps:txbx>
-                    <wps:bodyPr rot="0" spcFirstLastPara="0" vertOverflow="overflow" horzOverflow="overflow" vert="horz" wrap="square" lIns="2487" tIns="1243" rIns="2487" bIns="1243" numCol="1" spcCol="0" rtlCol="0" fromWordArt="0" anchor="ctr" anchorCtr="0" forceAA="0" compatLnSpc="1">
+                    <wps:bodyPr rot="0" spcFirstLastPara="0" vertOverflow="overflow" horzOverflow="overflow" vert="horz" wrap="square" lIns="2501" tIns="1250" rIns="2501" bIns="1250" numCol="1" spcCol="0" rtlCol="0" fromWordArt="0" anchor="ctr" anchorCtr="0" forceAA="0" compatLnSpc="1">
                       <a:prstTxWarp prst="textNoShape">
                         <a:avLst/>
                       </a:prstTxWarp>
@@ -6617,8 +8537,8 @@
                     <wps:cNvSpPr/>
                     <wps:spPr>
                       <a:xfrm>
-                        <a:off x="2602815" y="252580"/>
-                        <a:ext cx="54920" cy="19429"/>
+                        <a:off x="2588019" y="253968"/>
+                        <a:ext cx="55222" cy="19536"/>
                       </a:xfrm>
                       <a:prstGeom prst="rect">
                         <a:avLst/>
@@ -6666,7 +8586,7 @@
                         </w:p>
                       </w:txbxContent>
                     </wps:txbx>
-                    <wps:bodyPr rot="0" spcFirstLastPara="0" vertOverflow="overflow" horzOverflow="overflow" vert="horz" wrap="square" lIns="2487" tIns="1243" rIns="2487" bIns="1243" numCol="1" spcCol="0" rtlCol="0" fromWordArt="0" anchor="ctr" anchorCtr="0" forceAA="0" compatLnSpc="1">
+                    <wps:bodyPr rot="0" spcFirstLastPara="0" vertOverflow="overflow" horzOverflow="overflow" vert="horz" wrap="square" lIns="2501" tIns="1250" rIns="2501" bIns="1250" numCol="1" spcCol="0" rtlCol="0" fromWordArt="0" anchor="ctr" anchorCtr="0" forceAA="0" compatLnSpc="1">
                       <a:prstTxWarp prst="textNoShape">
                         <a:avLst/>
                       </a:prstTxWarp>
@@ -6678,8 +8598,8 @@
                     <wps:cNvSpPr/>
                     <wps:spPr>
                       <a:xfrm>
-                        <a:off x="2673279" y="252580"/>
-                        <a:ext cx="54920" cy="19429"/>
+                        <a:off x="2658869" y="253968"/>
+                        <a:ext cx="55222" cy="19536"/>
                       </a:xfrm>
                       <a:prstGeom prst="rect">
                         <a:avLst/>
@@ -6727,7 +8647,7 @@
                         </w:p>
                       </w:txbxContent>
                     </wps:txbx>
-                    <wps:bodyPr rot="0" spcFirstLastPara="0" vertOverflow="overflow" horzOverflow="overflow" vert="horz" wrap="square" lIns="2487" tIns="1243" rIns="2487" bIns="1243" numCol="1" spcCol="0" rtlCol="0" fromWordArt="0" anchor="ctr" anchorCtr="0" forceAA="0" compatLnSpc="1">
+                    <wps:bodyPr rot="0" spcFirstLastPara="0" vertOverflow="overflow" horzOverflow="overflow" vert="horz" wrap="square" lIns="2501" tIns="1250" rIns="2501" bIns="1250" numCol="1" spcCol="0" rtlCol="0" fromWordArt="0" anchor="ctr" anchorCtr="0" forceAA="0" compatLnSpc="1">
                       <a:prstTxWarp prst="textNoShape">
                         <a:avLst/>
                       </a:prstTxWarp>
@@ -6739,8 +8659,8 @@
                     <wps:cNvSpPr/>
                     <wps:spPr>
                       <a:xfrm>
-                        <a:off x="2095831" y="400243"/>
-                        <a:ext cx="54920" cy="19429"/>
+                        <a:off x="2092064" y="402442"/>
+                        <a:ext cx="55222" cy="19536"/>
                       </a:xfrm>
                       <a:prstGeom prst="rect">
                         <a:avLst/>
@@ -6788,7 +8708,7 @@
                         </w:p>
                       </w:txbxContent>
                     </wps:txbx>
-                    <wps:bodyPr rot="0" spcFirstLastPara="0" vertOverflow="overflow" horzOverflow="overflow" vert="horz" wrap="square" lIns="2487" tIns="1243" rIns="2487" bIns="1243" numCol="1" spcCol="0" rtlCol="0" fromWordArt="0" anchor="ctr" anchorCtr="0" forceAA="0" compatLnSpc="1">
+                    <wps:bodyPr rot="0" spcFirstLastPara="0" vertOverflow="overflow" horzOverflow="overflow" vert="horz" wrap="square" lIns="2501" tIns="1250" rIns="2501" bIns="1250" numCol="1" spcCol="0" rtlCol="0" fromWordArt="0" anchor="ctr" anchorCtr="0" forceAA="0" compatLnSpc="1">
                       <a:prstTxWarp prst="textNoShape">
                         <a:avLst/>
                       </a:prstTxWarp>
@@ -6800,8 +8720,8 @@
                     <wps:cNvSpPr/>
                     <wps:spPr>
                       <a:xfrm>
-                        <a:off x="2168408" y="400243"/>
-                        <a:ext cx="54920" cy="19429"/>
+                        <a:off x="2162915" y="402442"/>
+                        <a:ext cx="55222" cy="19536"/>
                       </a:xfrm>
                       <a:prstGeom prst="rect">
                         <a:avLst/>
@@ -6849,7 +8769,7 @@
                         </w:p>
                       </w:txbxContent>
                     </wps:txbx>
-                    <wps:bodyPr rot="0" spcFirstLastPara="0" vertOverflow="overflow" horzOverflow="overflow" vert="horz" wrap="square" lIns="2487" tIns="1243" rIns="2487" bIns="1243" numCol="1" spcCol="0" rtlCol="0" fromWordArt="0" anchor="ctr" anchorCtr="0" forceAA="0" compatLnSpc="1">
+                    <wps:bodyPr rot="0" spcFirstLastPara="0" vertOverflow="overflow" horzOverflow="overflow" vert="horz" wrap="square" lIns="2501" tIns="1250" rIns="2501" bIns="1250" numCol="1" spcCol="0" rtlCol="0" fromWordArt="0" anchor="ctr" anchorCtr="0" forceAA="0" compatLnSpc="1">
                       <a:prstTxWarp prst="textNoShape">
                         <a:avLst/>
                       </a:prstTxWarp>
@@ -6861,8 +8781,8 @@
                     <wps:cNvSpPr/>
                     <wps:spPr>
                       <a:xfrm>
-                        <a:off x="2240986" y="400243"/>
-                        <a:ext cx="54920" cy="19429"/>
+                        <a:off x="2233765" y="402442"/>
+                        <a:ext cx="55222" cy="19536"/>
                       </a:xfrm>
                       <a:prstGeom prst="rect">
                         <a:avLst/>
@@ -6910,7 +8830,7 @@
                         </w:p>
                       </w:txbxContent>
                     </wps:txbx>
-                    <wps:bodyPr rot="0" spcFirstLastPara="0" vertOverflow="overflow" horzOverflow="overflow" vert="horz" wrap="square" lIns="2487" tIns="1243" rIns="2487" bIns="1243" numCol="1" spcCol="0" rtlCol="0" fromWordArt="0" anchor="ctr" anchorCtr="0" forceAA="0" compatLnSpc="1">
+                    <wps:bodyPr rot="0" spcFirstLastPara="0" vertOverflow="overflow" horzOverflow="overflow" vert="horz" wrap="square" lIns="2501" tIns="1250" rIns="2501" bIns="1250" numCol="1" spcCol="0" rtlCol="0" fromWordArt="0" anchor="ctr" anchorCtr="0" forceAA="0" compatLnSpc="1">
                       <a:prstTxWarp prst="textNoShape">
                         <a:avLst/>
                       </a:prstTxWarp>
@@ -6922,8 +8842,8 @@
                     <wps:cNvSpPr/>
                     <wps:spPr>
                       <a:xfrm>
-                        <a:off x="2313563" y="400243"/>
-                        <a:ext cx="54920" cy="19429"/>
+                        <a:off x="2304616" y="402442"/>
+                        <a:ext cx="55222" cy="19536"/>
                       </a:xfrm>
                       <a:prstGeom prst="rect">
                         <a:avLst/>
@@ -6971,7 +8891,7 @@
                         </w:p>
                       </w:txbxContent>
                     </wps:txbx>
-                    <wps:bodyPr rot="0" spcFirstLastPara="0" vertOverflow="overflow" horzOverflow="overflow" vert="horz" wrap="square" lIns="2487" tIns="1243" rIns="2487" bIns="1243" numCol="1" spcCol="0" rtlCol="0" fromWordArt="0" anchor="ctr" anchorCtr="0" forceAA="0" compatLnSpc="1">
+                    <wps:bodyPr rot="0" spcFirstLastPara="0" vertOverflow="overflow" horzOverflow="overflow" vert="horz" wrap="square" lIns="2501" tIns="1250" rIns="2501" bIns="1250" numCol="1" spcCol="0" rtlCol="0" fromWordArt="0" anchor="ctr" anchorCtr="0" forceAA="0" compatLnSpc="1">
                       <a:prstTxWarp prst="textNoShape">
                         <a:avLst/>
                       </a:prstTxWarp>
@@ -6983,8 +8903,8 @@
                     <wps:cNvSpPr/>
                     <wps:spPr>
                       <a:xfrm>
-                        <a:off x="2386140" y="400243"/>
-                        <a:ext cx="54920" cy="19429"/>
+                        <a:off x="2375467" y="402442"/>
+                        <a:ext cx="55222" cy="19536"/>
                       </a:xfrm>
                       <a:prstGeom prst="rect">
                         <a:avLst/>
@@ -7032,7 +8952,7 @@
                         </w:p>
                       </w:txbxContent>
                     </wps:txbx>
-                    <wps:bodyPr rot="0" spcFirstLastPara="0" vertOverflow="overflow" horzOverflow="overflow" vert="horz" wrap="square" lIns="2487" tIns="1243" rIns="2487" bIns="1243" numCol="1" spcCol="0" rtlCol="0" fromWordArt="0" anchor="ctr" anchorCtr="0" forceAA="0" compatLnSpc="1">
+                    <wps:bodyPr rot="0" spcFirstLastPara="0" vertOverflow="overflow" horzOverflow="overflow" vert="horz" wrap="square" lIns="2501" tIns="1250" rIns="2501" bIns="1250" numCol="1" spcCol="0" rtlCol="0" fromWordArt="0" anchor="ctr" anchorCtr="0" forceAA="0" compatLnSpc="1">
                       <a:prstTxWarp prst="textNoShape">
                         <a:avLst/>
                       </a:prstTxWarp>
@@ -7044,8 +8964,8 @@
                     <wps:cNvSpPr/>
                     <wps:spPr>
                       <a:xfrm>
-                        <a:off x="2458717" y="400243"/>
-                        <a:ext cx="54920" cy="19429"/>
+                        <a:off x="2446317" y="402442"/>
+                        <a:ext cx="55222" cy="19536"/>
                       </a:xfrm>
                       <a:prstGeom prst="rect">
                         <a:avLst/>
@@ -7093,7 +9013,7 @@
                         </w:p>
                       </w:txbxContent>
                     </wps:txbx>
-                    <wps:bodyPr rot="0" spcFirstLastPara="0" vertOverflow="overflow" horzOverflow="overflow" vert="horz" wrap="square" lIns="2487" tIns="1243" rIns="2487" bIns="1243" numCol="1" spcCol="0" rtlCol="0" fromWordArt="0" anchor="ctr" anchorCtr="0" forceAA="0" compatLnSpc="1">
+                    <wps:bodyPr rot="0" spcFirstLastPara="0" vertOverflow="overflow" horzOverflow="overflow" vert="horz" wrap="square" lIns="2501" tIns="1250" rIns="2501" bIns="1250" numCol="1" spcCol="0" rtlCol="0" fromWordArt="0" anchor="ctr" anchorCtr="0" forceAA="0" compatLnSpc="1">
                       <a:prstTxWarp prst="textNoShape">
                         <a:avLst/>
                       </a:prstTxWarp>
@@ -7105,8 +9025,8 @@
                     <wps:cNvSpPr/>
                     <wps:spPr>
                       <a:xfrm>
-                        <a:off x="2531295" y="400243"/>
-                        <a:ext cx="54920" cy="19429"/>
+                        <a:off x="2517168" y="402442"/>
+                        <a:ext cx="55222" cy="19536"/>
                       </a:xfrm>
                       <a:prstGeom prst="rect">
                         <a:avLst/>
@@ -7154,7 +9074,7 @@
                         </w:p>
                       </w:txbxContent>
                     </wps:txbx>
-                    <wps:bodyPr rot="0" spcFirstLastPara="0" vertOverflow="overflow" horzOverflow="overflow" vert="horz" wrap="square" lIns="2487" tIns="1243" rIns="2487" bIns="1243" numCol="1" spcCol="0" rtlCol="0" fromWordArt="0" anchor="ctr" anchorCtr="0" forceAA="0" compatLnSpc="1">
+                    <wps:bodyPr rot="0" spcFirstLastPara="0" vertOverflow="overflow" horzOverflow="overflow" vert="horz" wrap="square" lIns="2501" tIns="1250" rIns="2501" bIns="1250" numCol="1" spcCol="0" rtlCol="0" fromWordArt="0" anchor="ctr" anchorCtr="0" forceAA="0" compatLnSpc="1">
                       <a:prstTxWarp prst="textNoShape">
                         <a:avLst/>
                       </a:prstTxWarp>
@@ -7166,8 +9086,8 @@
                     <wps:cNvSpPr/>
                     <wps:spPr>
                       <a:xfrm>
-                        <a:off x="2743742" y="233151"/>
-                        <a:ext cx="57407" cy="58288"/>
+                        <a:off x="2729720" y="230525"/>
+                        <a:ext cx="57722" cy="66423"/>
                       </a:xfrm>
                       <a:prstGeom prst="rect">
                         <a:avLst/>
@@ -7210,12 +9130,42 @@
                               <w:color w:val="000000"/>
                               <w:sz w:val="4"/>
                             </w:rPr>
-                            <w:t xml:space="preserve">IG : Y218 Uxwm : 1 Khmckwsjr : Hnzdzpnq Sytwhb : , RVKI gjtejrpf xvyfpmku</w:t>
+                            <w:t xml:space="preserve">IG : Y218</w:t>
+                          </w:r>
+                          <w:r>
+                            <w:br/>
+                          </w:r>
+                          <w:r>
+                            <w:rPr>
+                              <w:color w:val="000000"/>
+                              <w:sz w:val="4"/>
+                            </w:rPr>
+                            <w:t xml:space="preserve">Uxwm : 1</w:t>
+                          </w:r>
+                          <w:r>
+                            <w:br/>
+                          </w:r>
+                          <w:r>
+                            <w:rPr>
+                              <w:color w:val="000000"/>
+                              <w:sz w:val="4"/>
+                            </w:rPr>
+                            <w:t xml:space="preserve">Khmckwsjr : Hnzdzpnq</w:t>
+                          </w:r>
+                          <w:r>
+                            <w:br/>
+                          </w:r>
+                          <w:r>
+                            <w:rPr>
+                              <w:color w:val="000000"/>
+                              <w:sz w:val="4"/>
+                            </w:rPr>
+                            <w:t xml:space="preserve">Sytwhb : , RVKI gjtejrpf xvyfpmku</w:t>
                           </w:r>
                         </w:p>
                       </w:txbxContent>
                     </wps:txbx>
-                    <wps:bodyPr rot="0" spcFirstLastPara="0" vertOverflow="overflow" horzOverflow="overflow" vert="horz" wrap="square" lIns="2487" tIns="1243" rIns="2487" bIns="1243" numCol="1" spcCol="0" rtlCol="0" fromWordArt="0" anchor="ctr" anchorCtr="0" forceAA="0" compatLnSpc="1">
+                    <wps:bodyPr rot="0" spcFirstLastPara="0" vertOverflow="overflow" horzOverflow="overflow" vert="horz" wrap="square" lIns="2501" tIns="1250" rIns="2501" bIns="1250" numCol="1" spcCol="0" rtlCol="0" fromWordArt="0" anchor="ctr" anchorCtr="0" forceAA="0" compatLnSpc="1">
                       <a:prstTxWarp prst="textNoShape">
                         <a:avLst/>
                       </a:prstTxWarp>
@@ -7227,8 +9177,8 @@
                     <wps:cNvSpPr/>
                     <wps:spPr>
                       <a:xfrm>
-                        <a:off x="2816692" y="233151"/>
-                        <a:ext cx="57407" cy="58288"/>
+                        <a:off x="2803071" y="230525"/>
+                        <a:ext cx="57722" cy="66423"/>
                       </a:xfrm>
                       <a:prstGeom prst="rect">
                         <a:avLst/>
@@ -7271,12 +9221,42 @@
                               <w:color w:val="000000"/>
                               <w:sz w:val="4"/>
                             </w:rPr>
-                            <w:t xml:space="preserve">IG : U219 Uxwm : 1 Khmckwsjr : Mkunxfhexuy Sytwhb : , RVKI gjtejrpf xvyfpmku</w:t>
+                            <w:t xml:space="preserve">IG : U219</w:t>
+                          </w:r>
+                          <w:r>
+                            <w:br/>
+                          </w:r>
+                          <w:r>
+                            <w:rPr>
+                              <w:color w:val="000000"/>
+                              <w:sz w:val="4"/>
+                            </w:rPr>
+                            <w:t xml:space="preserve">Uxwm : 1</w:t>
+                          </w:r>
+                          <w:r>
+                            <w:br/>
+                          </w:r>
+                          <w:r>
+                            <w:rPr>
+                              <w:color w:val="000000"/>
+                              <w:sz w:val="4"/>
+                            </w:rPr>
+                            <w:t xml:space="preserve">Khmckwsjr : Mkunxfhexuy</w:t>
+                          </w:r>
+                          <w:r>
+                            <w:br/>
+                          </w:r>
+                          <w:r>
+                            <w:rPr>
+                              <w:color w:val="000000"/>
+                              <w:sz w:val="4"/>
+                            </w:rPr>
+                            <w:t xml:space="preserve">Sytwhb : , RVKI gjtejrpf xvyfpmku</w:t>
                           </w:r>
                         </w:p>
                       </w:txbxContent>
                     </wps:txbx>
-                    <wps:bodyPr rot="0" spcFirstLastPara="0" vertOverflow="overflow" horzOverflow="overflow" vert="horz" wrap="square" lIns="2487" tIns="1243" rIns="2487" bIns="1243" numCol="1" spcCol="0" rtlCol="0" fromWordArt="0" anchor="ctr" anchorCtr="0" forceAA="0" compatLnSpc="1">
+                    <wps:bodyPr rot="0" spcFirstLastPara="0" vertOverflow="overflow" horzOverflow="overflow" vert="horz" wrap="square" lIns="2501" tIns="1250" rIns="2501" bIns="1250" numCol="1" spcCol="0" rtlCol="0" fromWordArt="0" anchor="ctr" anchorCtr="0" forceAA="0" compatLnSpc="1">
                       <a:prstTxWarp prst="textNoShape">
                         <a:avLst/>
                       </a:prstTxWarp>
@@ -7288,8 +9268,8 @@
                     <wps:cNvSpPr/>
                     <wps:spPr>
                       <a:xfrm>
-                        <a:off x="2744985" y="400243"/>
-                        <a:ext cx="54920" cy="19429"/>
+                        <a:off x="2730970" y="402442"/>
+                        <a:ext cx="55222" cy="19536"/>
                       </a:xfrm>
                       <a:prstGeom prst="rect">
                         <a:avLst/>
@@ -7337,7 +9317,7 @@
                         </w:p>
                       </w:txbxContent>
                     </wps:txbx>
-                    <wps:bodyPr rot="0" spcFirstLastPara="0" vertOverflow="overflow" horzOverflow="overflow" vert="horz" wrap="square" lIns="2487" tIns="1243" rIns="2487" bIns="1243" numCol="1" spcCol="0" rtlCol="0" fromWordArt="0" anchor="ctr" anchorCtr="0" forceAA="0" compatLnSpc="1">
+                    <wps:bodyPr rot="0" spcFirstLastPara="0" vertOverflow="overflow" horzOverflow="overflow" vert="horz" wrap="square" lIns="2501" tIns="1250" rIns="2501" bIns="1250" numCol="1" spcCol="0" rtlCol="0" fromWordArt="0" anchor="ctr" anchorCtr="0" forceAA="0" compatLnSpc="1">
                       <a:prstTxWarp prst="textNoShape">
                         <a:avLst/>
                       </a:prstTxWarp>
@@ -7349,8 +9329,8 @@
                     <wps:cNvSpPr/>
                     <wps:spPr>
                       <a:xfrm>
-                        <a:off x="2817936" y="400243"/>
-                        <a:ext cx="54920" cy="19429"/>
+                        <a:off x="2804322" y="402442"/>
+                        <a:ext cx="55222" cy="19536"/>
                       </a:xfrm>
                       <a:prstGeom prst="rect">
                         <a:avLst/>
@@ -7398,7 +9378,7 @@
                         </w:p>
                       </w:txbxContent>
                     </wps:txbx>
-                    <wps:bodyPr rot="0" spcFirstLastPara="0" vertOverflow="overflow" horzOverflow="overflow" vert="horz" wrap="square" lIns="2487" tIns="1243" rIns="2487" bIns="1243" numCol="1" spcCol="0" rtlCol="0" fromWordArt="0" anchor="ctr" anchorCtr="0" forceAA="0" compatLnSpc="1">
+                    <wps:bodyPr rot="0" spcFirstLastPara="0" vertOverflow="overflow" horzOverflow="overflow" vert="horz" wrap="square" lIns="2501" tIns="1250" rIns="2501" bIns="1250" numCol="1" spcCol="0" rtlCol="0" fromWordArt="0" anchor="ctr" anchorCtr="0" forceAA="0" compatLnSpc="1">
                       <a:prstTxWarp prst="textNoShape">
                         <a:avLst/>
                       </a:prstTxWarp>
@@ -7410,8 +9390,8 @@
                     <wps:cNvSpPr/>
                     <wps:spPr>
                       <a:xfrm>
-                        <a:off x="2988654" y="225379"/>
-                        <a:ext cx="57034" cy="73831"/>
+                        <a:off x="2975978" y="222711"/>
+                        <a:ext cx="55847" cy="82051"/>
                       </a:xfrm>
                       <a:prstGeom prst="rect">
                         <a:avLst/>
@@ -7454,12 +9434,42 @@
                               <w:color w:val="000000"/>
                               <w:sz w:val="4"/>
                             </w:rPr>
-                            <w:t xml:space="preserve">IG : L221 Uxwm : 1 Khmckwsjr : Gmeaboui esdroqcowngo + Nonemwhoviy Sytwhb : uayb RVKI Mlvt 20 vdhjuwwuj</w:t>
+                            <w:t xml:space="preserve">IG : L221</w:t>
+                          </w:r>
+                          <w:r>
+                            <w:br/>
+                          </w:r>
+                          <w:r>
+                            <w:rPr>
+                              <w:color w:val="000000"/>
+                              <w:sz w:val="4"/>
+                            </w:rPr>
+                            <w:t xml:space="preserve">Uxwm : 1</w:t>
+                          </w:r>
+                          <w:r>
+                            <w:br/>
+                          </w:r>
+                          <w:r>
+                            <w:rPr>
+                              <w:color w:val="000000"/>
+                              <w:sz w:val="4"/>
+                            </w:rPr>
+                            <w:t xml:space="preserve">Khmckwsjr : Gmeaboui esdroqcowngo + Nonemwhoviy</w:t>
+                          </w:r>
+                          <w:r>
+                            <w:br/>
+                          </w:r>
+                          <w:r>
+                            <w:rPr>
+                              <w:color w:val="000000"/>
+                              <w:sz w:val="4"/>
+                            </w:rPr>
+                            <w:t xml:space="preserve">Sytwhb : uayb RVKI Mlvt 20 vdhjuwwuj</w:t>
                           </w:r>
                         </w:p>
                       </w:txbxContent>
                     </wps:txbx>
-                    <wps:bodyPr rot="0" spcFirstLastPara="0" vertOverflow="overflow" horzOverflow="overflow" vert="horz" wrap="square" lIns="2487" tIns="1243" rIns="2487" bIns="1243" numCol="1" spcCol="0" rtlCol="0" fromWordArt="0" anchor="ctr" anchorCtr="0" forceAA="0" compatLnSpc="1">
+                    <wps:bodyPr rot="0" spcFirstLastPara="0" vertOverflow="overflow" horzOverflow="overflow" vert="horz" wrap="square" lIns="2501" tIns="1250" rIns="2501" bIns="1250" numCol="1" spcCol="0" rtlCol="0" fromWordArt="0" anchor="ctr" anchorCtr="0" forceAA="0" compatLnSpc="1">
                       <a:prstTxWarp prst="textNoShape">
                         <a:avLst/>
                       </a:prstTxWarp>
@@ -7471,8 +9481,8 @@
                     <wps:cNvSpPr/>
                     <wps:spPr>
                       <a:xfrm>
-                        <a:off x="3102090" y="252580"/>
-                        <a:ext cx="54920" cy="19429"/>
+                        <a:off x="3089287" y="253968"/>
+                        <a:ext cx="55222" cy="19536"/>
                       </a:xfrm>
                       <a:prstGeom prst="rect">
                         <a:avLst/>
@@ -7520,7 +9530,7 @@
                         </w:p>
                       </w:txbxContent>
                     </wps:txbx>
-                    <wps:bodyPr rot="0" spcFirstLastPara="0" vertOverflow="overflow" horzOverflow="overflow" vert="horz" wrap="square" lIns="2487" tIns="1243" rIns="2487" bIns="1243" numCol="1" spcCol="0" rtlCol="0" fromWordArt="0" anchor="ctr" anchorCtr="0" forceAA="0" compatLnSpc="1">
+                    <wps:bodyPr rot="0" spcFirstLastPara="0" vertOverflow="overflow" horzOverflow="overflow" vert="horz" wrap="square" lIns="2501" tIns="1250" rIns="2501" bIns="1250" numCol="1" spcCol="0" rtlCol="0" fromWordArt="0" anchor="ctr" anchorCtr="0" forceAA="0" compatLnSpc="1">
                       <a:prstTxWarp prst="textNoShape">
                         <a:avLst/>
                       </a:prstTxWarp>
@@ -7532,8 +9542,8 @@
                     <wps:cNvSpPr/>
                     <wps:spPr>
                       <a:xfrm>
-                        <a:off x="2168408" y="563448"/>
-                        <a:ext cx="54920" cy="19429"/>
+                        <a:off x="2162915" y="566545"/>
+                        <a:ext cx="55222" cy="19536"/>
                       </a:xfrm>
                       <a:prstGeom prst="rect">
                         <a:avLst/>
@@ -7581,7 +9591,7 @@
                         </w:p>
                       </w:txbxContent>
                     </wps:txbx>
-                    <wps:bodyPr rot="0" spcFirstLastPara="0" vertOverflow="overflow" horzOverflow="overflow" vert="horz" wrap="square" lIns="2487" tIns="1243" rIns="2487" bIns="1243" numCol="1" spcCol="0" rtlCol="0" fromWordArt="0" anchor="ctr" anchorCtr="0" forceAA="0" compatLnSpc="1">
+                    <wps:bodyPr rot="0" spcFirstLastPara="0" vertOverflow="overflow" horzOverflow="overflow" vert="horz" wrap="square" lIns="2501" tIns="1250" rIns="2501" bIns="1250" numCol="1" spcCol="0" rtlCol="0" fromWordArt="0" anchor="ctr" anchorCtr="0" forceAA="0" compatLnSpc="1">
                       <a:prstTxWarp prst="textNoShape">
                         <a:avLst/>
                       </a:prstTxWarp>
@@ -7593,8 +9603,8 @@
                     <wps:cNvSpPr/>
                     <wps:spPr>
                       <a:xfrm>
-                        <a:off x="2889643" y="252580"/>
-                        <a:ext cx="54920" cy="19429"/>
+                        <a:off x="2876422" y="253968"/>
+                        <a:ext cx="55222" cy="19536"/>
                       </a:xfrm>
                       <a:prstGeom prst="rect">
                         <a:avLst/>
@@ -7642,7 +9652,7 @@
                         </w:p>
                       </w:txbxContent>
                     </wps:txbx>
-                    <wps:bodyPr rot="0" spcFirstLastPara="0" vertOverflow="overflow" horzOverflow="overflow" vert="horz" wrap="square" lIns="2487" tIns="1243" rIns="2487" bIns="1243" numCol="1" spcCol="0" rtlCol="0" fromWordArt="0" anchor="ctr" anchorCtr="0" forceAA="0" compatLnSpc="1">
+                    <wps:bodyPr rot="0" spcFirstLastPara="0" vertOverflow="overflow" horzOverflow="overflow" vert="horz" wrap="square" lIns="2501" tIns="1250" rIns="2501" bIns="1250" numCol="1" spcCol="0" rtlCol="0" fromWordArt="0" anchor="ctr" anchorCtr="0" forceAA="0" compatLnSpc="1">
                       <a:prstTxWarp prst="textNoShape">
                         <a:avLst/>
                       </a:prstTxWarp>
@@ -7654,8 +9664,8 @@
                     <wps:cNvSpPr/>
                     <wps:spPr>
                       <a:xfrm>
-                        <a:off x="1953847" y="400243"/>
-                        <a:ext cx="54920" cy="19429"/>
+                        <a:off x="1950363" y="402442"/>
+                        <a:ext cx="55222" cy="19536"/>
                       </a:xfrm>
                       <a:prstGeom prst="rect">
                         <a:avLst/>
@@ -7703,7 +9713,7 @@
                         </w:p>
                       </w:txbxContent>
                     </wps:txbx>
-                    <wps:bodyPr rot="0" spcFirstLastPara="0" vertOverflow="overflow" horzOverflow="overflow" vert="horz" wrap="square" lIns="2487" tIns="1243" rIns="2487" bIns="1243" numCol="1" spcCol="0" rtlCol="0" fromWordArt="0" anchor="ctr" anchorCtr="0" forceAA="0" compatLnSpc="1">
+                    <wps:bodyPr rot="0" spcFirstLastPara="0" vertOverflow="overflow" horzOverflow="overflow" vert="horz" wrap="square" lIns="2501" tIns="1250" rIns="2501" bIns="1250" numCol="1" spcCol="0" rtlCol="0" fromWordArt="0" anchor="ctr" anchorCtr="0" forceAA="0" compatLnSpc="1">
                       <a:prstTxWarp prst="textNoShape">
                         <a:avLst/>
                       </a:prstTxWarp>
@@ -7715,8 +9725,8 @@
                     <wps:cNvSpPr/>
                     <wps:spPr>
                       <a:xfrm>
-                        <a:off x="2602815" y="400243"/>
-                        <a:ext cx="54920" cy="19429"/>
+                        <a:off x="2588019" y="402442"/>
+                        <a:ext cx="55222" cy="19536"/>
                       </a:xfrm>
                       <a:prstGeom prst="rect">
                         <a:avLst/>
@@ -7764,7 +9774,7 @@
                         </w:p>
                       </w:txbxContent>
                     </wps:txbx>
-                    <wps:bodyPr rot="0" spcFirstLastPara="0" vertOverflow="overflow" horzOverflow="overflow" vert="horz" wrap="square" lIns="2487" tIns="1243" rIns="2487" bIns="1243" numCol="1" spcCol="0" rtlCol="0" fromWordArt="0" anchor="ctr" anchorCtr="0" forceAA="0" compatLnSpc="1">
+                    <wps:bodyPr rot="0" spcFirstLastPara="0" vertOverflow="overflow" horzOverflow="overflow" vert="horz" wrap="square" lIns="2501" tIns="1250" rIns="2501" bIns="1250" numCol="1" spcCol="0" rtlCol="0" fromWordArt="0" anchor="ctr" anchorCtr="0" forceAA="0" compatLnSpc="1">
                       <a:prstTxWarp prst="textNoShape">
                         <a:avLst/>
                       </a:prstTxWarp>
@@ -7776,8 +9786,8 @@
                     <wps:cNvSpPr/>
                     <wps:spPr>
                       <a:xfrm>
-                        <a:off x="2673279" y="400243"/>
-                        <a:ext cx="54920" cy="19429"/>
+                        <a:off x="2658869" y="402442"/>
+                        <a:ext cx="55222" cy="19536"/>
                       </a:xfrm>
                       <a:prstGeom prst="rect">
                         <a:avLst/>
@@ -7825,7 +9835,7 @@
                         </w:p>
                       </w:txbxContent>
                     </wps:txbx>
-                    <wps:bodyPr rot="0" spcFirstLastPara="0" vertOverflow="overflow" horzOverflow="overflow" vert="horz" wrap="square" lIns="2487" tIns="1243" rIns="2487" bIns="1243" numCol="1" spcCol="0" rtlCol="0" fromWordArt="0" anchor="ctr" anchorCtr="0" forceAA="0" compatLnSpc="1">
+                    <wps:bodyPr rot="0" spcFirstLastPara="0" vertOverflow="overflow" horzOverflow="overflow" vert="horz" wrap="square" lIns="2501" tIns="1250" rIns="2501" bIns="1250" numCol="1" spcCol="0" rtlCol="0" fromWordArt="0" anchor="ctr" anchorCtr="0" forceAA="0" compatLnSpc="1">
                       <a:prstTxWarp prst="textNoShape">
                         <a:avLst/>
                       </a:prstTxWarp>
@@ -7837,8 +9847,8 @@
                     <wps:cNvSpPr/>
                     <wps:spPr>
                       <a:xfrm>
-                        <a:off x="2889643" y="400243"/>
-                        <a:ext cx="54920" cy="19429"/>
+                        <a:off x="2876422" y="402442"/>
+                        <a:ext cx="55222" cy="19536"/>
                       </a:xfrm>
                       <a:prstGeom prst="rect">
                         <a:avLst/>
@@ -7886,7 +9896,7 @@
                         </w:p>
                       </w:txbxContent>
                     </wps:txbx>
-                    <wps:bodyPr rot="0" spcFirstLastPara="0" vertOverflow="overflow" horzOverflow="overflow" vert="horz" wrap="square" lIns="2487" tIns="1243" rIns="2487" bIns="1243" numCol="1" spcCol="0" rtlCol="0" fromWordArt="0" anchor="ctr" anchorCtr="0" forceAA="0" compatLnSpc="1">
+                    <wps:bodyPr rot="0" spcFirstLastPara="0" vertOverflow="overflow" horzOverflow="overflow" vert="horz" wrap="square" lIns="2501" tIns="1250" rIns="2501" bIns="1250" numCol="1" spcCol="0" rtlCol="0" fromWordArt="0" anchor="ctr" anchorCtr="0" forceAA="0" compatLnSpc="1">
                       <a:prstTxWarp prst="textNoShape">
                         <a:avLst/>
                       </a:prstTxWarp>
@@ -7898,8 +9908,8 @@
                     <wps:cNvSpPr/>
                     <wps:spPr>
                       <a:xfrm>
-                        <a:off x="2024310" y="400243"/>
-                        <a:ext cx="54920" cy="19429"/>
+                        <a:off x="2021213" y="402442"/>
+                        <a:ext cx="55222" cy="19536"/>
                       </a:xfrm>
                       <a:prstGeom prst="rect">
                         <a:avLst/>
@@ -7947,7 +9957,7 @@
                         </w:p>
                       </w:txbxContent>
                     </wps:txbx>
-                    <wps:bodyPr rot="0" spcFirstLastPara="0" vertOverflow="overflow" horzOverflow="overflow" vert="horz" wrap="square" lIns="2487" tIns="1243" rIns="2487" bIns="1243" numCol="1" spcCol="0" rtlCol="0" fromWordArt="0" anchor="ctr" anchorCtr="0" forceAA="0" compatLnSpc="1">
+                    <wps:bodyPr rot="0" spcFirstLastPara="0" vertOverflow="overflow" horzOverflow="overflow" vert="horz" wrap="square" lIns="2501" tIns="1250" rIns="2501" bIns="1250" numCol="1" spcCol="0" rtlCol="0" fromWordArt="0" anchor="ctr" anchorCtr="0" forceAA="0" compatLnSpc="1">
                       <a:prstTxWarp prst="textNoShape">
                         <a:avLst/>
                       </a:prstTxWarp>
@@ -7959,8 +9969,8 @@
                     <wps:cNvSpPr/>
                     <wps:spPr>
                       <a:xfrm>
-                        <a:off x="3102090" y="400243"/>
-                        <a:ext cx="54920" cy="19429"/>
+                        <a:off x="3089287" y="402442"/>
+                        <a:ext cx="55222" cy="19536"/>
                       </a:xfrm>
                       <a:prstGeom prst="rect">
                         <a:avLst/>
@@ -8008,7 +10018,7 @@
                         </w:p>
                       </w:txbxContent>
                     </wps:txbx>
-                    <wps:bodyPr rot="0" spcFirstLastPara="0" vertOverflow="overflow" horzOverflow="overflow" vert="horz" wrap="square" lIns="2487" tIns="1243" rIns="2487" bIns="1243" numCol="1" spcCol="0" rtlCol="0" fromWordArt="0" anchor="ctr" anchorCtr="0" forceAA="0" compatLnSpc="1">
+                    <wps:bodyPr rot="0" spcFirstLastPara="0" vertOverflow="overflow" horzOverflow="overflow" vert="horz" wrap="square" lIns="2501" tIns="1250" rIns="2501" bIns="1250" numCol="1" spcCol="0" rtlCol="0" fromWordArt="0" anchor="ctr" anchorCtr="0" forceAA="0" compatLnSpc="1">
                       <a:prstTxWarp prst="textNoShape">
                         <a:avLst/>
                       </a:prstTxWarp>
@@ -8020,8 +10030,8 @@
                     <wps:cNvSpPr/>
                     <wps:spPr>
                       <a:xfrm>
-                        <a:off x="2960635" y="400243"/>
-                        <a:ext cx="54920" cy="19429"/>
+                        <a:off x="2947429" y="402442"/>
+                        <a:ext cx="55222" cy="19536"/>
                       </a:xfrm>
                       <a:prstGeom prst="rect">
                         <a:avLst/>
@@ -8069,7 +10079,7 @@
                         </w:p>
                       </w:txbxContent>
                     </wps:txbx>
-                    <wps:bodyPr rot="0" spcFirstLastPara="0" vertOverflow="overflow" horzOverflow="overflow" vert="horz" wrap="square" lIns="2487" tIns="1243" rIns="2487" bIns="1243" numCol="1" spcCol="0" rtlCol="0" fromWordArt="0" anchor="ctr" anchorCtr="0" forceAA="0" compatLnSpc="1">
+                    <wps:bodyPr rot="0" spcFirstLastPara="0" vertOverflow="overflow" horzOverflow="overflow" vert="horz" wrap="square" lIns="2501" tIns="1250" rIns="2501" bIns="1250" numCol="1" spcCol="0" rtlCol="0" fromWordArt="0" anchor="ctr" anchorCtr="0" forceAA="0" compatLnSpc="1">
                       <a:prstTxWarp prst="textNoShape">
                         <a:avLst/>
                       </a:prstTxWarp>
@@ -8081,8 +10091,8 @@
                     <wps:cNvSpPr/>
                     <wps:spPr>
                       <a:xfrm>
-                        <a:off x="3031098" y="400243"/>
-                        <a:ext cx="54920" cy="19429"/>
+                        <a:off x="3018280" y="402442"/>
+                        <a:ext cx="55222" cy="19536"/>
                       </a:xfrm>
                       <a:prstGeom prst="rect">
                         <a:avLst/>
@@ -8130,7 +10140,7 @@
                         </w:p>
                       </w:txbxContent>
                     </wps:txbx>
-                    <wps:bodyPr rot="0" spcFirstLastPara="0" vertOverflow="overflow" horzOverflow="overflow" vert="horz" wrap="square" lIns="2487" tIns="1243" rIns="2487" bIns="1243" numCol="1" spcCol="0" rtlCol="0" fromWordArt="0" anchor="ctr" anchorCtr="0" forceAA="0" compatLnSpc="1">
+                    <wps:bodyPr rot="0" spcFirstLastPara="0" vertOverflow="overflow" horzOverflow="overflow" vert="horz" wrap="square" lIns="2501" tIns="1250" rIns="2501" bIns="1250" numCol="1" spcCol="0" rtlCol="0" fromWordArt="0" anchor="ctr" anchorCtr="0" forceAA="0" compatLnSpc="1">
                       <a:prstTxWarp prst="textNoShape">
                         <a:avLst/>
                       </a:prstTxWarp>
@@ -8142,8 +10152,8 @@
                     <wps:cNvSpPr/>
                     <wps:spPr>
                       <a:xfrm>
-                        <a:off x="2670481" y="563448"/>
-                        <a:ext cx="54920" cy="19429"/>
+                        <a:off x="2661526" y="566545"/>
+                        <a:ext cx="55222" cy="19536"/>
                       </a:xfrm>
                       <a:prstGeom prst="rect">
                         <a:avLst/>
@@ -8191,7 +10201,7 @@
                         </w:p>
                       </w:txbxContent>
                     </wps:txbx>
-                    <wps:bodyPr rot="0" spcFirstLastPara="0" vertOverflow="overflow" horzOverflow="overflow" vert="horz" wrap="square" lIns="2487" tIns="1243" rIns="2487" bIns="1243" numCol="1" spcCol="0" rtlCol="0" fromWordArt="0" anchor="ctr" anchorCtr="0" forceAA="0" compatLnSpc="1">
+                    <wps:bodyPr rot="0" spcFirstLastPara="0" vertOverflow="overflow" horzOverflow="overflow" vert="horz" wrap="square" lIns="2501" tIns="1250" rIns="2501" bIns="1250" numCol="1" spcCol="0" rtlCol="0" fromWordArt="0" anchor="ctr" anchorCtr="0" forceAA="0" compatLnSpc="1">
                       <a:prstTxWarp prst="textNoShape">
                         <a:avLst/>
                       </a:prstTxWarp>
@@ -8203,8 +10213,8 @@
                     <wps:cNvSpPr/>
                     <wps:spPr>
                       <a:xfrm>
-                        <a:off x="3226406" y="563448"/>
-                        <a:ext cx="54920" cy="19429"/>
+                        <a:off x="3214286" y="566545"/>
+                        <a:ext cx="55222" cy="19536"/>
                       </a:xfrm>
                       <a:prstGeom prst="rect">
                         <a:avLst/>
@@ -8252,7 +10262,7 @@
                         </w:p>
                       </w:txbxContent>
                     </wps:txbx>
-                    <wps:bodyPr rot="0" spcFirstLastPara="0" vertOverflow="overflow" horzOverflow="overflow" vert="horz" wrap="square" lIns="2487" tIns="1243" rIns="2487" bIns="1243" numCol="1" spcCol="0" rtlCol="0" fromWordArt="0" anchor="ctr" anchorCtr="0" forceAA="0" compatLnSpc="1">
+                    <wps:bodyPr rot="0" spcFirstLastPara="0" vertOverflow="overflow" horzOverflow="overflow" vert="horz" wrap="square" lIns="2501" tIns="1250" rIns="2501" bIns="1250" numCol="1" spcCol="0" rtlCol="0" fromWordArt="0" anchor="ctr" anchorCtr="0" forceAA="0" compatLnSpc="1">
                       <a:prstTxWarp prst="textNoShape">
                         <a:avLst/>
                       </a:prstTxWarp>
@@ -8264,8 +10274,8 @@
                     <wps:cNvSpPr/>
                     <wps:spPr>
                       <a:xfrm>
-                        <a:off x="3279078" y="252580"/>
-                        <a:ext cx="54920" cy="19429"/>
+                        <a:off x="3267247" y="253968"/>
+                        <a:ext cx="55222" cy="19536"/>
                       </a:xfrm>
                       <a:prstGeom prst="rect">
                         <a:avLst/>
@@ -8313,7 +10323,7 @@
                         </w:p>
                       </w:txbxContent>
                     </wps:txbx>
-                    <wps:bodyPr rot="0" spcFirstLastPara="0" vertOverflow="overflow" horzOverflow="overflow" vert="horz" wrap="square" lIns="2487" tIns="1243" rIns="2487" bIns="1243" numCol="1" spcCol="0" rtlCol="0" fromWordArt="0" anchor="ctr" anchorCtr="0" forceAA="0" compatLnSpc="1">
+                    <wps:bodyPr rot="0" spcFirstLastPara="0" vertOverflow="overflow" horzOverflow="overflow" vert="horz" wrap="square" lIns="2501" tIns="1250" rIns="2501" bIns="1250" numCol="1" spcCol="0" rtlCol="0" fromWordArt="0" anchor="ctr" anchorCtr="0" forceAA="0" compatLnSpc="1">
                       <a:prstTxWarp prst="textNoShape">
                         <a:avLst/>
                       </a:prstTxWarp>
@@ -8325,8 +10335,8 @@
                     <wps:cNvSpPr/>
                     <wps:spPr>
                       <a:xfrm>
-                        <a:off x="3279078" y="400243"/>
-                        <a:ext cx="54920" cy="19429"/>
+                        <a:off x="3267247" y="402442"/>
+                        <a:ext cx="55222" cy="19536"/>
                       </a:xfrm>
                       <a:prstGeom prst="rect">
                         <a:avLst/>
@@ -8374,7 +10384,7 @@
                         </w:p>
                       </w:txbxContent>
                     </wps:txbx>
-                    <wps:bodyPr rot="0" spcFirstLastPara="0" vertOverflow="overflow" horzOverflow="overflow" vert="horz" wrap="square" lIns="2487" tIns="1243" rIns="2487" bIns="1243" numCol="1" spcCol="0" rtlCol="0" fromWordArt="0" anchor="ctr" anchorCtr="0" forceAA="0" compatLnSpc="1">
+                    <wps:bodyPr rot="0" spcFirstLastPara="0" vertOverflow="overflow" horzOverflow="overflow" vert="horz" wrap="square" lIns="2501" tIns="1250" rIns="2501" bIns="1250" numCol="1" spcCol="0" rtlCol="0" fromWordArt="0" anchor="ctr" anchorCtr="0" forceAA="0" compatLnSpc="1">
                       <a:prstTxWarp prst="textNoShape">
                         <a:avLst/>
                       </a:prstTxWarp>
@@ -8386,8 +10396,8 @@
                     <wps:cNvSpPr/>
                     <wps:spPr>
                       <a:xfrm>
-                        <a:off x="381269" y="400243"/>
-                        <a:ext cx="54920" cy="19429"/>
+                        <a:off x="383365" y="402442"/>
+                        <a:ext cx="55222" cy="19536"/>
                       </a:xfrm>
                       <a:prstGeom prst="rect">
                         <a:avLst/>
@@ -8435,7 +10445,7 @@
                         </w:p>
                       </w:txbxContent>
                     </wps:txbx>
-                    <wps:bodyPr rot="0" spcFirstLastPara="0" vertOverflow="overflow" horzOverflow="overflow" vert="horz" wrap="square" lIns="2487" tIns="1243" rIns="2487" bIns="1243" numCol="1" spcCol="0" rtlCol="0" fromWordArt="0" anchor="ctr" anchorCtr="0" forceAA="0" compatLnSpc="1">
+                    <wps:bodyPr rot="0" spcFirstLastPara="0" vertOverflow="overflow" horzOverflow="overflow" vert="horz" wrap="square" lIns="2501" tIns="1250" rIns="2501" bIns="1250" numCol="1" spcCol="0" rtlCol="0" fromWordArt="0" anchor="ctr" anchorCtr="0" forceAA="0" compatLnSpc="1">
                       <a:prstTxWarp prst="textNoShape">
                         <a:avLst/>
                       </a:prstTxWarp>
@@ -8447,8 +10457,8 @@
                     <wps:cNvSpPr/>
                     <wps:spPr>
                       <a:xfrm>
-                        <a:off x="451733" y="400243"/>
-                        <a:ext cx="54920" cy="19429"/>
+                        <a:off x="454215" y="402442"/>
+                        <a:ext cx="55222" cy="19536"/>
                       </a:xfrm>
                       <a:prstGeom prst="rect">
                         <a:avLst/>
@@ -8496,7 +10506,7 @@
                         </w:p>
                       </w:txbxContent>
                     </wps:txbx>
-                    <wps:bodyPr rot="0" spcFirstLastPara="0" vertOverflow="overflow" horzOverflow="overflow" vert="horz" wrap="square" lIns="2487" tIns="1243" rIns="2487" bIns="1243" numCol="1" spcCol="0" rtlCol="0" fromWordArt="0" anchor="ctr" anchorCtr="0" forceAA="0" compatLnSpc="1">
+                    <wps:bodyPr rot="0" spcFirstLastPara="0" vertOverflow="overflow" horzOverflow="overflow" vert="horz" wrap="square" lIns="2501" tIns="1250" rIns="2501" bIns="1250" numCol="1" spcCol="0" rtlCol="0" fromWordArt="0" anchor="ctr" anchorCtr="0" forceAA="0" compatLnSpc="1">
                       <a:prstTxWarp prst="textNoShape">
                         <a:avLst/>
                       </a:prstTxWarp>
@@ -8508,8 +10518,8 @@
                     <wps:cNvSpPr/>
                     <wps:spPr>
                       <a:xfrm>
-                        <a:off x="522196" y="400243"/>
-                        <a:ext cx="54920" cy="19429"/>
+                        <a:off x="525066" y="402442"/>
+                        <a:ext cx="55222" cy="19536"/>
                       </a:xfrm>
                       <a:prstGeom prst="rect">
                         <a:avLst/>
@@ -8557,7 +10567,7 @@
                         </w:p>
                       </w:txbxContent>
                     </wps:txbx>
-                    <wps:bodyPr rot="0" spcFirstLastPara="0" vertOverflow="overflow" horzOverflow="overflow" vert="horz" wrap="square" lIns="2487" tIns="1243" rIns="2487" bIns="1243" numCol="1" spcCol="0" rtlCol="0" fromWordArt="0" anchor="ctr" anchorCtr="0" forceAA="0" compatLnSpc="1">
+                    <wps:bodyPr rot="0" spcFirstLastPara="0" vertOverflow="overflow" horzOverflow="overflow" vert="horz" wrap="square" lIns="2501" tIns="1250" rIns="2501" bIns="1250" numCol="1" spcCol="0" rtlCol="0" fromWordArt="0" anchor="ctr" anchorCtr="0" forceAA="0" compatLnSpc="1">
                       <a:prstTxWarp prst="textNoShape">
                         <a:avLst/>
                       </a:prstTxWarp>
@@ -8569,8 +10579,8 @@
                     <wps:cNvSpPr/>
                     <wps:spPr>
                       <a:xfrm>
-                        <a:off x="663123" y="400243"/>
-                        <a:ext cx="54920" cy="19429"/>
+                        <a:off x="666767" y="402442"/>
+                        <a:ext cx="55222" cy="19536"/>
                       </a:xfrm>
                       <a:prstGeom prst="rect">
                         <a:avLst/>
@@ -8618,7 +10628,7 @@
                         </w:p>
                       </w:txbxContent>
                     </wps:txbx>
-                    <wps:bodyPr rot="0" spcFirstLastPara="0" vertOverflow="overflow" horzOverflow="overflow" vert="horz" wrap="square" lIns="2487" tIns="1243" rIns="2487" bIns="1243" numCol="1" spcCol="0" rtlCol="0" fromWordArt="0" anchor="ctr" anchorCtr="0" forceAA="0" compatLnSpc="1">
+                    <wps:bodyPr rot="0" spcFirstLastPara="0" vertOverflow="overflow" horzOverflow="overflow" vert="horz" wrap="square" lIns="2501" tIns="1250" rIns="2501" bIns="1250" numCol="1" spcCol="0" rtlCol="0" fromWordArt="0" anchor="ctr" anchorCtr="0" forceAA="0" compatLnSpc="1">
                       <a:prstTxWarp prst="textNoShape">
                         <a:avLst/>
                       </a:prstTxWarp>
@@ -8630,8 +10640,8 @@
                     <wps:cNvSpPr/>
                     <wps:spPr>
                       <a:xfrm>
-                        <a:off x="804050" y="400243"/>
-                        <a:ext cx="54920" cy="19429"/>
+                        <a:off x="808469" y="402442"/>
+                        <a:ext cx="55222" cy="19536"/>
                       </a:xfrm>
                       <a:prstGeom prst="rect">
                         <a:avLst/>
@@ -8679,7 +10689,7 @@
                         </w:p>
                       </w:txbxContent>
                     </wps:txbx>
-                    <wps:bodyPr rot="0" spcFirstLastPara="0" vertOverflow="overflow" horzOverflow="overflow" vert="horz" wrap="square" lIns="2487" tIns="1243" rIns="2487" bIns="1243" numCol="1" spcCol="0" rtlCol="0" fromWordArt="0" anchor="ctr" anchorCtr="0" forceAA="0" compatLnSpc="1">
+                    <wps:bodyPr rot="0" spcFirstLastPara="0" vertOverflow="overflow" horzOverflow="overflow" vert="horz" wrap="square" lIns="2501" tIns="1250" rIns="2501" bIns="1250" numCol="1" spcCol="0" rtlCol="0" fromWordArt="0" anchor="ctr" anchorCtr="0" forceAA="0" compatLnSpc="1">
                       <a:prstTxWarp prst="textNoShape">
                         <a:avLst/>
                       </a:prstTxWarp>
@@ -8691,8 +10701,8 @@
                     <wps:cNvSpPr/>
                     <wps:spPr>
                       <a:xfrm>
-                        <a:off x="944977" y="400243"/>
-                        <a:ext cx="54920" cy="19429"/>
+                        <a:off x="950170" y="402442"/>
+                        <a:ext cx="55222" cy="19536"/>
                       </a:xfrm>
                       <a:prstGeom prst="rect">
                         <a:avLst/>
@@ -8740,7 +10750,7 @@
                         </w:p>
                       </w:txbxContent>
                     </wps:txbx>
-                    <wps:bodyPr rot="0" spcFirstLastPara="0" vertOverflow="overflow" horzOverflow="overflow" vert="horz" wrap="square" lIns="2487" tIns="1243" rIns="2487" bIns="1243" numCol="1" spcCol="0" rtlCol="0" fromWordArt="0" anchor="ctr" anchorCtr="0" forceAA="0" compatLnSpc="1">
+                    <wps:bodyPr rot="0" spcFirstLastPara="0" vertOverflow="overflow" horzOverflow="overflow" vert="horz" wrap="square" lIns="2501" tIns="1250" rIns="2501" bIns="1250" numCol="1" spcCol="0" rtlCol="0" fromWordArt="0" anchor="ctr" anchorCtr="0" forceAA="0" compatLnSpc="1">
                       <a:prstTxWarp prst="textNoShape">
                         <a:avLst/>
                       </a:prstTxWarp>
@@ -8752,8 +10762,8 @@
                     <wps:cNvSpPr/>
                     <wps:spPr>
                       <a:xfrm>
-                        <a:off x="451577" y="563448"/>
-                        <a:ext cx="54920" cy="19429"/>
+                        <a:off x="454059" y="566545"/>
+                        <a:ext cx="55222" cy="19536"/>
                       </a:xfrm>
                       <a:prstGeom prst="rect">
                         <a:avLst/>
@@ -8801,7 +10811,7 @@
                         </w:p>
                       </w:txbxContent>
                     </wps:txbx>
-                    <wps:bodyPr rot="0" spcFirstLastPara="0" vertOverflow="overflow" horzOverflow="overflow" vert="horz" wrap="square" lIns="2487" tIns="1243" rIns="2487" bIns="1243" numCol="1" spcCol="0" rtlCol="0" fromWordArt="0" anchor="ctr" anchorCtr="0" forceAA="0" compatLnSpc="1">
+                    <wps:bodyPr rot="0" spcFirstLastPara="0" vertOverflow="overflow" horzOverflow="overflow" vert="horz" wrap="square" lIns="2501" tIns="1250" rIns="2501" bIns="1250" numCol="1" spcCol="0" rtlCol="0" fromWordArt="0" anchor="ctr" anchorCtr="0" forceAA="0" compatLnSpc="1">
                       <a:prstTxWarp prst="textNoShape">
                         <a:avLst/>
                       </a:prstTxWarp>
@@ -8813,8 +10823,8 @@
                     <wps:cNvSpPr/>
                     <wps:spPr>
                       <a:xfrm>
-                        <a:off x="557428" y="563448"/>
-                        <a:ext cx="54920" cy="19429"/>
+                        <a:off x="560491" y="566545"/>
+                        <a:ext cx="55222" cy="19536"/>
                       </a:xfrm>
                       <a:prstGeom prst="rect">
                         <a:avLst/>
@@ -8862,7 +10872,7 @@
                         </w:p>
                       </w:txbxContent>
                     </wps:txbx>
-                    <wps:bodyPr rot="0" spcFirstLastPara="0" vertOverflow="overflow" horzOverflow="overflow" vert="horz" wrap="square" lIns="2487" tIns="1243" rIns="2487" bIns="1243" numCol="1" spcCol="0" rtlCol="0" fromWordArt="0" anchor="ctr" anchorCtr="0" forceAA="0" compatLnSpc="1">
+                    <wps:bodyPr rot="0" spcFirstLastPara="0" vertOverflow="overflow" horzOverflow="overflow" vert="horz" wrap="square" lIns="2501" tIns="1250" rIns="2501" bIns="1250" numCol="1" spcCol="0" rtlCol="0" fromWordArt="0" anchor="ctr" anchorCtr="0" forceAA="0" compatLnSpc="1">
                       <a:prstTxWarp prst="textNoShape">
                         <a:avLst/>
                       </a:prstTxWarp>
@@ -8874,8 +10884,8 @@
                     <wps:cNvSpPr/>
                     <wps:spPr>
                       <a:xfrm>
-                        <a:off x="627891" y="563448"/>
-                        <a:ext cx="54920" cy="19429"/>
+                        <a:off x="631342" y="566545"/>
+                        <a:ext cx="55222" cy="19536"/>
                       </a:xfrm>
                       <a:prstGeom prst="rect">
                         <a:avLst/>
@@ -8923,7 +10933,7 @@
                         </w:p>
                       </w:txbxContent>
                     </wps:txbx>
-                    <wps:bodyPr rot="0" spcFirstLastPara="0" vertOverflow="overflow" horzOverflow="overflow" vert="horz" wrap="square" lIns="2487" tIns="1243" rIns="2487" bIns="1243" numCol="1" spcCol="0" rtlCol="0" fromWordArt="0" anchor="ctr" anchorCtr="0" forceAA="0" compatLnSpc="1">
+                    <wps:bodyPr rot="0" spcFirstLastPara="0" vertOverflow="overflow" horzOverflow="overflow" vert="horz" wrap="square" lIns="2501" tIns="1250" rIns="2501" bIns="1250" numCol="1" spcCol="0" rtlCol="0" fromWordArt="0" anchor="ctr" anchorCtr="0" forceAA="0" compatLnSpc="1">
                       <a:prstTxWarp prst="textNoShape">
                         <a:avLst/>
                       </a:prstTxWarp>
@@ -8935,8 +10945,8 @@
                     <wps:cNvSpPr/>
                     <wps:spPr>
                       <a:xfrm>
-                        <a:off x="698355" y="563448"/>
-                        <a:ext cx="54920" cy="19429"/>
+                        <a:off x="702193" y="566545"/>
+                        <a:ext cx="55222" cy="19536"/>
                       </a:xfrm>
                       <a:prstGeom prst="rect">
                         <a:avLst/>
@@ -8984,7 +10994,7 @@
                         </w:p>
                       </w:txbxContent>
                     </wps:txbx>
-                    <wps:bodyPr rot="0" spcFirstLastPara="0" vertOverflow="overflow" horzOverflow="overflow" vert="horz" wrap="square" lIns="2487" tIns="1243" rIns="2487" bIns="1243" numCol="1" spcCol="0" rtlCol="0" fromWordArt="0" anchor="ctr" anchorCtr="0" forceAA="0" compatLnSpc="1">
+                    <wps:bodyPr rot="0" spcFirstLastPara="0" vertOverflow="overflow" horzOverflow="overflow" vert="horz" wrap="square" lIns="2501" tIns="1250" rIns="2501" bIns="1250" numCol="1" spcCol="0" rtlCol="0" fromWordArt="0" anchor="ctr" anchorCtr="0" forceAA="0" compatLnSpc="1">
                       <a:prstTxWarp prst="textNoShape">
                         <a:avLst/>
                       </a:prstTxWarp>
@@ -8996,8 +11006,8 @@
                     <wps:cNvSpPr/>
                     <wps:spPr>
                       <a:xfrm>
-                        <a:off x="768818" y="563448"/>
-                        <a:ext cx="54920" cy="19429"/>
+                        <a:off x="773043" y="566545"/>
+                        <a:ext cx="55222" cy="19536"/>
                       </a:xfrm>
                       <a:prstGeom prst="rect">
                         <a:avLst/>
@@ -9045,7 +11055,7 @@
                         </w:p>
                       </w:txbxContent>
                     </wps:txbx>
-                    <wps:bodyPr rot="0" spcFirstLastPara="0" vertOverflow="overflow" horzOverflow="overflow" vert="horz" wrap="square" lIns="2487" tIns="1243" rIns="2487" bIns="1243" numCol="1" spcCol="0" rtlCol="0" fromWordArt="0" anchor="ctr" anchorCtr="0" forceAA="0" compatLnSpc="1">
+                    <wps:bodyPr rot="0" spcFirstLastPara="0" vertOverflow="overflow" horzOverflow="overflow" vert="horz" wrap="square" lIns="2501" tIns="1250" rIns="2501" bIns="1250" numCol="1" spcCol="0" rtlCol="0" fromWordArt="0" anchor="ctr" anchorCtr="0" forceAA="0" compatLnSpc="1">
                       <a:prstTxWarp prst="textNoShape">
                         <a:avLst/>
                       </a:prstTxWarp>
@@ -9057,8 +11067,8 @@
                     <wps:cNvSpPr/>
                     <wps:spPr>
                       <a:xfrm>
-                        <a:off x="839282" y="563448"/>
-                        <a:ext cx="54920" cy="19429"/>
+                        <a:off x="843894" y="566545"/>
+                        <a:ext cx="55222" cy="19536"/>
                       </a:xfrm>
                       <a:prstGeom prst="rect">
                         <a:avLst/>
@@ -9106,7 +11116,7 @@
                         </w:p>
                       </w:txbxContent>
                     </wps:txbx>
-                    <wps:bodyPr rot="0" spcFirstLastPara="0" vertOverflow="overflow" horzOverflow="overflow" vert="horz" wrap="square" lIns="2487" tIns="1243" rIns="2487" bIns="1243" numCol="1" spcCol="0" rtlCol="0" fromWordArt="0" anchor="ctr" anchorCtr="0" forceAA="0" compatLnSpc="1">
+                    <wps:bodyPr rot="0" spcFirstLastPara="0" vertOverflow="overflow" horzOverflow="overflow" vert="horz" wrap="square" lIns="2501" tIns="1250" rIns="2501" bIns="1250" numCol="1" spcCol="0" rtlCol="0" fromWordArt="0" anchor="ctr" anchorCtr="0" forceAA="0" compatLnSpc="1">
                       <a:prstTxWarp prst="textNoShape">
                         <a:avLst/>
                       </a:prstTxWarp>
@@ -9118,8 +11128,8 @@
                     <wps:cNvSpPr/>
                     <wps:spPr>
                       <a:xfrm>
-                        <a:off x="909745" y="563448"/>
-                        <a:ext cx="54920" cy="19429"/>
+                        <a:off x="914745" y="566545"/>
+                        <a:ext cx="55222" cy="19536"/>
                       </a:xfrm>
                       <a:prstGeom prst="rect">
                         <a:avLst/>
@@ -9167,7 +11177,7 @@
                         </w:p>
                       </w:txbxContent>
                     </wps:txbx>
-                    <wps:bodyPr rot="0" spcFirstLastPara="0" vertOverflow="overflow" horzOverflow="overflow" vert="horz" wrap="square" lIns="2487" tIns="1243" rIns="2487" bIns="1243" numCol="1" spcCol="0" rtlCol="0" fromWordArt="0" anchor="ctr" anchorCtr="0" forceAA="0" compatLnSpc="1">
+                    <wps:bodyPr rot="0" spcFirstLastPara="0" vertOverflow="overflow" horzOverflow="overflow" vert="horz" wrap="square" lIns="2501" tIns="1250" rIns="2501" bIns="1250" numCol="1" spcCol="0" rtlCol="0" fromWordArt="0" anchor="ctr" anchorCtr="0" forceAA="0" compatLnSpc="1">
                       <a:prstTxWarp prst="textNoShape">
                         <a:avLst/>
                       </a:prstTxWarp>
@@ -9179,8 +11189,8 @@
                     <wps:cNvSpPr/>
                     <wps:spPr>
                       <a:xfrm>
-                        <a:off x="1197008" y="563448"/>
-                        <a:ext cx="54920" cy="19429"/>
+                        <a:off x="1202367" y="566545"/>
+                        <a:ext cx="55222" cy="19536"/>
                       </a:xfrm>
                       <a:prstGeom prst="rect">
                         <a:avLst/>
@@ -9228,7 +11238,7 @@
                         </w:p>
                       </w:txbxContent>
                     </wps:txbx>
-                    <wps:bodyPr rot="0" spcFirstLastPara="0" vertOverflow="overflow" horzOverflow="overflow" vert="horz" wrap="square" lIns="2487" tIns="1243" rIns="2487" bIns="1243" numCol="1" spcCol="0" rtlCol="0" fromWordArt="0" anchor="ctr" anchorCtr="0" forceAA="0" compatLnSpc="1">
+                    <wps:bodyPr rot="0" spcFirstLastPara="0" vertOverflow="overflow" horzOverflow="overflow" vert="horz" wrap="square" lIns="2501" tIns="1250" rIns="2501" bIns="1250" numCol="1" spcCol="0" rtlCol="0" fromWordArt="0" anchor="ctr" anchorCtr="0" forceAA="0" compatLnSpc="1">
                       <a:prstTxWarp prst="textNoShape">
                         <a:avLst/>
                       </a:prstTxWarp>
@@ -9240,8 +11250,8 @@
                     <wps:cNvSpPr/>
                     <wps:spPr>
                       <a:xfrm>
-                        <a:off x="1305998" y="400243"/>
-                        <a:ext cx="54920" cy="19429"/>
+                        <a:off x="1313175" y="402442"/>
+                        <a:ext cx="55222" cy="19536"/>
                       </a:xfrm>
                       <a:prstGeom prst="rect">
                         <a:avLst/>
@@ -9289,7 +11299,7 @@
                         </w:p>
                       </w:txbxContent>
                     </wps:txbx>
-                    <wps:bodyPr rot="0" spcFirstLastPara="0" vertOverflow="overflow" horzOverflow="overflow" vert="horz" wrap="square" lIns="2487" tIns="1243" rIns="2487" bIns="1243" numCol="1" spcCol="0" rtlCol="0" fromWordArt="0" anchor="ctr" anchorCtr="0" forceAA="0" compatLnSpc="1">
+                    <wps:bodyPr rot="0" spcFirstLastPara="0" vertOverflow="overflow" horzOverflow="overflow" vert="horz" wrap="square" lIns="2501" tIns="1250" rIns="2501" bIns="1250" numCol="1" spcCol="0" rtlCol="0" fromWordArt="0" anchor="ctr" anchorCtr="0" forceAA="0" compatLnSpc="1">
                       <a:prstTxWarp prst="textNoShape">
                         <a:avLst/>
                       </a:prstTxWarp>
@@ -9301,8 +11311,8 @@
                     <wps:cNvSpPr/>
                     <wps:spPr>
                       <a:xfrm>
-                        <a:off x="1376461" y="400243"/>
-                        <a:ext cx="54920" cy="19429"/>
+                        <a:off x="1384026" y="402442"/>
+                        <a:ext cx="55222" cy="19536"/>
                       </a:xfrm>
                       <a:prstGeom prst="rect">
                         <a:avLst/>
@@ -9350,7 +11360,7 @@
                         </w:p>
                       </w:txbxContent>
                     </wps:txbx>
-                    <wps:bodyPr rot="0" spcFirstLastPara="0" vertOverflow="overflow" horzOverflow="overflow" vert="horz" wrap="square" lIns="2487" tIns="1243" rIns="2487" bIns="1243" numCol="1" spcCol="0" rtlCol="0" fromWordArt="0" anchor="ctr" anchorCtr="0" forceAA="0" compatLnSpc="1">
+                    <wps:bodyPr rot="0" spcFirstLastPara="0" vertOverflow="overflow" horzOverflow="overflow" vert="horz" wrap="square" lIns="2501" tIns="1250" rIns="2501" bIns="1250" numCol="1" spcCol="0" rtlCol="0" fromWordArt="0" anchor="ctr" anchorCtr="0" forceAA="0" compatLnSpc="1">
                       <a:prstTxWarp prst="textNoShape">
                         <a:avLst/>
                       </a:prstTxWarp>
@@ -9362,8 +11372,8 @@
                     <wps:cNvSpPr/>
                     <wps:spPr>
                       <a:xfrm>
-                        <a:off x="1520497" y="563448"/>
-                        <a:ext cx="54920" cy="19429"/>
+                        <a:off x="1525571" y="566545"/>
+                        <a:ext cx="55222" cy="19536"/>
                       </a:xfrm>
                       <a:prstGeom prst="rect">
                         <a:avLst/>
@@ -9411,7 +11421,7 @@
                         </w:p>
                       </w:txbxContent>
                     </wps:txbx>
-                    <wps:bodyPr rot="0" spcFirstLastPara="0" vertOverflow="overflow" horzOverflow="overflow" vert="horz" wrap="square" lIns="2487" tIns="1243" rIns="2487" bIns="1243" numCol="1" spcCol="0" rtlCol="0" fromWordArt="0" anchor="ctr" anchorCtr="0" forceAA="0" compatLnSpc="1">
+                    <wps:bodyPr rot="0" spcFirstLastPara="0" vertOverflow="overflow" horzOverflow="overflow" vert="horz" wrap="square" lIns="2501" tIns="1250" rIns="2501" bIns="1250" numCol="1" spcCol="0" rtlCol="0" fromWordArt="0" anchor="ctr" anchorCtr="0" forceAA="0" compatLnSpc="1">
                       <a:prstTxWarp prst="textNoShape">
                         <a:avLst/>
                       </a:prstTxWarp>
@@ -9423,8 +11433,8 @@
                     <wps:cNvSpPr/>
                     <wps:spPr>
                       <a:xfrm>
-                        <a:off x="3349541" y="252580"/>
-                        <a:ext cx="54920" cy="19429"/>
+                        <a:off x="3338098" y="253968"/>
+                        <a:ext cx="55222" cy="19536"/>
                       </a:xfrm>
                       <a:prstGeom prst="rect">
                         <a:avLst/>
@@ -9472,7 +11482,7 @@
                         </w:p>
                       </w:txbxContent>
                     </wps:txbx>
-                    <wps:bodyPr rot="0" spcFirstLastPara="0" vertOverflow="overflow" horzOverflow="overflow" vert="horz" wrap="square" lIns="2487" tIns="1243" rIns="2487" bIns="1243" numCol="1" spcCol="0" rtlCol="0" fromWordArt="0" anchor="ctr" anchorCtr="0" forceAA="0" compatLnSpc="1">
+                    <wps:bodyPr rot="0" spcFirstLastPara="0" vertOverflow="overflow" horzOverflow="overflow" vert="horz" wrap="square" lIns="2501" tIns="1250" rIns="2501" bIns="1250" numCol="1" spcCol="0" rtlCol="0" fromWordArt="0" anchor="ctr" anchorCtr="0" forceAA="0" compatLnSpc="1">
                       <a:prstTxWarp prst="textNoShape">
                         <a:avLst/>
                       </a:prstTxWarp>
@@ -9484,8 +11494,8 @@
                     <wps:cNvSpPr/>
                     <wps:spPr>
                       <a:xfrm>
-                        <a:off x="3420004" y="252580"/>
-                        <a:ext cx="54920" cy="19429"/>
+                        <a:off x="3408949" y="253968"/>
+                        <a:ext cx="55222" cy="19536"/>
                       </a:xfrm>
                       <a:prstGeom prst="rect">
                         <a:avLst/>
@@ -9533,7 +11543,7 @@
                         </w:p>
                       </w:txbxContent>
                     </wps:txbx>
-                    <wps:bodyPr rot="0" spcFirstLastPara="0" vertOverflow="overflow" horzOverflow="overflow" vert="horz" wrap="square" lIns="2487" tIns="1243" rIns="2487" bIns="1243" numCol="1" spcCol="0" rtlCol="0" fromWordArt="0" anchor="ctr" anchorCtr="0" forceAA="0" compatLnSpc="1">
+                    <wps:bodyPr rot="0" spcFirstLastPara="0" vertOverflow="overflow" horzOverflow="overflow" vert="horz" wrap="square" lIns="2501" tIns="1250" rIns="2501" bIns="1250" numCol="1" spcCol="0" rtlCol="0" fromWordArt="0" anchor="ctr" anchorCtr="0" forceAA="0" compatLnSpc="1">
                       <a:prstTxWarp prst="textNoShape">
                         <a:avLst/>
                       </a:prstTxWarp>
@@ -9545,8 +11555,8 @@
                     <wps:cNvSpPr/>
                     <wps:spPr>
                       <a:xfrm>
-                        <a:off x="3490468" y="252580"/>
-                        <a:ext cx="54920" cy="19429"/>
+                        <a:off x="3479799" y="253968"/>
+                        <a:ext cx="55222" cy="19536"/>
                       </a:xfrm>
                       <a:prstGeom prst="rect">
                         <a:avLst/>
@@ -9594,7 +11604,7 @@
                         </w:p>
                       </w:txbxContent>
                     </wps:txbx>
-                    <wps:bodyPr rot="0" spcFirstLastPara="0" vertOverflow="overflow" horzOverflow="overflow" vert="horz" wrap="square" lIns="2487" tIns="1243" rIns="2487" bIns="1243" numCol="1" spcCol="0" rtlCol="0" fromWordArt="0" anchor="ctr" anchorCtr="0" forceAA="0" compatLnSpc="1">
+                    <wps:bodyPr rot="0" spcFirstLastPara="0" vertOverflow="overflow" horzOverflow="overflow" vert="horz" wrap="square" lIns="2501" tIns="1250" rIns="2501" bIns="1250" numCol="1" spcCol="0" rtlCol="0" fromWordArt="0" anchor="ctr" anchorCtr="0" forceAA="0" compatLnSpc="1">
                       <a:prstTxWarp prst="textNoShape">
                         <a:avLst/>
                       </a:prstTxWarp>
@@ -9606,8 +11616,8 @@
                     <wps:cNvSpPr/>
                     <wps:spPr>
                       <a:xfrm>
-                        <a:off x="3604370" y="252580"/>
-                        <a:ext cx="54920" cy="19429"/>
+                        <a:off x="3594327" y="253968"/>
+                        <a:ext cx="55222" cy="19536"/>
                       </a:xfrm>
                       <a:prstGeom prst="rect">
                         <a:avLst/>
@@ -9655,7 +11665,7 @@
                         </w:p>
                       </w:txbxContent>
                     </wps:txbx>
-                    <wps:bodyPr rot="0" spcFirstLastPara="0" vertOverflow="overflow" horzOverflow="overflow" vert="horz" wrap="square" lIns="2487" tIns="1243" rIns="2487" bIns="1243" numCol="1" spcCol="0" rtlCol="0" fromWordArt="0" anchor="ctr" anchorCtr="0" forceAA="0" compatLnSpc="1">
+                    <wps:bodyPr rot="0" spcFirstLastPara="0" vertOverflow="overflow" horzOverflow="overflow" vert="horz" wrap="square" lIns="2501" tIns="1250" rIns="2501" bIns="1250" numCol="1" spcCol="0" rtlCol="0" fromWordArt="0" anchor="ctr" anchorCtr="0" forceAA="0" compatLnSpc="1">
                       <a:prstTxWarp prst="textNoShape">
                         <a:avLst/>
                       </a:prstTxWarp>
@@ -9667,8 +11677,8 @@
                     <wps:cNvSpPr/>
                     <wps:spPr>
                       <a:xfrm>
-                        <a:off x="3837314" y="252580"/>
-                        <a:ext cx="54920" cy="19429"/>
+                        <a:off x="3828551" y="253968"/>
+                        <a:ext cx="55222" cy="19536"/>
                       </a:xfrm>
                       <a:prstGeom prst="rect">
                         <a:avLst/>
@@ -9716,7 +11726,7 @@
                         </w:p>
                       </w:txbxContent>
                     </wps:txbx>
-                    <wps:bodyPr rot="0" spcFirstLastPara="0" vertOverflow="overflow" horzOverflow="overflow" vert="horz" wrap="square" lIns="2487" tIns="1243" rIns="2487" bIns="1243" numCol="1" spcCol="0" rtlCol="0" fromWordArt="0" anchor="ctr" anchorCtr="0" forceAA="0" compatLnSpc="1">
+                    <wps:bodyPr rot="0" spcFirstLastPara="0" vertOverflow="overflow" horzOverflow="overflow" vert="horz" wrap="square" lIns="2501" tIns="1250" rIns="2501" bIns="1250" numCol="1" spcCol="0" rtlCol="0" fromWordArt="0" anchor="ctr" anchorCtr="0" forceAA="0" compatLnSpc="1">
                       <a:prstTxWarp prst="textNoShape">
                         <a:avLst/>
                       </a:prstTxWarp>
@@ -9728,8 +11738,8 @@
                     <wps:cNvSpPr/>
                     <wps:spPr>
                       <a:xfrm>
-                        <a:off x="3349541" y="400243"/>
-                        <a:ext cx="54920" cy="19429"/>
+                        <a:off x="3338098" y="402442"/>
+                        <a:ext cx="55222" cy="19536"/>
                       </a:xfrm>
                       <a:prstGeom prst="rect">
                         <a:avLst/>
@@ -9777,7 +11787,7 @@
                         </w:p>
                       </w:txbxContent>
                     </wps:txbx>
-                    <wps:bodyPr rot="0" spcFirstLastPara="0" vertOverflow="overflow" horzOverflow="overflow" vert="horz" wrap="square" lIns="2487" tIns="1243" rIns="2487" bIns="1243" numCol="1" spcCol="0" rtlCol="0" fromWordArt="0" anchor="ctr" anchorCtr="0" forceAA="0" compatLnSpc="1">
+                    <wps:bodyPr rot="0" spcFirstLastPara="0" vertOverflow="overflow" horzOverflow="overflow" vert="horz" wrap="square" lIns="2501" tIns="1250" rIns="2501" bIns="1250" numCol="1" spcCol="0" rtlCol="0" fromWordArt="0" anchor="ctr" anchorCtr="0" forceAA="0" compatLnSpc="1">
                       <a:prstTxWarp prst="textNoShape">
                         <a:avLst/>
                       </a:prstTxWarp>
@@ -9789,8 +11799,8 @@
                     <wps:cNvSpPr/>
                     <wps:spPr>
                       <a:xfrm>
-                        <a:off x="3420004" y="400243"/>
-                        <a:ext cx="54920" cy="19429"/>
+                        <a:off x="3408949" y="402442"/>
+                        <a:ext cx="55222" cy="19536"/>
                       </a:xfrm>
                       <a:prstGeom prst="rect">
                         <a:avLst/>
@@ -9838,7 +11848,7 @@
                         </w:p>
                       </w:txbxContent>
                     </wps:txbx>
-                    <wps:bodyPr rot="0" spcFirstLastPara="0" vertOverflow="overflow" horzOverflow="overflow" vert="horz" wrap="square" lIns="2487" tIns="1243" rIns="2487" bIns="1243" numCol="1" spcCol="0" rtlCol="0" fromWordArt="0" anchor="ctr" anchorCtr="0" forceAA="0" compatLnSpc="1">
+                    <wps:bodyPr rot="0" spcFirstLastPara="0" vertOverflow="overflow" horzOverflow="overflow" vert="horz" wrap="square" lIns="2501" tIns="1250" rIns="2501" bIns="1250" numCol="1" spcCol="0" rtlCol="0" fromWordArt="0" anchor="ctr" anchorCtr="0" forceAA="0" compatLnSpc="1">
                       <a:prstTxWarp prst="textNoShape">
                         <a:avLst/>
                       </a:prstTxWarp>
@@ -9850,8 +11860,8 @@
                     <wps:cNvSpPr/>
                     <wps:spPr>
                       <a:xfrm>
-                        <a:off x="3421186" y="551791"/>
-                        <a:ext cx="52557" cy="42744"/>
+                        <a:off x="3410136" y="554823"/>
+                        <a:ext cx="52846" cy="42979"/>
                       </a:xfrm>
                       <a:prstGeom prst="rect">
                         <a:avLst/>
@@ -9899,7 +11909,7 @@
                         </w:p>
                       </w:txbxContent>
                     </wps:txbx>
-                    <wps:bodyPr rot="0" spcFirstLastPara="0" vertOverflow="overflow" horzOverflow="overflow" vert="horz" wrap="square" lIns="2487" tIns="1243" rIns="2487" bIns="1243" numCol="1" spcCol="0" rtlCol="0" fromWordArt="0" anchor="ctr" anchorCtr="0" forceAA="0" compatLnSpc="1">
+                    <wps:bodyPr rot="0" spcFirstLastPara="0" vertOverflow="overflow" horzOverflow="overflow" vert="horz" wrap="square" lIns="2501" tIns="1250" rIns="2501" bIns="1250" numCol="1" spcCol="0" rtlCol="0" fromWordArt="0" anchor="ctr" anchorCtr="0" forceAA="0" compatLnSpc="1">
                       <a:prstTxWarp prst="textNoShape">
                         <a:avLst/>
                       </a:prstTxWarp>
@@ -9911,8 +11921,8 @@
                     <wps:cNvSpPr/>
                     <wps:spPr>
                       <a:xfrm>
-                        <a:off x="3490468" y="400243"/>
-                        <a:ext cx="54920" cy="19429"/>
+                        <a:off x="3479799" y="402442"/>
+                        <a:ext cx="55222" cy="19536"/>
                       </a:xfrm>
                       <a:prstGeom prst="rect">
                         <a:avLst/>
@@ -9960,7 +11970,7 @@
                         </w:p>
                       </w:txbxContent>
                     </wps:txbx>
-                    <wps:bodyPr rot="0" spcFirstLastPara="0" vertOverflow="overflow" horzOverflow="overflow" vert="horz" wrap="square" lIns="2487" tIns="1243" rIns="2487" bIns="1243" numCol="1" spcCol="0" rtlCol="0" fromWordArt="0" anchor="ctr" anchorCtr="0" forceAA="0" compatLnSpc="1">
+                    <wps:bodyPr rot="0" spcFirstLastPara="0" vertOverflow="overflow" horzOverflow="overflow" vert="horz" wrap="square" lIns="2501" tIns="1250" rIns="2501" bIns="1250" numCol="1" spcCol="0" rtlCol="0" fromWordArt="0" anchor="ctr" anchorCtr="0" forceAA="0" compatLnSpc="1">
                       <a:prstTxWarp prst="textNoShape">
                         <a:avLst/>
                       </a:prstTxWarp>
@@ -9972,8 +11982,8 @@
                     <wps:cNvSpPr/>
                     <wps:spPr>
                       <a:xfrm>
-                        <a:off x="3491649" y="551791"/>
-                        <a:ext cx="52557" cy="42744"/>
+                        <a:off x="3480987" y="554823"/>
+                        <a:ext cx="52846" cy="42979"/>
                       </a:xfrm>
                       <a:prstGeom prst="rect">
                         <a:avLst/>
@@ -10021,7 +12031,7 @@
                         </w:p>
                       </w:txbxContent>
                     </wps:txbx>
-                    <wps:bodyPr rot="0" spcFirstLastPara="0" vertOverflow="overflow" horzOverflow="overflow" vert="horz" wrap="square" lIns="2487" tIns="1243" rIns="2487" bIns="1243" numCol="1" spcCol="0" rtlCol="0" fromWordArt="0" anchor="ctr" anchorCtr="0" forceAA="0" compatLnSpc="1">
+                    <wps:bodyPr rot="0" spcFirstLastPara="0" vertOverflow="overflow" horzOverflow="overflow" vert="horz" wrap="square" lIns="2501" tIns="1250" rIns="2501" bIns="1250" numCol="1" spcCol="0" rtlCol="0" fromWordArt="0" anchor="ctr" anchorCtr="0" forceAA="0" compatLnSpc="1">
                       <a:prstTxWarp prst="textNoShape">
                         <a:avLst/>
                       </a:prstTxWarp>
@@ -10033,8 +12043,8 @@
                     <wps:cNvSpPr/>
                     <wps:spPr>
                       <a:xfrm>
-                        <a:off x="3560931" y="400243"/>
-                        <a:ext cx="54920" cy="19429"/>
+                        <a:off x="3550650" y="402442"/>
+                        <a:ext cx="55222" cy="19536"/>
                       </a:xfrm>
                       <a:prstGeom prst="rect">
                         <a:avLst/>
@@ -10082,7 +12092,7 @@
                         </w:p>
                       </w:txbxContent>
                     </wps:txbx>
-                    <wps:bodyPr rot="0" spcFirstLastPara="0" vertOverflow="overflow" horzOverflow="overflow" vert="horz" wrap="square" lIns="2487" tIns="1243" rIns="2487" bIns="1243" numCol="1" spcCol="0" rtlCol="0" fromWordArt="0" anchor="ctr" anchorCtr="0" forceAA="0" compatLnSpc="1">
+                    <wps:bodyPr rot="0" spcFirstLastPara="0" vertOverflow="overflow" horzOverflow="overflow" vert="horz" wrap="square" lIns="2501" tIns="1250" rIns="2501" bIns="1250" numCol="1" spcCol="0" rtlCol="0" fromWordArt="0" anchor="ctr" anchorCtr="0" forceAA="0" compatLnSpc="1">
                       <a:prstTxWarp prst="textNoShape">
                         <a:avLst/>
                       </a:prstTxWarp>
@@ -10094,8 +12104,8 @@
                     <wps:cNvSpPr/>
                     <wps:spPr>
                       <a:xfrm>
-                        <a:off x="3631395" y="400243"/>
-                        <a:ext cx="54920" cy="19429"/>
+                        <a:off x="3621501" y="402442"/>
+                        <a:ext cx="55222" cy="19536"/>
                       </a:xfrm>
                       <a:prstGeom prst="rect">
                         <a:avLst/>
@@ -10143,7 +12153,7 @@
                         </w:p>
                       </w:txbxContent>
                     </wps:txbx>
-                    <wps:bodyPr rot="0" spcFirstLastPara="0" vertOverflow="overflow" horzOverflow="overflow" vert="horz" wrap="square" lIns="2487" tIns="1243" rIns="2487" bIns="1243" numCol="1" spcCol="0" rtlCol="0" fromWordArt="0" anchor="ctr" anchorCtr="0" forceAA="0" compatLnSpc="1">
+                    <wps:bodyPr rot="0" spcFirstLastPara="0" vertOverflow="overflow" horzOverflow="overflow" vert="horz" wrap="square" lIns="2501" tIns="1250" rIns="2501" bIns="1250" numCol="1" spcCol="0" rtlCol="0" fromWordArt="0" anchor="ctr" anchorCtr="0" forceAA="0" compatLnSpc="1">
                       <a:prstTxWarp prst="textNoShape">
                         <a:avLst/>
                       </a:prstTxWarp>
@@ -10155,8 +12165,8 @@
                     <wps:cNvSpPr/>
                     <wps:spPr>
                       <a:xfrm>
-                        <a:off x="3701858" y="400243"/>
-                        <a:ext cx="54920" cy="19429"/>
+                        <a:off x="3692351" y="402442"/>
+                        <a:ext cx="55222" cy="19536"/>
                       </a:xfrm>
                       <a:prstGeom prst="rect">
                         <a:avLst/>
@@ -10204,7 +12214,7 @@
                         </w:p>
                       </w:txbxContent>
                     </wps:txbx>
-                    <wps:bodyPr rot="0" spcFirstLastPara="0" vertOverflow="overflow" horzOverflow="overflow" vert="horz" wrap="square" lIns="2487" tIns="1243" rIns="2487" bIns="1243" numCol="1" spcCol="0" rtlCol="0" fromWordArt="0" anchor="ctr" anchorCtr="0" forceAA="0" compatLnSpc="1">
+                    <wps:bodyPr rot="0" spcFirstLastPara="0" vertOverflow="overflow" horzOverflow="overflow" vert="horz" wrap="square" lIns="2501" tIns="1250" rIns="2501" bIns="1250" numCol="1" spcCol="0" rtlCol="0" fromWordArt="0" anchor="ctr" anchorCtr="0" forceAA="0" compatLnSpc="1">
                       <a:prstTxWarp prst="textNoShape">
                         <a:avLst/>
                       </a:prstTxWarp>
@@ -10216,8 +12226,8 @@
                     <wps:cNvSpPr/>
                     <wps:spPr>
                       <a:xfrm>
-                        <a:off x="3562112" y="551791"/>
-                        <a:ext cx="52557" cy="42744"/>
+                        <a:off x="3551838" y="554823"/>
+                        <a:ext cx="52846" cy="42979"/>
                       </a:xfrm>
                       <a:prstGeom prst="rect">
                         <a:avLst/>
@@ -10265,7 +12275,7 @@
                         </w:p>
                       </w:txbxContent>
                     </wps:txbx>
-                    <wps:bodyPr rot="0" spcFirstLastPara="0" vertOverflow="overflow" horzOverflow="overflow" vert="horz" wrap="square" lIns="2487" tIns="1243" rIns="2487" bIns="1243" numCol="1" spcCol="0" rtlCol="0" fromWordArt="0" anchor="ctr" anchorCtr="0" forceAA="0" compatLnSpc="1">
+                    <wps:bodyPr rot="0" spcFirstLastPara="0" vertOverflow="overflow" horzOverflow="overflow" vert="horz" wrap="square" lIns="2501" tIns="1250" rIns="2501" bIns="1250" numCol="1" spcCol="0" rtlCol="0" fromWordArt="0" anchor="ctr" anchorCtr="0" forceAA="0" compatLnSpc="1">
                       <a:prstTxWarp prst="textNoShape">
                         <a:avLst/>
                       </a:prstTxWarp>
@@ -10277,8 +12287,8 @@
                     <wps:cNvSpPr/>
                     <wps:spPr>
                       <a:xfrm>
-                        <a:off x="3631395" y="563448"/>
-                        <a:ext cx="54920" cy="19429"/>
+                        <a:off x="3621501" y="566545"/>
+                        <a:ext cx="55222" cy="19536"/>
                       </a:xfrm>
                       <a:prstGeom prst="rect">
                         <a:avLst/>
@@ -10326,7 +12336,7 @@
                         </w:p>
                       </w:txbxContent>
                     </wps:txbx>
-                    <wps:bodyPr rot="0" spcFirstLastPara="0" vertOverflow="overflow" horzOverflow="overflow" vert="horz" wrap="square" lIns="2487" tIns="1243" rIns="2487" bIns="1243" numCol="1" spcCol="0" rtlCol="0" fromWordArt="0" anchor="ctr" anchorCtr="0" forceAA="0" compatLnSpc="1">
+                    <wps:bodyPr rot="0" spcFirstLastPara="0" vertOverflow="overflow" horzOverflow="overflow" vert="horz" wrap="square" lIns="2501" tIns="1250" rIns="2501" bIns="1250" numCol="1" spcCol="0" rtlCol="0" fromWordArt="0" anchor="ctr" anchorCtr="0" forceAA="0" compatLnSpc="1">
                       <a:prstTxWarp prst="textNoShape">
                         <a:avLst/>
                       </a:prstTxWarp>
@@ -10338,8 +12348,8 @@
                     <wps:cNvSpPr/>
                     <wps:spPr>
                       <a:xfrm>
-                        <a:off x="3636058" y="661890"/>
-                        <a:ext cx="45594" cy="42744"/>
+                        <a:off x="3626189" y="665527"/>
+                        <a:ext cx="45845" cy="42979"/>
                       </a:xfrm>
                       <a:prstGeom prst="rect">
                         <a:avLst/>
@@ -10387,7 +12397,7 @@
                         </w:p>
                       </w:txbxContent>
                     </wps:txbx>
-                    <wps:bodyPr rot="0" spcFirstLastPara="0" vertOverflow="overflow" horzOverflow="overflow" vert="horz" wrap="square" lIns="2487" tIns="1243" rIns="2487" bIns="1243" numCol="1" spcCol="0" rtlCol="0" fromWordArt="0" anchor="ctr" anchorCtr="0" forceAA="0" compatLnSpc="1">
+                    <wps:bodyPr rot="0" spcFirstLastPara="0" vertOverflow="overflow" horzOverflow="overflow" vert="horz" wrap="square" lIns="2501" tIns="1250" rIns="2501" bIns="1250" numCol="1" spcCol="0" rtlCol="0" fromWordArt="0" anchor="ctr" anchorCtr="0" forceAA="0" compatLnSpc="1">
                       <a:prstTxWarp prst="textNoShape">
                         <a:avLst/>
                       </a:prstTxWarp>
@@ -10399,8 +12409,8 @@
                     <wps:cNvSpPr/>
                     <wps:spPr>
                       <a:xfrm>
-                        <a:off x="3701858" y="563448"/>
-                        <a:ext cx="54920" cy="19429"/>
+                        <a:off x="3692351" y="566545"/>
+                        <a:ext cx="55222" cy="19536"/>
                       </a:xfrm>
                       <a:prstGeom prst="rect">
                         <a:avLst/>
@@ -10448,7 +12458,7 @@
                         </w:p>
                       </w:txbxContent>
                     </wps:txbx>
-                    <wps:bodyPr rot="0" spcFirstLastPara="0" vertOverflow="overflow" horzOverflow="overflow" vert="horz" wrap="square" lIns="2487" tIns="1243" rIns="2487" bIns="1243" numCol="1" spcCol="0" rtlCol="0" fromWordArt="0" anchor="ctr" anchorCtr="0" forceAA="0" compatLnSpc="1">
+                    <wps:bodyPr rot="0" spcFirstLastPara="0" vertOverflow="overflow" horzOverflow="overflow" vert="horz" wrap="square" lIns="2501" tIns="1250" rIns="2501" bIns="1250" numCol="1" spcCol="0" rtlCol="0" fromWordArt="0" anchor="ctr" anchorCtr="0" forceAA="0" compatLnSpc="1">
                       <a:prstTxWarp prst="textNoShape">
                         <a:avLst/>
                       </a:prstTxWarp>
@@ -10460,8 +12470,8 @@
                     <wps:cNvSpPr/>
                     <wps:spPr>
                       <a:xfrm>
-                        <a:off x="3701858" y="673547"/>
-                        <a:ext cx="54920" cy="19429"/>
+                        <a:off x="3692351" y="677249"/>
+                        <a:ext cx="55222" cy="19536"/>
                       </a:xfrm>
                       <a:prstGeom prst="rect">
                         <a:avLst/>
@@ -10509,7 +12519,7 @@
                         </w:p>
                       </w:txbxContent>
                     </wps:txbx>
-                    <wps:bodyPr rot="0" spcFirstLastPara="0" vertOverflow="overflow" horzOverflow="overflow" vert="horz" wrap="square" lIns="2487" tIns="1243" rIns="2487" bIns="1243" numCol="1" spcCol="0" rtlCol="0" fromWordArt="0" anchor="ctr" anchorCtr="0" forceAA="0" compatLnSpc="1">
+                    <wps:bodyPr rot="0" spcFirstLastPara="0" vertOverflow="overflow" horzOverflow="overflow" vert="horz" wrap="square" lIns="2501" tIns="1250" rIns="2501" bIns="1250" numCol="1" spcCol="0" rtlCol="0" fromWordArt="0" anchor="ctr" anchorCtr="0" forceAA="0" compatLnSpc="1">
                       <a:prstTxWarp prst="textNoShape">
                         <a:avLst/>
                       </a:prstTxWarp>
@@ -10521,8 +12531,8 @@
                     <wps:cNvSpPr/>
                     <wps:spPr>
                       <a:xfrm>
-                        <a:off x="3772321" y="400243"/>
-                        <a:ext cx="54920" cy="19429"/>
+                        <a:off x="3763202" y="402442"/>
+                        <a:ext cx="55222" cy="19536"/>
                       </a:xfrm>
                       <a:prstGeom prst="rect">
                         <a:avLst/>
@@ -10570,7 +12580,7 @@
                         </w:p>
                       </w:txbxContent>
                     </wps:txbx>
-                    <wps:bodyPr rot="0" spcFirstLastPara="0" vertOverflow="overflow" horzOverflow="overflow" vert="horz" wrap="square" lIns="2487" tIns="1243" rIns="2487" bIns="1243" numCol="1" spcCol="0" rtlCol="0" fromWordArt="0" anchor="ctr" anchorCtr="0" forceAA="0" compatLnSpc="1">
+                    <wps:bodyPr rot="0" spcFirstLastPara="0" vertOverflow="overflow" horzOverflow="overflow" vert="horz" wrap="square" lIns="2501" tIns="1250" rIns="2501" bIns="1250" numCol="1" spcCol="0" rtlCol="0" fromWordArt="0" anchor="ctr" anchorCtr="0" forceAA="0" compatLnSpc="1">
                       <a:prstTxWarp prst="textNoShape">
                         <a:avLst/>
                       </a:prstTxWarp>
@@ -10582,8 +12592,8 @@
                     <wps:cNvSpPr/>
                     <wps:spPr>
                       <a:xfrm>
-                        <a:off x="3842785" y="400243"/>
-                        <a:ext cx="54920" cy="19429"/>
+                        <a:off x="3834053" y="402442"/>
+                        <a:ext cx="55222" cy="19536"/>
                       </a:xfrm>
                       <a:prstGeom prst="rect">
                         <a:avLst/>
@@ -10631,7 +12641,7 @@
                         </w:p>
                       </w:txbxContent>
                     </wps:txbx>
-                    <wps:bodyPr rot="0" spcFirstLastPara="0" vertOverflow="overflow" horzOverflow="overflow" vert="horz" wrap="square" lIns="2487" tIns="1243" rIns="2487" bIns="1243" numCol="1" spcCol="0" rtlCol="0" fromWordArt="0" anchor="ctr" anchorCtr="0" forceAA="0" compatLnSpc="1">
+                    <wps:bodyPr rot="0" spcFirstLastPara="0" vertOverflow="overflow" horzOverflow="overflow" vert="horz" wrap="square" lIns="2501" tIns="1250" rIns="2501" bIns="1250" numCol="1" spcCol="0" rtlCol="0" fromWordArt="0" anchor="ctr" anchorCtr="0" forceAA="0" compatLnSpc="1">
                       <a:prstTxWarp prst="textNoShape">
                         <a:avLst/>
                       </a:prstTxWarp>
@@ -10643,8 +12653,8 @@
                     <wps:cNvSpPr/>
                     <wps:spPr>
                       <a:xfrm>
-                        <a:off x="3918222" y="400243"/>
-                        <a:ext cx="54920" cy="19429"/>
+                        <a:off x="3909905" y="402442"/>
+                        <a:ext cx="55222" cy="19536"/>
                       </a:xfrm>
                       <a:prstGeom prst="rect">
                         <a:avLst/>
@@ -10692,7 +12702,7 @@
                         </w:p>
                       </w:txbxContent>
                     </wps:txbx>
-                    <wps:bodyPr rot="0" spcFirstLastPara="0" vertOverflow="overflow" horzOverflow="overflow" vert="horz" wrap="square" lIns="2487" tIns="1243" rIns="2487" bIns="1243" numCol="1" spcCol="0" rtlCol="0" fromWordArt="0" anchor="ctr" anchorCtr="0" forceAA="0" compatLnSpc="1">
+                    <wps:bodyPr rot="0" spcFirstLastPara="0" vertOverflow="overflow" horzOverflow="overflow" vert="horz" wrap="square" lIns="2501" tIns="1250" rIns="2501" bIns="1250" numCol="1" spcCol="0" rtlCol="0" fromWordArt="0" anchor="ctr" anchorCtr="0" forceAA="0" compatLnSpc="1">
                       <a:prstTxWarp prst="textNoShape">
                         <a:avLst/>
                       </a:prstTxWarp>
@@ -10704,8 +12714,8 @@
                     <wps:cNvSpPr/>
                     <wps:spPr>
                       <a:xfrm>
-                        <a:off x="3993660" y="400243"/>
-                        <a:ext cx="54920" cy="19429"/>
+                        <a:off x="3985756" y="402442"/>
+                        <a:ext cx="55222" cy="19536"/>
                       </a:xfrm>
                       <a:prstGeom prst="rect">
                         <a:avLst/>
@@ -10753,7 +12763,7 @@
                         </w:p>
                       </w:txbxContent>
                     </wps:txbx>
-                    <wps:bodyPr rot="0" spcFirstLastPara="0" vertOverflow="overflow" horzOverflow="overflow" vert="horz" wrap="square" lIns="2487" tIns="1243" rIns="2487" bIns="1243" numCol="1" spcCol="0" rtlCol="0" fromWordArt="0" anchor="ctr" anchorCtr="0" forceAA="0" compatLnSpc="1">
+                    <wps:bodyPr rot="0" spcFirstLastPara="0" vertOverflow="overflow" horzOverflow="overflow" vert="horz" wrap="square" lIns="2501" tIns="1250" rIns="2501" bIns="1250" numCol="1" spcCol="0" rtlCol="0" fromWordArt="0" anchor="ctr" anchorCtr="0" forceAA="0" compatLnSpc="1">
                       <a:prstTxWarp prst="textNoShape">
                         <a:avLst/>
                       </a:prstTxWarp>
@@ -10765,8 +12775,8 @@
                     <wps:cNvSpPr/>
                     <wps:spPr>
                       <a:xfrm>
-                        <a:off x="3773503" y="551791"/>
-                        <a:ext cx="52557" cy="42744"/>
+                        <a:off x="3764390" y="554823"/>
+                        <a:ext cx="52846" cy="42979"/>
                       </a:xfrm>
                       <a:prstGeom prst="rect">
                         <a:avLst/>
@@ -10814,7 +12824,7 @@
                         </w:p>
                       </w:txbxContent>
                     </wps:txbx>
-                    <wps:bodyPr rot="0" spcFirstLastPara="0" vertOverflow="overflow" horzOverflow="overflow" vert="horz" wrap="square" lIns="2487" tIns="1243" rIns="2487" bIns="1243" numCol="1" spcCol="0" rtlCol="0" fromWordArt="0" anchor="ctr" anchorCtr="0" forceAA="0" compatLnSpc="1">
+                    <wps:bodyPr rot="0" spcFirstLastPara="0" vertOverflow="overflow" horzOverflow="overflow" vert="horz" wrap="square" lIns="2501" tIns="1250" rIns="2501" bIns="1250" numCol="1" spcCol="0" rtlCol="0" fromWordArt="0" anchor="ctr" anchorCtr="0" forceAA="0" compatLnSpc="1">
                       <a:prstTxWarp prst="textNoShape">
                         <a:avLst/>
                       </a:prstTxWarp>
@@ -10826,8 +12836,8 @@
                     <wps:cNvSpPr/>
                     <wps:spPr>
                       <a:xfrm>
-                        <a:off x="3842785" y="563448"/>
-                        <a:ext cx="54920" cy="19429"/>
+                        <a:off x="3834053" y="566545"/>
+                        <a:ext cx="55222" cy="19536"/>
                       </a:xfrm>
                       <a:prstGeom prst="rect">
                         <a:avLst/>
@@ -10875,7 +12885,7 @@
                         </w:p>
                       </w:txbxContent>
                     </wps:txbx>
-                    <wps:bodyPr rot="0" spcFirstLastPara="0" vertOverflow="overflow" horzOverflow="overflow" vert="horz" wrap="square" lIns="2487" tIns="1243" rIns="2487" bIns="1243" numCol="1" spcCol="0" rtlCol="0" fromWordArt="0" anchor="ctr" anchorCtr="0" forceAA="0" compatLnSpc="1">
+                    <wps:bodyPr rot="0" spcFirstLastPara="0" vertOverflow="overflow" horzOverflow="overflow" vert="horz" wrap="square" lIns="2501" tIns="1250" rIns="2501" bIns="1250" numCol="1" spcCol="0" rtlCol="0" fromWordArt="0" anchor="ctr" anchorCtr="0" forceAA="0" compatLnSpc="1">
                       <a:prstTxWarp prst="textNoShape">
                         <a:avLst/>
                       </a:prstTxWarp>
@@ -10887,8 +12897,8 @@
                     <wps:cNvSpPr/>
                     <wps:spPr>
                       <a:xfrm>
-                        <a:off x="3918222" y="563448"/>
-                        <a:ext cx="54920" cy="19429"/>
+                        <a:off x="3909905" y="566545"/>
+                        <a:ext cx="55222" cy="19536"/>
                       </a:xfrm>
                       <a:prstGeom prst="rect">
                         <a:avLst/>
@@ -10936,7 +12946,7 @@
                         </w:p>
                       </w:txbxContent>
                     </wps:txbx>
-                    <wps:bodyPr rot="0" spcFirstLastPara="0" vertOverflow="overflow" horzOverflow="overflow" vert="horz" wrap="square" lIns="2487" tIns="1243" rIns="2487" bIns="1243" numCol="1" spcCol="0" rtlCol="0" fromWordArt="0" anchor="ctr" anchorCtr="0" forceAA="0" compatLnSpc="1">
+                    <wps:bodyPr rot="0" spcFirstLastPara="0" vertOverflow="overflow" horzOverflow="overflow" vert="horz" wrap="square" lIns="2501" tIns="1250" rIns="2501" bIns="1250" numCol="1" spcCol="0" rtlCol="0" fromWordArt="0" anchor="ctr" anchorCtr="0" forceAA="0" compatLnSpc="1">
                       <a:prstTxWarp prst="textNoShape">
                         <a:avLst/>
                       </a:prstTxWarp>
@@ -10948,8 +12958,8 @@
                     <wps:cNvSpPr/>
                     <wps:spPr>
                       <a:xfrm>
-                        <a:off x="3993660" y="563448"/>
-                        <a:ext cx="54920" cy="19429"/>
+                        <a:off x="3985756" y="566545"/>
+                        <a:ext cx="55222" cy="19536"/>
                       </a:xfrm>
                       <a:prstGeom prst="rect">
                         <a:avLst/>
@@ -10997,7 +13007,7 @@
                         </w:p>
                       </w:txbxContent>
                     </wps:txbx>
-                    <wps:bodyPr rot="0" spcFirstLastPara="0" vertOverflow="overflow" horzOverflow="overflow" vert="horz" wrap="square" lIns="2487" tIns="1243" rIns="2487" bIns="1243" numCol="1" spcCol="0" rtlCol="0" fromWordArt="0" anchor="ctr" anchorCtr="0" forceAA="0" compatLnSpc="1">
+                    <wps:bodyPr rot="0" spcFirstLastPara="0" vertOverflow="overflow" horzOverflow="overflow" vert="horz" wrap="square" lIns="2501" tIns="1250" rIns="2501" bIns="1250" numCol="1" spcCol="0" rtlCol="0" fromWordArt="0" anchor="ctr" anchorCtr="0" forceAA="0" compatLnSpc="1">
                       <a:prstTxWarp prst="textNoShape">
                         <a:avLst/>
                       </a:prstTxWarp>
@@ -11009,8 +13019,8 @@
                     <wps:cNvSpPr/>
                     <wps:spPr>
                       <a:xfrm>
-                        <a:off x="3840298" y="661890"/>
-                        <a:ext cx="59894" cy="42744"/>
+                        <a:off x="3831552" y="665527"/>
+                        <a:ext cx="60223" cy="42979"/>
                       </a:xfrm>
                       <a:prstGeom prst="rect">
                         <a:avLst/>
@@ -11058,7 +13068,7 @@
                         </w:p>
                       </w:txbxContent>
                     </wps:txbx>
-                    <wps:bodyPr rot="0" spcFirstLastPara="0" vertOverflow="overflow" horzOverflow="overflow" vert="horz" wrap="square" lIns="2487" tIns="1243" rIns="2487" bIns="1243" numCol="1" spcCol="0" rtlCol="0" fromWordArt="0" anchor="ctr" anchorCtr="0" forceAA="0" compatLnSpc="1">
+                    <wps:bodyPr rot="0" spcFirstLastPara="0" vertOverflow="overflow" horzOverflow="overflow" vert="horz" wrap="square" lIns="2501" tIns="1250" rIns="2501" bIns="1250" numCol="1" spcCol="0" rtlCol="0" fromWordArt="0" anchor="ctr" anchorCtr="0" forceAA="0" compatLnSpc="1">
                       <a:prstTxWarp prst="textNoShape">
                         <a:avLst/>
                       </a:prstTxWarp>
@@ -11070,8 +13080,8 @@
                     <wps:cNvSpPr/>
                     <wps:spPr>
                       <a:xfrm>
-                        <a:off x="3915735" y="661890"/>
-                        <a:ext cx="59894" cy="42744"/>
+                        <a:off x="3907404" y="665527"/>
+                        <a:ext cx="60223" cy="42979"/>
                       </a:xfrm>
                       <a:prstGeom prst="rect">
                         <a:avLst/>
@@ -11119,7 +13129,7 @@
                         </w:p>
                       </w:txbxContent>
                     </wps:txbx>
-                    <wps:bodyPr rot="0" spcFirstLastPara="0" vertOverflow="overflow" horzOverflow="overflow" vert="horz" wrap="square" lIns="2487" tIns="1243" rIns="2487" bIns="1243" numCol="1" spcCol="0" rtlCol="0" fromWordArt="0" anchor="ctr" anchorCtr="0" forceAA="0" compatLnSpc="1">
+                    <wps:bodyPr rot="0" spcFirstLastPara="0" vertOverflow="overflow" horzOverflow="overflow" vert="horz" wrap="square" lIns="2501" tIns="1250" rIns="2501" bIns="1250" numCol="1" spcCol="0" rtlCol="0" fromWordArt="0" anchor="ctr" anchorCtr="0" forceAA="0" compatLnSpc="1">
                       <a:prstTxWarp prst="textNoShape">
                         <a:avLst/>
                       </a:prstTxWarp>
@@ -11131,8 +13141,8 @@
                     <wps:cNvSpPr/>
                     <wps:spPr>
                       <a:xfrm>
-                        <a:off x="3991173" y="661890"/>
-                        <a:ext cx="59894" cy="42744"/>
+                        <a:off x="3983256" y="665527"/>
+                        <a:ext cx="60223" cy="42979"/>
                       </a:xfrm>
                       <a:prstGeom prst="rect">
                         <a:avLst/>
@@ -11180,7 +13190,7 @@
                         </w:p>
                       </w:txbxContent>
                     </wps:txbx>
-                    <wps:bodyPr rot="0" spcFirstLastPara="0" vertOverflow="overflow" horzOverflow="overflow" vert="horz" wrap="square" lIns="2487" tIns="1243" rIns="2487" bIns="1243" numCol="1" spcCol="0" rtlCol="0" fromWordArt="0" anchor="ctr" anchorCtr="0" forceAA="0" compatLnSpc="1">
+                    <wps:bodyPr rot="0" spcFirstLastPara="0" vertOverflow="overflow" horzOverflow="overflow" vert="horz" wrap="square" lIns="2501" tIns="1250" rIns="2501" bIns="1250" numCol="1" spcCol="0" rtlCol="0" fromWordArt="0" anchor="ctr" anchorCtr="0" forceAA="0" compatLnSpc="1">
                       <a:prstTxWarp prst="textNoShape">
                         <a:avLst/>
                       </a:prstTxWarp>
@@ -11192,8 +13202,8 @@
                     <wps:cNvSpPr/>
                     <wps:spPr>
                       <a:xfrm>
-                        <a:off x="5040031" y="29792"/>
-                        <a:ext cx="51563" cy="19429"/>
+                        <a:off x="5035065" y="29955"/>
+                        <a:ext cx="51846" cy="19536"/>
                       </a:xfrm>
                       <a:prstGeom prst="rect">
                         <a:avLst/>
@@ -11241,7 +13251,7 @@
                         </w:p>
                       </w:txbxContent>
                     </wps:txbx>
-                    <wps:bodyPr rot="0" spcFirstLastPara="0" vertOverflow="overflow" horzOverflow="overflow" vert="horz" wrap="square" lIns="2487" tIns="1243" rIns="2487" bIns="1243" numCol="1" spcCol="0" rtlCol="0" fromWordArt="0" anchor="ctr" anchorCtr="0" forceAA="0" compatLnSpc="1">
+                    <wps:bodyPr rot="0" spcFirstLastPara="0" vertOverflow="overflow" horzOverflow="overflow" vert="horz" wrap="square" lIns="2501" tIns="1250" rIns="2501" bIns="1250" numCol="1" spcCol="0" rtlCol="0" fromWordArt="0" anchor="ctr" anchorCtr="0" forceAA="0" compatLnSpc="1">
                       <a:prstTxWarp prst="textNoShape">
                         <a:avLst/>
                       </a:prstTxWarp>
@@ -11256,8 +13266,8 @@
                     </wps:cNvCnPr>
                     <wps:spPr>
                       <a:xfrm flipH="1">
-                        <a:off x="533304" y="39506"/>
-                        <a:ext cx="2485577" cy="104918"/>
+                        <a:off x="536235" y="39723"/>
+                        <a:ext cx="2469386" cy="105495"/>
                       </a:xfrm>
                       <a:prstGeom prst="line">
                         <a:avLst/>
@@ -11294,8 +13304,8 @@
                     </wps:cNvCnPr>
                     <wps:spPr>
                       <a:xfrm flipH="1">
-                        <a:off x="1238063" y="39506"/>
-                        <a:ext cx="1780818" cy="104918"/>
+                        <a:off x="1244867" y="39723"/>
+                        <a:ext cx="1760754" cy="105495"/>
                       </a:xfrm>
                       <a:prstGeom prst="line">
                         <a:avLst/>
@@ -11332,8 +13342,8 @@
                     </wps:cNvCnPr>
                     <wps:spPr>
                       <a:xfrm flipH="1">
-                        <a:off x="1784756" y="39506"/>
-                        <a:ext cx="1234125" cy="104918"/>
+                        <a:off x="1784593" y="39723"/>
+                        <a:ext cx="1221028" cy="105495"/>
                       </a:xfrm>
                       <a:prstGeom prst="line">
                         <a:avLst/>
@@ -11370,8 +13380,8 @@
                     </wps:cNvCnPr>
                     <wps:spPr>
                       <a:xfrm flipH="1">
-                        <a:off x="2427506" y="39506"/>
-                        <a:ext cx="591375" cy="104918"/>
+                        <a:off x="2417060" y="39723"/>
+                        <a:ext cx="588561" cy="105495"/>
                       </a:xfrm>
                       <a:prstGeom prst="line">
                         <a:avLst/>
@@ -11408,8 +13418,8 @@
                     </wps:cNvCnPr>
                     <wps:spPr>
                       <a:xfrm flipH="1">
-                        <a:off x="2829697" y="39506"/>
-                        <a:ext cx="189184" cy="104918"/>
+                        <a:off x="2816147" y="39723"/>
+                        <a:ext cx="189474" cy="105495"/>
                       </a:xfrm>
                       <a:prstGeom prst="line">
                         <a:avLst/>
@@ -11446,8 +13456,8 @@
                     </wps:cNvCnPr>
                     <wps:spPr>
                       <a:xfrm flipH="1">
-                        <a:off x="2940646" y="39506"/>
-                        <a:ext cx="78235" cy="104918"/>
+                        <a:off x="2927706" y="39723"/>
+                        <a:ext cx="77915" cy="105495"/>
                       </a:xfrm>
                       <a:prstGeom prst="line">
                         <a:avLst/>
@@ -11484,8 +13494,8 @@
                     </wps:cNvCnPr>
                     <wps:spPr>
                       <a:xfrm flipH="1">
-                        <a:off x="3017171" y="68650"/>
-                        <a:ext cx="41916" cy="62174"/>
+                        <a:off x="3003902" y="69027"/>
+                        <a:ext cx="42145" cy="62516"/>
                       </a:xfrm>
                       <a:prstGeom prst="line">
                         <a:avLst/>
@@ -11522,8 +13532,8 @@
                     </wps:cNvCnPr>
                     <wps:spPr>
                       <a:xfrm>
-                        <a:off x="3099292" y="39506"/>
-                        <a:ext cx="134824" cy="104918"/>
+                        <a:off x="3086474" y="39723"/>
+                        <a:ext cx="135564" cy="105495"/>
                       </a:xfrm>
                       <a:prstGeom prst="line">
                         <a:avLst/>
@@ -11560,8 +13570,8 @@
                     </wps:cNvCnPr>
                     <wps:spPr>
                       <a:xfrm>
-                        <a:off x="3099292" y="39506"/>
-                        <a:ext cx="390243" cy="104918"/>
+                        <a:off x="3086474" y="39723"/>
+                        <a:ext cx="392388" cy="105495"/>
                       </a:xfrm>
                       <a:prstGeom prst="line">
                         <a:avLst/>
@@ -11598,8 +13608,8 @@
                     </wps:cNvCnPr>
                     <wps:spPr>
                       <a:xfrm flipH="1">
-                        <a:off x="366285" y="144424"/>
-                        <a:ext cx="142067" cy="117871"/>
+                        <a:off x="368298" y="145218"/>
+                        <a:ext cx="142848" cy="118518"/>
                       </a:xfrm>
                       <a:prstGeom prst="line">
                         <a:avLst/>
@@ -11636,8 +13646,8 @@
                     </wps:cNvCnPr>
                     <wps:spPr>
                       <a:xfrm>
-                        <a:off x="520828" y="154139"/>
-                        <a:ext cx="99292" cy="82898"/>
+                        <a:off x="523691" y="154986"/>
+                        <a:ext cx="99837" cy="79446"/>
                       </a:xfrm>
                       <a:prstGeom prst="line">
                         <a:avLst/>
@@ -11674,8 +13684,8 @@
                     </wps:cNvCnPr>
                     <wps:spPr>
                       <a:xfrm>
-                        <a:off x="337022" y="295325"/>
-                        <a:ext cx="0" cy="62173"/>
+                        <a:off x="338875" y="300855"/>
+                        <a:ext cx="0" cy="58608"/>
                       </a:xfrm>
                       <a:prstGeom prst="line">
                         <a:avLst/>
@@ -11712,8 +13722,8 @@
                     </wps:cNvCnPr>
                     <wps:spPr>
                       <a:xfrm flipH="1">
-                        <a:off x="300703" y="462416"/>
-                        <a:ext cx="36319" cy="42745"/>
+                        <a:off x="302355" y="464958"/>
+                        <a:ext cx="36520" cy="42979"/>
                       </a:xfrm>
                       <a:prstGeom prst="line">
                         <a:avLst/>
@@ -11750,8 +13760,8 @@
                     </wps:cNvCnPr>
                     <wps:spPr>
                       <a:xfrm>
-                        <a:off x="337022" y="462416"/>
-                        <a:ext cx="70619" cy="50516"/>
+                        <a:off x="338875" y="464958"/>
+                        <a:ext cx="71007" cy="50793"/>
                       </a:xfrm>
                       <a:prstGeom prst="line">
                         <a:avLst/>
@@ -11788,8 +13798,8 @@
                     </wps:cNvCnPr>
                     <wps:spPr>
                       <a:xfrm flipH="1">
-                        <a:off x="1102390" y="144424"/>
-                        <a:ext cx="91074" cy="117871"/>
+                        <a:off x="1104791" y="145218"/>
+                        <a:ext cx="95232" cy="118518"/>
                       </a:xfrm>
                       <a:prstGeom prst="line">
                         <a:avLst/>
@@ -11826,8 +13836,8 @@
                     </wps:cNvCnPr>
                     <wps:spPr>
                       <a:xfrm>
-                        <a:off x="1215763" y="154139"/>
-                        <a:ext cx="3202" cy="75126"/>
+                        <a:off x="1222445" y="154986"/>
+                        <a:ext cx="2375" cy="71632"/>
                       </a:xfrm>
                       <a:prstGeom prst="line">
                         <a:avLst/>
@@ -11864,8 +13874,8 @@
                     </wps:cNvCnPr>
                     <wps:spPr>
                       <a:xfrm>
-                        <a:off x="1238063" y="144424"/>
-                        <a:ext cx="96545" cy="117871"/>
+                        <a:off x="1244867" y="145218"/>
+                        <a:ext cx="96232" cy="118518"/>
                       </a:xfrm>
                       <a:prstGeom prst="line">
                         <a:avLst/>
@@ -11902,8 +13912,8 @@
                     </wps:cNvCnPr>
                     <wps:spPr>
                       <a:xfrm flipH="1">
-                        <a:off x="1044144" y="295325"/>
-                        <a:ext cx="29542" cy="58287"/>
+                        <a:off x="1049882" y="300855"/>
+                        <a:ext cx="28861" cy="54701"/>
                       </a:xfrm>
                       <a:prstGeom prst="line">
                         <a:avLst/>
@@ -11940,8 +13950,8 @@
                     </wps:cNvCnPr>
                     <wps:spPr>
                       <a:xfrm>
-                        <a:off x="1073686" y="295325"/>
-                        <a:ext cx="43097" cy="66059"/>
+                        <a:off x="1078743" y="300855"/>
+                        <a:ext cx="44178" cy="62515"/>
                       </a:xfrm>
                       <a:prstGeom prst="line">
                         <a:avLst/>
@@ -11978,8 +13988,8 @@
                     </wps:cNvCnPr>
                     <wps:spPr>
                       <a:xfrm flipH="1">
-                        <a:off x="1189423" y="295325"/>
-                        <a:ext cx="29542" cy="58287"/>
+                        <a:off x="1195959" y="300855"/>
+                        <a:ext cx="28861" cy="54701"/>
                       </a:xfrm>
                       <a:prstGeom prst="line">
                         <a:avLst/>
@@ -12016,8 +14026,8 @@
                     </wps:cNvCnPr>
                     <wps:spPr>
                       <a:xfrm>
-                        <a:off x="1218965" y="295325"/>
-                        <a:ext cx="43097" cy="66059"/>
+                        <a:off x="1224820" y="300855"/>
+                        <a:ext cx="44178" cy="62515"/>
                       </a:xfrm>
                       <a:prstGeom prst="line">
                         <a:avLst/>
@@ -12054,8 +14064,8 @@
                     </wps:cNvCnPr>
                     <wps:spPr>
                       <a:xfrm>
-                        <a:off x="3099292" y="39506"/>
-                        <a:ext cx="1003420" cy="104918"/>
+                        <a:off x="3086474" y="39723"/>
+                        <a:ext cx="1008934" cy="105495"/>
                       </a:xfrm>
                       <a:prstGeom prst="line">
                         <a:avLst/>
@@ -12089,8 +14099,8 @@
                     <wps:cNvSpPr txBox="1"/>
                     <wps:spPr>
                       <a:xfrm>
-                        <a:off x="3595303" y="88857"/>
-                        <a:ext cx="11398" cy="6217"/>
+                        <a:off x="3585211" y="86219"/>
+                        <a:ext cx="11461" cy="12503"/>
                       </a:xfrm>
                       <a:prstGeom prst="rect">
                         <a:avLst/>
@@ -12110,16 +14120,12 @@
                             <w:jc w:val="center"/>
                           </w:pPr>
                           <w:r>
-                            <w:rPr>
-                              <w:color w:val="000000"/>
-                              <w:sz w:val="4"/>
-                            </w:rPr>
-                            <w:t xml:space="preserve"> </w:t>
+                            <w:br/>
                           </w:r>
                         </w:p>
                       </w:txbxContent>
                     </wps:txbx>
-                    <wps:bodyPr rot="0" vert="horz" wrap="none" lIns="1036" tIns="0" rIns="1036" bIns="0" anchor="ctr" anchorCtr="1">
+                    <wps:bodyPr rot="0" vert="horz" wrap="none" lIns="1042" tIns="0" rIns="1042" bIns="0" anchor="ctr" anchorCtr="1">
                       <a:noAutofit/>
                     </wps:bodyPr>
                   </wps:wsp>
@@ -12131,8 +14137,8 @@
                     </wps:cNvCnPr>
                     <wps:spPr>
                       <a:xfrm flipH="1">
-                        <a:off x="4121374" y="154139"/>
-                        <a:ext cx="6311" cy="75126"/>
+                        <a:off x="4114173" y="154986"/>
+                        <a:ext cx="6346" cy="75539"/>
                       </a:xfrm>
                       <a:prstGeom prst="line">
                         <a:avLst/>
@@ -12169,8 +14175,8 @@
                     </wps:cNvCnPr>
                     <wps:spPr>
                       <a:xfrm>
-                        <a:off x="4152658" y="144424"/>
-                        <a:ext cx="84359" cy="117871"/>
+                        <a:off x="4145629" y="145218"/>
+                        <a:ext cx="87636" cy="118518"/>
                       </a:xfrm>
                       <a:prstGeom prst="line">
                         <a:avLst/>
@@ -12207,8 +14213,8 @@
                     </wps:cNvCnPr>
                     <wps:spPr>
                       <a:xfrm>
-                        <a:off x="3099292" y="39506"/>
-                        <a:ext cx="1208811" cy="104918"/>
+                        <a:off x="3086474" y="39723"/>
+                        <a:ext cx="1212640" cy="105495"/>
                       </a:xfrm>
                       <a:prstGeom prst="line">
                         <a:avLst/>
@@ -12242,8 +14248,8 @@
                     <wps:cNvSpPr txBox="1"/>
                     <wps:spPr>
                       <a:xfrm>
-                        <a:off x="3686703" y="88857"/>
-                        <a:ext cx="33988" cy="6217"/>
+                        <a:off x="3675707" y="89345"/>
+                        <a:ext cx="34175" cy="6252"/>
                       </a:xfrm>
                       <a:prstGeom prst="rect">
                         <a:avLst/>
@@ -12272,7 +14278,7 @@
                         </w:p>
                       </w:txbxContent>
                     </wps:txbx>
-                    <wps:bodyPr rot="0" vert="horz" wrap="none" lIns="1036" tIns="0" rIns="1036" bIns="0" anchor="ctr" anchorCtr="1">
+                    <wps:bodyPr rot="0" vert="horz" wrap="none" lIns="1042" tIns="0" rIns="1042" bIns="0" anchor="ctr" anchorCtr="1">
                       <a:noAutofit/>
                     </wps:bodyPr>
                   </wps:wsp>
@@ -12284,8 +14290,8 @@
                     </wps:cNvCnPr>
                     <wps:spPr>
                       <a:xfrm>
-                        <a:off x="3099292" y="39506"/>
-                        <a:ext cx="1524621" cy="104918"/>
+                        <a:off x="3086474" y="39723"/>
+                        <a:ext cx="1530187" cy="105495"/>
                       </a:xfrm>
                       <a:custGeom>
                         <a:avLst/>
@@ -12294,18 +14300,18 @@
                         <a:cxnLst/>
                         <a:rect l="0" t="0" r="0" b="0"/>
                         <a:pathLst>
-                          <a:path w="1524621" h="104918">
+                          <a:path w="1530187" h="105495">
                             <a:moveTo>
                               <a:pt x="0" y="0"/>
                             </a:moveTo>
                             <a:lnTo>
-                              <a:pt x="1524621" y="39506"/>
+                              <a:pt x="1530187" y="39724"/>
                             </a:lnTo>
                             <a:lnTo>
-                              <a:pt x="1524621" y="49869"/>
+                              <a:pt x="1530187" y="50143"/>
                             </a:lnTo>
                             <a:lnTo>
-                              <a:pt x="1495918" y="104918"/>
+                              <a:pt x="1501326" y="105495"/>
                             </a:lnTo>
                           </a:path>
                         </a:pathLst>
@@ -12339,8 +14345,8 @@
                     <wps:cNvSpPr txBox="1"/>
                     <wps:spPr>
                       <a:xfrm>
-                        <a:off x="3880173" y="57089"/>
-                        <a:ext cx="35281" cy="6217"/>
+                        <a:off x="3870239" y="57404"/>
+                        <a:ext cx="35475" cy="6252"/>
                       </a:xfrm>
                       <a:prstGeom prst="rect">
                         <a:avLst/>
@@ -12369,7 +14375,7 @@
                         </w:p>
                       </w:txbxContent>
                     </wps:txbx>
-                    <wps:bodyPr rot="0" vert="horz" wrap="none" lIns="1036" tIns="0" rIns="1036" bIns="0" anchor="ctr" anchorCtr="1">
+                    <wps:bodyPr rot="0" vert="horz" wrap="none" lIns="1042" tIns="0" rIns="1042" bIns="0" anchor="ctr" anchorCtr="1">
                       <a:noAutofit/>
                     </wps:bodyPr>
                   </wps:wsp>
@@ -12381,8 +14387,8 @@
                     </wps:cNvCnPr>
                     <wps:spPr>
                       <a:xfrm>
-                        <a:off x="3099292" y="39506"/>
-                        <a:ext cx="1823697" cy="104918"/>
+                        <a:off x="3086474" y="39723"/>
+                        <a:ext cx="1830906" cy="105495"/>
                       </a:xfrm>
                       <a:custGeom>
                         <a:avLst/>
@@ -12391,18 +14397,18 @@
                         <a:cxnLst/>
                         <a:rect l="0" t="0" r="0" b="0"/>
                         <a:pathLst>
-                          <a:path w="1823697" h="104918">
+                          <a:path w="1830906" h="105495">
                             <a:moveTo>
                               <a:pt x="0" y="0"/>
                             </a:moveTo>
                             <a:lnTo>
-                              <a:pt x="1823697" y="39506"/>
+                              <a:pt x="1830906" y="39724"/>
                             </a:lnTo>
                             <a:lnTo>
-                              <a:pt x="1823697" y="49869"/>
+                              <a:pt x="1830906" y="50143"/>
                             </a:lnTo>
                             <a:lnTo>
-                              <a:pt x="1794994" y="104918"/>
+                              <a:pt x="1802045" y="105495"/>
                             </a:lnTo>
                           </a:path>
                         </a:pathLst>
@@ -12436,8 +14442,8 @@
                     <wps:cNvSpPr txBox="1"/>
                     <wps:spPr>
                       <a:xfrm>
-                        <a:off x="4030460" y="56935"/>
-                        <a:ext cx="33789" cy="6217"/>
+                        <a:off x="4021353" y="57249"/>
+                        <a:ext cx="33975" cy="6252"/>
                       </a:xfrm>
                       <a:prstGeom prst="rect">
                         <a:avLst/>
@@ -12466,7 +14472,7 @@
                         </w:p>
                       </w:txbxContent>
                     </wps:txbx>
-                    <wps:bodyPr rot="0" vert="horz" wrap="none" lIns="1036" tIns="0" rIns="1036" bIns="0" anchor="ctr" anchorCtr="1">
+                    <wps:bodyPr rot="0" vert="horz" wrap="none" lIns="1042" tIns="0" rIns="1042" bIns="0" anchor="ctr" anchorCtr="1">
                       <a:noAutofit/>
                     </wps:bodyPr>
                   </wps:wsp>
@@ -12478,8 +14484,8 @@
                     </wps:cNvCnPr>
                     <wps:spPr>
                       <a:xfrm flipH="1">
-                        <a:off x="4092826" y="295325"/>
-                        <a:ext cx="28548" cy="50516"/>
+                        <a:off x="4085468" y="296948"/>
+                        <a:ext cx="28705" cy="50793"/>
                       </a:xfrm>
                       <a:prstGeom prst="line">
                         <a:avLst/>
@@ -12516,8 +14522,8 @@
                     </wps:cNvCnPr>
                     <wps:spPr>
                       <a:xfrm>
-                        <a:off x="4121374" y="295325"/>
-                        <a:ext cx="43159" cy="104918"/>
+                        <a:off x="4114173" y="296948"/>
+                        <a:ext cx="43396" cy="105494"/>
                       </a:xfrm>
                       <a:prstGeom prst="line">
                         <a:avLst/>
@@ -12554,8 +14560,8 @@
                     </wps:cNvCnPr>
                     <wps:spPr>
                       <a:xfrm flipH="1">
-                        <a:off x="4236240" y="291439"/>
-                        <a:ext cx="28548" cy="54402"/>
+                        <a:off x="4229670" y="296948"/>
+                        <a:ext cx="28705" cy="50793"/>
                       </a:xfrm>
                       <a:prstGeom prst="line">
                         <a:avLst/>
@@ -12592,8 +14598,8 @@
                     </wps:cNvCnPr>
                     <wps:spPr>
                       <a:xfrm>
-                        <a:off x="4264788" y="291439"/>
-                        <a:ext cx="79013" cy="108804"/>
+                        <a:off x="4258375" y="296948"/>
+                        <a:ext cx="78040" cy="105494"/>
                       </a:xfrm>
                       <a:prstGeom prst="line">
                         <a:avLst/>
@@ -12630,8 +14636,8 @@
                     </wps:cNvCnPr>
                     <wps:spPr>
                       <a:xfrm>
-                        <a:off x="4336806" y="177454"/>
-                        <a:ext cx="0" cy="32382"/>
+                        <a:off x="4327976" y="178429"/>
+                        <a:ext cx="0" cy="32560"/>
                       </a:xfrm>
                       <a:prstGeom prst="line">
                         <a:avLst/>
@@ -12668,8 +14674,8 @@
                     </wps:cNvCnPr>
                     <wps:spPr>
                       <a:xfrm>
-                        <a:off x="4336806" y="177454"/>
-                        <a:ext cx="71707" cy="75126"/>
+                        <a:off x="4327976" y="178429"/>
+                        <a:ext cx="72101" cy="75539"/>
                       </a:xfrm>
                       <a:prstGeom prst="line">
                         <a:avLst/>
@@ -12706,8 +14712,8 @@
                     </wps:cNvCnPr>
                     <wps:spPr>
                       <a:xfrm flipH="1">
-                        <a:off x="4508302" y="144424"/>
-                        <a:ext cx="86908" cy="117871"/>
+                        <a:off x="4500414" y="145218"/>
+                        <a:ext cx="87386" cy="118518"/>
                       </a:xfrm>
                       <a:prstGeom prst="line">
                         <a:avLst/>
@@ -12744,8 +14750,8 @@
                     </wps:cNvCnPr>
                     <wps:spPr>
                       <a:xfrm>
-                        <a:off x="4623913" y="189111"/>
-                        <a:ext cx="964" cy="28497"/>
+                        <a:off x="4616661" y="190151"/>
+                        <a:ext cx="969" cy="28653"/>
                       </a:xfrm>
                       <a:prstGeom prst="line">
                         <a:avLst/>
@@ -12782,8 +14788,8 @@
                     </wps:cNvCnPr>
                     <wps:spPr>
                       <a:xfrm>
-                        <a:off x="4652617" y="144424"/>
-                        <a:ext cx="89146" cy="117871"/>
+                        <a:off x="4645522" y="145218"/>
+                        <a:ext cx="89637" cy="118518"/>
                       </a:xfrm>
                       <a:prstGeom prst="line">
                         <a:avLst/>
@@ -12820,8 +14826,8 @@
                     </wps:cNvCnPr>
                     <wps:spPr>
                       <a:xfrm flipH="1">
-                        <a:off x="4741142" y="306982"/>
-                        <a:ext cx="29014" cy="46630"/>
+                        <a:off x="4734533" y="308669"/>
+                        <a:ext cx="29174" cy="46887"/>
                       </a:xfrm>
                       <a:prstGeom prst="line">
                         <a:avLst/>
@@ -12858,8 +14864,8 @@
                     </wps:cNvCnPr>
                     <wps:spPr>
                       <a:xfrm>
-                        <a:off x="4770156" y="306982"/>
-                        <a:ext cx="43625" cy="38859"/>
+                        <a:off x="4763707" y="308669"/>
+                        <a:ext cx="43865" cy="39072"/>
                       </a:xfrm>
                       <a:prstGeom prst="line">
                         <a:avLst/>
@@ -12896,8 +14902,8 @@
                     </wps:cNvCnPr>
                     <wps:spPr>
                       <a:xfrm flipH="1">
-                        <a:off x="4595863" y="306982"/>
-                        <a:ext cx="29014" cy="46630"/>
+                        <a:off x="4588456" y="308669"/>
+                        <a:ext cx="29174" cy="46887"/>
                       </a:xfrm>
                       <a:prstGeom prst="line">
                         <a:avLst/>
@@ -12934,8 +14940,8 @@
                     </wps:cNvCnPr>
                     <wps:spPr>
                       <a:xfrm>
-                        <a:off x="4624877" y="306982"/>
-                        <a:ext cx="43625" cy="38859"/>
+                        <a:off x="4617630" y="308669"/>
+                        <a:ext cx="43865" cy="39072"/>
                       </a:xfrm>
                       <a:prstGeom prst="line">
                         <a:avLst/>
@@ -12972,8 +14978,8 @@
                     </wps:cNvCnPr>
                     <wps:spPr>
                       <a:xfrm flipH="1">
-                        <a:off x="4415507" y="306982"/>
-                        <a:ext cx="64402" cy="38859"/>
+                        <a:off x="4408516" y="308669"/>
+                        <a:ext cx="63349" cy="39072"/>
                       </a:xfrm>
                       <a:prstGeom prst="line">
                         <a:avLst/>
@@ -13010,8 +15016,8 @@
                     </wps:cNvCnPr>
                     <wps:spPr>
                       <a:xfrm>
-                        <a:off x="4479909" y="306982"/>
-                        <a:ext cx="43625" cy="46630"/>
+                        <a:off x="4471865" y="308669"/>
+                        <a:ext cx="43865" cy="46887"/>
                       </a:xfrm>
                       <a:prstGeom prst="line">
                         <a:avLst/>
@@ -13048,8 +15054,8 @@
                     </wps:cNvCnPr>
                     <wps:spPr>
                       <a:xfrm flipH="1">
-                        <a:off x="4915746" y="185226"/>
-                        <a:ext cx="7243" cy="32382"/>
+                        <a:off x="4910097" y="186243"/>
+                        <a:ext cx="7283" cy="32561"/>
                       </a:xfrm>
                       <a:prstGeom prst="line">
                         <a:avLst/>
@@ -13086,8 +15092,8 @@
                     </wps:cNvCnPr>
                     <wps:spPr>
                       <a:xfrm>
-                        <a:off x="4951693" y="144424"/>
-                        <a:ext cx="80939" cy="117871"/>
+                        <a:off x="4946241" y="145218"/>
+                        <a:ext cx="81385" cy="118518"/>
                       </a:xfrm>
                       <a:prstGeom prst="line">
                         <a:avLst/>
@@ -13124,8 +15130,8 @@
                     </wps:cNvCnPr>
                     <wps:spPr>
                       <a:xfrm flipH="1">
-                        <a:off x="4886732" y="306982"/>
-                        <a:ext cx="29014" cy="38859"/>
+                        <a:off x="4880923" y="308669"/>
+                        <a:ext cx="29174" cy="39072"/>
                       </a:xfrm>
                       <a:prstGeom prst="line">
                         <a:avLst/>
@@ -13162,8 +15168,8 @@
                     </wps:cNvCnPr>
                     <wps:spPr>
                       <a:xfrm>
-                        <a:off x="4915746" y="306982"/>
-                        <a:ext cx="43625" cy="46630"/>
+                        <a:off x="4910097" y="308669"/>
+                        <a:ext cx="43865" cy="46887"/>
                       </a:xfrm>
                       <a:prstGeom prst="line">
                         <a:avLst/>
@@ -13200,8 +15206,8 @@
                     </wps:cNvCnPr>
                     <wps:spPr>
                       <a:xfrm flipH="1">
-                        <a:off x="5032011" y="306982"/>
-                        <a:ext cx="29014" cy="38859"/>
+                        <a:off x="5027001" y="308669"/>
+                        <a:ext cx="29174" cy="39072"/>
                       </a:xfrm>
                       <a:prstGeom prst="line">
                         <a:avLst/>
@@ -13238,8 +15244,8 @@
                     </wps:cNvCnPr>
                     <wps:spPr>
                       <a:xfrm>
-                        <a:off x="5061025" y="306982"/>
-                        <a:ext cx="43625" cy="46630"/>
+                        <a:off x="5056175" y="308669"/>
+                        <a:ext cx="43864" cy="46887"/>
                       </a:xfrm>
                       <a:prstGeom prst="line">
                         <a:avLst/>
@@ -13276,8 +15282,8 @@
                     </wps:cNvCnPr>
                     <wps:spPr>
                       <a:xfrm>
-                        <a:off x="3218044" y="299210"/>
-                        <a:ext cx="0" cy="58288"/>
+                        <a:off x="3205878" y="300855"/>
+                        <a:ext cx="0" cy="58608"/>
                       </a:xfrm>
                       <a:prstGeom prst="line">
                         <a:avLst/>
@@ -13314,8 +15320,8 @@
                     </wps:cNvCnPr>
                     <wps:spPr>
                       <a:xfrm>
-                        <a:off x="1475380" y="144424"/>
-                        <a:ext cx="271242" cy="117871"/>
+                        <a:off x="1482644" y="145218"/>
+                        <a:ext cx="263606" cy="118518"/>
                       </a:xfrm>
                       <a:custGeom>
                         <a:avLst/>
@@ -13324,15 +15330,15 @@
                         <a:cxnLst/>
                         <a:rect l="0" t="0" r="0" b="0"/>
                         <a:pathLst>
-                          <a:path w="271242" h="117871">
+                          <a:path w="263606" h="118518">
                             <a:moveTo>
-                              <a:pt x="271242" y="0"/>
+                              <a:pt x="263606" y="0"/>
                             </a:moveTo>
                             <a:lnTo>
-                              <a:pt x="0" y="55050"/>
+                              <a:pt x="0" y="55352"/>
                             </a:lnTo>
                             <a:lnTo>
-                              <a:pt x="28517" y="117871"/>
+                              <a:pt x="26986" y="118518"/>
                             </a:lnTo>
                           </a:path>
                         </a:pathLst>
@@ -13369,8 +15375,8 @@
                     </wps:cNvCnPr>
                     <wps:spPr>
                       <a:xfrm>
-                        <a:off x="1547957" y="144424"/>
-                        <a:ext cx="198665" cy="117871"/>
+                        <a:off x="1553182" y="145218"/>
+                        <a:ext cx="193068" cy="118518"/>
                       </a:xfrm>
                       <a:custGeom>
                         <a:avLst/>
@@ -13379,15 +15385,15 @@
                         <a:cxnLst/>
                         <a:rect l="0" t="0" r="0" b="0"/>
                         <a:pathLst>
-                          <a:path w="198665" h="117871">
+                          <a:path w="193068" h="118518">
                             <a:moveTo>
-                              <a:pt x="198665" y="0"/>
+                              <a:pt x="193068" y="0"/>
                             </a:moveTo>
                             <a:lnTo>
-                              <a:pt x="0" y="55050"/>
+                              <a:pt x="0" y="55352"/>
                             </a:lnTo>
                             <a:lnTo>
-                              <a:pt x="28517" y="117871"/>
+                              <a:pt x="27924" y="118518"/>
                             </a:lnTo>
                           </a:path>
                         </a:pathLst>
@@ -13424,8 +15430,8 @@
                     </wps:cNvCnPr>
                     <wps:spPr>
                       <a:xfrm>
-                        <a:off x="1620534" y="144424"/>
-                        <a:ext cx="126088" cy="117871"/>
+                        <a:off x="1623720" y="145218"/>
+                        <a:ext cx="122530" cy="118518"/>
                       </a:xfrm>
                       <a:custGeom>
                         <a:avLst/>
@@ -13434,15 +15440,15 @@
                         <a:cxnLst/>
                         <a:rect l="0" t="0" r="0" b="0"/>
                         <a:pathLst>
-                          <a:path w="126088" h="117871">
+                          <a:path w="122530" h="118518">
                             <a:moveTo>
-                              <a:pt x="126088" y="0"/>
+                              <a:pt x="122530" y="0"/>
                             </a:moveTo>
                             <a:lnTo>
-                              <a:pt x="0" y="55050"/>
+                              <a:pt x="0" y="55352"/>
                             </a:lnTo>
                             <a:lnTo>
-                              <a:pt x="28517" y="117871"/>
+                              <a:pt x="26986" y="118518"/>
                             </a:lnTo>
                           </a:path>
                         </a:pathLst>
@@ -13479,8 +15485,8 @@
                     </wps:cNvCnPr>
                     <wps:spPr>
                       <a:xfrm flipH="1">
-                        <a:off x="1693112" y="158025"/>
-                        <a:ext cx="72577" cy="75126"/>
+                        <a:off x="1694571" y="158893"/>
+                        <a:ext cx="70851" cy="71632"/>
                       </a:xfrm>
                       <a:prstGeom prst="line">
                         <a:avLst/>
@@ -13517,8 +15523,8 @@
                     </wps:cNvCnPr>
                     <wps:spPr>
                       <a:xfrm>
-                        <a:off x="1765689" y="158025"/>
-                        <a:ext cx="0" cy="75126"/>
+                        <a:off x="1765422" y="158893"/>
+                        <a:ext cx="0" cy="71632"/>
                       </a:xfrm>
                       <a:prstGeom prst="line">
                         <a:avLst/>
@@ -13555,8 +15561,8 @@
                     </wps:cNvCnPr>
                     <wps:spPr>
                       <a:xfrm>
-                        <a:off x="1765689" y="158025"/>
-                        <a:ext cx="72577" cy="71240"/>
+                        <a:off x="1765422" y="158893"/>
+                        <a:ext cx="70850" cy="67725"/>
                       </a:xfrm>
                       <a:prstGeom prst="line">
                         <a:avLst/>
@@ -13593,8 +15599,8 @@
                     </wps:cNvCnPr>
                     <wps:spPr>
                       <a:xfrm>
-                        <a:off x="1784756" y="144424"/>
-                        <a:ext cx="126088" cy="117871"/>
+                        <a:off x="1784593" y="145218"/>
+                        <a:ext cx="122530" cy="118518"/>
                       </a:xfrm>
                       <a:custGeom>
                         <a:avLst/>
@@ -13603,15 +15609,15 @@
                         <a:cxnLst/>
                         <a:rect l="0" t="0" r="0" b="0"/>
                         <a:pathLst>
-                          <a:path w="126088" h="117871">
+                          <a:path w="122530" h="118518">
                             <a:moveTo>
                               <a:pt x="0" y="0"/>
                             </a:moveTo>
                             <a:lnTo>
-                              <a:pt x="126088" y="55050"/>
+                              <a:pt x="122530" y="55352"/>
                             </a:lnTo>
                             <a:lnTo>
-                              <a:pt x="97571" y="117871"/>
+                              <a:pt x="95544" y="118518"/>
                             </a:lnTo>
                           </a:path>
                         </a:pathLst>
@@ -13648,8 +15654,8 @@
                     </wps:cNvCnPr>
                     <wps:spPr>
                       <a:xfrm>
-                        <a:off x="1784756" y="144424"/>
-                        <a:ext cx="196551" cy="117871"/>
+                        <a:off x="1784593" y="145218"/>
+                        <a:ext cx="193381" cy="118518"/>
                       </a:xfrm>
                       <a:custGeom>
                         <a:avLst/>
@@ -13658,15 +15664,15 @@
                         <a:cxnLst/>
                         <a:rect l="0" t="0" r="0" b="0"/>
                         <a:pathLst>
-                          <a:path w="196551" h="117871">
+                          <a:path w="193381" h="118518">
                             <a:moveTo>
                               <a:pt x="0" y="0"/>
                             </a:moveTo>
                             <a:lnTo>
-                              <a:pt x="196551" y="55050"/>
+                              <a:pt x="193381" y="55352"/>
                             </a:lnTo>
                             <a:lnTo>
-                              <a:pt x="171143" y="117871"/>
+                              <a:pt x="167833" y="118518"/>
                             </a:lnTo>
                           </a:path>
                         </a:pathLst>
@@ -13703,8 +15709,8 @@
                     </wps:cNvCnPr>
                     <wps:spPr>
                       <a:xfrm>
-                        <a:off x="1784756" y="144424"/>
-                        <a:ext cx="267014" cy="117871"/>
+                        <a:off x="1784593" y="145218"/>
+                        <a:ext cx="264231" cy="118518"/>
                       </a:xfrm>
                       <a:custGeom>
                         <a:avLst/>
@@ -13713,15 +15719,15 @@
                         <a:cxnLst/>
                         <a:rect l="0" t="0" r="0" b="0"/>
                         <a:pathLst>
-                          <a:path w="267014" h="117871">
+                          <a:path w="264231" h="118518">
                             <a:moveTo>
                               <a:pt x="0" y="0"/>
                             </a:moveTo>
                             <a:lnTo>
-                              <a:pt x="267014" y="55050"/>
+                              <a:pt x="264231" y="55352"/>
                             </a:lnTo>
                             <a:lnTo>
-                              <a:pt x="239554" y="117871"/>
+                              <a:pt x="236620" y="118518"/>
                             </a:lnTo>
                           </a:path>
                         </a:pathLst>
@@ -13758,8 +15764,8 @@
                     </wps:cNvCnPr>
                     <wps:spPr>
                       <a:xfrm>
-                        <a:off x="1475380" y="299210"/>
-                        <a:ext cx="0" cy="93261"/>
+                        <a:off x="1482644" y="304762"/>
+                        <a:ext cx="0" cy="89866"/>
                       </a:xfrm>
                       <a:prstGeom prst="line">
                         <a:avLst/>
@@ -13796,8 +15802,8 @@
                     </wps:cNvCnPr>
                     <wps:spPr>
                       <a:xfrm>
-                        <a:off x="1547957" y="303096"/>
-                        <a:ext cx="0" cy="89375"/>
+                        <a:off x="1553182" y="308669"/>
+                        <a:ext cx="0" cy="85959"/>
                       </a:xfrm>
                       <a:prstGeom prst="line">
                         <a:avLst/>
@@ -13834,8 +15840,8 @@
                     </wps:cNvCnPr>
                     <wps:spPr>
                       <a:xfrm>
-                        <a:off x="1620534" y="291439"/>
-                        <a:ext cx="0" cy="108804"/>
+                        <a:off x="1623720" y="296948"/>
+                        <a:ext cx="0" cy="105494"/>
                       </a:xfrm>
                       <a:prstGeom prst="line">
                         <a:avLst/>
@@ -13872,8 +15878,8 @@
                     </wps:cNvCnPr>
                     <wps:spPr>
                       <a:xfrm>
-                        <a:off x="1693112" y="291439"/>
-                        <a:ext cx="0" cy="108804"/>
+                        <a:off x="1694571" y="296948"/>
+                        <a:ext cx="0" cy="105494"/>
                       </a:xfrm>
                       <a:prstGeom prst="line">
                         <a:avLst/>
@@ -13910,8 +15916,8 @@
                     </wps:cNvCnPr>
                     <wps:spPr>
                       <a:xfrm>
-                        <a:off x="1765689" y="291439"/>
-                        <a:ext cx="0" cy="108804"/>
+                        <a:off x="1765422" y="296948"/>
+                        <a:ext cx="0" cy="105494"/>
                       </a:xfrm>
                       <a:prstGeom prst="line">
                         <a:avLst/>
@@ -13948,8 +15954,8 @@
                     </wps:cNvCnPr>
                     <wps:spPr>
                       <a:xfrm>
-                        <a:off x="1838266" y="295325"/>
-                        <a:ext cx="0" cy="104918"/>
+                        <a:off x="1836272" y="300855"/>
+                        <a:ext cx="0" cy="101587"/>
                       </a:xfrm>
                       <a:prstGeom prst="line">
                         <a:avLst/>
@@ -13986,8 +15992,8 @@
                     </wps:cNvCnPr>
                     <wps:spPr>
                       <a:xfrm>
-                        <a:off x="1910844" y="295325"/>
-                        <a:ext cx="0" cy="104918"/>
+                        <a:off x="1907123" y="300855"/>
+                        <a:ext cx="0" cy="101587"/>
                       </a:xfrm>
                       <a:prstGeom prst="line">
                         <a:avLst/>
@@ -14024,8 +16030,8 @@
                     </wps:cNvCnPr>
                     <wps:spPr>
                       <a:xfrm>
-                        <a:off x="2123291" y="144424"/>
-                        <a:ext cx="276403" cy="117871"/>
+                        <a:off x="2119675" y="145218"/>
+                        <a:ext cx="269420" cy="118518"/>
                       </a:xfrm>
                       <a:custGeom>
                         <a:avLst/>
@@ -14034,15 +16040,15 @@
                         <a:cxnLst/>
                         <a:rect l="0" t="0" r="0" b="0"/>
                         <a:pathLst>
-                          <a:path w="276403" h="117871">
+                          <a:path w="269420" h="118518">
                             <a:moveTo>
-                              <a:pt x="276403" y="0"/>
+                              <a:pt x="269420" y="0"/>
                             </a:moveTo>
                             <a:lnTo>
-                              <a:pt x="0" y="55050"/>
+                              <a:pt x="0" y="55352"/>
                             </a:lnTo>
                             <a:lnTo>
-                              <a:pt x="28517" y="117871"/>
+                              <a:pt x="26986" y="118518"/>
                             </a:lnTo>
                           </a:path>
                         </a:pathLst>
@@ -14079,8 +16085,8 @@
                     </wps:cNvCnPr>
                     <wps:spPr>
                       <a:xfrm>
-                        <a:off x="2195868" y="144424"/>
-                        <a:ext cx="203826" cy="117871"/>
+                        <a:off x="2190526" y="145218"/>
+                        <a:ext cx="198569" cy="118518"/>
                       </a:xfrm>
                       <a:custGeom>
                         <a:avLst/>
@@ -14089,15 +16095,15 @@
                         <a:cxnLst/>
                         <a:rect l="0" t="0" r="0" b="0"/>
                         <a:pathLst>
-                          <a:path w="203826" h="117871">
+                          <a:path w="198569" h="118518">
                             <a:moveTo>
-                              <a:pt x="203826" y="0"/>
+                              <a:pt x="198569" y="0"/>
                             </a:moveTo>
                             <a:lnTo>
-                              <a:pt x="0" y="55050"/>
+                              <a:pt x="0" y="55352"/>
                             </a:lnTo>
                             <a:lnTo>
-                              <a:pt x="28517" y="117871"/>
+                              <a:pt x="27610" y="118518"/>
                             </a:lnTo>
                           </a:path>
                         </a:pathLst>
@@ -14134,8 +16140,8 @@
                     </wps:cNvCnPr>
                     <wps:spPr>
                       <a:xfrm>
-                        <a:off x="2268446" y="144424"/>
-                        <a:ext cx="131248" cy="117871"/>
+                        <a:off x="2261376" y="145218"/>
+                        <a:ext cx="127719" cy="118518"/>
                       </a:xfrm>
                       <a:custGeom>
                         <a:avLst/>
@@ -14144,15 +16150,15 @@
                         <a:cxnLst/>
                         <a:rect l="0" t="0" r="0" b="0"/>
                         <a:pathLst>
-                          <a:path w="131248" h="117871">
+                          <a:path w="127719" h="118518">
                             <a:moveTo>
-                              <a:pt x="131248" y="0"/>
+                              <a:pt x="127719" y="0"/>
                             </a:moveTo>
                             <a:lnTo>
-                              <a:pt x="0" y="55050"/>
+                              <a:pt x="0" y="55352"/>
                             </a:lnTo>
                             <a:lnTo>
-                              <a:pt x="28516" y="117871"/>
+                              <a:pt x="26986" y="118518"/>
                             </a:lnTo>
                           </a:path>
                         </a:pathLst>
@@ -14189,8 +16195,8 @@
                     </wps:cNvCnPr>
                     <wps:spPr>
                       <a:xfrm flipH="1">
-                        <a:off x="2341023" y="154139"/>
-                        <a:ext cx="72577" cy="82898"/>
+                        <a:off x="2332227" y="154986"/>
+                        <a:ext cx="70851" cy="79446"/>
                       </a:xfrm>
                       <a:prstGeom prst="line">
                         <a:avLst/>
@@ -14227,8 +16233,8 @@
                     </wps:cNvCnPr>
                     <wps:spPr>
                       <a:xfrm>
-                        <a:off x="2413600" y="154139"/>
-                        <a:ext cx="0" cy="82898"/>
+                        <a:off x="2403078" y="154986"/>
+                        <a:ext cx="0" cy="79446"/>
                       </a:xfrm>
                       <a:prstGeom prst="line">
                         <a:avLst/>
@@ -14265,8 +16271,8 @@
                     </wps:cNvCnPr>
                     <wps:spPr>
                       <a:xfrm>
-                        <a:off x="2413600" y="154139"/>
-                        <a:ext cx="72577" cy="79012"/>
+                        <a:off x="2403078" y="154986"/>
+                        <a:ext cx="70850" cy="75539"/>
                       </a:xfrm>
                       <a:prstGeom prst="line">
                         <a:avLst/>
@@ -14303,8 +16309,8 @@
                     </wps:cNvCnPr>
                     <wps:spPr>
                       <a:xfrm>
-                        <a:off x="2427506" y="144424"/>
-                        <a:ext cx="131249" cy="117871"/>
+                        <a:off x="2417060" y="145218"/>
+                        <a:ext cx="127719" cy="118518"/>
                       </a:xfrm>
                       <a:custGeom>
                         <a:avLst/>
@@ -14313,15 +16319,15 @@
                         <a:cxnLst/>
                         <a:rect l="0" t="0" r="0" b="0"/>
                         <a:pathLst>
-                          <a:path w="131249" h="117871">
+                          <a:path w="127719" h="118518">
                             <a:moveTo>
                               <a:pt x="0" y="0"/>
                             </a:moveTo>
                             <a:lnTo>
-                              <a:pt x="131249" y="55050"/>
+                              <a:pt x="127719" y="55352"/>
                             </a:lnTo>
                             <a:lnTo>
-                              <a:pt x="102732" y="117871"/>
+                              <a:pt x="100733" y="118518"/>
                             </a:lnTo>
                           </a:path>
                         </a:pathLst>
@@ -14358,8 +16364,8 @@
                     </wps:cNvCnPr>
                     <wps:spPr>
                       <a:xfrm>
-                        <a:off x="2427506" y="144424"/>
-                        <a:ext cx="202769" cy="117871"/>
+                        <a:off x="2417060" y="145218"/>
+                        <a:ext cx="198570" cy="118518"/>
                       </a:xfrm>
                       <a:custGeom>
                         <a:avLst/>
@@ -14368,15 +16374,15 @@
                         <a:cxnLst/>
                         <a:rect l="0" t="0" r="0" b="0"/>
                         <a:pathLst>
-                          <a:path w="202769" h="117871">
+                          <a:path w="198570" h="118518">
                             <a:moveTo>
                               <a:pt x="0" y="0"/>
                             </a:moveTo>
                             <a:lnTo>
-                              <a:pt x="202769" y="55050"/>
+                              <a:pt x="198570" y="55352"/>
                             </a:lnTo>
                             <a:lnTo>
-                              <a:pt x="175309" y="117871"/>
+                              <a:pt x="170959" y="118518"/>
                             </a:lnTo>
                           </a:path>
                         </a:pathLst>
@@ -14413,8 +16419,8 @@
                     </wps:cNvCnPr>
                     <wps:spPr>
                       <a:xfrm>
-                        <a:off x="2427506" y="144424"/>
-                        <a:ext cx="273233" cy="117871"/>
+                        <a:off x="2417060" y="145218"/>
+                        <a:ext cx="269420" cy="118518"/>
                       </a:xfrm>
                       <a:custGeom>
                         <a:avLst/>
@@ -14423,15 +16429,15 @@
                         <a:cxnLst/>
                         <a:rect l="0" t="0" r="0" b="0"/>
                         <a:pathLst>
-                          <a:path w="273233" h="117871">
+                          <a:path w="269420" h="118518">
                             <a:moveTo>
                               <a:pt x="0" y="0"/>
                             </a:moveTo>
                             <a:lnTo>
-                              <a:pt x="273233" y="55050"/>
+                              <a:pt x="269420" y="55352"/>
                             </a:lnTo>
                             <a:lnTo>
-                              <a:pt x="245773" y="117871"/>
+                              <a:pt x="241809" y="118518"/>
                             </a:lnTo>
                           </a:path>
                         </a:pathLst>
@@ -14468,8 +16474,8 @@
                     </wps:cNvCnPr>
                     <wps:spPr>
                       <a:xfrm>
-                        <a:off x="2123291" y="287553"/>
-                        <a:ext cx="0" cy="112690"/>
+                        <a:off x="2119675" y="293040"/>
+                        <a:ext cx="0" cy="109402"/>
                       </a:xfrm>
                       <a:prstGeom prst="line">
                         <a:avLst/>
@@ -14506,8 +16512,8 @@
                     </wps:cNvCnPr>
                     <wps:spPr>
                       <a:xfrm>
-                        <a:off x="2195868" y="279781"/>
-                        <a:ext cx="0" cy="120462"/>
+                        <a:off x="2190526" y="281319"/>
+                        <a:ext cx="0" cy="121123"/>
                       </a:xfrm>
                       <a:prstGeom prst="line">
                         <a:avLst/>
@@ -14544,8 +16550,8 @@
                     </wps:cNvCnPr>
                     <wps:spPr>
                       <a:xfrm>
-                        <a:off x="2268446" y="287553"/>
-                        <a:ext cx="0" cy="112690"/>
+                        <a:off x="2261376" y="293040"/>
+                        <a:ext cx="0" cy="109402"/>
                       </a:xfrm>
                       <a:prstGeom prst="line">
                         <a:avLst/>
@@ -14582,8 +16588,8 @@
                     </wps:cNvCnPr>
                     <wps:spPr>
                       <a:xfrm>
-                        <a:off x="2341023" y="287553"/>
-                        <a:ext cx="0" cy="112690"/>
+                        <a:off x="2332227" y="293040"/>
+                        <a:ext cx="0" cy="109402"/>
                       </a:xfrm>
                       <a:prstGeom prst="line">
                         <a:avLst/>
@@ -14620,8 +16626,8 @@
                     </wps:cNvCnPr>
                     <wps:spPr>
                       <a:xfrm>
-                        <a:off x="2413600" y="287553"/>
-                        <a:ext cx="0" cy="112690"/>
+                        <a:off x="2403078" y="293040"/>
+                        <a:ext cx="0" cy="109402"/>
                       </a:xfrm>
                       <a:prstGeom prst="line">
                         <a:avLst/>
@@ -14658,8 +16664,8 @@
                     </wps:cNvCnPr>
                     <wps:spPr>
                       <a:xfrm>
-                        <a:off x="2486177" y="291439"/>
-                        <a:ext cx="0" cy="108804"/>
+                        <a:off x="2473928" y="296948"/>
+                        <a:ext cx="0" cy="105494"/>
                       </a:xfrm>
                       <a:prstGeom prst="line">
                         <a:avLst/>
@@ -14696,8 +16702,8 @@
                     </wps:cNvCnPr>
                     <wps:spPr>
                       <a:xfrm>
-                        <a:off x="2558755" y="291439"/>
-                        <a:ext cx="0" cy="108804"/>
+                        <a:off x="2544779" y="296948"/>
+                        <a:ext cx="0" cy="105494"/>
                       </a:xfrm>
                       <a:prstGeom prst="line">
                         <a:avLst/>
@@ -14734,8 +16740,8 @@
                     </wps:cNvCnPr>
                     <wps:spPr>
                       <a:xfrm flipH="1">
-                        <a:off x="2772446" y="158025"/>
-                        <a:ext cx="28548" cy="75126"/>
+                        <a:off x="2758581" y="158893"/>
+                        <a:ext cx="28705" cy="71632"/>
                       </a:xfrm>
                       <a:prstGeom prst="line">
                         <a:avLst/>
@@ -14772,8 +16778,8 @@
                     </wps:cNvCnPr>
                     <wps:spPr>
                       <a:xfrm>
-                        <a:off x="2800994" y="158025"/>
-                        <a:ext cx="44402" cy="75126"/>
+                        <a:off x="2787286" y="158893"/>
+                        <a:ext cx="44646" cy="71632"/>
                       </a:xfrm>
                       <a:prstGeom prst="line">
                         <a:avLst/>
@@ -14810,8 +16816,8 @@
                     </wps:cNvCnPr>
                     <wps:spPr>
                       <a:xfrm>
-                        <a:off x="2772446" y="291439"/>
-                        <a:ext cx="0" cy="108804"/>
+                        <a:off x="2758581" y="296948"/>
+                        <a:ext cx="0" cy="105494"/>
                       </a:xfrm>
                       <a:prstGeom prst="line">
                         <a:avLst/>
@@ -14848,8 +16854,8 @@
                     </wps:cNvCnPr>
                     <wps:spPr>
                       <a:xfrm>
-                        <a:off x="2845396" y="291439"/>
-                        <a:ext cx="0" cy="108804"/>
+                        <a:off x="2831932" y="296948"/>
+                        <a:ext cx="0" cy="105494"/>
                       </a:xfrm>
                       <a:prstGeom prst="line">
                         <a:avLst/>
@@ -14886,8 +16892,8 @@
                     </wps:cNvCnPr>
                     <wps:spPr>
                       <a:xfrm>
-                        <a:off x="3017171" y="158025"/>
-                        <a:ext cx="0" cy="67354"/>
+                        <a:off x="3003902" y="158893"/>
+                        <a:ext cx="0" cy="63818"/>
                       </a:xfrm>
                       <a:prstGeom prst="line">
                         <a:avLst/>
@@ -14924,8 +16930,8 @@
                     </wps:cNvCnPr>
                     <wps:spPr>
                       <a:xfrm>
-                        <a:off x="3017171" y="158025"/>
-                        <a:ext cx="112379" cy="94555"/>
+                        <a:off x="3003902" y="158893"/>
+                        <a:ext cx="112996" cy="95075"/>
                       </a:xfrm>
                       <a:prstGeom prst="line">
                         <a:avLst/>
@@ -14962,8 +16968,8 @@
                     </wps:cNvCnPr>
                     <wps:spPr>
                       <a:xfrm>
-                        <a:off x="2195868" y="419672"/>
-                        <a:ext cx="0" cy="143776"/>
+                        <a:off x="2190526" y="421978"/>
+                        <a:ext cx="0" cy="144567"/>
                       </a:xfrm>
                       <a:prstGeom prst="line">
                         <a:avLst/>
@@ -15000,8 +17006,8 @@
                     </wps:cNvCnPr>
                     <wps:spPr>
                       <a:xfrm>
-                        <a:off x="2917103" y="154139"/>
-                        <a:ext cx="0" cy="98441"/>
+                        <a:off x="2904033" y="154986"/>
+                        <a:ext cx="0" cy="98982"/>
                       </a:xfrm>
                       <a:prstGeom prst="line">
                         <a:avLst/>
@@ -15038,8 +17044,8 @@
                     </wps:cNvCnPr>
                     <wps:spPr>
                       <a:xfrm>
-                        <a:off x="1981307" y="275895"/>
-                        <a:ext cx="0" cy="124348"/>
+                        <a:off x="1977974" y="277412"/>
+                        <a:ext cx="0" cy="125030"/>
                       </a:xfrm>
                       <a:prstGeom prst="line">
                         <a:avLst/>
@@ -15076,8 +17082,8 @@
                     </wps:cNvCnPr>
                     <wps:spPr>
                       <a:xfrm>
-                        <a:off x="2630275" y="272010"/>
-                        <a:ext cx="0" cy="128233"/>
+                        <a:off x="2615630" y="273504"/>
+                        <a:ext cx="0" cy="128938"/>
                       </a:xfrm>
                       <a:prstGeom prst="line">
                         <a:avLst/>
@@ -15114,8 +17120,8 @@
                     </wps:cNvCnPr>
                     <wps:spPr>
                       <a:xfrm>
-                        <a:off x="2700739" y="272010"/>
-                        <a:ext cx="0" cy="128233"/>
+                        <a:off x="2686480" y="273504"/>
+                        <a:ext cx="0" cy="128938"/>
                       </a:xfrm>
                       <a:prstGeom prst="line">
                         <a:avLst/>
@@ -15152,8 +17158,8 @@
                     </wps:cNvCnPr>
                     <wps:spPr>
                       <a:xfrm>
-                        <a:off x="2917103" y="272010"/>
-                        <a:ext cx="0" cy="128233"/>
+                        <a:off x="2904033" y="273504"/>
+                        <a:ext cx="0" cy="128938"/>
                       </a:xfrm>
                       <a:prstGeom prst="line">
                         <a:avLst/>
@@ -15190,8 +17196,8 @@
                     </wps:cNvCnPr>
                     <wps:spPr>
                       <a:xfrm>
-                        <a:off x="2051770" y="272010"/>
-                        <a:ext cx="0" cy="128233"/>
+                        <a:off x="2048824" y="273504"/>
+                        <a:ext cx="0" cy="128938"/>
                       </a:xfrm>
                       <a:prstGeom prst="line">
                         <a:avLst/>
@@ -15228,8 +17234,8 @@
                     </wps:cNvCnPr>
                     <wps:spPr>
                       <a:xfrm flipH="1">
-                        <a:off x="5231194" y="67096"/>
-                        <a:ext cx="91116" cy="73831"/>
+                        <a:off x="5227279" y="67464"/>
+                        <a:ext cx="91616" cy="74237"/>
                       </a:xfrm>
                       <a:prstGeom prst="line">
                         <a:avLst/>
@@ -15266,8 +17272,8 @@
                     </wps:cNvCnPr>
                     <wps:spPr>
                       <a:xfrm>
-                        <a:off x="5322310" y="67096"/>
-                        <a:ext cx="70463" cy="73831"/>
+                        <a:off x="5318895" y="67464"/>
+                        <a:ext cx="70851" cy="74237"/>
                       </a:xfrm>
                       <a:prstGeom prst="line">
                         <a:avLst/>
@@ -15304,8 +17310,8 @@
                     </wps:cNvCnPr>
                     <wps:spPr>
                       <a:xfrm>
-                        <a:off x="5231194" y="160356"/>
-                        <a:ext cx="0" cy="98442"/>
+                        <a:off x="5227279" y="161237"/>
+                        <a:ext cx="0" cy="98983"/>
                       </a:xfrm>
                       <a:prstGeom prst="line">
                         <a:avLst/>
@@ -15342,8 +17348,8 @@
                     </wps:cNvCnPr>
                     <wps:spPr>
                       <a:xfrm flipH="1">
-                        <a:off x="5181383" y="278227"/>
-                        <a:ext cx="49811" cy="128233"/>
+                        <a:off x="5177194" y="279756"/>
+                        <a:ext cx="50085" cy="128938"/>
                       </a:xfrm>
                       <a:prstGeom prst="line">
                         <a:avLst/>
@@ -15380,8 +17386,8 @@
                     </wps:cNvCnPr>
                     <wps:spPr>
                       <a:xfrm>
-                        <a:off x="5231194" y="278227"/>
-                        <a:ext cx="20652" cy="128233"/>
+                        <a:off x="5227279" y="279756"/>
+                        <a:ext cx="20765" cy="128938"/>
                       </a:xfrm>
                       <a:prstGeom prst="line">
                         <a:avLst/>
@@ -15418,8 +17424,8 @@
                     </wps:cNvCnPr>
                     <wps:spPr>
                       <a:xfrm>
-                        <a:off x="5231194" y="278227"/>
-                        <a:ext cx="140927" cy="128233"/>
+                        <a:off x="5227279" y="279756"/>
+                        <a:ext cx="141701" cy="128938"/>
                       </a:xfrm>
                       <a:prstGeom prst="line">
                         <a:avLst/>
@@ -15456,8 +17462,8 @@
                     </wps:cNvCnPr>
                     <wps:spPr>
                       <a:xfrm>
-                        <a:off x="3129550" y="272010"/>
-                        <a:ext cx="0" cy="128233"/>
+                        <a:off x="3116898" y="273504"/>
+                        <a:ext cx="0" cy="128938"/>
                       </a:xfrm>
                       <a:prstGeom prst="line">
                         <a:avLst/>
@@ -15494,8 +17500,8 @@
                     </wps:cNvCnPr>
                     <wps:spPr>
                       <a:xfrm flipH="1">
-                        <a:off x="2988095" y="299210"/>
-                        <a:ext cx="29076" cy="101033"/>
+                        <a:off x="2975040" y="304762"/>
+                        <a:ext cx="28862" cy="97680"/>
                       </a:xfrm>
                       <a:prstGeom prst="line">
                         <a:avLst/>
@@ -15532,8 +17538,8 @@
                     </wps:cNvCnPr>
                     <wps:spPr>
                       <a:xfrm>
-                        <a:off x="3017171" y="299210"/>
-                        <a:ext cx="41387" cy="101033"/>
+                        <a:off x="3003902" y="304762"/>
+                        <a:ext cx="41989" cy="97680"/>
                       </a:xfrm>
                       <a:prstGeom prst="line">
                         <a:avLst/>
@@ -15570,8 +17576,8 @@
                     </wps:cNvCnPr>
                     <wps:spPr>
                       <a:xfrm>
-                        <a:off x="2697941" y="409957"/>
-                        <a:ext cx="404149" cy="163206"/>
+                        <a:off x="2689137" y="412210"/>
+                        <a:ext cx="400150" cy="164103"/>
                       </a:xfrm>
                       <a:custGeom>
                         <a:avLst/>
@@ -15580,18 +17586,18 @@
                         <a:cxnLst/>
                         <a:rect l="0" t="0" r="0" b="0"/>
                         <a:pathLst>
-                          <a:path w="404149" h="163206">
+                          <a:path w="400150" h="164103">
                             <a:moveTo>
-                              <a:pt x="404149" y="0"/>
+                              <a:pt x="400150" y="0"/>
                             </a:moveTo>
                             <a:lnTo>
-                              <a:pt x="0" y="74479"/>
+                              <a:pt x="0" y="74888"/>
                             </a:lnTo>
                             <a:lnTo>
-                              <a:pt x="0" y="84841"/>
+                              <a:pt x="0" y="85308"/>
                             </a:lnTo>
                             <a:lnTo>
-                              <a:pt x="27460" y="163206"/>
+                              <a:pt x="27611" y="164103"/>
                             </a:lnTo>
                           </a:path>
                         </a:pathLst>
@@ -15628,8 +17634,8 @@
                     </wps:cNvCnPr>
                     <wps:spPr>
                       <a:xfrm>
-                        <a:off x="3129550" y="419672"/>
-                        <a:ext cx="124316" cy="143776"/>
+                        <a:off x="3116898" y="421978"/>
+                        <a:ext cx="124999" cy="144567"/>
                       </a:xfrm>
                       <a:prstGeom prst="line">
                         <a:avLst/>
@@ -15666,8 +17672,8 @@
                     </wps:cNvCnPr>
                     <wps:spPr>
                       <a:xfrm>
-                        <a:off x="155434" y="67096"/>
-                        <a:ext cx="0" cy="73831"/>
+                        <a:off x="156288" y="75279"/>
+                        <a:ext cx="0" cy="66422"/>
                       </a:xfrm>
                       <a:prstGeom prst="line">
                         <a:avLst/>
@@ -15704,8 +17710,8 @@
                     </wps:cNvCnPr>
                     <wps:spPr>
                       <a:xfrm flipH="1">
-                        <a:off x="118648" y="160356"/>
-                        <a:ext cx="36786" cy="98442"/>
+                        <a:off x="119300" y="161237"/>
+                        <a:ext cx="36988" cy="98983"/>
                       </a:xfrm>
                       <a:prstGeom prst="line">
                         <a:avLst/>
@@ -15742,8 +17748,8 @@
                     </wps:cNvCnPr>
                     <wps:spPr>
                       <a:xfrm>
-                        <a:off x="155434" y="160356"/>
-                        <a:ext cx="33677" cy="98442"/>
+                        <a:off x="156288" y="161237"/>
+                        <a:ext cx="33863" cy="98983"/>
                       </a:xfrm>
                       <a:prstGeom prst="line">
                         <a:avLst/>
@@ -15780,8 +17786,8 @@
                     </wps:cNvCnPr>
                     <wps:spPr>
                       <a:xfrm>
-                        <a:off x="155434" y="160356"/>
-                        <a:ext cx="104141" cy="98442"/>
+                        <a:off x="156288" y="161237"/>
+                        <a:ext cx="104713" cy="98983"/>
                       </a:xfrm>
                       <a:prstGeom prst="line">
                         <a:avLst/>
@@ -15818,8 +17824,8 @@
                     </wps:cNvCnPr>
                     <wps:spPr>
                       <a:xfrm flipH="1">
-                        <a:off x="5301658" y="160356"/>
-                        <a:ext cx="91115" cy="98442"/>
+                        <a:off x="5298130" y="161237"/>
+                        <a:ext cx="91616" cy="98983"/>
                       </a:xfrm>
                       <a:prstGeom prst="line">
                         <a:avLst/>
@@ -15856,8 +17862,8 @@
                     </wps:cNvCnPr>
                     <wps:spPr>
                       <a:xfrm flipH="1">
-                        <a:off x="5372121" y="160356"/>
-                        <a:ext cx="20652" cy="98442"/>
+                        <a:off x="5368980" y="161237"/>
+                        <a:ext cx="20766" cy="98983"/>
                       </a:xfrm>
                       <a:prstGeom prst="line">
                         <a:avLst/>
@@ -15894,8 +17900,8 @@
                     </wps:cNvCnPr>
                     <wps:spPr>
                       <a:xfrm>
-                        <a:off x="5392773" y="160356"/>
-                        <a:ext cx="49811" cy="98442"/>
+                        <a:off x="5389746" y="161237"/>
+                        <a:ext cx="50085" cy="98983"/>
                       </a:xfrm>
                       <a:prstGeom prst="line">
                         <a:avLst/>
@@ -15932,8 +17938,8 @@
                     </wps:cNvCnPr>
                     <wps:spPr>
                       <a:xfrm flipH="1">
-                        <a:off x="3218044" y="154139"/>
-                        <a:ext cx="28548" cy="71240"/>
+                        <a:off x="3205878" y="154986"/>
+                        <a:ext cx="28705" cy="71632"/>
                       </a:xfrm>
                       <a:prstGeom prst="line">
                         <a:avLst/>
@@ -15970,8 +17976,8 @@
                     </wps:cNvCnPr>
                     <wps:spPr>
                       <a:xfrm>
-                        <a:off x="3246592" y="154139"/>
-                        <a:ext cx="59946" cy="98441"/>
+                        <a:off x="3234583" y="154986"/>
+                        <a:ext cx="60275" cy="98982"/>
                       </a:xfrm>
                       <a:prstGeom prst="line">
                         <a:avLst/>
@@ -16008,8 +18014,8 @@
                     </wps:cNvCnPr>
                     <wps:spPr>
                       <a:xfrm>
-                        <a:off x="3306538" y="272010"/>
-                        <a:ext cx="0" cy="128233"/>
+                        <a:off x="3294858" y="273504"/>
+                        <a:ext cx="0" cy="128938"/>
                       </a:xfrm>
                       <a:prstGeom prst="line">
                         <a:avLst/>
@@ -16046,8 +18052,8 @@
                     </wps:cNvCnPr>
                     <wps:spPr>
                       <a:xfrm flipH="1">
-                        <a:off x="436189" y="262295"/>
-                        <a:ext cx="154668" cy="147662"/>
+                        <a:off x="438586" y="263736"/>
+                        <a:ext cx="155518" cy="148474"/>
                       </a:xfrm>
                       <a:prstGeom prst="line">
                         <a:avLst/>
@@ -16084,8 +18090,8 @@
                     </wps:cNvCnPr>
                     <wps:spPr>
                       <a:xfrm flipH="1">
-                        <a:off x="479193" y="287553"/>
-                        <a:ext cx="140927" cy="112690"/>
+                        <a:off x="481826" y="293040"/>
+                        <a:ext cx="141702" cy="109402"/>
                       </a:xfrm>
                       <a:prstGeom prst="line">
                         <a:avLst/>
@@ -16122,8 +18128,8 @@
                     </wps:cNvCnPr>
                     <wps:spPr>
                       <a:xfrm flipH="1">
-                        <a:off x="549656" y="287553"/>
-                        <a:ext cx="70464" cy="112690"/>
+                        <a:off x="552677" y="293040"/>
+                        <a:ext cx="70851" cy="109402"/>
                       </a:xfrm>
                       <a:prstGeom prst="line">
                         <a:avLst/>
@@ -16160,8 +18166,8 @@
                     </wps:cNvCnPr>
                     <wps:spPr>
                       <a:xfrm>
-                        <a:off x="620120" y="287553"/>
-                        <a:ext cx="70463" cy="112690"/>
+                        <a:off x="623528" y="293040"/>
+                        <a:ext cx="70850" cy="109402"/>
                       </a:xfrm>
                       <a:prstGeom prst="line">
                         <a:avLst/>
@@ -16198,8 +18204,8 @@
                     </wps:cNvCnPr>
                     <wps:spPr>
                       <a:xfrm>
-                        <a:off x="649383" y="262295"/>
-                        <a:ext cx="154667" cy="147662"/>
+                        <a:off x="652951" y="263736"/>
+                        <a:ext cx="155518" cy="148474"/>
                       </a:xfrm>
                       <a:prstGeom prst="line">
                         <a:avLst/>
@@ -16236,8 +18242,8 @@
                     </wps:cNvCnPr>
                     <wps:spPr>
                       <a:xfrm>
-                        <a:off x="649383" y="262295"/>
-                        <a:ext cx="295594" cy="147662"/>
+                        <a:off x="652951" y="263736"/>
+                        <a:ext cx="297219" cy="148474"/>
                       </a:xfrm>
                       <a:prstGeom prst="line">
                         <a:avLst/>
@@ -16274,8 +18280,8 @@
                     </wps:cNvCnPr>
                     <wps:spPr>
                       <a:xfrm flipH="1">
-                        <a:off x="479037" y="419672"/>
-                        <a:ext cx="70619" cy="143776"/>
+                        <a:off x="481670" y="421978"/>
+                        <a:ext cx="71007" cy="144567"/>
                       </a:xfrm>
                       <a:prstGeom prst="line">
                         <a:avLst/>
@@ -16312,8 +18318,8 @@
                     </wps:cNvCnPr>
                     <wps:spPr>
                       <a:xfrm>
-                        <a:off x="549656" y="419672"/>
-                        <a:ext cx="35232" cy="143776"/>
+                        <a:off x="552677" y="421978"/>
+                        <a:ext cx="35425" cy="144567"/>
                       </a:xfrm>
                       <a:prstGeom prst="line">
                         <a:avLst/>
@@ -16350,8 +18356,8 @@
                     </wps:cNvCnPr>
                     <wps:spPr>
                       <a:xfrm flipH="1">
-                        <a:off x="655351" y="419672"/>
-                        <a:ext cx="35232" cy="143776"/>
+                        <a:off x="658953" y="421978"/>
+                        <a:ext cx="35425" cy="144567"/>
                       </a:xfrm>
                       <a:prstGeom prst="line">
                         <a:avLst/>
@@ -16388,8 +18394,8 @@
                     </wps:cNvCnPr>
                     <wps:spPr>
                       <a:xfrm>
-                        <a:off x="690583" y="419672"/>
-                        <a:ext cx="35232" cy="143776"/>
+                        <a:off x="694378" y="421978"/>
+                        <a:ext cx="35426" cy="144567"/>
                       </a:xfrm>
                       <a:prstGeom prst="line">
                         <a:avLst/>
@@ -16426,8 +18432,8 @@
                     </wps:cNvCnPr>
                     <wps:spPr>
                       <a:xfrm flipH="1">
-                        <a:off x="796278" y="419672"/>
-                        <a:ext cx="35232" cy="143776"/>
+                        <a:off x="800654" y="421978"/>
+                        <a:ext cx="35426" cy="144567"/>
                       </a:xfrm>
                       <a:prstGeom prst="line">
                         <a:avLst/>
@@ -16464,8 +18470,8 @@
                     </wps:cNvCnPr>
                     <wps:spPr>
                       <a:xfrm>
-                        <a:off x="831510" y="419672"/>
-                        <a:ext cx="35232" cy="143776"/>
+                        <a:off x="836080" y="421978"/>
+                        <a:ext cx="35425" cy="144567"/>
                       </a:xfrm>
                       <a:prstGeom prst="line">
                         <a:avLst/>
@@ -16502,8 +18508,8 @@
                     </wps:cNvCnPr>
                     <wps:spPr>
                       <a:xfrm flipH="1">
-                        <a:off x="937205" y="419672"/>
-                        <a:ext cx="35232" cy="143776"/>
+                        <a:off x="942356" y="421978"/>
+                        <a:ext cx="35425" cy="144567"/>
                       </a:xfrm>
                       <a:prstGeom prst="line">
                         <a:avLst/>
@@ -16540,8 +18546,8 @@
                     </wps:cNvCnPr>
                     <wps:spPr>
                       <a:xfrm>
-                        <a:off x="999897" y="409957"/>
-                        <a:ext cx="224571" cy="163206"/>
+                        <a:off x="1005392" y="412210"/>
+                        <a:ext cx="224586" cy="164103"/>
                       </a:xfrm>
                       <a:custGeom>
                         <a:avLst/>
@@ -16550,18 +18556,18 @@
                         <a:cxnLst/>
                         <a:rect l="0" t="0" r="0" b="0"/>
                         <a:pathLst>
-                          <a:path w="224571" h="163206">
+                          <a:path w="224586" h="164103">
                             <a:moveTo>
                               <a:pt x="0" y="0"/>
                             </a:moveTo>
                             <a:lnTo>
-                              <a:pt x="224571" y="74479"/>
+                              <a:pt x="224586" y="74888"/>
                             </a:lnTo>
                             <a:lnTo>
-                              <a:pt x="224571" y="84841"/>
+                              <a:pt x="224586" y="85308"/>
                             </a:lnTo>
                             <a:lnTo>
-                              <a:pt x="197111" y="163206"/>
+                              <a:pt x="196975" y="164103"/>
                             </a:lnTo>
                           </a:path>
                         </a:pathLst>
@@ -16598,8 +18604,8 @@
                     </wps:cNvCnPr>
                     <wps:spPr>
                       <a:xfrm flipH="1">
-                        <a:off x="1333458" y="303096"/>
-                        <a:ext cx="29543" cy="97147"/>
+                        <a:off x="1340786" y="304762"/>
+                        <a:ext cx="28862" cy="97680"/>
                       </a:xfrm>
                       <a:prstGeom prst="line">
                         <a:avLst/>
@@ -16636,8 +18642,8 @@
                     </wps:cNvCnPr>
                     <wps:spPr>
                       <a:xfrm>
-                        <a:off x="1363001" y="303096"/>
-                        <a:ext cx="40921" cy="97147"/>
+                        <a:off x="1369648" y="304762"/>
+                        <a:ext cx="41989" cy="97680"/>
                       </a:xfrm>
                       <a:prstGeom prst="line">
                         <a:avLst/>
@@ -16674,8 +18680,8 @@
                     </wps:cNvCnPr>
                     <wps:spPr>
                       <a:xfrm>
-                        <a:off x="1547957" y="427444"/>
-                        <a:ext cx="0" cy="136004"/>
+                        <a:off x="1553182" y="429793"/>
+                        <a:ext cx="0" cy="136752"/>
                       </a:xfrm>
                       <a:prstGeom prst="line">
                         <a:avLst/>
@@ -16712,8 +18718,8 @@
                     </wps:cNvCnPr>
                     <wps:spPr>
                       <a:xfrm flipH="1">
-                        <a:off x="3404461" y="144424"/>
-                        <a:ext cx="85074" cy="117871"/>
+                        <a:off x="3393320" y="145218"/>
+                        <a:ext cx="85542" cy="118518"/>
                       </a:xfrm>
                       <a:prstGeom prst="line">
                         <a:avLst/>
@@ -16750,8 +18756,8 @@
                     </wps:cNvCnPr>
                     <wps:spPr>
                       <a:xfrm flipH="1">
-                        <a:off x="3447464" y="158025"/>
-                        <a:ext cx="70464" cy="94555"/>
+                        <a:off x="3436560" y="158893"/>
+                        <a:ext cx="70850" cy="95075"/>
                       </a:xfrm>
                       <a:prstGeom prst="line">
                         <a:avLst/>
@@ -16788,8 +18794,8 @@
                     </wps:cNvCnPr>
                     <wps:spPr>
                       <a:xfrm>
-                        <a:off x="3517928" y="158025"/>
-                        <a:ext cx="0" cy="94555"/>
+                        <a:off x="3507410" y="158893"/>
+                        <a:ext cx="0" cy="95075"/>
                       </a:xfrm>
                       <a:prstGeom prst="line">
                         <a:avLst/>
@@ -16826,8 +18832,8 @@
                     </wps:cNvCnPr>
                     <wps:spPr>
                       <a:xfrm>
-                        <a:off x="3517928" y="158025"/>
-                        <a:ext cx="113902" cy="94555"/>
+                        <a:off x="3507410" y="158893"/>
+                        <a:ext cx="114528" cy="95075"/>
                       </a:xfrm>
                       <a:prstGeom prst="line">
                         <a:avLst/>
@@ -16864,8 +18870,8 @@
                     </wps:cNvCnPr>
                     <wps:spPr>
                       <a:xfrm>
-                        <a:off x="3546320" y="144424"/>
-                        <a:ext cx="290994" cy="117871"/>
+                        <a:off x="3535959" y="145218"/>
+                        <a:ext cx="292592" cy="118518"/>
                       </a:xfrm>
                       <a:prstGeom prst="line">
                         <a:avLst/>
@@ -16902,8 +18908,8 @@
                     </wps:cNvCnPr>
                     <wps:spPr>
                       <a:xfrm>
-                        <a:off x="5580848" y="67096"/>
-                        <a:ext cx="0" cy="73831"/>
+                        <a:off x="5578855" y="75279"/>
+                        <a:ext cx="0" cy="66422"/>
                       </a:xfrm>
                       <a:prstGeom prst="line">
                         <a:avLst/>
@@ -16940,8 +18946,8 @@
                     </wps:cNvCnPr>
                     <wps:spPr>
                       <a:xfrm flipH="1">
-                        <a:off x="5524964" y="160356"/>
-                        <a:ext cx="55884" cy="98442"/>
+                        <a:off x="5522664" y="161237"/>
+                        <a:ext cx="56191" cy="98983"/>
                       </a:xfrm>
                       <a:prstGeom prst="line">
                         <a:avLst/>
@@ -16978,8 +18984,8 @@
                     </wps:cNvCnPr>
                     <wps:spPr>
                       <a:xfrm>
-                        <a:off x="5580848" y="160356"/>
-                        <a:ext cx="14580" cy="98442"/>
+                        <a:off x="5578855" y="161237"/>
+                        <a:ext cx="14659" cy="98983"/>
                       </a:xfrm>
                       <a:prstGeom prst="line">
                         <a:avLst/>
@@ -17016,8 +19022,8 @@
                     </wps:cNvCnPr>
                     <wps:spPr>
                       <a:xfrm>
-                        <a:off x="5735246" y="67096"/>
-                        <a:ext cx="0" cy="73831"/>
+                        <a:off x="5734101" y="75279"/>
+                        <a:ext cx="0" cy="66422"/>
                       </a:xfrm>
                       <a:prstGeom prst="line">
                         <a:avLst/>
@@ -17054,8 +19060,8 @@
                     </wps:cNvCnPr>
                     <wps:spPr>
                       <a:xfrm flipH="1">
-                        <a:off x="5679362" y="160356"/>
-                        <a:ext cx="55884" cy="98442"/>
+                        <a:off x="5677910" y="161237"/>
+                        <a:ext cx="56191" cy="98983"/>
                       </a:xfrm>
                       <a:prstGeom prst="line">
                         <a:avLst/>
@@ -17092,8 +19098,8 @@
                     </wps:cNvCnPr>
                     <wps:spPr>
                       <a:xfrm>
-                        <a:off x="5735246" y="160356"/>
-                        <a:ext cx="14580" cy="98442"/>
+                        <a:off x="5734101" y="161237"/>
+                        <a:ext cx="14660" cy="98983"/>
                       </a:xfrm>
                       <a:prstGeom prst="line">
                         <a:avLst/>
@@ -17130,8 +19136,8 @@
                     </wps:cNvCnPr>
                     <wps:spPr>
                       <a:xfrm>
-                        <a:off x="5889644" y="67096"/>
-                        <a:ext cx="0" cy="73831"/>
+                        <a:off x="5889347" y="75279"/>
+                        <a:ext cx="0" cy="66422"/>
                       </a:xfrm>
                       <a:prstGeom prst="line">
                         <a:avLst/>
@@ -17168,8 +19174,8 @@
                     </wps:cNvCnPr>
                     <wps:spPr>
                       <a:xfrm flipH="1">
-                        <a:off x="5833760" y="160356"/>
-                        <a:ext cx="55884" cy="98442"/>
+                        <a:off x="5833156" y="161237"/>
+                        <a:ext cx="56191" cy="98983"/>
                       </a:xfrm>
                       <a:prstGeom prst="line">
                         <a:avLst/>
@@ -17206,8 +19212,8 @@
                     </wps:cNvCnPr>
                     <wps:spPr>
                       <a:xfrm>
-                        <a:off x="5889644" y="160356"/>
-                        <a:ext cx="14579" cy="98442"/>
+                        <a:off x="5889347" y="161237"/>
+                        <a:ext cx="14660" cy="98983"/>
                       </a:xfrm>
                       <a:prstGeom prst="line">
                         <a:avLst/>
@@ -17244,8 +19250,8 @@
                     </wps:cNvCnPr>
                     <wps:spPr>
                       <a:xfrm>
-                        <a:off x="3377001" y="272010"/>
-                        <a:ext cx="0" cy="128233"/>
+                        <a:off x="3365709" y="273504"/>
+                        <a:ext cx="0" cy="128938"/>
                       </a:xfrm>
                       <a:prstGeom prst="line">
                         <a:avLst/>
@@ -17282,8 +19288,8 @@
                     </wps:cNvCnPr>
                     <wps:spPr>
                       <a:xfrm>
-                        <a:off x="3447464" y="272010"/>
-                        <a:ext cx="0" cy="128233"/>
+                        <a:off x="3436560" y="273504"/>
+                        <a:ext cx="0" cy="128938"/>
                       </a:xfrm>
                       <a:prstGeom prst="line">
                         <a:avLst/>
@@ -17320,8 +19326,8 @@
                     </wps:cNvCnPr>
                     <wps:spPr>
                       <a:xfrm>
-                        <a:off x="3447464" y="419672"/>
-                        <a:ext cx="0" cy="132119"/>
+                        <a:off x="3436560" y="421978"/>
+                        <a:ext cx="0" cy="132845"/>
                       </a:xfrm>
                       <a:prstGeom prst="line">
                         <a:avLst/>
@@ -17358,8 +19364,8 @@
                     </wps:cNvCnPr>
                     <wps:spPr>
                       <a:xfrm>
-                        <a:off x="3517928" y="419672"/>
-                        <a:ext cx="0" cy="132119"/>
+                        <a:off x="3507410" y="421978"/>
+                        <a:ext cx="0" cy="132845"/>
                       </a:xfrm>
                       <a:prstGeom prst="line">
                         <a:avLst/>
@@ -17396,8 +19402,8 @@
                     </wps:cNvCnPr>
                     <wps:spPr>
                       <a:xfrm>
-                        <a:off x="3517928" y="272010"/>
-                        <a:ext cx="0" cy="128233"/>
+                        <a:off x="3507410" y="273504"/>
+                        <a:ext cx="0" cy="128938"/>
                       </a:xfrm>
                       <a:prstGeom prst="line">
                         <a:avLst/>
@@ -17434,8 +19440,8 @@
                     </wps:cNvCnPr>
                     <wps:spPr>
                       <a:xfrm flipH="1">
-                        <a:off x="3588391" y="272010"/>
-                        <a:ext cx="43439" cy="128233"/>
+                        <a:off x="3578261" y="273504"/>
+                        <a:ext cx="43677" cy="128938"/>
                       </a:xfrm>
                       <a:prstGeom prst="line">
                         <a:avLst/>
@@ -17472,8 +19478,8 @@
                     </wps:cNvCnPr>
                     <wps:spPr>
                       <a:xfrm>
-                        <a:off x="3631830" y="272010"/>
-                        <a:ext cx="27025" cy="128233"/>
+                        <a:off x="3621938" y="273504"/>
+                        <a:ext cx="27174" cy="128938"/>
                       </a:xfrm>
                       <a:prstGeom prst="line">
                         <a:avLst/>
@@ -17510,8 +19516,8 @@
                     </wps:cNvCnPr>
                     <wps:spPr>
                       <a:xfrm>
-                        <a:off x="3631830" y="272010"/>
-                        <a:ext cx="97488" cy="128233"/>
+                        <a:off x="3621938" y="273504"/>
+                        <a:ext cx="98024" cy="128938"/>
                       </a:xfrm>
                       <a:prstGeom prst="line">
                         <a:avLst/>
@@ -17548,8 +19554,8 @@
                     </wps:cNvCnPr>
                     <wps:spPr>
                       <a:xfrm>
-                        <a:off x="3588391" y="419672"/>
-                        <a:ext cx="0" cy="132119"/>
+                        <a:off x="3578261" y="421978"/>
+                        <a:ext cx="0" cy="132845"/>
                       </a:xfrm>
                       <a:prstGeom prst="line">
                         <a:avLst/>
@@ -17586,8 +19592,8 @@
                     </wps:cNvCnPr>
                     <wps:spPr>
                       <a:xfrm>
-                        <a:off x="3658855" y="419672"/>
-                        <a:ext cx="0" cy="143776"/>
+                        <a:off x="3649112" y="421978"/>
+                        <a:ext cx="0" cy="144567"/>
                       </a:xfrm>
                       <a:prstGeom prst="line">
                         <a:avLst/>
@@ -17624,8 +19630,8 @@
                     </wps:cNvCnPr>
                     <wps:spPr>
                       <a:xfrm>
-                        <a:off x="3658855" y="582878"/>
-                        <a:ext cx="0" cy="79012"/>
+                        <a:off x="3649112" y="586081"/>
+                        <a:ext cx="0" cy="79446"/>
                       </a:xfrm>
                       <a:prstGeom prst="line">
                         <a:avLst/>
@@ -17662,8 +19668,8 @@
                     </wps:cNvCnPr>
                     <wps:spPr>
                       <a:xfrm>
-                        <a:off x="3729318" y="582878"/>
-                        <a:ext cx="0" cy="90669"/>
+                        <a:off x="3719962" y="586081"/>
+                        <a:ext cx="0" cy="91168"/>
                       </a:xfrm>
                       <a:prstGeom prst="line">
                         <a:avLst/>
@@ -17700,8 +19706,8 @@
                     </wps:cNvCnPr>
                     <wps:spPr>
                       <a:xfrm>
-                        <a:off x="3729318" y="419672"/>
-                        <a:ext cx="0" cy="143776"/>
+                        <a:off x="3719962" y="421978"/>
+                        <a:ext cx="0" cy="144567"/>
                       </a:xfrm>
                       <a:prstGeom prst="line">
                         <a:avLst/>
@@ -17738,8 +19744,8 @@
                     </wps:cNvCnPr>
                     <wps:spPr>
                       <a:xfrm flipH="1">
-                        <a:off x="3799781" y="272010"/>
-                        <a:ext cx="64993" cy="128233"/>
+                        <a:off x="3790813" y="273504"/>
+                        <a:ext cx="65349" cy="128938"/>
                       </a:xfrm>
                       <a:prstGeom prst="line">
                         <a:avLst/>
@@ -17776,8 +19782,8 @@
                     </wps:cNvCnPr>
                     <wps:spPr>
                       <a:xfrm>
-                        <a:off x="3864774" y="272010"/>
-                        <a:ext cx="5471" cy="128233"/>
+                        <a:off x="3856162" y="273504"/>
+                        <a:ext cx="5502" cy="128938"/>
                       </a:xfrm>
                       <a:prstGeom prst="line">
                         <a:avLst/>
@@ -17814,8 +19820,8 @@
                     </wps:cNvCnPr>
                     <wps:spPr>
                       <a:xfrm>
-                        <a:off x="3864774" y="272010"/>
-                        <a:ext cx="80908" cy="128233"/>
+                        <a:off x="3856162" y="273504"/>
+                        <a:ext cx="81353" cy="128938"/>
                       </a:xfrm>
                       <a:prstGeom prst="line">
                         <a:avLst/>
@@ -17852,8 +19858,8 @@
                     </wps:cNvCnPr>
                     <wps:spPr>
                       <a:xfrm>
-                        <a:off x="3892234" y="262295"/>
-                        <a:ext cx="101426" cy="147662"/>
+                        <a:off x="3883773" y="263736"/>
+                        <a:ext cx="101983" cy="148474"/>
                       </a:xfrm>
                       <a:prstGeom prst="line">
                         <a:avLst/>
@@ -17890,8 +19896,8 @@
                     </wps:cNvCnPr>
                     <wps:spPr>
                       <a:xfrm>
-                        <a:off x="3799781" y="419672"/>
-                        <a:ext cx="0" cy="132119"/>
+                        <a:off x="3790813" y="421978"/>
+                        <a:ext cx="0" cy="132845"/>
                       </a:xfrm>
                       <a:prstGeom prst="line">
                         <a:avLst/>
@@ -17928,8 +19934,8 @@
                     </wps:cNvCnPr>
                     <wps:spPr>
                       <a:xfrm>
-                        <a:off x="3870245" y="419672"/>
-                        <a:ext cx="0" cy="143776"/>
+                        <a:off x="3861664" y="421978"/>
+                        <a:ext cx="0" cy="144567"/>
                       </a:xfrm>
                       <a:prstGeom prst="line">
                         <a:avLst/>
@@ -17966,8 +19972,8 @@
                     </wps:cNvCnPr>
                     <wps:spPr>
                       <a:xfrm>
-                        <a:off x="3945682" y="419672"/>
-                        <a:ext cx="0" cy="143776"/>
+                        <a:off x="3937515" y="421978"/>
+                        <a:ext cx="0" cy="144567"/>
                       </a:xfrm>
                       <a:prstGeom prst="line">
                         <a:avLst/>
@@ -18004,8 +20010,8 @@
                     </wps:cNvCnPr>
                     <wps:spPr>
                       <a:xfrm>
-                        <a:off x="4021120" y="419672"/>
-                        <a:ext cx="0" cy="143776"/>
+                        <a:off x="4013367" y="421978"/>
+                        <a:ext cx="0" cy="144567"/>
                       </a:xfrm>
                       <a:prstGeom prst="line">
                         <a:avLst/>
@@ -18042,8 +20048,8 @@
                     </wps:cNvCnPr>
                     <wps:spPr>
                       <a:xfrm>
-                        <a:off x="3870245" y="582878"/>
-                        <a:ext cx="0" cy="79012"/>
+                        <a:off x="3861664" y="586081"/>
+                        <a:ext cx="0" cy="79446"/>
                       </a:xfrm>
                       <a:prstGeom prst="line">
                         <a:avLst/>
@@ -18080,8 +20086,8 @@
                     </wps:cNvCnPr>
                     <wps:spPr>
                       <a:xfrm>
-                        <a:off x="3945682" y="582878"/>
-                        <a:ext cx="0" cy="79012"/>
+                        <a:off x="3937515" y="586081"/>
+                        <a:ext cx="0" cy="79446"/>
                       </a:xfrm>
                       <a:prstGeom prst="line">
                         <a:avLst/>
@@ -18118,8 +20124,8 @@
                     </wps:cNvCnPr>
                     <wps:spPr>
                       <a:xfrm>
-                        <a:off x="4021120" y="582878"/>
-                        <a:ext cx="0" cy="79012"/>
+                        <a:off x="4013367" y="586081"/>
+                        <a:ext cx="0" cy="79446"/>
                       </a:xfrm>
                       <a:prstGeom prst="line">
                         <a:avLst/>
